--- a/programs/Adult Championship Points Program/Adult Championship Points Program.docx
+++ b/programs/Adult Championship Points Program/Adult Championship Points Program.docx
@@ -1,6 +1,6 @@
 
 <file path=word/document.xml><?xml version="1.0" encoding="utf-8"?>
-<w:document xmlns:wpc="http://schemas.microsoft.com/office/word/2010/wordprocessingCanvas" xmlns:cx="http://schemas.microsoft.com/office/drawing/2014/chartex" xmlns:cx1="http://schemas.microsoft.com/office/drawing/2015/9/8/chartex" xmlns:cx2="http://schemas.microsoft.com/office/drawing/2015/10/21/chartex" xmlns:cx3="http://schemas.microsoft.com/office/drawing/2016/5/9/chartex" xmlns:cx4="http://schemas.microsoft.com/office/drawing/2016/5/10/chartex" xmlns:cx5="http://schemas.microsoft.com/office/drawing/2016/5/11/chartex" xmlns:cx6="http://schemas.microsoft.com/office/drawing/2016/5/12/chartex" xmlns:cx7="http://schemas.microsoft.com/office/drawing/2016/5/13/chartex" xmlns:cx8="http://schemas.microsoft.com/office/drawing/2016/5/14/chartex" xmlns:mc="http://schemas.openxmlformats.org/markup-compatibility/2006" xmlns:aink="http://schemas.microsoft.com/office/drawing/2016/ink" xmlns:am3d="http://schemas.microsoft.com/office/drawing/2017/model3d" xmlns:o="urn:schemas-microsoft-com:office:office" xmlns:oel="http://schemas.microsoft.com/office/2019/extlst" xmlns:r="http://schemas.openxmlformats.org/officeDocument/2006/relationships" xmlns:m="http://schemas.openxmlformats.org/officeDocument/2006/math" xmlns:v="urn:schemas-microsoft-com:vml" xmlns:wp14="http://schemas.microsoft.com/office/word/2010/wordprocessingDrawing" xmlns:wp="http://schemas.openxmlformats.org/drawingml/2006/wordprocessingDrawing" xmlns:w10="urn:schemas-microsoft-com:office:word" xmlns:w="http://schemas.openxmlformats.org/wordprocessingml/2006/main" xmlns:w14="http://schemas.microsoft.com/office/word/2010/wordml" xmlns:w15="http://schemas.microsoft.com/office/word/2012/wordml" xmlns:w16cex="http://schemas.microsoft.com/office/word/2018/wordml/cex" xmlns:w16cid="http://schemas.microsoft.com/office/word/2016/wordml/cid" xmlns:w16="http://schemas.microsoft.com/office/word/2018/wordml" xmlns:w16sdtdh="http://schemas.microsoft.com/office/word/2020/wordml/sdtdatahash" xmlns:w16se="http://schemas.microsoft.com/office/word/2015/wordml/symex" xmlns:wpg="http://schemas.microsoft.com/office/word/2010/wordprocessingGroup" xmlns:wpi="http://schemas.microsoft.com/office/word/2010/wordprocessingInk" xmlns:wne="http://schemas.microsoft.com/office/word/2006/wordml" xmlns:wps="http://schemas.microsoft.com/office/word/2010/wordprocessingShape" mc:Ignorable="w14 w15 w16se w16cid w16 w16cex w16sdtdh wp14">
+<w:document xmlns:wpc="http://schemas.microsoft.com/office/word/2010/wordprocessingCanvas" xmlns:mc="http://schemas.openxmlformats.org/markup-compatibility/2006" xmlns:o="urn:schemas-microsoft-com:office:office" xmlns:r="http://schemas.openxmlformats.org/officeDocument/2006/relationships" xmlns:m="http://schemas.openxmlformats.org/officeDocument/2006/math" xmlns:v="urn:schemas-microsoft-com:vml" xmlns:wp14="http://schemas.microsoft.com/office/word/2010/wordprocessingDrawing" xmlns:wp="http://schemas.openxmlformats.org/drawingml/2006/wordprocessingDrawing" xmlns:w10="urn:schemas-microsoft-com:office:word" xmlns:w="http://schemas.openxmlformats.org/wordprocessingml/2006/main" xmlns:w14="http://schemas.microsoft.com/office/word/2010/wordml" xmlns:w15="http://schemas.microsoft.com/office/word/2012/wordml" xmlns:wpg="http://schemas.microsoft.com/office/word/2010/wordprocessingGroup" xmlns:wpi="http://schemas.microsoft.com/office/word/2010/wordprocessingInk" xmlns:wne="http://schemas.microsoft.com/office/word/2006/wordml" xmlns:wps="http://schemas.microsoft.com/office/word/2010/wordprocessingShape" mc:Ignorable="w14 w15 wp14">
   <w:body>
     <w:p>
       <w:pPr>
@@ -90,13 +90,13 @@
         <w:rPr>
           <w:b/>
         </w:rPr>
-        <w:t>Copyright, 1994-201</w:t>
+        <w:t>Copyright, 1994-</w:t>
       </w:r>
       <w:r>
         <w:rPr>
           <w:b/>
         </w:rPr>
-        <w:t>8</w:t>
+        <w:t>2023</w:t>
       </w:r>
       <w:r>
         <w:rPr>
@@ -152,10 +152,10 @@
         <w:t>June</w:t>
       </w:r>
       <w:r>
-        <w:t>, 201</w:t>
+        <w:t xml:space="preserve">, </w:t>
       </w:r>
       <w:r>
-        <w:t>9</w:t>
+        <w:t>2023</w:t>
       </w:r>
     </w:p>
     <w:p>
@@ -349,8 +349,52 @@
         <w:ind w:right="720"/>
       </w:pPr>
       <w:r>
-        <w:t>The net ISDRA Championship points from the ISDRA Points Standings for the appropriate race class are summed for all entrants with greater than 100 net points.  In the event an entrant does not have a standing from the previous season, they shall use their standing as of the Tuesday prior to the first full weekend of racing in February and use that standing through the remainder of the racing season.</w:t>
+        <w:t>The driver’s rank in the</w:t>
       </w:r>
+      <w:r>
+        <w:t xml:space="preserve"> ISDRA Points Standings for the appropriate race class </w:t>
+      </w:r>
+      <w:r>
+        <w:t xml:space="preserve">is used to determine a </w:t>
+      </w:r>
+      <w:r>
+        <w:t>driver’s</w:t>
+      </w:r>
+      <w:r>
+        <w:t xml:space="preserve"> contribution to the total points for any particular race</w:t>
+      </w:r>
+      <w:r>
+        <w:t>.  In the event an entrant does not have a standing from the previous season, they shall use their standing as of the Tuesday prior to the first full weekend of racing in February and use that standing through the remainder of the racing season.</w:t>
+      </w:r>
+      <w:r>
+        <w:br/>
+      </w:r>
+      <w:r>
+        <w:t xml:space="preserve">A driver who is ranked number 1 in the Seeding List for a given </w:t>
+      </w:r>
+      <w:r>
+        <w:t>Division, Type, Category and Class (DTCC)</w:t>
+      </w:r>
+      <w:r>
+        <w:t xml:space="preserve"> will bring 500 points to the total points for a given race. A driver ranked number 2 in the Seeding List will bring 490 points, number 3 brings 480 points, number 4 brings 470 points and so forth down to a hypothetical driver ranked 40th who would bring 110 points to the race. Beyond that, the floor value for an entrant’s points will remain the same, i.e., 100 points if they have no or less than 100 points in the seeding list.</w:t>
+      </w:r>
+      <w:r>
+        <w:t xml:space="preserve">  Thus, the </w:t>
+      </w:r>
+      <w:r>
+        <w:t>point value for each finisher is computed by the formula (</w:t>
+      </w:r>
+      <w:r>
+        <w:t>500 * (51-[Seeding Rank] / 50).</w:t>
+      </w:r>
+      <w:r>
+        <w:t xml:space="preserve">  The point values for each finisher with standing shall be summed to produce the result for a</w:t>
+      </w:r>
+      <w:proofErr w:type="gramStart"/>
+      <w:r>
+        <w:t>..</w:t>
+      </w:r>
+      <w:proofErr w:type="gramEnd"/>
     </w:p>
     <w:p>
       <w:pPr>
@@ -363,6 +407,14 @@
       <w:r>
         <w:t>Drivers not meeting criterion a. shall each be counted as 100 points.</w:t>
       </w:r>
+      <w:r>
+        <w:t xml:space="preserve">  The point values for each finisher without standing shall be summed to produce the result for b</w:t>
+      </w:r>
+      <w:proofErr w:type="gramStart"/>
+      <w:r>
+        <w:t>..</w:t>
+      </w:r>
+      <w:proofErr w:type="gramEnd"/>
     </w:p>
     <w:p>
       <w:pPr>
@@ -373,7 +425,25 @@
         <w:ind w:right="720"/>
       </w:pPr>
       <w:r>
-        <w:t>The sum of a. and b. shall be divided by the class benchmark and then multiplied by .66.</w:t>
+        <w:t xml:space="preserve">The </w:t>
+      </w:r>
+      <w:r>
+        <w:t xml:space="preserve">results of </w:t>
+      </w:r>
+      <w:r>
+        <w:t xml:space="preserve">a. and b. shall </w:t>
+      </w:r>
+      <w:r>
+        <w:t xml:space="preserve">be summed, and then </w:t>
+      </w:r>
+      <w:r>
+        <w:t xml:space="preserve">divided by the class benchmark </w:t>
+      </w:r>
+      <w:r>
+        <w:t xml:space="preserve">(see Table 1 below) </w:t>
+      </w:r>
+      <w:r>
+        <w:t>and then multiplied by .66.</w:t>
       </w:r>
     </w:p>
     <w:p>
@@ -385,8 +455,28 @@
         <w:ind w:right="720"/>
       </w:pPr>
       <w:r>
-        <w:t>The total miles run shall be multiplied by 2 and added to c., not to exceed the class mileage cap.</w:t>
+        <w:t>The total miles run shall be multiplied by 2</w:t>
       </w:r>
+      <w:r>
+        <w:t xml:space="preserve">.  Either this number, or the class mileage cap, whichever is lower, shall be added </w:t>
+      </w:r>
+      <w:r>
+        <w:t xml:space="preserve">to </w:t>
+      </w:r>
+      <w:r>
+        <w:t xml:space="preserve">the result found in </w:t>
+      </w:r>
+      <w:r>
+        <w:t>c</w:t>
+      </w:r>
+      <w:proofErr w:type="gramStart"/>
+      <w:r>
+        <w:t>.</w:t>
+      </w:r>
+      <w:r>
+        <w:t>.</w:t>
+      </w:r>
+      <w:proofErr w:type="gramEnd"/>
     </w:p>
     <w:p>
       <w:pPr>
@@ -537,7 +627,6 @@
         </w:numPr>
       </w:pPr>
       <w:r>
-        <w:lastRenderedPageBreak/>
         <w:t>The total miles run shall be added to c.</w:t>
       </w:r>
     </w:p>
@@ -596,26 +685,13 @@
     </w:p>
     <w:p>
       <w:pPr>
-        <w:ind w:left="240"/>
-      </w:pPr>
-    </w:p>
-    <w:p>
-      <w:pPr>
         <w:numPr>
           <w:ilvl w:val="0"/>
           <w:numId w:val="21"/>
         </w:numPr>
       </w:pPr>
       <w:r>
-        <w:t xml:space="preserve">At the annual meeting, the board of directors will review the points system and </w:t>
-      </w:r>
-      <w:proofErr w:type="gramStart"/>
-      <w:r>
-        <w:t>make adjustments to</w:t>
-      </w:r>
-      <w:proofErr w:type="gramEnd"/>
-      <w:r>
-        <w:t xml:space="preserve"> class factors as deemed necessary and prudent to avoid or reduce excessive inflation or deflation of race point values.  When appropriate, race points assigned to participants in a particular class may be adjusted to</w:t>
+        <w:t>At the annual meeting, the board of directors will review the points system and make adjustments to class factors as deemed necessary and prudent to avoid or reduce excessive inflation or deflation of race point values.  When appropriate, race points assigned to participants in a particular class may be adjusted to</w:t>
       </w:r>
       <w:r>
         <w:t xml:space="preserve"> support class factor changes.</w:t>
@@ -3213,6 +3289,13 @@
       </w:pPr>
     </w:p>
     <w:p>
+      <w:pPr>
+        <w:ind w:right="144"/>
+      </w:pPr>
+      <w:bookmarkStart w:id="0" w:name="_GoBack"/>
+      <w:bookmarkEnd w:id="0"/>
+    </w:p>
+    <w:p>
       <w:r>
         <w:t>If a sanctioned class race qualifies for Medal Status, the top three (3) contestants with the highest number of total points in that class for the season shall receive medals as follows:</w:t>
       </w:r>
@@ -3246,23 +3329,7 @@
           <w:b/>
           <w:sz w:val="28"/>
         </w:rPr>
-        <w:t xml:space="preserve">      </w:t>
-      </w:r>
-      <w:proofErr w:type="gramStart"/>
-      <w:r>
-        <w:rPr>
-          <w:b/>
-          <w:sz w:val="28"/>
-        </w:rPr>
-        <w:t xml:space="preserve">Gold,   </w:t>
-      </w:r>
-      <w:proofErr w:type="gramEnd"/>
-      <w:r>
-        <w:rPr>
-          <w:b/>
-          <w:sz w:val="28"/>
-        </w:rPr>
-        <w:t>2</w:t>
+        <w:t xml:space="preserve">      Gold,   2</w:t>
       </w:r>
       <w:r>
         <w:rPr>
@@ -3337,7 +3404,6 @@
         <w:rPr>
           <w:b/>
         </w:rPr>
-        <w:lastRenderedPageBreak/>
         <w:t>INTERNATIONAL CERTIFICATES</w:t>
       </w:r>
       <w:r>
@@ -3386,7 +3452,15 @@
         <w:t>1</w:t>
       </w:r>
       <w:r>
-        <w:t xml:space="preserve"> Only actual dollars paid are used in the points formula.  Any additional merchandise prizes are not counted. </w:t>
+        <w:t xml:space="preserve"> Only actual dollars paid are used in the </w:t>
+      </w:r>
+      <w:proofErr w:type="gramStart"/>
+      <w:r>
+        <w:t>points</w:t>
+      </w:r>
+      <w:proofErr w:type="gramEnd"/>
+      <w:r>
+        <w:t xml:space="preserve"> formula.  Any additional merchandise prizes are not counted. </w:t>
       </w:r>
     </w:p>
     <w:p>
@@ -3400,359 +3474,429 @@
     <w:tbl>
       <w:tblPr>
         <w:tblW w:w="0" w:type="auto"/>
-        <w:tblInd w:w="5" w:type="dxa"/>
+        <w:jc w:val="center"/>
         <w:tblLayout w:type="fixed"/>
-        <w:tblCellMar>
-          <w:left w:w="0" w:type="dxa"/>
-          <w:right w:w="0" w:type="dxa"/>
-        </w:tblCellMar>
-        <w:tblLook w:val="0000" w:firstRow="0" w:lastRow="0" w:firstColumn="0" w:lastColumn="0" w:noHBand="0" w:noVBand="0"/>
+        <w:tblLook w:val="04A0" w:firstRow="1" w:lastRow="0" w:firstColumn="1" w:lastColumn="0" w:noHBand="0" w:noVBand="1"/>
       </w:tblPr>
       <w:tblGrid>
         <w:gridCol w:w="762"/>
-        <w:gridCol w:w="36"/>
-        <w:gridCol w:w="847"/>
-        <w:gridCol w:w="875"/>
-        <w:gridCol w:w="229"/>
-        <w:gridCol w:w="881"/>
-        <w:gridCol w:w="568"/>
-        <w:gridCol w:w="41"/>
-        <w:gridCol w:w="962"/>
-        <w:gridCol w:w="1064"/>
-        <w:gridCol w:w="46"/>
-        <w:gridCol w:w="1005"/>
-        <w:gridCol w:w="64"/>
-        <w:gridCol w:w="906"/>
-        <w:gridCol w:w="174"/>
-        <w:gridCol w:w="98"/>
-        <w:gridCol w:w="532"/>
+        <w:gridCol w:w="1658"/>
+        <w:gridCol w:w="1170"/>
+        <w:gridCol w:w="900"/>
         <w:gridCol w:w="630"/>
+        <w:gridCol w:w="720"/>
+        <w:gridCol w:w="810"/>
+        <w:gridCol w:w="630"/>
+        <w:gridCol w:w="1080"/>
+        <w:gridCol w:w="815"/>
+        <w:gridCol w:w="810"/>
       </w:tblGrid>
       <w:tr>
         <w:trPr>
-          <w:trHeight w:val="255"/>
+          <w:trHeight w:val="210"/>
+          <w:jc w:val="center"/>
         </w:trPr>
         <w:tc>
           <w:tcPr>
-            <w:tcW w:w="798" w:type="dxa"/>
-            <w:gridSpan w:val="2"/>
+            <w:tcW w:w="762" w:type="dxa"/>
             <w:tcBorders>
               <w:top w:val="single" w:sz="4" w:space="0" w:color="auto"/>
               <w:left w:val="single" w:sz="4" w:space="0" w:color="auto"/>
               <w:bottom w:val="single" w:sz="4" w:space="0" w:color="auto"/>
-            </w:tcBorders>
-            <w:noWrap/>
-            <w:vAlign w:val="center"/>
-          </w:tcPr>
-          <w:p>
-            <w:pPr>
-              <w:jc w:val="center"/>
-              <w:rPr>
-                <w:rFonts w:ascii="Arial" w:hAnsi="Arial" w:cs="Arial"/>
-                <w:b/>
-                <w:bCs/>
-                <w:color w:val="000000"/>
-                <w:sz w:val="16"/>
-                <w:szCs w:val="16"/>
-              </w:rPr>
-            </w:pPr>
-            <w:r>
-              <w:rPr>
-                <w:rFonts w:ascii="Arial" w:hAnsi="Arial" w:cs="Arial"/>
-                <w:b/>
-                <w:bCs/>
-                <w:color w:val="000000"/>
-                <w:sz w:val="16"/>
-                <w:szCs w:val="16"/>
-              </w:rPr>
-              <w:t>Table 1</w:t>
-            </w:r>
-          </w:p>
-        </w:tc>
-        <w:tc>
-          <w:tcPr>
-            <w:tcW w:w="1722" w:type="dxa"/>
-            <w:gridSpan w:val="2"/>
+              <w:right w:val="single" w:sz="4" w:space="0" w:color="auto"/>
+            </w:tcBorders>
+            <w:shd w:val="clear" w:color="auto" w:fill="auto"/>
+            <w:noWrap/>
+            <w:vAlign w:val="bottom"/>
+            <w:hideMark/>
+          </w:tcPr>
+          <w:p>
+            <w:pPr>
+              <w:jc w:val="center"/>
+              <w:rPr>
+                <w:rFonts w:ascii="Tahoma" w:hAnsi="Tahoma" w:cs="Tahoma"/>
+                <w:bCs/>
+                <w:sz w:val="16"/>
+                <w:szCs w:val="16"/>
+              </w:rPr>
+            </w:pPr>
+            <w:r>
+              <w:rPr>
+                <w:rFonts w:ascii="Tahoma" w:hAnsi="Tahoma" w:cs="Tahoma"/>
+                <w:bCs/>
+                <w:sz w:val="16"/>
+                <w:szCs w:val="16"/>
+              </w:rPr>
+              <w:t>Adult</w:t>
+            </w:r>
+          </w:p>
+        </w:tc>
+        <w:tc>
+          <w:tcPr>
+            <w:tcW w:w="1658" w:type="dxa"/>
             <w:tcBorders>
               <w:top w:val="single" w:sz="4" w:space="0" w:color="auto"/>
-              <w:bottom w:val="single" w:sz="4" w:space="0" w:color="auto"/>
-            </w:tcBorders>
-            <w:noWrap/>
-            <w:vAlign w:val="center"/>
-          </w:tcPr>
-          <w:p>
-            <w:pPr>
-              <w:jc w:val="center"/>
-              <w:rPr>
-                <w:rFonts w:ascii="Arial" w:hAnsi="Arial" w:cs="Arial"/>
-                <w:b/>
-                <w:bCs/>
-                <w:color w:val="000000"/>
-                <w:sz w:val="16"/>
-                <w:szCs w:val="16"/>
-              </w:rPr>
-            </w:pPr>
-            <w:r>
-              <w:rPr>
-                <w:rFonts w:ascii="Arial" w:hAnsi="Arial" w:cs="Arial"/>
-                <w:b/>
-                <w:bCs/>
-                <w:color w:val="000000"/>
-                <w:sz w:val="16"/>
-                <w:szCs w:val="16"/>
-              </w:rPr>
-              <w:t> </w:t>
-            </w:r>
-          </w:p>
-        </w:tc>
-        <w:tc>
-          <w:tcPr>
-            <w:tcW w:w="229" w:type="dxa"/>
+              <w:left w:val="nil"/>
+              <w:bottom w:val="single" w:sz="4" w:space="0" w:color="auto"/>
+              <w:right w:val="single" w:sz="4" w:space="0" w:color="auto"/>
+            </w:tcBorders>
+            <w:shd w:val="clear" w:color="auto" w:fill="auto"/>
+            <w:noWrap/>
+            <w:vAlign w:val="bottom"/>
+            <w:hideMark/>
+          </w:tcPr>
+          <w:p>
+            <w:pPr>
+              <w:jc w:val="center"/>
+              <w:rPr>
+                <w:rFonts w:ascii="Tahoma" w:hAnsi="Tahoma" w:cs="Tahoma"/>
+                <w:bCs/>
+                <w:sz w:val="16"/>
+                <w:szCs w:val="16"/>
+              </w:rPr>
+            </w:pPr>
+            <w:r>
+              <w:rPr>
+                <w:rFonts w:ascii="Tahoma" w:hAnsi="Tahoma" w:cs="Tahoma"/>
+                <w:bCs/>
+                <w:sz w:val="16"/>
+                <w:szCs w:val="16"/>
+              </w:rPr>
+              <w:t>Sled</w:t>
+            </w:r>
+          </w:p>
+        </w:tc>
+        <w:tc>
+          <w:tcPr>
+            <w:tcW w:w="1170" w:type="dxa"/>
             <w:tcBorders>
               <w:top w:val="single" w:sz="4" w:space="0" w:color="auto"/>
-              <w:bottom w:val="single" w:sz="4" w:space="0" w:color="auto"/>
-            </w:tcBorders>
-            <w:noWrap/>
-            <w:vAlign w:val="center"/>
-          </w:tcPr>
-          <w:p>
-            <w:pPr>
-              <w:jc w:val="center"/>
-              <w:rPr>
-                <w:rFonts w:ascii="Arial" w:hAnsi="Arial" w:cs="Arial"/>
-                <w:b/>
-                <w:bCs/>
-                <w:color w:val="000000"/>
-                <w:sz w:val="16"/>
-                <w:szCs w:val="16"/>
-              </w:rPr>
-            </w:pPr>
-          </w:p>
-        </w:tc>
-        <w:tc>
-          <w:tcPr>
-            <w:tcW w:w="881" w:type="dxa"/>
+              <w:left w:val="nil"/>
+              <w:bottom w:val="single" w:sz="4" w:space="0" w:color="auto"/>
+              <w:right w:val="single" w:sz="4" w:space="0" w:color="auto"/>
+            </w:tcBorders>
+            <w:shd w:val="clear" w:color="auto" w:fill="auto"/>
+            <w:noWrap/>
+            <w:vAlign w:val="bottom"/>
+            <w:hideMark/>
+          </w:tcPr>
+          <w:p>
+            <w:pPr>
+              <w:jc w:val="center"/>
+              <w:rPr>
+                <w:rFonts w:ascii="Tahoma" w:hAnsi="Tahoma" w:cs="Tahoma"/>
+                <w:bCs/>
+                <w:sz w:val="16"/>
+                <w:szCs w:val="16"/>
+              </w:rPr>
+            </w:pPr>
+            <w:r>
+              <w:rPr>
+                <w:rFonts w:ascii="Tahoma" w:hAnsi="Tahoma" w:cs="Tahoma"/>
+                <w:bCs/>
+                <w:sz w:val="16"/>
+                <w:szCs w:val="16"/>
+              </w:rPr>
+              <w:t>Speed</w:t>
+            </w:r>
+          </w:p>
+        </w:tc>
+        <w:tc>
+          <w:tcPr>
+            <w:tcW w:w="900" w:type="dxa"/>
             <w:tcBorders>
               <w:top w:val="single" w:sz="4" w:space="0" w:color="auto"/>
-              <w:bottom w:val="single" w:sz="4" w:space="0" w:color="auto"/>
-            </w:tcBorders>
-            <w:noWrap/>
-            <w:vAlign w:val="center"/>
-          </w:tcPr>
-          <w:p>
-            <w:pPr>
-              <w:jc w:val="center"/>
-              <w:rPr>
-                <w:rFonts w:ascii="Arial" w:hAnsi="Arial" w:cs="Arial"/>
-                <w:b/>
-                <w:bCs/>
-                <w:color w:val="000000"/>
-                <w:sz w:val="16"/>
-                <w:szCs w:val="16"/>
-              </w:rPr>
-            </w:pPr>
-          </w:p>
-        </w:tc>
-        <w:tc>
-          <w:tcPr>
-            <w:tcW w:w="609" w:type="dxa"/>
-            <w:gridSpan w:val="2"/>
+              <w:left w:val="nil"/>
+              <w:bottom w:val="single" w:sz="4" w:space="0" w:color="auto"/>
+              <w:right w:val="single" w:sz="4" w:space="0" w:color="auto"/>
+            </w:tcBorders>
+            <w:shd w:val="clear" w:color="auto" w:fill="auto"/>
+            <w:noWrap/>
+            <w:vAlign w:val="bottom"/>
+            <w:hideMark/>
+          </w:tcPr>
+          <w:p>
+            <w:pPr>
+              <w:jc w:val="center"/>
+              <w:rPr>
+                <w:rFonts w:ascii="Tahoma" w:hAnsi="Tahoma" w:cs="Tahoma"/>
+                <w:bCs/>
+                <w:sz w:val="16"/>
+                <w:szCs w:val="16"/>
+              </w:rPr>
+            </w:pPr>
+            <w:r>
+              <w:rPr>
+                <w:rFonts w:ascii="Tahoma" w:hAnsi="Tahoma" w:cs="Tahoma"/>
+                <w:bCs/>
+                <w:sz w:val="16"/>
+                <w:szCs w:val="16"/>
+              </w:rPr>
+              <w:t>Unlimited</w:t>
+            </w:r>
+          </w:p>
+        </w:tc>
+        <w:tc>
+          <w:tcPr>
+            <w:tcW w:w="630" w:type="dxa"/>
             <w:tcBorders>
               <w:top w:val="single" w:sz="4" w:space="0" w:color="auto"/>
-              <w:bottom w:val="single" w:sz="4" w:space="0" w:color="auto"/>
-            </w:tcBorders>
-            <w:noWrap/>
-            <w:vAlign w:val="center"/>
-          </w:tcPr>
-          <w:p>
-            <w:pPr>
-              <w:jc w:val="center"/>
-              <w:rPr>
-                <w:rFonts w:ascii="Arial" w:hAnsi="Arial" w:cs="Arial"/>
-                <w:b/>
-                <w:bCs/>
-                <w:color w:val="000000"/>
-                <w:sz w:val="16"/>
-                <w:szCs w:val="16"/>
-              </w:rPr>
-            </w:pPr>
-            <w:r>
-              <w:rPr>
-                <w:rFonts w:ascii="Arial" w:hAnsi="Arial" w:cs="Arial"/>
-                <w:b/>
-                <w:bCs/>
-                <w:color w:val="000000"/>
-                <w:sz w:val="16"/>
-                <w:szCs w:val="16"/>
-              </w:rPr>
-              <w:t> </w:t>
-            </w:r>
-          </w:p>
-        </w:tc>
-        <w:tc>
-          <w:tcPr>
-            <w:tcW w:w="2026" w:type="dxa"/>
-            <w:gridSpan w:val="2"/>
+              <w:left w:val="nil"/>
+              <w:bottom w:val="single" w:sz="4" w:space="0" w:color="auto"/>
+              <w:right w:val="single" w:sz="4" w:space="0" w:color="auto"/>
+            </w:tcBorders>
+            <w:shd w:val="clear" w:color="auto" w:fill="auto"/>
+            <w:noWrap/>
+            <w:vAlign w:val="bottom"/>
+            <w:hideMark/>
+          </w:tcPr>
+          <w:p>
+            <w:pPr>
+              <w:jc w:val="center"/>
+              <w:rPr>
+                <w:rFonts w:ascii="Tahoma" w:hAnsi="Tahoma" w:cs="Tahoma"/>
+                <w:bCs/>
+                <w:sz w:val="16"/>
+                <w:szCs w:val="16"/>
+              </w:rPr>
+            </w:pPr>
+            <w:r>
+              <w:rPr>
+                <w:rFonts w:ascii="Tahoma" w:hAnsi="Tahoma" w:cs="Tahoma"/>
+                <w:bCs/>
+                <w:sz w:val="16"/>
+                <w:szCs w:val="16"/>
+              </w:rPr>
+              <w:t>125</w:t>
+            </w:r>
+          </w:p>
+        </w:tc>
+        <w:tc>
+          <w:tcPr>
+            <w:tcW w:w="720" w:type="dxa"/>
             <w:tcBorders>
               <w:top w:val="single" w:sz="4" w:space="0" w:color="auto"/>
-              <w:bottom w:val="single" w:sz="4" w:space="0" w:color="auto"/>
-            </w:tcBorders>
-            <w:vAlign w:val="center"/>
-          </w:tcPr>
-          <w:p>
-            <w:pPr>
-              <w:jc w:val="center"/>
-              <w:rPr>
-                <w:rFonts w:ascii="Arial" w:hAnsi="Arial" w:cs="Arial"/>
-                <w:b/>
-                <w:bCs/>
-                <w:color w:val="000000"/>
-                <w:sz w:val="16"/>
-                <w:szCs w:val="16"/>
-              </w:rPr>
-            </w:pPr>
-            <w:r>
-              <w:rPr>
-                <w:rFonts w:ascii="Arial" w:hAnsi="Arial" w:cs="Arial"/>
-                <w:b/>
-                <w:bCs/>
-                <w:color w:val="000000"/>
-                <w:sz w:val="16"/>
-                <w:szCs w:val="16"/>
-              </w:rPr>
-              <w:t> </w:t>
-            </w:r>
-          </w:p>
-        </w:tc>
-        <w:tc>
-          <w:tcPr>
-            <w:tcW w:w="1051" w:type="dxa"/>
-            <w:gridSpan w:val="2"/>
+              <w:left w:val="nil"/>
+              <w:bottom w:val="single" w:sz="4" w:space="0" w:color="auto"/>
+              <w:right w:val="single" w:sz="4" w:space="0" w:color="auto"/>
+            </w:tcBorders>
+            <w:shd w:val="clear" w:color="auto" w:fill="auto"/>
+            <w:noWrap/>
+            <w:vAlign w:val="bottom"/>
+            <w:hideMark/>
+          </w:tcPr>
+          <w:p>
+            <w:pPr>
+              <w:jc w:val="center"/>
+              <w:rPr>
+                <w:rFonts w:ascii="Tahoma" w:hAnsi="Tahoma" w:cs="Tahoma"/>
+                <w:bCs/>
+                <w:sz w:val="16"/>
+                <w:szCs w:val="16"/>
+              </w:rPr>
+            </w:pPr>
+            <w:r>
+              <w:rPr>
+                <w:rFonts w:ascii="Tahoma" w:hAnsi="Tahoma" w:cs="Tahoma"/>
+                <w:bCs/>
+                <w:sz w:val="16"/>
+                <w:szCs w:val="16"/>
+              </w:rPr>
+              <w:t>10</w:t>
+            </w:r>
+          </w:p>
+        </w:tc>
+        <w:tc>
+          <w:tcPr>
+            <w:tcW w:w="810" w:type="dxa"/>
             <w:tcBorders>
               <w:top w:val="single" w:sz="4" w:space="0" w:color="auto"/>
-              <w:bottom w:val="single" w:sz="4" w:space="0" w:color="auto"/>
-            </w:tcBorders>
-            <w:vAlign w:val="center"/>
-          </w:tcPr>
-          <w:p>
-            <w:pPr>
-              <w:jc w:val="center"/>
-              <w:rPr>
-                <w:rFonts w:ascii="Arial" w:hAnsi="Arial" w:cs="Arial"/>
-                <w:b/>
-                <w:bCs/>
-                <w:color w:val="000000"/>
-                <w:sz w:val="16"/>
-                <w:szCs w:val="16"/>
-              </w:rPr>
-            </w:pPr>
-            <w:r>
-              <w:rPr>
-                <w:rFonts w:ascii="Arial" w:hAnsi="Arial" w:cs="Arial"/>
-                <w:b/>
-                <w:bCs/>
-                <w:color w:val="000000"/>
-                <w:sz w:val="16"/>
-                <w:szCs w:val="16"/>
-              </w:rPr>
-              <w:t> </w:t>
-            </w:r>
-          </w:p>
-        </w:tc>
-        <w:tc>
-          <w:tcPr>
-            <w:tcW w:w="1242" w:type="dxa"/>
-            <w:gridSpan w:val="4"/>
+              <w:left w:val="nil"/>
+              <w:bottom w:val="single" w:sz="4" w:space="0" w:color="auto"/>
+              <w:right w:val="single" w:sz="4" w:space="0" w:color="auto"/>
+            </w:tcBorders>
+            <w:shd w:val="clear" w:color="auto" w:fill="auto"/>
+            <w:noWrap/>
+            <w:vAlign w:val="bottom"/>
+            <w:hideMark/>
+          </w:tcPr>
+          <w:p>
+            <w:pPr>
+              <w:jc w:val="center"/>
+              <w:rPr>
+                <w:rFonts w:ascii="Tahoma" w:hAnsi="Tahoma" w:cs="Tahoma"/>
+                <w:bCs/>
+                <w:sz w:val="16"/>
+                <w:szCs w:val="16"/>
+              </w:rPr>
+            </w:pPr>
+            <w:r>
+              <w:rPr>
+                <w:rFonts w:ascii="Tahoma" w:hAnsi="Tahoma" w:cs="Tahoma"/>
+                <w:bCs/>
+                <w:sz w:val="16"/>
+                <w:szCs w:val="16"/>
+              </w:rPr>
+              <w:t>150</w:t>
+            </w:r>
+          </w:p>
+        </w:tc>
+        <w:tc>
+          <w:tcPr>
+            <w:tcW w:w="630" w:type="dxa"/>
             <w:tcBorders>
               <w:top w:val="single" w:sz="4" w:space="0" w:color="auto"/>
-              <w:bottom w:val="single" w:sz="4" w:space="0" w:color="auto"/>
-            </w:tcBorders>
-            <w:vAlign w:val="center"/>
-          </w:tcPr>
-          <w:p>
-            <w:pPr>
-              <w:jc w:val="center"/>
-              <w:rPr>
-                <w:rFonts w:ascii="Arial" w:hAnsi="Arial" w:cs="Arial"/>
-                <w:b/>
-                <w:bCs/>
-                <w:color w:val="000000"/>
-                <w:sz w:val="16"/>
-                <w:szCs w:val="16"/>
-              </w:rPr>
-            </w:pPr>
-            <w:r>
-              <w:rPr>
-                <w:rFonts w:ascii="Arial" w:hAnsi="Arial" w:cs="Arial"/>
-                <w:b/>
-                <w:bCs/>
-                <w:color w:val="000000"/>
-                <w:sz w:val="16"/>
-                <w:szCs w:val="16"/>
-              </w:rPr>
-              <w:t> </w:t>
-            </w:r>
-          </w:p>
-        </w:tc>
-        <w:tc>
-          <w:tcPr>
-            <w:tcW w:w="1162" w:type="dxa"/>
-            <w:gridSpan w:val="2"/>
+              <w:left w:val="nil"/>
+              <w:bottom w:val="single" w:sz="4" w:space="0" w:color="auto"/>
+              <w:right w:val="single" w:sz="4" w:space="0" w:color="auto"/>
+            </w:tcBorders>
+            <w:shd w:val="clear" w:color="auto" w:fill="auto"/>
+            <w:noWrap/>
+            <w:vAlign w:val="bottom"/>
+            <w:hideMark/>
+          </w:tcPr>
+          <w:p>
+            <w:pPr>
+              <w:jc w:val="center"/>
+              <w:rPr>
+                <w:rFonts w:ascii="Tahoma" w:hAnsi="Tahoma" w:cs="Tahoma"/>
+                <w:bCs/>
+                <w:sz w:val="16"/>
+                <w:szCs w:val="16"/>
+              </w:rPr>
+            </w:pPr>
+            <w:r>
+              <w:rPr>
+                <w:rFonts w:ascii="Tahoma" w:hAnsi="Tahoma" w:cs="Tahoma"/>
+                <w:bCs/>
+                <w:sz w:val="16"/>
+                <w:szCs w:val="16"/>
+              </w:rPr>
+              <w:t>200</w:t>
+            </w:r>
+          </w:p>
+        </w:tc>
+        <w:tc>
+          <w:tcPr>
+            <w:tcW w:w="1080" w:type="dxa"/>
             <w:tcBorders>
               <w:top w:val="single" w:sz="4" w:space="0" w:color="auto"/>
-              <w:bottom w:val="single" w:sz="4" w:space="0" w:color="auto"/>
-              <w:right w:val="single" w:sz="4" w:space="0" w:color="auto"/>
-            </w:tcBorders>
-            <w:noWrap/>
-            <w:vAlign w:val="center"/>
-          </w:tcPr>
-          <w:p>
-            <w:pPr>
-              <w:jc w:val="center"/>
-              <w:rPr>
-                <w:rFonts w:ascii="Arial" w:hAnsi="Arial" w:cs="Arial"/>
-                <w:b/>
-                <w:bCs/>
-                <w:color w:val="000000"/>
-                <w:sz w:val="16"/>
-                <w:szCs w:val="16"/>
-              </w:rPr>
-            </w:pPr>
-            <w:r>
-              <w:rPr>
-                <w:rFonts w:ascii="Arial" w:hAnsi="Arial" w:cs="Arial"/>
-                <w:b/>
-                <w:bCs/>
-                <w:color w:val="000000"/>
-                <w:sz w:val="16"/>
-                <w:szCs w:val="16"/>
-              </w:rPr>
-              <w:t> </w:t>
+              <w:left w:val="nil"/>
+              <w:bottom w:val="single" w:sz="4" w:space="0" w:color="auto"/>
+              <w:right w:val="single" w:sz="4" w:space="0" w:color="auto"/>
+            </w:tcBorders>
+            <w:shd w:val="clear" w:color="auto" w:fill="auto"/>
+            <w:noWrap/>
+            <w:vAlign w:val="bottom"/>
+            <w:hideMark/>
+          </w:tcPr>
+          <w:p>
+            <w:pPr>
+              <w:jc w:val="right"/>
+              <w:rPr>
+                <w:rFonts w:ascii="Tahoma" w:hAnsi="Tahoma" w:cs="Tahoma"/>
+                <w:bCs/>
+                <w:sz w:val="16"/>
+                <w:szCs w:val="16"/>
+              </w:rPr>
+            </w:pPr>
+            <w:r>
+              <w:rPr>
+                <w:rFonts w:ascii="Tahoma" w:hAnsi="Tahoma" w:cs="Tahoma"/>
+                <w:bCs/>
+                <w:sz w:val="16"/>
+                <w:szCs w:val="16"/>
+              </w:rPr>
+              <w:t>$20,000.00</w:t>
+            </w:r>
+          </w:p>
+        </w:tc>
+        <w:tc>
+          <w:tcPr>
+            <w:tcW w:w="815" w:type="dxa"/>
+            <w:tcBorders>
+              <w:top w:val="single" w:sz="4" w:space="0" w:color="auto"/>
+              <w:left w:val="nil"/>
+              <w:bottom w:val="single" w:sz="4" w:space="0" w:color="auto"/>
+              <w:right w:val="single" w:sz="4" w:space="0" w:color="auto"/>
+            </w:tcBorders>
+            <w:shd w:val="clear" w:color="auto" w:fill="auto"/>
+            <w:noWrap/>
+            <w:vAlign w:val="bottom"/>
+            <w:hideMark/>
+          </w:tcPr>
+          <w:p>
+            <w:pPr>
+              <w:jc w:val="center"/>
+              <w:rPr>
+                <w:rFonts w:ascii="Tahoma" w:hAnsi="Tahoma" w:cs="Tahoma"/>
+                <w:bCs/>
+                <w:sz w:val="16"/>
+                <w:szCs w:val="16"/>
+              </w:rPr>
+            </w:pPr>
+            <w:r>
+              <w:rPr>
+                <w:rFonts w:ascii="Tahoma" w:hAnsi="Tahoma" w:cs="Tahoma"/>
+                <w:bCs/>
+                <w:sz w:val="16"/>
+                <w:szCs w:val="16"/>
+              </w:rPr>
+              <w:t>10</w:t>
+            </w:r>
+          </w:p>
+        </w:tc>
+        <w:tc>
+          <w:tcPr>
+            <w:tcW w:w="810" w:type="dxa"/>
+            <w:tcBorders>
+              <w:top w:val="single" w:sz="4" w:space="0" w:color="auto"/>
+              <w:left w:val="nil"/>
+              <w:bottom w:val="single" w:sz="4" w:space="0" w:color="auto"/>
+              <w:right w:val="single" w:sz="4" w:space="0" w:color="auto"/>
+            </w:tcBorders>
+            <w:shd w:val="clear" w:color="auto" w:fill="auto"/>
+            <w:noWrap/>
+            <w:vAlign w:val="bottom"/>
+            <w:hideMark/>
+          </w:tcPr>
+          <w:p>
+            <w:pPr>
+              <w:jc w:val="center"/>
+              <w:rPr>
+                <w:rFonts w:ascii="Tahoma" w:hAnsi="Tahoma" w:cs="Tahoma"/>
+                <w:bCs/>
+                <w:sz w:val="16"/>
+                <w:szCs w:val="16"/>
+              </w:rPr>
+            </w:pPr>
+            <w:r>
+              <w:rPr>
+                <w:rFonts w:ascii="Tahoma" w:hAnsi="Tahoma" w:cs="Tahoma"/>
+                <w:bCs/>
+                <w:sz w:val="16"/>
+                <w:szCs w:val="16"/>
+              </w:rPr>
+              <w:t>12</w:t>
             </w:r>
           </w:p>
         </w:tc>
       </w:tr>
       <w:tr>
-        <w:tblPrEx>
-          <w:tblCellMar>
-            <w:left w:w="108" w:type="dxa"/>
-            <w:right w:w="108" w:type="dxa"/>
-          </w:tblCellMar>
-          <w:tblLook w:val="04A0" w:firstRow="1" w:lastRow="0" w:firstColumn="1" w:lastColumn="0" w:noHBand="0" w:noVBand="1"/>
-        </w:tblPrEx>
         <w:trPr>
           <w:trHeight w:val="210"/>
+          <w:jc w:val="center"/>
         </w:trPr>
         <w:tc>
           <w:tcPr>
             <w:tcW w:w="762" w:type="dxa"/>
             <w:tcBorders>
-              <w:top w:val="single" w:sz="4" w:space="0" w:color="auto"/>
+              <w:top w:val="nil"/>
               <w:left w:val="single" w:sz="4" w:space="0" w:color="auto"/>
               <w:bottom w:val="single" w:sz="4" w:space="0" w:color="auto"/>
               <w:right w:val="single" w:sz="4" w:space="0" w:color="auto"/>
             </w:tcBorders>
-            <w:shd w:val="clear" w:color="auto" w:fill="auto"/>
+            <w:shd w:val="clear" w:color="000000" w:fill="FFFFCC"/>
             <w:noWrap/>
             <w:vAlign w:val="bottom"/>
             <w:hideMark/>
@@ -3780,15 +3924,14 @@
         </w:tc>
         <w:tc>
           <w:tcPr>
-            <w:tcW w:w="883" w:type="dxa"/>
-            <w:gridSpan w:val="2"/>
-            <w:tcBorders>
-              <w:top w:val="single" w:sz="4" w:space="0" w:color="auto"/>
-              <w:left w:val="nil"/>
-              <w:bottom w:val="single" w:sz="4" w:space="0" w:color="auto"/>
-              <w:right w:val="single" w:sz="4" w:space="0" w:color="auto"/>
-            </w:tcBorders>
-            <w:shd w:val="clear" w:color="auto" w:fill="auto"/>
+            <w:tcW w:w="1658" w:type="dxa"/>
+            <w:tcBorders>
+              <w:top w:val="nil"/>
+              <w:left w:val="nil"/>
+              <w:bottom w:val="single" w:sz="4" w:space="0" w:color="auto"/>
+              <w:right w:val="single" w:sz="4" w:space="0" w:color="auto"/>
+            </w:tcBorders>
+            <w:shd w:val="clear" w:color="000000" w:fill="FFFFCC"/>
             <w:noWrap/>
             <w:vAlign w:val="bottom"/>
             <w:hideMark/>
@@ -3816,15 +3959,14 @@
         </w:tc>
         <w:tc>
           <w:tcPr>
-            <w:tcW w:w="1104" w:type="dxa"/>
-            <w:gridSpan w:val="2"/>
-            <w:tcBorders>
-              <w:top w:val="single" w:sz="4" w:space="0" w:color="auto"/>
-              <w:left w:val="nil"/>
-              <w:bottom w:val="single" w:sz="4" w:space="0" w:color="auto"/>
-              <w:right w:val="single" w:sz="4" w:space="0" w:color="auto"/>
-            </w:tcBorders>
-            <w:shd w:val="clear" w:color="auto" w:fill="auto"/>
+            <w:tcW w:w="1170" w:type="dxa"/>
+            <w:tcBorders>
+              <w:top w:val="nil"/>
+              <w:left w:val="nil"/>
+              <w:bottom w:val="single" w:sz="4" w:space="0" w:color="auto"/>
+              <w:right w:val="single" w:sz="4" w:space="0" w:color="auto"/>
+            </w:tcBorders>
+            <w:shd w:val="clear" w:color="000000" w:fill="FFFFCC"/>
             <w:noWrap/>
             <w:vAlign w:val="bottom"/>
             <w:hideMark/>
@@ -3852,14 +3994,14 @@
         </w:tc>
         <w:tc>
           <w:tcPr>
-            <w:tcW w:w="881" w:type="dxa"/>
-            <w:tcBorders>
-              <w:top w:val="single" w:sz="4" w:space="0" w:color="auto"/>
-              <w:left w:val="nil"/>
-              <w:bottom w:val="single" w:sz="4" w:space="0" w:color="auto"/>
-              <w:right w:val="single" w:sz="4" w:space="0" w:color="auto"/>
-            </w:tcBorders>
-            <w:shd w:val="clear" w:color="auto" w:fill="auto"/>
+            <w:tcW w:w="900" w:type="dxa"/>
+            <w:tcBorders>
+              <w:top w:val="nil"/>
+              <w:left w:val="nil"/>
+              <w:bottom w:val="single" w:sz="4" w:space="0" w:color="auto"/>
+              <w:right w:val="single" w:sz="4" w:space="0" w:color="auto"/>
+            </w:tcBorders>
+            <w:shd w:val="clear" w:color="000000" w:fill="FFFFCC"/>
             <w:noWrap/>
             <w:vAlign w:val="bottom"/>
             <w:hideMark/>
@@ -3881,20 +4023,20 @@
                 <w:sz w:val="16"/>
                 <w:szCs w:val="16"/>
               </w:rPr>
-              <w:t>Unlimited</w:t>
-            </w:r>
-          </w:p>
-        </w:tc>
-        <w:tc>
-          <w:tcPr>
-            <w:tcW w:w="568" w:type="dxa"/>
-            <w:tcBorders>
-              <w:top w:val="single" w:sz="4" w:space="0" w:color="auto"/>
-              <w:left w:val="nil"/>
-              <w:bottom w:val="single" w:sz="4" w:space="0" w:color="auto"/>
-              <w:right w:val="single" w:sz="4" w:space="0" w:color="auto"/>
-            </w:tcBorders>
-            <w:shd w:val="clear" w:color="auto" w:fill="auto"/>
+              <w:t>10_Dog</w:t>
+            </w:r>
+          </w:p>
+        </w:tc>
+        <w:tc>
+          <w:tcPr>
+            <w:tcW w:w="630" w:type="dxa"/>
+            <w:tcBorders>
+              <w:top w:val="nil"/>
+              <w:left w:val="nil"/>
+              <w:bottom w:val="single" w:sz="4" w:space="0" w:color="auto"/>
+              <w:right w:val="single" w:sz="4" w:space="0" w:color="auto"/>
+            </w:tcBorders>
+            <w:shd w:val="clear" w:color="000000" w:fill="FFFFCC"/>
             <w:noWrap/>
             <w:vAlign w:val="bottom"/>
             <w:hideMark/>
@@ -3916,21 +4058,20 @@
                 <w:sz w:val="16"/>
                 <w:szCs w:val="16"/>
               </w:rPr>
-              <w:t>125</w:t>
-            </w:r>
-          </w:p>
-        </w:tc>
-        <w:tc>
-          <w:tcPr>
-            <w:tcW w:w="1003" w:type="dxa"/>
-            <w:gridSpan w:val="2"/>
-            <w:tcBorders>
-              <w:top w:val="single" w:sz="4" w:space="0" w:color="auto"/>
-              <w:left w:val="nil"/>
-              <w:bottom w:val="single" w:sz="4" w:space="0" w:color="auto"/>
-              <w:right w:val="single" w:sz="4" w:space="0" w:color="auto"/>
-            </w:tcBorders>
-            <w:shd w:val="clear" w:color="auto" w:fill="auto"/>
+              <w:t>100</w:t>
+            </w:r>
+          </w:p>
+        </w:tc>
+        <w:tc>
+          <w:tcPr>
+            <w:tcW w:w="720" w:type="dxa"/>
+            <w:tcBorders>
+              <w:top w:val="nil"/>
+              <w:left w:val="nil"/>
+              <w:bottom w:val="single" w:sz="4" w:space="0" w:color="auto"/>
+              <w:right w:val="single" w:sz="4" w:space="0" w:color="auto"/>
+            </w:tcBorders>
+            <w:shd w:val="clear" w:color="000000" w:fill="FFFFCC"/>
             <w:noWrap/>
             <w:vAlign w:val="bottom"/>
             <w:hideMark/>
@@ -3952,21 +4093,160 @@
                 <w:sz w:val="16"/>
                 <w:szCs w:val="16"/>
               </w:rPr>
+              <w:t>8</w:t>
+            </w:r>
+          </w:p>
+        </w:tc>
+        <w:tc>
+          <w:tcPr>
+            <w:tcW w:w="810" w:type="dxa"/>
+            <w:tcBorders>
+              <w:top w:val="nil"/>
+              <w:left w:val="nil"/>
+              <w:bottom w:val="single" w:sz="4" w:space="0" w:color="auto"/>
+              <w:right w:val="single" w:sz="4" w:space="0" w:color="auto"/>
+            </w:tcBorders>
+            <w:shd w:val="clear" w:color="000000" w:fill="FFFFCC"/>
+            <w:noWrap/>
+            <w:vAlign w:val="bottom"/>
+            <w:hideMark/>
+          </w:tcPr>
+          <w:p>
+            <w:pPr>
+              <w:jc w:val="center"/>
+              <w:rPr>
+                <w:rFonts w:ascii="Tahoma" w:hAnsi="Tahoma" w:cs="Tahoma"/>
+                <w:bCs/>
+                <w:sz w:val="16"/>
+                <w:szCs w:val="16"/>
+              </w:rPr>
+            </w:pPr>
+            <w:r>
+              <w:rPr>
+                <w:rFonts w:ascii="Tahoma" w:hAnsi="Tahoma" w:cs="Tahoma"/>
+                <w:bCs/>
+                <w:sz w:val="16"/>
+                <w:szCs w:val="16"/>
+              </w:rPr>
+              <w:t>50</w:t>
+            </w:r>
+          </w:p>
+        </w:tc>
+        <w:tc>
+          <w:tcPr>
+            <w:tcW w:w="630" w:type="dxa"/>
+            <w:tcBorders>
+              <w:top w:val="nil"/>
+              <w:left w:val="nil"/>
+              <w:bottom w:val="single" w:sz="4" w:space="0" w:color="auto"/>
+              <w:right w:val="single" w:sz="4" w:space="0" w:color="auto"/>
+            </w:tcBorders>
+            <w:shd w:val="clear" w:color="000000" w:fill="FFFFCC"/>
+            <w:noWrap/>
+            <w:vAlign w:val="bottom"/>
+            <w:hideMark/>
+          </w:tcPr>
+          <w:p>
+            <w:pPr>
+              <w:jc w:val="center"/>
+              <w:rPr>
+                <w:rFonts w:ascii="Tahoma" w:hAnsi="Tahoma" w:cs="Tahoma"/>
+                <w:bCs/>
+                <w:sz w:val="16"/>
+                <w:szCs w:val="16"/>
+              </w:rPr>
+            </w:pPr>
+            <w:r>
+              <w:rPr>
+                <w:rFonts w:ascii="Tahoma" w:hAnsi="Tahoma" w:cs="Tahoma"/>
+                <w:bCs/>
+                <w:sz w:val="16"/>
+                <w:szCs w:val="16"/>
+              </w:rPr>
+              <w:t>85</w:t>
+            </w:r>
+          </w:p>
+        </w:tc>
+        <w:tc>
+          <w:tcPr>
+            <w:tcW w:w="1080" w:type="dxa"/>
+            <w:tcBorders>
+              <w:top w:val="nil"/>
+              <w:left w:val="nil"/>
+              <w:bottom w:val="single" w:sz="4" w:space="0" w:color="auto"/>
+              <w:right w:val="single" w:sz="4" w:space="0" w:color="auto"/>
+            </w:tcBorders>
+            <w:shd w:val="clear" w:color="000000" w:fill="FFFFCC"/>
+            <w:noWrap/>
+            <w:vAlign w:val="bottom"/>
+            <w:hideMark/>
+          </w:tcPr>
+          <w:p>
+            <w:pPr>
+              <w:jc w:val="right"/>
+              <w:rPr>
+                <w:rFonts w:ascii="Tahoma" w:hAnsi="Tahoma" w:cs="Tahoma"/>
+                <w:bCs/>
+                <w:sz w:val="16"/>
+                <w:szCs w:val="16"/>
+              </w:rPr>
+            </w:pPr>
+            <w:r>
+              <w:rPr>
+                <w:rFonts w:ascii="Tahoma" w:hAnsi="Tahoma" w:cs="Tahoma"/>
+                <w:bCs/>
+                <w:sz w:val="16"/>
+                <w:szCs w:val="16"/>
+              </w:rPr>
+              <w:t>$8,500.00</w:t>
+            </w:r>
+          </w:p>
+        </w:tc>
+        <w:tc>
+          <w:tcPr>
+            <w:tcW w:w="815" w:type="dxa"/>
+            <w:tcBorders>
+              <w:top w:val="nil"/>
+              <w:left w:val="nil"/>
+              <w:bottom w:val="single" w:sz="4" w:space="0" w:color="auto"/>
+              <w:right w:val="single" w:sz="4" w:space="0" w:color="auto"/>
+            </w:tcBorders>
+            <w:shd w:val="clear" w:color="000000" w:fill="FFFFCC"/>
+            <w:noWrap/>
+            <w:vAlign w:val="bottom"/>
+            <w:hideMark/>
+          </w:tcPr>
+          <w:p>
+            <w:pPr>
+              <w:jc w:val="center"/>
+              <w:rPr>
+                <w:rFonts w:ascii="Tahoma" w:hAnsi="Tahoma" w:cs="Tahoma"/>
+                <w:bCs/>
+                <w:sz w:val="16"/>
+                <w:szCs w:val="16"/>
+              </w:rPr>
+            </w:pPr>
+            <w:r>
+              <w:rPr>
+                <w:rFonts w:ascii="Tahoma" w:hAnsi="Tahoma" w:cs="Tahoma"/>
+                <w:bCs/>
+                <w:sz w:val="16"/>
+                <w:szCs w:val="16"/>
+              </w:rPr>
               <w:t>10</w:t>
             </w:r>
           </w:p>
         </w:tc>
         <w:tc>
           <w:tcPr>
-            <w:tcW w:w="1110" w:type="dxa"/>
-            <w:gridSpan w:val="2"/>
-            <w:tcBorders>
-              <w:top w:val="single" w:sz="4" w:space="0" w:color="auto"/>
-              <w:left w:val="nil"/>
-              <w:bottom w:val="single" w:sz="4" w:space="0" w:color="auto"/>
-              <w:right w:val="single" w:sz="4" w:space="0" w:color="auto"/>
-            </w:tcBorders>
-            <w:shd w:val="clear" w:color="auto" w:fill="auto"/>
+            <w:tcW w:w="810" w:type="dxa"/>
+            <w:tcBorders>
+              <w:top w:val="nil"/>
+              <w:left w:val="nil"/>
+              <w:bottom w:val="single" w:sz="4" w:space="0" w:color="auto"/>
+              <w:right w:val="single" w:sz="4" w:space="0" w:color="auto"/>
+            </w:tcBorders>
+            <w:shd w:val="clear" w:color="000000" w:fill="FFFFCC"/>
             <w:noWrap/>
             <w:vAlign w:val="bottom"/>
             <w:hideMark/>
@@ -3988,164 +4268,15 @@
                 <w:sz w:val="16"/>
                 <w:szCs w:val="16"/>
               </w:rPr>
-              <w:t>150</w:t>
-            </w:r>
-          </w:p>
-        </w:tc>
-        <w:tc>
-          <w:tcPr>
-            <w:tcW w:w="1069" w:type="dxa"/>
-            <w:gridSpan w:val="2"/>
-            <w:tcBorders>
-              <w:top w:val="single" w:sz="4" w:space="0" w:color="auto"/>
-              <w:left w:val="nil"/>
-              <w:bottom w:val="single" w:sz="4" w:space="0" w:color="auto"/>
-              <w:right w:val="single" w:sz="4" w:space="0" w:color="auto"/>
-            </w:tcBorders>
-            <w:shd w:val="clear" w:color="auto" w:fill="auto"/>
-            <w:noWrap/>
-            <w:vAlign w:val="bottom"/>
-            <w:hideMark/>
-          </w:tcPr>
-          <w:p>
-            <w:pPr>
-              <w:jc w:val="center"/>
-              <w:rPr>
-                <w:rFonts w:ascii="Tahoma" w:hAnsi="Tahoma" w:cs="Tahoma"/>
-                <w:bCs/>
-                <w:sz w:val="16"/>
-                <w:szCs w:val="16"/>
-              </w:rPr>
-            </w:pPr>
-            <w:r>
-              <w:rPr>
-                <w:rFonts w:ascii="Tahoma" w:hAnsi="Tahoma" w:cs="Tahoma"/>
-                <w:bCs/>
-                <w:sz w:val="16"/>
-                <w:szCs w:val="16"/>
-              </w:rPr>
-              <w:t>200</w:t>
-            </w:r>
-          </w:p>
-        </w:tc>
-        <w:tc>
-          <w:tcPr>
-            <w:tcW w:w="1080" w:type="dxa"/>
-            <w:gridSpan w:val="2"/>
-            <w:tcBorders>
-              <w:top w:val="single" w:sz="4" w:space="0" w:color="auto"/>
-              <w:left w:val="nil"/>
-              <w:bottom w:val="single" w:sz="4" w:space="0" w:color="auto"/>
-              <w:right w:val="single" w:sz="4" w:space="0" w:color="auto"/>
-            </w:tcBorders>
-            <w:shd w:val="clear" w:color="auto" w:fill="auto"/>
-            <w:noWrap/>
-            <w:vAlign w:val="bottom"/>
-            <w:hideMark/>
-          </w:tcPr>
-          <w:p>
-            <w:pPr>
-              <w:jc w:val="right"/>
-              <w:rPr>
-                <w:rFonts w:ascii="Tahoma" w:hAnsi="Tahoma" w:cs="Tahoma"/>
-                <w:bCs/>
-                <w:sz w:val="16"/>
-                <w:szCs w:val="16"/>
-              </w:rPr>
-            </w:pPr>
-            <w:r>
-              <w:rPr>
-                <w:rFonts w:ascii="Tahoma" w:hAnsi="Tahoma" w:cs="Tahoma"/>
-                <w:bCs/>
-                <w:sz w:val="16"/>
-                <w:szCs w:val="16"/>
-              </w:rPr>
-              <w:t>$20,000.00</w:t>
-            </w:r>
-          </w:p>
-        </w:tc>
-        <w:tc>
-          <w:tcPr>
-            <w:tcW w:w="630" w:type="dxa"/>
-            <w:gridSpan w:val="2"/>
-            <w:tcBorders>
-              <w:top w:val="single" w:sz="4" w:space="0" w:color="auto"/>
-              <w:left w:val="nil"/>
-              <w:bottom w:val="single" w:sz="4" w:space="0" w:color="auto"/>
-              <w:right w:val="single" w:sz="4" w:space="0" w:color="auto"/>
-            </w:tcBorders>
-            <w:shd w:val="clear" w:color="auto" w:fill="auto"/>
-            <w:noWrap/>
-            <w:vAlign w:val="bottom"/>
-            <w:hideMark/>
-          </w:tcPr>
-          <w:p>
-            <w:pPr>
-              <w:jc w:val="center"/>
-              <w:rPr>
-                <w:rFonts w:ascii="Tahoma" w:hAnsi="Tahoma" w:cs="Tahoma"/>
-                <w:bCs/>
-                <w:sz w:val="16"/>
-                <w:szCs w:val="16"/>
-              </w:rPr>
-            </w:pPr>
-            <w:r>
-              <w:rPr>
-                <w:rFonts w:ascii="Tahoma" w:hAnsi="Tahoma" w:cs="Tahoma"/>
-                <w:bCs/>
-                <w:sz w:val="16"/>
-                <w:szCs w:val="16"/>
-              </w:rPr>
               <w:t>10</w:t>
-            </w:r>
-          </w:p>
-        </w:tc>
-        <w:tc>
-          <w:tcPr>
-            <w:tcW w:w="630" w:type="dxa"/>
-            <w:tcBorders>
-              <w:top w:val="single" w:sz="4" w:space="0" w:color="auto"/>
-              <w:left w:val="nil"/>
-              <w:bottom w:val="single" w:sz="4" w:space="0" w:color="auto"/>
-              <w:right w:val="single" w:sz="4" w:space="0" w:color="auto"/>
-            </w:tcBorders>
-            <w:shd w:val="clear" w:color="auto" w:fill="auto"/>
-            <w:noWrap/>
-            <w:vAlign w:val="bottom"/>
-            <w:hideMark/>
-          </w:tcPr>
-          <w:p>
-            <w:pPr>
-              <w:jc w:val="center"/>
-              <w:rPr>
-                <w:rFonts w:ascii="Tahoma" w:hAnsi="Tahoma" w:cs="Tahoma"/>
-                <w:bCs/>
-                <w:sz w:val="16"/>
-                <w:szCs w:val="16"/>
-              </w:rPr>
-            </w:pPr>
-            <w:r>
-              <w:rPr>
-                <w:rFonts w:ascii="Tahoma" w:hAnsi="Tahoma" w:cs="Tahoma"/>
-                <w:bCs/>
-                <w:sz w:val="16"/>
-                <w:szCs w:val="16"/>
-              </w:rPr>
-              <w:t>12</w:t>
             </w:r>
           </w:p>
         </w:tc>
       </w:tr>
       <w:tr>
-        <w:tblPrEx>
-          <w:tblCellMar>
-            <w:left w:w="108" w:type="dxa"/>
-            <w:right w:w="108" w:type="dxa"/>
-          </w:tblCellMar>
-          <w:tblLook w:val="04A0" w:firstRow="1" w:lastRow="0" w:firstColumn="1" w:lastColumn="0" w:noHBand="0" w:noVBand="1"/>
-        </w:tblPrEx>
         <w:trPr>
           <w:trHeight w:val="210"/>
+          <w:jc w:val="center"/>
         </w:trPr>
         <w:tc>
           <w:tcPr>
@@ -4156,7 +4287,7 @@
               <w:bottom w:val="single" w:sz="4" w:space="0" w:color="auto"/>
               <w:right w:val="single" w:sz="4" w:space="0" w:color="auto"/>
             </w:tcBorders>
-            <w:shd w:val="clear" w:color="000000" w:fill="FFFFCC"/>
+            <w:shd w:val="clear" w:color="auto" w:fill="auto"/>
             <w:noWrap/>
             <w:vAlign w:val="bottom"/>
             <w:hideMark/>
@@ -4184,15 +4315,14 @@
         </w:tc>
         <w:tc>
           <w:tcPr>
-            <w:tcW w:w="883" w:type="dxa"/>
-            <w:gridSpan w:val="2"/>
-            <w:tcBorders>
-              <w:top w:val="nil"/>
-              <w:left w:val="nil"/>
-              <w:bottom w:val="single" w:sz="4" w:space="0" w:color="auto"/>
-              <w:right w:val="single" w:sz="4" w:space="0" w:color="auto"/>
-            </w:tcBorders>
-            <w:shd w:val="clear" w:color="000000" w:fill="FFFFCC"/>
+            <w:tcW w:w="1658" w:type="dxa"/>
+            <w:tcBorders>
+              <w:top w:val="nil"/>
+              <w:left w:val="nil"/>
+              <w:bottom w:val="single" w:sz="4" w:space="0" w:color="auto"/>
+              <w:right w:val="single" w:sz="4" w:space="0" w:color="auto"/>
+            </w:tcBorders>
+            <w:shd w:val="clear" w:color="auto" w:fill="auto"/>
             <w:noWrap/>
             <w:vAlign w:val="bottom"/>
             <w:hideMark/>
@@ -4220,15 +4350,14 @@
         </w:tc>
         <w:tc>
           <w:tcPr>
-            <w:tcW w:w="1104" w:type="dxa"/>
-            <w:gridSpan w:val="2"/>
-            <w:tcBorders>
-              <w:top w:val="nil"/>
-              <w:left w:val="nil"/>
-              <w:bottom w:val="single" w:sz="4" w:space="0" w:color="auto"/>
-              <w:right w:val="single" w:sz="4" w:space="0" w:color="auto"/>
-            </w:tcBorders>
-            <w:shd w:val="clear" w:color="000000" w:fill="FFFFCC"/>
+            <w:tcW w:w="1170" w:type="dxa"/>
+            <w:tcBorders>
+              <w:top w:val="nil"/>
+              <w:left w:val="nil"/>
+              <w:bottom w:val="single" w:sz="4" w:space="0" w:color="auto"/>
+              <w:right w:val="single" w:sz="4" w:space="0" w:color="auto"/>
+            </w:tcBorders>
+            <w:shd w:val="clear" w:color="auto" w:fill="auto"/>
             <w:noWrap/>
             <w:vAlign w:val="bottom"/>
             <w:hideMark/>
@@ -4256,14 +4385,14 @@
         </w:tc>
         <w:tc>
           <w:tcPr>
-            <w:tcW w:w="881" w:type="dxa"/>
-            <w:tcBorders>
-              <w:top w:val="nil"/>
-              <w:left w:val="nil"/>
-              <w:bottom w:val="single" w:sz="4" w:space="0" w:color="auto"/>
-              <w:right w:val="single" w:sz="4" w:space="0" w:color="auto"/>
-            </w:tcBorders>
-            <w:shd w:val="clear" w:color="000000" w:fill="FFFFCC"/>
+            <w:tcW w:w="900" w:type="dxa"/>
+            <w:tcBorders>
+              <w:top w:val="nil"/>
+              <w:left w:val="nil"/>
+              <w:bottom w:val="single" w:sz="4" w:space="0" w:color="auto"/>
+              <w:right w:val="single" w:sz="4" w:space="0" w:color="auto"/>
+            </w:tcBorders>
+            <w:shd w:val="clear" w:color="auto" w:fill="auto"/>
             <w:noWrap/>
             <w:vAlign w:val="bottom"/>
             <w:hideMark/>
@@ -4285,20 +4414,20 @@
                 <w:sz w:val="16"/>
                 <w:szCs w:val="16"/>
               </w:rPr>
-              <w:t>10_Dog</w:t>
-            </w:r>
-          </w:p>
-        </w:tc>
-        <w:tc>
-          <w:tcPr>
-            <w:tcW w:w="568" w:type="dxa"/>
-            <w:tcBorders>
-              <w:top w:val="nil"/>
-              <w:left w:val="nil"/>
-              <w:bottom w:val="single" w:sz="4" w:space="0" w:color="auto"/>
-              <w:right w:val="single" w:sz="4" w:space="0" w:color="auto"/>
-            </w:tcBorders>
-            <w:shd w:val="clear" w:color="000000" w:fill="FFFFCC"/>
+              <w:t>8_Dog</w:t>
+            </w:r>
+          </w:p>
+        </w:tc>
+        <w:tc>
+          <w:tcPr>
+            <w:tcW w:w="630" w:type="dxa"/>
+            <w:tcBorders>
+              <w:top w:val="nil"/>
+              <w:left w:val="nil"/>
+              <w:bottom w:val="single" w:sz="4" w:space="0" w:color="auto"/>
+              <w:right w:val="single" w:sz="4" w:space="0" w:color="auto"/>
+            </w:tcBorders>
+            <w:shd w:val="clear" w:color="auto" w:fill="auto"/>
             <w:noWrap/>
             <w:vAlign w:val="bottom"/>
             <w:hideMark/>
@@ -4320,21 +4449,20 @@
                 <w:sz w:val="16"/>
                 <w:szCs w:val="16"/>
               </w:rPr>
-              <w:t>100</w:t>
-            </w:r>
-          </w:p>
-        </w:tc>
-        <w:tc>
-          <w:tcPr>
-            <w:tcW w:w="1003" w:type="dxa"/>
-            <w:gridSpan w:val="2"/>
-            <w:tcBorders>
-              <w:top w:val="nil"/>
-              <w:left w:val="nil"/>
-              <w:bottom w:val="single" w:sz="4" w:space="0" w:color="auto"/>
-              <w:right w:val="single" w:sz="4" w:space="0" w:color="auto"/>
-            </w:tcBorders>
-            <w:shd w:val="clear" w:color="000000" w:fill="FFFFCC"/>
+              <w:t>75</w:t>
+            </w:r>
+          </w:p>
+        </w:tc>
+        <w:tc>
+          <w:tcPr>
+            <w:tcW w:w="720" w:type="dxa"/>
+            <w:tcBorders>
+              <w:top w:val="nil"/>
+              <w:left w:val="nil"/>
+              <w:bottom w:val="single" w:sz="4" w:space="0" w:color="auto"/>
+              <w:right w:val="single" w:sz="4" w:space="0" w:color="auto"/>
+            </w:tcBorders>
+            <w:shd w:val="clear" w:color="auto" w:fill="auto"/>
             <w:noWrap/>
             <w:vAlign w:val="bottom"/>
             <w:hideMark/>
@@ -4356,21 +4484,20 @@
                 <w:sz w:val="16"/>
                 <w:szCs w:val="16"/>
               </w:rPr>
-              <w:t>7.5</w:t>
-            </w:r>
-          </w:p>
-        </w:tc>
-        <w:tc>
-          <w:tcPr>
-            <w:tcW w:w="1110" w:type="dxa"/>
-            <w:gridSpan w:val="2"/>
-            <w:tcBorders>
-              <w:top w:val="nil"/>
-              <w:left w:val="nil"/>
-              <w:bottom w:val="single" w:sz="4" w:space="0" w:color="auto"/>
-              <w:right w:val="single" w:sz="4" w:space="0" w:color="auto"/>
-            </w:tcBorders>
-            <w:shd w:val="clear" w:color="000000" w:fill="FFFFCC"/>
+              <w:t>8</w:t>
+            </w:r>
+          </w:p>
+        </w:tc>
+        <w:tc>
+          <w:tcPr>
+            <w:tcW w:w="810" w:type="dxa"/>
+            <w:tcBorders>
+              <w:top w:val="nil"/>
+              <w:left w:val="nil"/>
+              <w:bottom w:val="single" w:sz="4" w:space="0" w:color="auto"/>
+              <w:right w:val="single" w:sz="4" w:space="0" w:color="auto"/>
+            </w:tcBorders>
+            <w:shd w:val="clear" w:color="auto" w:fill="auto"/>
             <w:noWrap/>
             <w:vAlign w:val="bottom"/>
             <w:hideMark/>
@@ -4392,21 +4519,20 @@
                 <w:sz w:val="16"/>
                 <w:szCs w:val="16"/>
               </w:rPr>
-              <w:t>50</w:t>
-            </w:r>
-          </w:p>
-        </w:tc>
-        <w:tc>
-          <w:tcPr>
-            <w:tcW w:w="1069" w:type="dxa"/>
-            <w:gridSpan w:val="2"/>
-            <w:tcBorders>
-              <w:top w:val="nil"/>
-              <w:left w:val="nil"/>
-              <w:bottom w:val="single" w:sz="4" w:space="0" w:color="auto"/>
-              <w:right w:val="single" w:sz="4" w:space="0" w:color="auto"/>
-            </w:tcBorders>
-            <w:shd w:val="clear" w:color="000000" w:fill="FFFFCC"/>
+              <w:t>45</w:t>
+            </w:r>
+          </w:p>
+        </w:tc>
+        <w:tc>
+          <w:tcPr>
+            <w:tcW w:w="630" w:type="dxa"/>
+            <w:tcBorders>
+              <w:top w:val="nil"/>
+              <w:left w:val="nil"/>
+              <w:bottom w:val="single" w:sz="4" w:space="0" w:color="auto"/>
+              <w:right w:val="single" w:sz="4" w:space="0" w:color="auto"/>
+            </w:tcBorders>
+            <w:shd w:val="clear" w:color="auto" w:fill="auto"/>
             <w:noWrap/>
             <w:vAlign w:val="bottom"/>
             <w:hideMark/>
@@ -4428,21 +4554,20 @@
                 <w:sz w:val="16"/>
                 <w:szCs w:val="16"/>
               </w:rPr>
-              <w:t>85</w:t>
+              <w:t>65</w:t>
             </w:r>
           </w:p>
         </w:tc>
         <w:tc>
           <w:tcPr>
             <w:tcW w:w="1080" w:type="dxa"/>
-            <w:gridSpan w:val="2"/>
-            <w:tcBorders>
-              <w:top w:val="nil"/>
-              <w:left w:val="nil"/>
-              <w:bottom w:val="single" w:sz="4" w:space="0" w:color="auto"/>
-              <w:right w:val="single" w:sz="4" w:space="0" w:color="auto"/>
-            </w:tcBorders>
-            <w:shd w:val="clear" w:color="000000" w:fill="FFFFCC"/>
+            <w:tcBorders>
+              <w:top w:val="nil"/>
+              <w:left w:val="nil"/>
+              <w:bottom w:val="single" w:sz="4" w:space="0" w:color="auto"/>
+              <w:right w:val="single" w:sz="4" w:space="0" w:color="auto"/>
+            </w:tcBorders>
+            <w:shd w:val="clear" w:color="auto" w:fill="auto"/>
             <w:noWrap/>
             <w:vAlign w:val="bottom"/>
             <w:hideMark/>
@@ -4464,21 +4589,20 @@
                 <w:sz w:val="16"/>
                 <w:szCs w:val="16"/>
               </w:rPr>
-              <w:t>$8,500.00</w:t>
-            </w:r>
-          </w:p>
-        </w:tc>
-        <w:tc>
-          <w:tcPr>
-            <w:tcW w:w="630" w:type="dxa"/>
-            <w:gridSpan w:val="2"/>
-            <w:tcBorders>
-              <w:top w:val="nil"/>
-              <w:left w:val="nil"/>
-              <w:bottom w:val="single" w:sz="4" w:space="0" w:color="auto"/>
-              <w:right w:val="single" w:sz="4" w:space="0" w:color="auto"/>
-            </w:tcBorders>
-            <w:shd w:val="clear" w:color="000000" w:fill="FFFFCC"/>
+              <w:t>$6,500.00</w:t>
+            </w:r>
+          </w:p>
+        </w:tc>
+        <w:tc>
+          <w:tcPr>
+            <w:tcW w:w="815" w:type="dxa"/>
+            <w:tcBorders>
+              <w:top w:val="nil"/>
+              <w:left w:val="nil"/>
+              <w:bottom w:val="single" w:sz="4" w:space="0" w:color="auto"/>
+              <w:right w:val="single" w:sz="4" w:space="0" w:color="auto"/>
+            </w:tcBorders>
+            <w:shd w:val="clear" w:color="auto" w:fill="auto"/>
             <w:noWrap/>
             <w:vAlign w:val="bottom"/>
             <w:hideMark/>
@@ -4500,20 +4624,20 @@
                 <w:sz w:val="16"/>
                 <w:szCs w:val="16"/>
               </w:rPr>
-              <w:t>10</w:t>
-            </w:r>
-          </w:p>
-        </w:tc>
-        <w:tc>
-          <w:tcPr>
-            <w:tcW w:w="630" w:type="dxa"/>
-            <w:tcBorders>
-              <w:top w:val="nil"/>
-              <w:left w:val="nil"/>
-              <w:bottom w:val="single" w:sz="4" w:space="0" w:color="auto"/>
-              <w:right w:val="single" w:sz="4" w:space="0" w:color="auto"/>
-            </w:tcBorders>
-            <w:shd w:val="clear" w:color="000000" w:fill="FFFFCC"/>
+              <w:t>8</w:t>
+            </w:r>
+          </w:p>
+        </w:tc>
+        <w:tc>
+          <w:tcPr>
+            <w:tcW w:w="810" w:type="dxa"/>
+            <w:tcBorders>
+              <w:top w:val="nil"/>
+              <w:left w:val="nil"/>
+              <w:bottom w:val="single" w:sz="4" w:space="0" w:color="auto"/>
+              <w:right w:val="single" w:sz="4" w:space="0" w:color="auto"/>
+            </w:tcBorders>
+            <w:shd w:val="clear" w:color="auto" w:fill="auto"/>
             <w:noWrap/>
             <w:vAlign w:val="bottom"/>
             <w:hideMark/>
@@ -4535,21 +4659,15 @@
                 <w:sz w:val="16"/>
                 <w:szCs w:val="16"/>
               </w:rPr>
-              <w:t>10</w:t>
+              <w:t>8</w:t>
             </w:r>
           </w:p>
         </w:tc>
       </w:tr>
       <w:tr>
-        <w:tblPrEx>
-          <w:tblCellMar>
-            <w:left w:w="108" w:type="dxa"/>
-            <w:right w:w="108" w:type="dxa"/>
-          </w:tblCellMar>
-          <w:tblLook w:val="04A0" w:firstRow="1" w:lastRow="0" w:firstColumn="1" w:lastColumn="0" w:noHBand="0" w:noVBand="1"/>
-        </w:tblPrEx>
         <w:trPr>
           <w:trHeight w:val="210"/>
+          <w:jc w:val="center"/>
         </w:trPr>
         <w:tc>
           <w:tcPr>
@@ -4560,7 +4678,7 @@
               <w:bottom w:val="single" w:sz="4" w:space="0" w:color="auto"/>
               <w:right w:val="single" w:sz="4" w:space="0" w:color="auto"/>
             </w:tcBorders>
-            <w:shd w:val="clear" w:color="auto" w:fill="auto"/>
+            <w:shd w:val="clear" w:color="000000" w:fill="FFFFCC"/>
             <w:noWrap/>
             <w:vAlign w:val="bottom"/>
             <w:hideMark/>
@@ -4588,15 +4706,14 @@
         </w:tc>
         <w:tc>
           <w:tcPr>
-            <w:tcW w:w="883" w:type="dxa"/>
-            <w:gridSpan w:val="2"/>
-            <w:tcBorders>
-              <w:top w:val="nil"/>
-              <w:left w:val="nil"/>
-              <w:bottom w:val="single" w:sz="4" w:space="0" w:color="auto"/>
-              <w:right w:val="single" w:sz="4" w:space="0" w:color="auto"/>
-            </w:tcBorders>
-            <w:shd w:val="clear" w:color="auto" w:fill="auto"/>
+            <w:tcW w:w="1658" w:type="dxa"/>
+            <w:tcBorders>
+              <w:top w:val="nil"/>
+              <w:left w:val="nil"/>
+              <w:bottom w:val="single" w:sz="4" w:space="0" w:color="auto"/>
+              <w:right w:val="single" w:sz="4" w:space="0" w:color="auto"/>
+            </w:tcBorders>
+            <w:shd w:val="clear" w:color="000000" w:fill="FFFFCC"/>
             <w:noWrap/>
             <w:vAlign w:val="bottom"/>
             <w:hideMark/>
@@ -4624,15 +4741,14 @@
         </w:tc>
         <w:tc>
           <w:tcPr>
-            <w:tcW w:w="1104" w:type="dxa"/>
-            <w:gridSpan w:val="2"/>
-            <w:tcBorders>
-              <w:top w:val="nil"/>
-              <w:left w:val="nil"/>
-              <w:bottom w:val="single" w:sz="4" w:space="0" w:color="auto"/>
-              <w:right w:val="single" w:sz="4" w:space="0" w:color="auto"/>
-            </w:tcBorders>
-            <w:shd w:val="clear" w:color="auto" w:fill="auto"/>
+            <w:tcW w:w="1170" w:type="dxa"/>
+            <w:tcBorders>
+              <w:top w:val="nil"/>
+              <w:left w:val="nil"/>
+              <w:bottom w:val="single" w:sz="4" w:space="0" w:color="auto"/>
+              <w:right w:val="single" w:sz="4" w:space="0" w:color="auto"/>
+            </w:tcBorders>
+            <w:shd w:val="clear" w:color="000000" w:fill="FFFFCC"/>
             <w:noWrap/>
             <w:vAlign w:val="bottom"/>
             <w:hideMark/>
@@ -4660,14 +4776,14 @@
         </w:tc>
         <w:tc>
           <w:tcPr>
-            <w:tcW w:w="881" w:type="dxa"/>
-            <w:tcBorders>
-              <w:top w:val="nil"/>
-              <w:left w:val="nil"/>
-              <w:bottom w:val="single" w:sz="4" w:space="0" w:color="auto"/>
-              <w:right w:val="single" w:sz="4" w:space="0" w:color="auto"/>
-            </w:tcBorders>
-            <w:shd w:val="clear" w:color="auto" w:fill="auto"/>
+            <w:tcW w:w="900" w:type="dxa"/>
+            <w:tcBorders>
+              <w:top w:val="nil"/>
+              <w:left w:val="nil"/>
+              <w:bottom w:val="single" w:sz="4" w:space="0" w:color="auto"/>
+              <w:right w:val="single" w:sz="4" w:space="0" w:color="auto"/>
+            </w:tcBorders>
+            <w:shd w:val="clear" w:color="000000" w:fill="FFFFCC"/>
             <w:noWrap/>
             <w:vAlign w:val="bottom"/>
             <w:hideMark/>
@@ -4689,20 +4805,20 @@
                 <w:sz w:val="16"/>
                 <w:szCs w:val="16"/>
               </w:rPr>
-              <w:t>8_Dog</w:t>
-            </w:r>
-          </w:p>
-        </w:tc>
-        <w:tc>
-          <w:tcPr>
-            <w:tcW w:w="568" w:type="dxa"/>
-            <w:tcBorders>
-              <w:top w:val="nil"/>
-              <w:left w:val="nil"/>
-              <w:bottom w:val="single" w:sz="4" w:space="0" w:color="auto"/>
-              <w:right w:val="single" w:sz="4" w:space="0" w:color="auto"/>
-            </w:tcBorders>
-            <w:shd w:val="clear" w:color="auto" w:fill="auto"/>
+              <w:t>6_Dog</w:t>
+            </w:r>
+          </w:p>
+        </w:tc>
+        <w:tc>
+          <w:tcPr>
+            <w:tcW w:w="630" w:type="dxa"/>
+            <w:tcBorders>
+              <w:top w:val="nil"/>
+              <w:left w:val="nil"/>
+              <w:bottom w:val="single" w:sz="4" w:space="0" w:color="auto"/>
+              <w:right w:val="single" w:sz="4" w:space="0" w:color="auto"/>
+            </w:tcBorders>
+            <w:shd w:val="clear" w:color="000000" w:fill="FFFFCC"/>
             <w:noWrap/>
             <w:vAlign w:val="bottom"/>
             <w:hideMark/>
@@ -4724,21 +4840,20 @@
                 <w:sz w:val="16"/>
                 <w:szCs w:val="16"/>
               </w:rPr>
-              <w:t>60</w:t>
-            </w:r>
-          </w:p>
-        </w:tc>
-        <w:tc>
-          <w:tcPr>
-            <w:tcW w:w="1003" w:type="dxa"/>
-            <w:gridSpan w:val="2"/>
-            <w:tcBorders>
-              <w:top w:val="nil"/>
-              <w:left w:val="nil"/>
-              <w:bottom w:val="single" w:sz="4" w:space="0" w:color="auto"/>
-              <w:right w:val="single" w:sz="4" w:space="0" w:color="auto"/>
-            </w:tcBorders>
-            <w:shd w:val="clear" w:color="auto" w:fill="auto"/>
+              <w:t>75</w:t>
+            </w:r>
+          </w:p>
+        </w:tc>
+        <w:tc>
+          <w:tcPr>
+            <w:tcW w:w="720" w:type="dxa"/>
+            <w:tcBorders>
+              <w:top w:val="nil"/>
+              <w:left w:val="nil"/>
+              <w:bottom w:val="single" w:sz="4" w:space="0" w:color="auto"/>
+              <w:right w:val="single" w:sz="4" w:space="0" w:color="auto"/>
+            </w:tcBorders>
+            <w:shd w:val="clear" w:color="000000" w:fill="FFFFCC"/>
             <w:noWrap/>
             <w:vAlign w:val="bottom"/>
             <w:hideMark/>
@@ -4760,21 +4875,20 @@
                 <w:sz w:val="16"/>
                 <w:szCs w:val="16"/>
               </w:rPr>
-              <w:t>7.5</w:t>
-            </w:r>
-          </w:p>
-        </w:tc>
-        <w:tc>
-          <w:tcPr>
-            <w:tcW w:w="1110" w:type="dxa"/>
-            <w:gridSpan w:val="2"/>
-            <w:tcBorders>
-              <w:top w:val="nil"/>
-              <w:left w:val="nil"/>
-              <w:bottom w:val="single" w:sz="4" w:space="0" w:color="auto"/>
-              <w:right w:val="single" w:sz="4" w:space="0" w:color="auto"/>
-            </w:tcBorders>
-            <w:shd w:val="clear" w:color="auto" w:fill="auto"/>
+              <w:t>10</w:t>
+            </w:r>
+          </w:p>
+        </w:tc>
+        <w:tc>
+          <w:tcPr>
+            <w:tcW w:w="810" w:type="dxa"/>
+            <w:tcBorders>
+              <w:top w:val="nil"/>
+              <w:left w:val="nil"/>
+              <w:bottom w:val="single" w:sz="4" w:space="0" w:color="auto"/>
+              <w:right w:val="single" w:sz="4" w:space="0" w:color="auto"/>
+            </w:tcBorders>
+            <w:shd w:val="clear" w:color="000000" w:fill="FFFFCC"/>
             <w:noWrap/>
             <w:vAlign w:val="bottom"/>
             <w:hideMark/>
@@ -4796,93 +4910,125 @@
                 <w:sz w:val="16"/>
                 <w:szCs w:val="16"/>
               </w:rPr>
+              <w:t>40</w:t>
+            </w:r>
+          </w:p>
+        </w:tc>
+        <w:tc>
+          <w:tcPr>
+            <w:tcW w:w="630" w:type="dxa"/>
+            <w:tcBorders>
+              <w:top w:val="nil"/>
+              <w:left w:val="nil"/>
+              <w:bottom w:val="single" w:sz="4" w:space="0" w:color="auto"/>
+              <w:right w:val="single" w:sz="4" w:space="0" w:color="auto"/>
+            </w:tcBorders>
+            <w:shd w:val="clear" w:color="000000" w:fill="FFFFCC"/>
+            <w:noWrap/>
+            <w:vAlign w:val="bottom"/>
+            <w:hideMark/>
+          </w:tcPr>
+          <w:p>
+            <w:pPr>
+              <w:jc w:val="center"/>
+              <w:rPr>
+                <w:rFonts w:ascii="Tahoma" w:hAnsi="Tahoma" w:cs="Tahoma"/>
+                <w:bCs/>
+                <w:sz w:val="16"/>
+                <w:szCs w:val="16"/>
+              </w:rPr>
+            </w:pPr>
+            <w:r>
+              <w:rPr>
+                <w:rFonts w:ascii="Tahoma" w:hAnsi="Tahoma" w:cs="Tahoma"/>
+                <w:bCs/>
+                <w:sz w:val="16"/>
+                <w:szCs w:val="16"/>
+              </w:rPr>
               <w:t>45</w:t>
             </w:r>
           </w:p>
         </w:tc>
         <w:tc>
           <w:tcPr>
-            <w:tcW w:w="1069" w:type="dxa"/>
-            <w:gridSpan w:val="2"/>
-            <w:tcBorders>
-              <w:top w:val="nil"/>
-              <w:left w:val="nil"/>
-              <w:bottom w:val="single" w:sz="4" w:space="0" w:color="auto"/>
-              <w:right w:val="single" w:sz="4" w:space="0" w:color="auto"/>
-            </w:tcBorders>
-            <w:shd w:val="clear" w:color="auto" w:fill="auto"/>
+            <w:tcW w:w="1080" w:type="dxa"/>
+            <w:tcBorders>
+              <w:top w:val="nil"/>
+              <w:left w:val="nil"/>
+              <w:bottom w:val="single" w:sz="4" w:space="0" w:color="auto"/>
+              <w:right w:val="single" w:sz="4" w:space="0" w:color="auto"/>
+            </w:tcBorders>
+            <w:shd w:val="clear" w:color="000000" w:fill="FFFFCC"/>
             <w:noWrap/>
             <w:vAlign w:val="bottom"/>
             <w:hideMark/>
           </w:tcPr>
           <w:p>
             <w:pPr>
-              <w:jc w:val="center"/>
-              <w:rPr>
-                <w:rFonts w:ascii="Tahoma" w:hAnsi="Tahoma" w:cs="Tahoma"/>
-                <w:bCs/>
-                <w:sz w:val="16"/>
-                <w:szCs w:val="16"/>
-              </w:rPr>
-            </w:pPr>
-            <w:r>
-              <w:rPr>
-                <w:rFonts w:ascii="Tahoma" w:hAnsi="Tahoma" w:cs="Tahoma"/>
-                <w:bCs/>
-                <w:sz w:val="16"/>
-                <w:szCs w:val="16"/>
-              </w:rPr>
-              <w:t>65</w:t>
-            </w:r>
-          </w:p>
-        </w:tc>
-        <w:tc>
-          <w:tcPr>
-            <w:tcW w:w="1080" w:type="dxa"/>
-            <w:gridSpan w:val="2"/>
-            <w:tcBorders>
-              <w:top w:val="nil"/>
-              <w:left w:val="nil"/>
-              <w:bottom w:val="single" w:sz="4" w:space="0" w:color="auto"/>
-              <w:right w:val="single" w:sz="4" w:space="0" w:color="auto"/>
-            </w:tcBorders>
-            <w:shd w:val="clear" w:color="auto" w:fill="auto"/>
+              <w:jc w:val="right"/>
+              <w:rPr>
+                <w:rFonts w:ascii="Tahoma" w:hAnsi="Tahoma" w:cs="Tahoma"/>
+                <w:bCs/>
+                <w:sz w:val="16"/>
+                <w:szCs w:val="16"/>
+              </w:rPr>
+            </w:pPr>
+            <w:r>
+              <w:rPr>
+                <w:rFonts w:ascii="Tahoma" w:hAnsi="Tahoma" w:cs="Tahoma"/>
+                <w:bCs/>
+                <w:sz w:val="16"/>
+                <w:szCs w:val="16"/>
+              </w:rPr>
+              <w:t>$4,500.00</w:t>
+            </w:r>
+          </w:p>
+        </w:tc>
+        <w:tc>
+          <w:tcPr>
+            <w:tcW w:w="815" w:type="dxa"/>
+            <w:tcBorders>
+              <w:top w:val="nil"/>
+              <w:left w:val="nil"/>
+              <w:bottom w:val="single" w:sz="4" w:space="0" w:color="auto"/>
+              <w:right w:val="single" w:sz="4" w:space="0" w:color="auto"/>
+            </w:tcBorders>
+            <w:shd w:val="clear" w:color="000000" w:fill="FFFFCC"/>
             <w:noWrap/>
             <w:vAlign w:val="bottom"/>
             <w:hideMark/>
           </w:tcPr>
           <w:p>
             <w:pPr>
-              <w:jc w:val="right"/>
-              <w:rPr>
-                <w:rFonts w:ascii="Tahoma" w:hAnsi="Tahoma" w:cs="Tahoma"/>
-                <w:bCs/>
-                <w:sz w:val="16"/>
-                <w:szCs w:val="16"/>
-              </w:rPr>
-            </w:pPr>
-            <w:r>
-              <w:rPr>
-                <w:rFonts w:ascii="Tahoma" w:hAnsi="Tahoma" w:cs="Tahoma"/>
-                <w:bCs/>
-                <w:sz w:val="16"/>
-                <w:szCs w:val="16"/>
-              </w:rPr>
-              <w:t>$6,500.00</w:t>
-            </w:r>
-          </w:p>
-        </w:tc>
-        <w:tc>
-          <w:tcPr>
-            <w:tcW w:w="630" w:type="dxa"/>
-            <w:gridSpan w:val="2"/>
-            <w:tcBorders>
-              <w:top w:val="nil"/>
-              <w:left w:val="nil"/>
-              <w:bottom w:val="single" w:sz="4" w:space="0" w:color="auto"/>
-              <w:right w:val="single" w:sz="4" w:space="0" w:color="auto"/>
-            </w:tcBorders>
-            <w:shd w:val="clear" w:color="auto" w:fill="auto"/>
+              <w:jc w:val="center"/>
+              <w:rPr>
+                <w:rFonts w:ascii="Tahoma" w:hAnsi="Tahoma" w:cs="Tahoma"/>
+                <w:bCs/>
+                <w:sz w:val="16"/>
+                <w:szCs w:val="16"/>
+              </w:rPr>
+            </w:pPr>
+            <w:r>
+              <w:rPr>
+                <w:rFonts w:ascii="Tahoma" w:hAnsi="Tahoma" w:cs="Tahoma"/>
+                <w:bCs/>
+                <w:sz w:val="16"/>
+                <w:szCs w:val="16"/>
+              </w:rPr>
+              <w:t>6</w:t>
+            </w:r>
+          </w:p>
+        </w:tc>
+        <w:tc>
+          <w:tcPr>
+            <w:tcW w:w="810" w:type="dxa"/>
+            <w:tcBorders>
+              <w:top w:val="nil"/>
+              <w:left w:val="nil"/>
+              <w:bottom w:val="single" w:sz="4" w:space="0" w:color="auto"/>
+              <w:right w:val="single" w:sz="4" w:space="0" w:color="auto"/>
+            </w:tcBorders>
+            <w:shd w:val="clear" w:color="000000" w:fill="FFFFCC"/>
             <w:noWrap/>
             <w:vAlign w:val="bottom"/>
             <w:hideMark/>
@@ -4904,56 +5050,15 @@
                 <w:sz w:val="16"/>
                 <w:szCs w:val="16"/>
               </w:rPr>
-              <w:t>8</w:t>
-            </w:r>
-          </w:p>
-        </w:tc>
-        <w:tc>
-          <w:tcPr>
-            <w:tcW w:w="630" w:type="dxa"/>
-            <w:tcBorders>
-              <w:top w:val="nil"/>
-              <w:left w:val="nil"/>
-              <w:bottom w:val="single" w:sz="4" w:space="0" w:color="auto"/>
-              <w:right w:val="single" w:sz="4" w:space="0" w:color="auto"/>
-            </w:tcBorders>
-            <w:shd w:val="clear" w:color="auto" w:fill="auto"/>
-            <w:noWrap/>
-            <w:vAlign w:val="bottom"/>
-            <w:hideMark/>
-          </w:tcPr>
-          <w:p>
-            <w:pPr>
-              <w:jc w:val="center"/>
-              <w:rPr>
-                <w:rFonts w:ascii="Tahoma" w:hAnsi="Tahoma" w:cs="Tahoma"/>
-                <w:bCs/>
-                <w:sz w:val="16"/>
-                <w:szCs w:val="16"/>
-              </w:rPr>
-            </w:pPr>
-            <w:r>
-              <w:rPr>
-                <w:rFonts w:ascii="Tahoma" w:hAnsi="Tahoma" w:cs="Tahoma"/>
-                <w:bCs/>
-                <w:sz w:val="16"/>
-                <w:szCs w:val="16"/>
-              </w:rPr>
-              <w:t>8</w:t>
+              <w:t>6</w:t>
             </w:r>
           </w:p>
         </w:tc>
       </w:tr>
       <w:tr>
-        <w:tblPrEx>
-          <w:tblCellMar>
-            <w:left w:w="108" w:type="dxa"/>
-            <w:right w:w="108" w:type="dxa"/>
-          </w:tblCellMar>
-          <w:tblLook w:val="04A0" w:firstRow="1" w:lastRow="0" w:firstColumn="1" w:lastColumn="0" w:noHBand="0" w:noVBand="1"/>
-        </w:tblPrEx>
         <w:trPr>
           <w:trHeight w:val="210"/>
+          <w:jc w:val="center"/>
         </w:trPr>
         <w:tc>
           <w:tcPr>
@@ -4964,7 +5069,7 @@
               <w:bottom w:val="single" w:sz="4" w:space="0" w:color="auto"/>
               <w:right w:val="single" w:sz="4" w:space="0" w:color="auto"/>
             </w:tcBorders>
-            <w:shd w:val="clear" w:color="000000" w:fill="FFFFCC"/>
+            <w:shd w:val="clear" w:color="auto" w:fill="auto"/>
             <w:noWrap/>
             <w:vAlign w:val="bottom"/>
             <w:hideMark/>
@@ -4992,15 +5097,14 @@
         </w:tc>
         <w:tc>
           <w:tcPr>
-            <w:tcW w:w="883" w:type="dxa"/>
-            <w:gridSpan w:val="2"/>
-            <w:tcBorders>
-              <w:top w:val="nil"/>
-              <w:left w:val="nil"/>
-              <w:bottom w:val="single" w:sz="4" w:space="0" w:color="auto"/>
-              <w:right w:val="single" w:sz="4" w:space="0" w:color="auto"/>
-            </w:tcBorders>
-            <w:shd w:val="clear" w:color="000000" w:fill="FFFFCC"/>
+            <w:tcW w:w="1658" w:type="dxa"/>
+            <w:tcBorders>
+              <w:top w:val="nil"/>
+              <w:left w:val="nil"/>
+              <w:bottom w:val="single" w:sz="4" w:space="0" w:color="auto"/>
+              <w:right w:val="single" w:sz="4" w:space="0" w:color="auto"/>
+            </w:tcBorders>
+            <w:shd w:val="clear" w:color="auto" w:fill="auto"/>
             <w:noWrap/>
             <w:vAlign w:val="bottom"/>
             <w:hideMark/>
@@ -5028,15 +5132,14 @@
         </w:tc>
         <w:tc>
           <w:tcPr>
-            <w:tcW w:w="1104" w:type="dxa"/>
-            <w:gridSpan w:val="2"/>
-            <w:tcBorders>
-              <w:top w:val="nil"/>
-              <w:left w:val="nil"/>
-              <w:bottom w:val="single" w:sz="4" w:space="0" w:color="auto"/>
-              <w:right w:val="single" w:sz="4" w:space="0" w:color="auto"/>
-            </w:tcBorders>
-            <w:shd w:val="clear" w:color="000000" w:fill="FFFFCC"/>
+            <w:tcW w:w="1170" w:type="dxa"/>
+            <w:tcBorders>
+              <w:top w:val="nil"/>
+              <w:left w:val="nil"/>
+              <w:bottom w:val="single" w:sz="4" w:space="0" w:color="auto"/>
+              <w:right w:val="single" w:sz="4" w:space="0" w:color="auto"/>
+            </w:tcBorders>
+            <w:shd w:val="clear" w:color="auto" w:fill="auto"/>
             <w:noWrap/>
             <w:vAlign w:val="bottom"/>
             <w:hideMark/>
@@ -5064,14 +5167,14 @@
         </w:tc>
         <w:tc>
           <w:tcPr>
-            <w:tcW w:w="881" w:type="dxa"/>
-            <w:tcBorders>
-              <w:top w:val="nil"/>
-              <w:left w:val="nil"/>
-              <w:bottom w:val="single" w:sz="4" w:space="0" w:color="auto"/>
-              <w:right w:val="single" w:sz="4" w:space="0" w:color="auto"/>
-            </w:tcBorders>
-            <w:shd w:val="clear" w:color="000000" w:fill="FFFFCC"/>
+            <w:tcW w:w="900" w:type="dxa"/>
+            <w:tcBorders>
+              <w:top w:val="nil"/>
+              <w:left w:val="nil"/>
+              <w:bottom w:val="single" w:sz="4" w:space="0" w:color="auto"/>
+              <w:right w:val="single" w:sz="4" w:space="0" w:color="auto"/>
+            </w:tcBorders>
+            <w:shd w:val="clear" w:color="auto" w:fill="auto"/>
             <w:noWrap/>
             <w:vAlign w:val="bottom"/>
             <w:hideMark/>
@@ -5093,20 +5196,20 @@
                 <w:sz w:val="16"/>
                 <w:szCs w:val="16"/>
               </w:rPr>
-              <w:t>6_Dog</w:t>
-            </w:r>
-          </w:p>
-        </w:tc>
-        <w:tc>
-          <w:tcPr>
-            <w:tcW w:w="568" w:type="dxa"/>
-            <w:tcBorders>
-              <w:top w:val="nil"/>
-              <w:left w:val="nil"/>
-              <w:bottom w:val="single" w:sz="4" w:space="0" w:color="auto"/>
-              <w:right w:val="single" w:sz="4" w:space="0" w:color="auto"/>
-            </w:tcBorders>
-            <w:shd w:val="clear" w:color="000000" w:fill="FFFFCC"/>
+              <w:t>4_Dog</w:t>
+            </w:r>
+          </w:p>
+        </w:tc>
+        <w:tc>
+          <w:tcPr>
+            <w:tcW w:w="630" w:type="dxa"/>
+            <w:tcBorders>
+              <w:top w:val="nil"/>
+              <w:left w:val="nil"/>
+              <w:bottom w:val="single" w:sz="4" w:space="0" w:color="auto"/>
+              <w:right w:val="single" w:sz="4" w:space="0" w:color="auto"/>
+            </w:tcBorders>
+            <w:shd w:val="clear" w:color="auto" w:fill="auto"/>
             <w:noWrap/>
             <w:vAlign w:val="bottom"/>
             <w:hideMark/>
@@ -5128,21 +5231,20 @@
                 <w:sz w:val="16"/>
                 <w:szCs w:val="16"/>
               </w:rPr>
-              <w:t>55</w:t>
-            </w:r>
-          </w:p>
-        </w:tc>
-        <w:tc>
-          <w:tcPr>
-            <w:tcW w:w="1003" w:type="dxa"/>
-            <w:gridSpan w:val="2"/>
-            <w:tcBorders>
-              <w:top w:val="nil"/>
-              <w:left w:val="nil"/>
-              <w:bottom w:val="single" w:sz="4" w:space="0" w:color="auto"/>
-              <w:right w:val="single" w:sz="4" w:space="0" w:color="auto"/>
-            </w:tcBorders>
-            <w:shd w:val="clear" w:color="000000" w:fill="FFFFCC"/>
+              <w:t>75</w:t>
+            </w:r>
+          </w:p>
+        </w:tc>
+        <w:tc>
+          <w:tcPr>
+            <w:tcW w:w="720" w:type="dxa"/>
+            <w:tcBorders>
+              <w:top w:val="nil"/>
+              <w:left w:val="nil"/>
+              <w:bottom w:val="single" w:sz="4" w:space="0" w:color="auto"/>
+              <w:right w:val="single" w:sz="4" w:space="0" w:color="auto"/>
+            </w:tcBorders>
+            <w:shd w:val="clear" w:color="auto" w:fill="auto"/>
             <w:noWrap/>
             <w:vAlign w:val="bottom"/>
             <w:hideMark/>
@@ -5164,21 +5266,20 @@
                 <w:sz w:val="16"/>
                 <w:szCs w:val="16"/>
               </w:rPr>
-              <w:t>10</w:t>
-            </w:r>
-          </w:p>
-        </w:tc>
-        <w:tc>
-          <w:tcPr>
-            <w:tcW w:w="1110" w:type="dxa"/>
-            <w:gridSpan w:val="2"/>
-            <w:tcBorders>
-              <w:top w:val="nil"/>
-              <w:left w:val="nil"/>
-              <w:bottom w:val="single" w:sz="4" w:space="0" w:color="auto"/>
-              <w:right w:val="single" w:sz="4" w:space="0" w:color="auto"/>
-            </w:tcBorders>
-            <w:shd w:val="clear" w:color="000000" w:fill="FFFFCC"/>
+              <w:t>15</w:t>
+            </w:r>
+          </w:p>
+        </w:tc>
+        <w:tc>
+          <w:tcPr>
+            <w:tcW w:w="810" w:type="dxa"/>
+            <w:tcBorders>
+              <w:top w:val="nil"/>
+              <w:left w:val="nil"/>
+              <w:bottom w:val="single" w:sz="4" w:space="0" w:color="auto"/>
+              <w:right w:val="single" w:sz="4" w:space="0" w:color="auto"/>
+            </w:tcBorders>
+            <w:shd w:val="clear" w:color="auto" w:fill="auto"/>
             <w:noWrap/>
             <w:vAlign w:val="bottom"/>
             <w:hideMark/>
@@ -5200,21 +5301,20 @@
                 <w:sz w:val="16"/>
                 <w:szCs w:val="16"/>
               </w:rPr>
-              <w:t>40</w:t>
-            </w:r>
-          </w:p>
-        </w:tc>
-        <w:tc>
-          <w:tcPr>
-            <w:tcW w:w="1069" w:type="dxa"/>
-            <w:gridSpan w:val="2"/>
-            <w:tcBorders>
-              <w:top w:val="nil"/>
-              <w:left w:val="nil"/>
-              <w:bottom w:val="single" w:sz="4" w:space="0" w:color="auto"/>
-              <w:right w:val="single" w:sz="4" w:space="0" w:color="auto"/>
-            </w:tcBorders>
-            <w:shd w:val="clear" w:color="000000" w:fill="FFFFCC"/>
+              <w:t>35</w:t>
+            </w:r>
+          </w:p>
+        </w:tc>
+        <w:tc>
+          <w:tcPr>
+            <w:tcW w:w="630" w:type="dxa"/>
+            <w:tcBorders>
+              <w:top w:val="nil"/>
+              <w:left w:val="nil"/>
+              <w:bottom w:val="single" w:sz="4" w:space="0" w:color="auto"/>
+              <w:right w:val="single" w:sz="4" w:space="0" w:color="auto"/>
+            </w:tcBorders>
+            <w:shd w:val="clear" w:color="auto" w:fill="auto"/>
             <w:noWrap/>
             <w:vAlign w:val="bottom"/>
             <w:hideMark/>
@@ -5236,21 +5336,20 @@
                 <w:sz w:val="16"/>
                 <w:szCs w:val="16"/>
               </w:rPr>
-              <w:t>45</w:t>
+              <w:t>25</w:t>
             </w:r>
           </w:p>
         </w:tc>
         <w:tc>
           <w:tcPr>
             <w:tcW w:w="1080" w:type="dxa"/>
-            <w:gridSpan w:val="2"/>
-            <w:tcBorders>
-              <w:top w:val="nil"/>
-              <w:left w:val="nil"/>
-              <w:bottom w:val="single" w:sz="4" w:space="0" w:color="auto"/>
-              <w:right w:val="single" w:sz="4" w:space="0" w:color="auto"/>
-            </w:tcBorders>
-            <w:shd w:val="clear" w:color="000000" w:fill="FFFFCC"/>
+            <w:tcBorders>
+              <w:top w:val="nil"/>
+              <w:left w:val="nil"/>
+              <w:bottom w:val="single" w:sz="4" w:space="0" w:color="auto"/>
+              <w:right w:val="single" w:sz="4" w:space="0" w:color="auto"/>
+            </w:tcBorders>
+            <w:shd w:val="clear" w:color="auto" w:fill="auto"/>
             <w:noWrap/>
             <w:vAlign w:val="bottom"/>
             <w:hideMark/>
@@ -5272,21 +5371,20 @@
                 <w:sz w:val="16"/>
                 <w:szCs w:val="16"/>
               </w:rPr>
-              <w:t>$4,500.00</w:t>
-            </w:r>
-          </w:p>
-        </w:tc>
-        <w:tc>
-          <w:tcPr>
-            <w:tcW w:w="630" w:type="dxa"/>
-            <w:gridSpan w:val="2"/>
-            <w:tcBorders>
-              <w:top w:val="nil"/>
-              <w:left w:val="nil"/>
-              <w:bottom w:val="single" w:sz="4" w:space="0" w:color="auto"/>
-              <w:right w:val="single" w:sz="4" w:space="0" w:color="auto"/>
-            </w:tcBorders>
-            <w:shd w:val="clear" w:color="000000" w:fill="FFFFCC"/>
+              <w:t>$2,500.00</w:t>
+            </w:r>
+          </w:p>
+        </w:tc>
+        <w:tc>
+          <w:tcPr>
+            <w:tcW w:w="815" w:type="dxa"/>
+            <w:tcBorders>
+              <w:top w:val="nil"/>
+              <w:left w:val="nil"/>
+              <w:bottom w:val="single" w:sz="4" w:space="0" w:color="auto"/>
+              <w:right w:val="single" w:sz="4" w:space="0" w:color="auto"/>
+            </w:tcBorders>
+            <w:shd w:val="clear" w:color="auto" w:fill="auto"/>
             <w:noWrap/>
             <w:vAlign w:val="bottom"/>
             <w:hideMark/>
@@ -5308,20 +5406,20 @@
                 <w:sz w:val="16"/>
                 <w:szCs w:val="16"/>
               </w:rPr>
-              <w:t>6</w:t>
-            </w:r>
-          </w:p>
-        </w:tc>
-        <w:tc>
-          <w:tcPr>
-            <w:tcW w:w="630" w:type="dxa"/>
-            <w:tcBorders>
-              <w:top w:val="nil"/>
-              <w:left w:val="nil"/>
-              <w:bottom w:val="single" w:sz="4" w:space="0" w:color="auto"/>
-              <w:right w:val="single" w:sz="4" w:space="0" w:color="auto"/>
-            </w:tcBorders>
-            <w:shd w:val="clear" w:color="000000" w:fill="FFFFCC"/>
+              <w:t>4</w:t>
+            </w:r>
+          </w:p>
+        </w:tc>
+        <w:tc>
+          <w:tcPr>
+            <w:tcW w:w="810" w:type="dxa"/>
+            <w:tcBorders>
+              <w:top w:val="nil"/>
+              <w:left w:val="nil"/>
+              <w:bottom w:val="single" w:sz="4" w:space="0" w:color="auto"/>
+              <w:right w:val="single" w:sz="4" w:space="0" w:color="auto"/>
+            </w:tcBorders>
+            <w:shd w:val="clear" w:color="auto" w:fill="auto"/>
             <w:noWrap/>
             <w:vAlign w:val="bottom"/>
             <w:hideMark/>
@@ -5343,21 +5441,15 @@
                 <w:sz w:val="16"/>
                 <w:szCs w:val="16"/>
               </w:rPr>
-              <w:t>6</w:t>
+              <w:t>4</w:t>
             </w:r>
           </w:p>
         </w:tc>
       </w:tr>
       <w:tr>
-        <w:tblPrEx>
-          <w:tblCellMar>
-            <w:left w:w="108" w:type="dxa"/>
-            <w:right w:w="108" w:type="dxa"/>
-          </w:tblCellMar>
-          <w:tblLook w:val="04A0" w:firstRow="1" w:lastRow="0" w:firstColumn="1" w:lastColumn="0" w:noHBand="0" w:noVBand="1"/>
-        </w:tblPrEx>
         <w:trPr>
           <w:trHeight w:val="210"/>
+          <w:jc w:val="center"/>
         </w:trPr>
         <w:tc>
           <w:tcPr>
@@ -5368,7 +5460,7 @@
               <w:bottom w:val="single" w:sz="4" w:space="0" w:color="auto"/>
               <w:right w:val="single" w:sz="4" w:space="0" w:color="auto"/>
             </w:tcBorders>
-            <w:shd w:val="clear" w:color="auto" w:fill="auto"/>
+            <w:shd w:val="clear" w:color="000000" w:fill="FFFFCC"/>
             <w:noWrap/>
             <w:vAlign w:val="bottom"/>
             <w:hideMark/>
@@ -5396,15 +5488,14 @@
         </w:tc>
         <w:tc>
           <w:tcPr>
-            <w:tcW w:w="883" w:type="dxa"/>
-            <w:gridSpan w:val="2"/>
-            <w:tcBorders>
-              <w:top w:val="nil"/>
-              <w:left w:val="nil"/>
-              <w:bottom w:val="single" w:sz="4" w:space="0" w:color="auto"/>
-              <w:right w:val="single" w:sz="4" w:space="0" w:color="auto"/>
-            </w:tcBorders>
-            <w:shd w:val="clear" w:color="auto" w:fill="auto"/>
+            <w:tcW w:w="1658" w:type="dxa"/>
+            <w:tcBorders>
+              <w:top w:val="nil"/>
+              <w:left w:val="nil"/>
+              <w:bottom w:val="single" w:sz="4" w:space="0" w:color="auto"/>
+              <w:right w:val="single" w:sz="4" w:space="0" w:color="auto"/>
+            </w:tcBorders>
+            <w:shd w:val="clear" w:color="000000" w:fill="FFFFCC"/>
             <w:noWrap/>
             <w:vAlign w:val="bottom"/>
             <w:hideMark/>
@@ -5432,15 +5523,14 @@
         </w:tc>
         <w:tc>
           <w:tcPr>
-            <w:tcW w:w="1104" w:type="dxa"/>
-            <w:gridSpan w:val="2"/>
-            <w:tcBorders>
-              <w:top w:val="nil"/>
-              <w:left w:val="nil"/>
-              <w:bottom w:val="single" w:sz="4" w:space="0" w:color="auto"/>
-              <w:right w:val="single" w:sz="4" w:space="0" w:color="auto"/>
-            </w:tcBorders>
-            <w:shd w:val="clear" w:color="auto" w:fill="auto"/>
+            <w:tcW w:w="1170" w:type="dxa"/>
+            <w:tcBorders>
+              <w:top w:val="nil"/>
+              <w:left w:val="nil"/>
+              <w:bottom w:val="single" w:sz="4" w:space="0" w:color="auto"/>
+              <w:right w:val="single" w:sz="4" w:space="0" w:color="auto"/>
+            </w:tcBorders>
+            <w:shd w:val="clear" w:color="000000" w:fill="FFFFCC"/>
             <w:noWrap/>
             <w:vAlign w:val="bottom"/>
             <w:hideMark/>
@@ -5468,14 +5558,14 @@
         </w:tc>
         <w:tc>
           <w:tcPr>
-            <w:tcW w:w="881" w:type="dxa"/>
-            <w:tcBorders>
-              <w:top w:val="nil"/>
-              <w:left w:val="nil"/>
-              <w:bottom w:val="single" w:sz="4" w:space="0" w:color="auto"/>
-              <w:right w:val="single" w:sz="4" w:space="0" w:color="auto"/>
-            </w:tcBorders>
-            <w:shd w:val="clear" w:color="auto" w:fill="auto"/>
+            <w:tcW w:w="900" w:type="dxa"/>
+            <w:tcBorders>
+              <w:top w:val="nil"/>
+              <w:left w:val="nil"/>
+              <w:bottom w:val="single" w:sz="4" w:space="0" w:color="auto"/>
+              <w:right w:val="single" w:sz="4" w:space="0" w:color="auto"/>
+            </w:tcBorders>
+            <w:shd w:val="clear" w:color="000000" w:fill="FFFFCC"/>
             <w:noWrap/>
             <w:vAlign w:val="bottom"/>
             <w:hideMark/>
@@ -5497,20 +5587,20 @@
                 <w:sz w:val="16"/>
                 <w:szCs w:val="16"/>
               </w:rPr>
-              <w:t>4_Dog</w:t>
-            </w:r>
-          </w:p>
-        </w:tc>
-        <w:tc>
-          <w:tcPr>
-            <w:tcW w:w="568" w:type="dxa"/>
-            <w:tcBorders>
-              <w:top w:val="nil"/>
-              <w:left w:val="nil"/>
-              <w:bottom w:val="single" w:sz="4" w:space="0" w:color="auto"/>
-              <w:right w:val="single" w:sz="4" w:space="0" w:color="auto"/>
-            </w:tcBorders>
-            <w:shd w:val="clear" w:color="auto" w:fill="auto"/>
+              <w:t>3_Dog</w:t>
+            </w:r>
+          </w:p>
+        </w:tc>
+        <w:tc>
+          <w:tcPr>
+            <w:tcW w:w="630" w:type="dxa"/>
+            <w:tcBorders>
+              <w:top w:val="nil"/>
+              <w:left w:val="nil"/>
+              <w:bottom w:val="single" w:sz="4" w:space="0" w:color="auto"/>
+              <w:right w:val="single" w:sz="4" w:space="0" w:color="auto"/>
+            </w:tcBorders>
+            <w:shd w:val="clear" w:color="000000" w:fill="FFFFCC"/>
             <w:noWrap/>
             <w:vAlign w:val="bottom"/>
             <w:hideMark/>
@@ -5532,21 +5622,20 @@
                 <w:sz w:val="16"/>
                 <w:szCs w:val="16"/>
               </w:rPr>
-              <w:t>60</w:t>
-            </w:r>
-          </w:p>
-        </w:tc>
-        <w:tc>
-          <w:tcPr>
-            <w:tcW w:w="1003" w:type="dxa"/>
-            <w:gridSpan w:val="2"/>
-            <w:tcBorders>
-              <w:top w:val="nil"/>
-              <w:left w:val="nil"/>
-              <w:bottom w:val="single" w:sz="4" w:space="0" w:color="auto"/>
-              <w:right w:val="single" w:sz="4" w:space="0" w:color="auto"/>
-            </w:tcBorders>
-            <w:shd w:val="clear" w:color="auto" w:fill="auto"/>
+              <w:t>75</w:t>
+            </w:r>
+          </w:p>
+        </w:tc>
+        <w:tc>
+          <w:tcPr>
+            <w:tcW w:w="720" w:type="dxa"/>
+            <w:tcBorders>
+              <w:top w:val="nil"/>
+              <w:left w:val="nil"/>
+              <w:bottom w:val="single" w:sz="4" w:space="0" w:color="auto"/>
+              <w:right w:val="single" w:sz="4" w:space="0" w:color="auto"/>
+            </w:tcBorders>
+            <w:shd w:val="clear" w:color="000000" w:fill="FFFFCC"/>
             <w:noWrap/>
             <w:vAlign w:val="bottom"/>
             <w:hideMark/>
@@ -5568,21 +5657,20 @@
                 <w:sz w:val="16"/>
                 <w:szCs w:val="16"/>
               </w:rPr>
-              <w:t>15</w:t>
-            </w:r>
-          </w:p>
-        </w:tc>
-        <w:tc>
-          <w:tcPr>
-            <w:tcW w:w="1110" w:type="dxa"/>
-            <w:gridSpan w:val="2"/>
-            <w:tcBorders>
-              <w:top w:val="nil"/>
-              <w:left w:val="nil"/>
-              <w:bottom w:val="single" w:sz="4" w:space="0" w:color="auto"/>
-              <w:right w:val="single" w:sz="4" w:space="0" w:color="auto"/>
-            </w:tcBorders>
-            <w:shd w:val="clear" w:color="auto" w:fill="auto"/>
+              <w:t>5</w:t>
+            </w:r>
+          </w:p>
+        </w:tc>
+        <w:tc>
+          <w:tcPr>
+            <w:tcW w:w="810" w:type="dxa"/>
+            <w:tcBorders>
+              <w:top w:val="nil"/>
+              <w:left w:val="nil"/>
+              <w:bottom w:val="single" w:sz="4" w:space="0" w:color="auto"/>
+              <w:right w:val="single" w:sz="4" w:space="0" w:color="auto"/>
+            </w:tcBorders>
+            <w:shd w:val="clear" w:color="000000" w:fill="FFFFCC"/>
             <w:noWrap/>
             <w:vAlign w:val="bottom"/>
             <w:hideMark/>
@@ -5604,21 +5692,20 @@
                 <w:sz w:val="16"/>
                 <w:szCs w:val="16"/>
               </w:rPr>
-              <w:t>35</w:t>
-            </w:r>
-          </w:p>
-        </w:tc>
-        <w:tc>
-          <w:tcPr>
-            <w:tcW w:w="1069" w:type="dxa"/>
-            <w:gridSpan w:val="2"/>
-            <w:tcBorders>
-              <w:top w:val="nil"/>
-              <w:left w:val="nil"/>
-              <w:bottom w:val="single" w:sz="4" w:space="0" w:color="auto"/>
-              <w:right w:val="single" w:sz="4" w:space="0" w:color="auto"/>
-            </w:tcBorders>
-            <w:shd w:val="clear" w:color="auto" w:fill="auto"/>
+              <w:t>30</w:t>
+            </w:r>
+          </w:p>
+        </w:tc>
+        <w:tc>
+          <w:tcPr>
+            <w:tcW w:w="630" w:type="dxa"/>
+            <w:tcBorders>
+              <w:top w:val="nil"/>
+              <w:left w:val="nil"/>
+              <w:bottom w:val="single" w:sz="4" w:space="0" w:color="auto"/>
+              <w:right w:val="single" w:sz="4" w:space="0" w:color="auto"/>
+            </w:tcBorders>
+            <w:shd w:val="clear" w:color="000000" w:fill="FFFFCC"/>
             <w:noWrap/>
             <w:vAlign w:val="bottom"/>
             <w:hideMark/>
@@ -5640,21 +5727,20 @@
                 <w:sz w:val="16"/>
                 <w:szCs w:val="16"/>
               </w:rPr>
-              <w:t>25</w:t>
+              <w:t>20</w:t>
             </w:r>
           </w:p>
         </w:tc>
         <w:tc>
           <w:tcPr>
             <w:tcW w:w="1080" w:type="dxa"/>
-            <w:gridSpan w:val="2"/>
-            <w:tcBorders>
-              <w:top w:val="nil"/>
-              <w:left w:val="nil"/>
-              <w:bottom w:val="single" w:sz="4" w:space="0" w:color="auto"/>
-              <w:right w:val="single" w:sz="4" w:space="0" w:color="auto"/>
-            </w:tcBorders>
-            <w:shd w:val="clear" w:color="auto" w:fill="auto"/>
+            <w:tcBorders>
+              <w:top w:val="nil"/>
+              <w:left w:val="nil"/>
+              <w:bottom w:val="single" w:sz="4" w:space="0" w:color="auto"/>
+              <w:right w:val="single" w:sz="4" w:space="0" w:color="auto"/>
+            </w:tcBorders>
+            <w:shd w:val="clear" w:color="000000" w:fill="FFFFCC"/>
             <w:noWrap/>
             <w:vAlign w:val="bottom"/>
             <w:hideMark/>
@@ -5676,21 +5762,20 @@
                 <w:sz w:val="16"/>
                 <w:szCs w:val="16"/>
               </w:rPr>
-              <w:t>$2,500.00</w:t>
-            </w:r>
-          </w:p>
-        </w:tc>
-        <w:tc>
-          <w:tcPr>
-            <w:tcW w:w="630" w:type="dxa"/>
-            <w:gridSpan w:val="2"/>
-            <w:tcBorders>
-              <w:top w:val="nil"/>
-              <w:left w:val="nil"/>
-              <w:bottom w:val="single" w:sz="4" w:space="0" w:color="auto"/>
-              <w:right w:val="single" w:sz="4" w:space="0" w:color="auto"/>
-            </w:tcBorders>
-            <w:shd w:val="clear" w:color="auto" w:fill="auto"/>
+              <w:t>$2,000.00</w:t>
+            </w:r>
+          </w:p>
+        </w:tc>
+        <w:tc>
+          <w:tcPr>
+            <w:tcW w:w="815" w:type="dxa"/>
+            <w:tcBorders>
+              <w:top w:val="nil"/>
+              <w:left w:val="nil"/>
+              <w:bottom w:val="single" w:sz="4" w:space="0" w:color="auto"/>
+              <w:right w:val="single" w:sz="4" w:space="0" w:color="auto"/>
+            </w:tcBorders>
+            <w:shd w:val="clear" w:color="000000" w:fill="FFFFCC"/>
             <w:noWrap/>
             <w:vAlign w:val="bottom"/>
             <w:hideMark/>
@@ -5712,20 +5797,20 @@
                 <w:sz w:val="16"/>
                 <w:szCs w:val="16"/>
               </w:rPr>
-              <w:t>4</w:t>
-            </w:r>
-          </w:p>
-        </w:tc>
-        <w:tc>
-          <w:tcPr>
-            <w:tcW w:w="630" w:type="dxa"/>
-            <w:tcBorders>
-              <w:top w:val="nil"/>
-              <w:left w:val="nil"/>
-              <w:bottom w:val="single" w:sz="4" w:space="0" w:color="auto"/>
-              <w:right w:val="single" w:sz="4" w:space="0" w:color="auto"/>
-            </w:tcBorders>
-            <w:shd w:val="clear" w:color="auto" w:fill="auto"/>
+              <w:t>3</w:t>
+            </w:r>
+          </w:p>
+        </w:tc>
+        <w:tc>
+          <w:tcPr>
+            <w:tcW w:w="810" w:type="dxa"/>
+            <w:tcBorders>
+              <w:top w:val="nil"/>
+              <w:left w:val="nil"/>
+              <w:bottom w:val="single" w:sz="4" w:space="0" w:color="auto"/>
+              <w:right w:val="single" w:sz="4" w:space="0" w:color="auto"/>
+            </w:tcBorders>
+            <w:shd w:val="clear" w:color="000000" w:fill="FFFFCC"/>
             <w:noWrap/>
             <w:vAlign w:val="bottom"/>
             <w:hideMark/>
@@ -5747,21 +5832,15 @@
                 <w:sz w:val="16"/>
                 <w:szCs w:val="16"/>
               </w:rPr>
-              <w:t>4</w:t>
+              <w:t>3</w:t>
             </w:r>
           </w:p>
         </w:tc>
       </w:tr>
       <w:tr>
-        <w:tblPrEx>
-          <w:tblCellMar>
-            <w:left w:w="108" w:type="dxa"/>
-            <w:right w:w="108" w:type="dxa"/>
-          </w:tblCellMar>
-          <w:tblLook w:val="04A0" w:firstRow="1" w:lastRow="0" w:firstColumn="1" w:lastColumn="0" w:noHBand="0" w:noVBand="1"/>
-        </w:tblPrEx>
         <w:trPr>
           <w:trHeight w:val="210"/>
+          <w:jc w:val="center"/>
         </w:trPr>
         <w:tc>
           <w:tcPr>
@@ -5772,7 +5851,7 @@
               <w:bottom w:val="single" w:sz="4" w:space="0" w:color="auto"/>
               <w:right w:val="single" w:sz="4" w:space="0" w:color="auto"/>
             </w:tcBorders>
-            <w:shd w:val="clear" w:color="000000" w:fill="FFFFCC"/>
+            <w:shd w:val="clear" w:color="auto" w:fill="auto"/>
             <w:noWrap/>
             <w:vAlign w:val="bottom"/>
             <w:hideMark/>
@@ -5800,15 +5879,14 @@
         </w:tc>
         <w:tc>
           <w:tcPr>
-            <w:tcW w:w="883" w:type="dxa"/>
-            <w:gridSpan w:val="2"/>
-            <w:tcBorders>
-              <w:top w:val="nil"/>
-              <w:left w:val="nil"/>
-              <w:bottom w:val="single" w:sz="4" w:space="0" w:color="auto"/>
-              <w:right w:val="single" w:sz="4" w:space="0" w:color="auto"/>
-            </w:tcBorders>
-            <w:shd w:val="clear" w:color="000000" w:fill="FFFFCC"/>
+            <w:tcW w:w="1658" w:type="dxa"/>
+            <w:tcBorders>
+              <w:top w:val="nil"/>
+              <w:left w:val="nil"/>
+              <w:bottom w:val="single" w:sz="4" w:space="0" w:color="auto"/>
+              <w:right w:val="single" w:sz="4" w:space="0" w:color="auto"/>
+            </w:tcBorders>
+            <w:shd w:val="clear" w:color="auto" w:fill="auto"/>
             <w:noWrap/>
             <w:vAlign w:val="bottom"/>
             <w:hideMark/>
@@ -5836,15 +5914,14 @@
         </w:tc>
         <w:tc>
           <w:tcPr>
-            <w:tcW w:w="1104" w:type="dxa"/>
-            <w:gridSpan w:val="2"/>
-            <w:tcBorders>
-              <w:top w:val="nil"/>
-              <w:left w:val="nil"/>
-              <w:bottom w:val="single" w:sz="4" w:space="0" w:color="auto"/>
-              <w:right w:val="single" w:sz="4" w:space="0" w:color="auto"/>
-            </w:tcBorders>
-            <w:shd w:val="clear" w:color="000000" w:fill="FFFFCC"/>
+            <w:tcW w:w="1170" w:type="dxa"/>
+            <w:tcBorders>
+              <w:top w:val="nil"/>
+              <w:left w:val="nil"/>
+              <w:bottom w:val="single" w:sz="4" w:space="0" w:color="auto"/>
+              <w:right w:val="single" w:sz="4" w:space="0" w:color="auto"/>
+            </w:tcBorders>
+            <w:shd w:val="clear" w:color="auto" w:fill="auto"/>
             <w:noWrap/>
             <w:vAlign w:val="bottom"/>
             <w:hideMark/>
@@ -5872,14 +5949,14 @@
         </w:tc>
         <w:tc>
           <w:tcPr>
-            <w:tcW w:w="881" w:type="dxa"/>
-            <w:tcBorders>
-              <w:top w:val="nil"/>
-              <w:left w:val="nil"/>
-              <w:bottom w:val="single" w:sz="4" w:space="0" w:color="auto"/>
-              <w:right w:val="single" w:sz="4" w:space="0" w:color="auto"/>
-            </w:tcBorders>
-            <w:shd w:val="clear" w:color="000000" w:fill="FFFFCC"/>
+            <w:tcW w:w="900" w:type="dxa"/>
+            <w:tcBorders>
+              <w:top w:val="nil"/>
+              <w:left w:val="nil"/>
+              <w:bottom w:val="single" w:sz="4" w:space="0" w:color="auto"/>
+              <w:right w:val="single" w:sz="4" w:space="0" w:color="auto"/>
+            </w:tcBorders>
+            <w:shd w:val="clear" w:color="auto" w:fill="auto"/>
             <w:noWrap/>
             <w:vAlign w:val="bottom"/>
             <w:hideMark/>
@@ -5901,20 +5978,20 @@
                 <w:sz w:val="16"/>
                 <w:szCs w:val="16"/>
               </w:rPr>
-              <w:t>3_Dog</w:t>
-            </w:r>
-          </w:p>
-        </w:tc>
-        <w:tc>
-          <w:tcPr>
-            <w:tcW w:w="568" w:type="dxa"/>
-            <w:tcBorders>
-              <w:top w:val="nil"/>
-              <w:left w:val="nil"/>
-              <w:bottom w:val="single" w:sz="4" w:space="0" w:color="auto"/>
-              <w:right w:val="single" w:sz="4" w:space="0" w:color="auto"/>
-            </w:tcBorders>
-            <w:shd w:val="clear" w:color="000000" w:fill="FFFFCC"/>
+              <w:t>2_Dog</w:t>
+            </w:r>
+          </w:p>
+        </w:tc>
+        <w:tc>
+          <w:tcPr>
+            <w:tcW w:w="630" w:type="dxa"/>
+            <w:tcBorders>
+              <w:top w:val="nil"/>
+              <w:left w:val="nil"/>
+              <w:bottom w:val="single" w:sz="4" w:space="0" w:color="auto"/>
+              <w:right w:val="single" w:sz="4" w:space="0" w:color="auto"/>
+            </w:tcBorders>
+            <w:shd w:val="clear" w:color="auto" w:fill="auto"/>
             <w:noWrap/>
             <w:vAlign w:val="bottom"/>
             <w:hideMark/>
@@ -5936,21 +6013,20 @@
                 <w:sz w:val="16"/>
                 <w:szCs w:val="16"/>
               </w:rPr>
-              <w:t>30</w:t>
-            </w:r>
-          </w:p>
-        </w:tc>
-        <w:tc>
-          <w:tcPr>
-            <w:tcW w:w="1003" w:type="dxa"/>
-            <w:gridSpan w:val="2"/>
-            <w:tcBorders>
-              <w:top w:val="nil"/>
-              <w:left w:val="nil"/>
-              <w:bottom w:val="single" w:sz="4" w:space="0" w:color="auto"/>
-              <w:right w:val="single" w:sz="4" w:space="0" w:color="auto"/>
-            </w:tcBorders>
-            <w:shd w:val="clear" w:color="000000" w:fill="FFFFCC"/>
+              <w:t>75</w:t>
+            </w:r>
+          </w:p>
+        </w:tc>
+        <w:tc>
+          <w:tcPr>
+            <w:tcW w:w="720" w:type="dxa"/>
+            <w:tcBorders>
+              <w:top w:val="nil"/>
+              <w:left w:val="nil"/>
+              <w:bottom w:val="single" w:sz="4" w:space="0" w:color="auto"/>
+              <w:right w:val="single" w:sz="4" w:space="0" w:color="auto"/>
+            </w:tcBorders>
+            <w:shd w:val="clear" w:color="auto" w:fill="auto"/>
             <w:noWrap/>
             <w:vAlign w:val="bottom"/>
             <w:hideMark/>
@@ -5978,15 +6054,14 @@
         </w:tc>
         <w:tc>
           <w:tcPr>
-            <w:tcW w:w="1110" w:type="dxa"/>
-            <w:gridSpan w:val="2"/>
-            <w:tcBorders>
-              <w:top w:val="nil"/>
-              <w:left w:val="nil"/>
-              <w:bottom w:val="single" w:sz="4" w:space="0" w:color="auto"/>
-              <w:right w:val="single" w:sz="4" w:space="0" w:color="auto"/>
-            </w:tcBorders>
-            <w:shd w:val="clear" w:color="000000" w:fill="FFFFCC"/>
+            <w:tcW w:w="810" w:type="dxa"/>
+            <w:tcBorders>
+              <w:top w:val="nil"/>
+              <w:left w:val="nil"/>
+              <w:bottom w:val="single" w:sz="4" w:space="0" w:color="auto"/>
+              <w:right w:val="single" w:sz="4" w:space="0" w:color="auto"/>
+            </w:tcBorders>
+            <w:shd w:val="clear" w:color="auto" w:fill="auto"/>
             <w:noWrap/>
             <w:vAlign w:val="bottom"/>
             <w:hideMark/>
@@ -6008,21 +6083,29 @@
                 <w:sz w:val="16"/>
                 <w:szCs w:val="16"/>
               </w:rPr>
-              <w:t>30</w:t>
-            </w:r>
-          </w:p>
-        </w:tc>
-        <w:tc>
-          <w:tcPr>
-            <w:tcW w:w="1069" w:type="dxa"/>
-            <w:gridSpan w:val="2"/>
-            <w:tcBorders>
-              <w:top w:val="nil"/>
-              <w:left w:val="nil"/>
-              <w:bottom w:val="single" w:sz="4" w:space="0" w:color="auto"/>
-              <w:right w:val="single" w:sz="4" w:space="0" w:color="auto"/>
-            </w:tcBorders>
-            <w:shd w:val="clear" w:color="000000" w:fill="FFFFCC"/>
+              <w:t>2</w:t>
+            </w:r>
+            <w:r>
+              <w:rPr>
+                <w:rFonts w:ascii="Tahoma" w:hAnsi="Tahoma" w:cs="Tahoma"/>
+                <w:bCs/>
+                <w:sz w:val="16"/>
+                <w:szCs w:val="16"/>
+              </w:rPr>
+              <w:t>0</w:t>
+            </w:r>
+          </w:p>
+        </w:tc>
+        <w:tc>
+          <w:tcPr>
+            <w:tcW w:w="630" w:type="dxa"/>
+            <w:tcBorders>
+              <w:top w:val="nil"/>
+              <w:left w:val="nil"/>
+              <w:bottom w:val="single" w:sz="4" w:space="0" w:color="auto"/>
+              <w:right w:val="single" w:sz="4" w:space="0" w:color="auto"/>
+            </w:tcBorders>
+            <w:shd w:val="clear" w:color="auto" w:fill="auto"/>
             <w:noWrap/>
             <w:vAlign w:val="bottom"/>
             <w:hideMark/>
@@ -6044,21 +6127,20 @@
                 <w:sz w:val="16"/>
                 <w:szCs w:val="16"/>
               </w:rPr>
-              <w:t>20</w:t>
+              <w:t>10</w:t>
             </w:r>
           </w:p>
         </w:tc>
         <w:tc>
           <w:tcPr>
             <w:tcW w:w="1080" w:type="dxa"/>
-            <w:gridSpan w:val="2"/>
-            <w:tcBorders>
-              <w:top w:val="nil"/>
-              <w:left w:val="nil"/>
-              <w:bottom w:val="single" w:sz="4" w:space="0" w:color="auto"/>
-              <w:right w:val="single" w:sz="4" w:space="0" w:color="auto"/>
-            </w:tcBorders>
-            <w:shd w:val="clear" w:color="000000" w:fill="FFFFCC"/>
+            <w:tcBorders>
+              <w:top w:val="nil"/>
+              <w:left w:val="nil"/>
+              <w:bottom w:val="single" w:sz="4" w:space="0" w:color="auto"/>
+              <w:right w:val="single" w:sz="4" w:space="0" w:color="auto"/>
+            </w:tcBorders>
+            <w:shd w:val="clear" w:color="auto" w:fill="auto"/>
             <w:noWrap/>
             <w:vAlign w:val="bottom"/>
             <w:hideMark/>
@@ -6080,21 +6162,20 @@
                 <w:sz w:val="16"/>
                 <w:szCs w:val="16"/>
               </w:rPr>
-              <w:t>$2,000.00</w:t>
-            </w:r>
-          </w:p>
-        </w:tc>
-        <w:tc>
-          <w:tcPr>
-            <w:tcW w:w="630" w:type="dxa"/>
-            <w:gridSpan w:val="2"/>
-            <w:tcBorders>
-              <w:top w:val="nil"/>
-              <w:left w:val="nil"/>
-              <w:bottom w:val="single" w:sz="4" w:space="0" w:color="auto"/>
-              <w:right w:val="single" w:sz="4" w:space="0" w:color="auto"/>
-            </w:tcBorders>
-            <w:shd w:val="clear" w:color="000000" w:fill="FFFFCC"/>
+              <w:t>$1,000.00</w:t>
+            </w:r>
+          </w:p>
+        </w:tc>
+        <w:tc>
+          <w:tcPr>
+            <w:tcW w:w="815" w:type="dxa"/>
+            <w:tcBorders>
+              <w:top w:val="nil"/>
+              <w:left w:val="nil"/>
+              <w:bottom w:val="single" w:sz="4" w:space="0" w:color="auto"/>
+              <w:right w:val="single" w:sz="4" w:space="0" w:color="auto"/>
+            </w:tcBorders>
+            <w:shd w:val="clear" w:color="auto" w:fill="auto"/>
             <w:noWrap/>
             <w:vAlign w:val="bottom"/>
             <w:hideMark/>
@@ -6116,20 +6197,20 @@
                 <w:sz w:val="16"/>
                 <w:szCs w:val="16"/>
               </w:rPr>
-              <w:t>3</w:t>
-            </w:r>
-          </w:p>
-        </w:tc>
-        <w:tc>
-          <w:tcPr>
-            <w:tcW w:w="630" w:type="dxa"/>
-            <w:tcBorders>
-              <w:top w:val="nil"/>
-              <w:left w:val="nil"/>
-              <w:bottom w:val="single" w:sz="4" w:space="0" w:color="auto"/>
-              <w:right w:val="single" w:sz="4" w:space="0" w:color="auto"/>
-            </w:tcBorders>
-            <w:shd w:val="clear" w:color="000000" w:fill="FFFFCC"/>
+              <w:t>1</w:t>
+            </w:r>
+          </w:p>
+        </w:tc>
+        <w:tc>
+          <w:tcPr>
+            <w:tcW w:w="810" w:type="dxa"/>
+            <w:tcBorders>
+              <w:top w:val="nil"/>
+              <w:left w:val="nil"/>
+              <w:bottom w:val="single" w:sz="4" w:space="0" w:color="auto"/>
+              <w:right w:val="single" w:sz="4" w:space="0" w:color="auto"/>
+            </w:tcBorders>
+            <w:shd w:val="clear" w:color="auto" w:fill="auto"/>
             <w:noWrap/>
             <w:vAlign w:val="bottom"/>
             <w:hideMark/>
@@ -6151,21 +6232,15 @@
                 <w:sz w:val="16"/>
                 <w:szCs w:val="16"/>
               </w:rPr>
-              <w:t>3</w:t>
+              <w:t>1</w:t>
             </w:r>
           </w:p>
         </w:tc>
       </w:tr>
       <w:tr>
-        <w:tblPrEx>
-          <w:tblCellMar>
-            <w:left w:w="108" w:type="dxa"/>
-            <w:right w:w="108" w:type="dxa"/>
-          </w:tblCellMar>
-          <w:tblLook w:val="04A0" w:firstRow="1" w:lastRow="0" w:firstColumn="1" w:lastColumn="0" w:noHBand="0" w:noVBand="1"/>
-        </w:tblPrEx>
         <w:trPr>
           <w:trHeight w:val="210"/>
+          <w:jc w:val="center"/>
         </w:trPr>
         <w:tc>
           <w:tcPr>
@@ -6176,7 +6251,7 @@
               <w:bottom w:val="single" w:sz="4" w:space="0" w:color="auto"/>
               <w:right w:val="single" w:sz="4" w:space="0" w:color="auto"/>
             </w:tcBorders>
-            <w:shd w:val="clear" w:color="auto" w:fill="auto"/>
+            <w:shd w:val="clear" w:color="000000" w:fill="FFFFCC"/>
             <w:noWrap/>
             <w:vAlign w:val="bottom"/>
             <w:hideMark/>
@@ -6204,15 +6279,14 @@
         </w:tc>
         <w:tc>
           <w:tcPr>
-            <w:tcW w:w="883" w:type="dxa"/>
-            <w:gridSpan w:val="2"/>
-            <w:tcBorders>
-              <w:top w:val="nil"/>
-              <w:left w:val="nil"/>
-              <w:bottom w:val="single" w:sz="4" w:space="0" w:color="auto"/>
-              <w:right w:val="single" w:sz="4" w:space="0" w:color="auto"/>
-            </w:tcBorders>
-            <w:shd w:val="clear" w:color="auto" w:fill="auto"/>
+            <w:tcW w:w="1658" w:type="dxa"/>
+            <w:tcBorders>
+              <w:top w:val="nil"/>
+              <w:left w:val="nil"/>
+              <w:bottom w:val="single" w:sz="4" w:space="0" w:color="auto"/>
+              <w:right w:val="single" w:sz="4" w:space="0" w:color="auto"/>
+            </w:tcBorders>
+            <w:shd w:val="clear" w:color="000000" w:fill="FFFFCC"/>
             <w:noWrap/>
             <w:vAlign w:val="bottom"/>
             <w:hideMark/>
@@ -6240,15 +6314,14 @@
         </w:tc>
         <w:tc>
           <w:tcPr>
-            <w:tcW w:w="1104" w:type="dxa"/>
-            <w:gridSpan w:val="2"/>
-            <w:tcBorders>
-              <w:top w:val="nil"/>
-              <w:left w:val="nil"/>
-              <w:bottom w:val="single" w:sz="4" w:space="0" w:color="auto"/>
-              <w:right w:val="single" w:sz="4" w:space="0" w:color="auto"/>
-            </w:tcBorders>
-            <w:shd w:val="clear" w:color="auto" w:fill="auto"/>
+            <w:tcW w:w="1170" w:type="dxa"/>
+            <w:tcBorders>
+              <w:top w:val="nil"/>
+              <w:left w:val="nil"/>
+              <w:bottom w:val="single" w:sz="4" w:space="0" w:color="auto"/>
+              <w:right w:val="single" w:sz="4" w:space="0" w:color="auto"/>
+            </w:tcBorders>
+            <w:shd w:val="clear" w:color="000000" w:fill="FFFFCC"/>
             <w:noWrap/>
             <w:vAlign w:val="bottom"/>
             <w:hideMark/>
@@ -6276,14 +6349,82 @@
         </w:tc>
         <w:tc>
           <w:tcPr>
-            <w:tcW w:w="881" w:type="dxa"/>
-            <w:tcBorders>
-              <w:top w:val="nil"/>
-              <w:left w:val="nil"/>
-              <w:bottom w:val="single" w:sz="4" w:space="0" w:color="auto"/>
-              <w:right w:val="single" w:sz="4" w:space="0" w:color="auto"/>
-            </w:tcBorders>
-            <w:shd w:val="clear" w:color="auto" w:fill="auto"/>
+            <w:tcW w:w="900" w:type="dxa"/>
+            <w:tcBorders>
+              <w:top w:val="nil"/>
+              <w:left w:val="nil"/>
+              <w:bottom w:val="single" w:sz="4" w:space="0" w:color="auto"/>
+              <w:right w:val="single" w:sz="4" w:space="0" w:color="auto"/>
+            </w:tcBorders>
+            <w:shd w:val="clear" w:color="000000" w:fill="FFFFCC"/>
+            <w:noWrap/>
+            <w:vAlign w:val="bottom"/>
+          </w:tcPr>
+          <w:p>
+            <w:pPr>
+              <w:jc w:val="center"/>
+              <w:rPr>
+                <w:rFonts w:ascii="Tahoma" w:hAnsi="Tahoma" w:cs="Tahoma"/>
+                <w:bCs/>
+                <w:sz w:val="16"/>
+                <w:szCs w:val="16"/>
+              </w:rPr>
+            </w:pPr>
+            <w:r>
+              <w:rPr>
+                <w:rFonts w:ascii="Tahoma" w:hAnsi="Tahoma" w:cs="Tahoma"/>
+                <w:bCs/>
+                <w:sz w:val="16"/>
+                <w:szCs w:val="16"/>
+              </w:rPr>
+              <w:t>3_Dog</w:t>
+            </w:r>
+          </w:p>
+        </w:tc>
+        <w:tc>
+          <w:tcPr>
+            <w:tcW w:w="630" w:type="dxa"/>
+            <w:tcBorders>
+              <w:top w:val="nil"/>
+              <w:left w:val="nil"/>
+              <w:bottom w:val="single" w:sz="4" w:space="0" w:color="auto"/>
+              <w:right w:val="single" w:sz="4" w:space="0" w:color="auto"/>
+            </w:tcBorders>
+            <w:shd w:val="clear" w:color="000000" w:fill="FFFFCC"/>
+            <w:noWrap/>
+            <w:vAlign w:val="bottom"/>
+          </w:tcPr>
+          <w:p>
+            <w:pPr>
+              <w:jc w:val="center"/>
+              <w:rPr>
+                <w:rFonts w:ascii="Tahoma" w:hAnsi="Tahoma" w:cs="Tahoma"/>
+                <w:bCs/>
+                <w:sz w:val="16"/>
+                <w:szCs w:val="16"/>
+              </w:rPr>
+            </w:pPr>
+            <w:r>
+              <w:rPr>
+                <w:rFonts w:ascii="Tahoma" w:hAnsi="Tahoma" w:cs="Tahoma"/>
+                <w:bCs/>
+                <w:sz w:val="16"/>
+                <w:szCs w:val="16"/>
+              </w:rPr>
+              <w:t>75</w:t>
+            </w:r>
+          </w:p>
+        </w:tc>
+        <w:tc>
+          <w:tcPr>
+            <w:tcW w:w="720" w:type="dxa"/>
+            <w:tcBorders>
+              <w:top w:val="nil"/>
+              <w:left w:val="nil"/>
+              <w:bottom w:val="single" w:sz="4" w:space="0" w:color="auto"/>
+              <w:right w:val="single" w:sz="4" w:space="0" w:color="auto"/>
+            </w:tcBorders>
+            <w:shd w:val="clear" w:color="000000" w:fill="FFFFCC"/>
             <w:noWrap/>
             <w:vAlign w:val="bottom"/>
             <w:hideMark/>
@@ -6305,20 +6446,20 @@
                 <w:sz w:val="16"/>
                 <w:szCs w:val="16"/>
               </w:rPr>
-              <w:t>3_Dog</w:t>
-            </w:r>
-          </w:p>
-        </w:tc>
-        <w:tc>
-          <w:tcPr>
-            <w:tcW w:w="568" w:type="dxa"/>
-            <w:tcBorders>
-              <w:top w:val="nil"/>
-              <w:left w:val="nil"/>
-              <w:bottom w:val="single" w:sz="4" w:space="0" w:color="auto"/>
-              <w:right w:val="single" w:sz="4" w:space="0" w:color="auto"/>
-            </w:tcBorders>
-            <w:shd w:val="clear" w:color="auto" w:fill="auto"/>
+              <w:t>4</w:t>
+            </w:r>
+          </w:p>
+        </w:tc>
+        <w:tc>
+          <w:tcPr>
+            <w:tcW w:w="810" w:type="dxa"/>
+            <w:tcBorders>
+              <w:top w:val="nil"/>
+              <w:left w:val="nil"/>
+              <w:bottom w:val="single" w:sz="4" w:space="0" w:color="auto"/>
+              <w:right w:val="single" w:sz="4" w:space="0" w:color="auto"/>
+            </w:tcBorders>
+            <w:shd w:val="clear" w:color="000000" w:fill="FFFFCC"/>
             <w:noWrap/>
             <w:vAlign w:val="bottom"/>
             <w:hideMark/>
@@ -6340,21 +6481,20 @@
                 <w:sz w:val="16"/>
                 <w:szCs w:val="16"/>
               </w:rPr>
-              <w:t>40</w:t>
-            </w:r>
-          </w:p>
-        </w:tc>
-        <w:tc>
-          <w:tcPr>
-            <w:tcW w:w="1003" w:type="dxa"/>
-            <w:gridSpan w:val="2"/>
-            <w:tcBorders>
-              <w:top w:val="nil"/>
-              <w:left w:val="nil"/>
-              <w:bottom w:val="single" w:sz="4" w:space="0" w:color="auto"/>
-              <w:right w:val="single" w:sz="4" w:space="0" w:color="auto"/>
-            </w:tcBorders>
-            <w:shd w:val="clear" w:color="auto" w:fill="auto"/>
+              <w:t>30</w:t>
+            </w:r>
+          </w:p>
+        </w:tc>
+        <w:tc>
+          <w:tcPr>
+            <w:tcW w:w="630" w:type="dxa"/>
+            <w:tcBorders>
+              <w:top w:val="nil"/>
+              <w:left w:val="nil"/>
+              <w:bottom w:val="single" w:sz="4" w:space="0" w:color="auto"/>
+              <w:right w:val="single" w:sz="4" w:space="0" w:color="auto"/>
+            </w:tcBorders>
+            <w:shd w:val="clear" w:color="000000" w:fill="FFFFCC"/>
             <w:noWrap/>
             <w:vAlign w:val="bottom"/>
             <w:hideMark/>
@@ -6376,57 +6516,55 @@
                 <w:sz w:val="16"/>
                 <w:szCs w:val="16"/>
               </w:rPr>
-              <w:t>5</w:t>
-            </w:r>
-          </w:p>
-        </w:tc>
-        <w:tc>
-          <w:tcPr>
-            <w:tcW w:w="1110" w:type="dxa"/>
-            <w:gridSpan w:val="2"/>
-            <w:tcBorders>
-              <w:top w:val="nil"/>
-              <w:left w:val="nil"/>
-              <w:bottom w:val="single" w:sz="4" w:space="0" w:color="auto"/>
-              <w:right w:val="single" w:sz="4" w:space="0" w:color="auto"/>
-            </w:tcBorders>
-            <w:shd w:val="clear" w:color="auto" w:fill="auto"/>
+              <w:t>10</w:t>
+            </w:r>
+          </w:p>
+        </w:tc>
+        <w:tc>
+          <w:tcPr>
+            <w:tcW w:w="1080" w:type="dxa"/>
+            <w:tcBorders>
+              <w:top w:val="nil"/>
+              <w:left w:val="nil"/>
+              <w:bottom w:val="single" w:sz="4" w:space="0" w:color="auto"/>
+              <w:right w:val="single" w:sz="4" w:space="0" w:color="auto"/>
+            </w:tcBorders>
+            <w:shd w:val="clear" w:color="000000" w:fill="FFFFCC"/>
             <w:noWrap/>
             <w:vAlign w:val="bottom"/>
             <w:hideMark/>
           </w:tcPr>
           <w:p>
             <w:pPr>
-              <w:jc w:val="center"/>
-              <w:rPr>
-                <w:rFonts w:ascii="Tahoma" w:hAnsi="Tahoma" w:cs="Tahoma"/>
-                <w:bCs/>
-                <w:sz w:val="16"/>
-                <w:szCs w:val="16"/>
-              </w:rPr>
-            </w:pPr>
-            <w:r>
-              <w:rPr>
-                <w:rFonts w:ascii="Tahoma" w:hAnsi="Tahoma" w:cs="Tahoma"/>
-                <w:bCs/>
-                <w:sz w:val="16"/>
-                <w:szCs w:val="16"/>
-              </w:rPr>
-              <w:t>30</w:t>
-            </w:r>
-          </w:p>
-        </w:tc>
-        <w:tc>
-          <w:tcPr>
-            <w:tcW w:w="1069" w:type="dxa"/>
-            <w:gridSpan w:val="2"/>
-            <w:tcBorders>
-              <w:top w:val="nil"/>
-              <w:left w:val="nil"/>
-              <w:bottom w:val="single" w:sz="4" w:space="0" w:color="auto"/>
-              <w:right w:val="single" w:sz="4" w:space="0" w:color="auto"/>
-            </w:tcBorders>
-            <w:shd w:val="clear" w:color="auto" w:fill="auto"/>
+              <w:jc w:val="right"/>
+              <w:rPr>
+                <w:rFonts w:ascii="Tahoma" w:hAnsi="Tahoma" w:cs="Tahoma"/>
+                <w:bCs/>
+                <w:sz w:val="16"/>
+                <w:szCs w:val="16"/>
+              </w:rPr>
+            </w:pPr>
+            <w:r>
+              <w:rPr>
+                <w:rFonts w:ascii="Tahoma" w:hAnsi="Tahoma" w:cs="Tahoma"/>
+                <w:bCs/>
+                <w:sz w:val="16"/>
+                <w:szCs w:val="16"/>
+              </w:rPr>
+              <w:t>$1,000.00</w:t>
+            </w:r>
+          </w:p>
+        </w:tc>
+        <w:tc>
+          <w:tcPr>
+            <w:tcW w:w="815" w:type="dxa"/>
+            <w:tcBorders>
+              <w:top w:val="nil"/>
+              <w:left w:val="nil"/>
+              <w:bottom w:val="single" w:sz="4" w:space="0" w:color="auto"/>
+              <w:right w:val="single" w:sz="4" w:space="0" w:color="auto"/>
+            </w:tcBorders>
+            <w:shd w:val="clear" w:color="000000" w:fill="FFFFCC"/>
             <w:noWrap/>
             <w:vAlign w:val="bottom"/>
             <w:hideMark/>
@@ -6448,92 +6586,20 @@
                 <w:sz w:val="16"/>
                 <w:szCs w:val="16"/>
               </w:rPr>
-              <w:t>10</w:t>
-            </w:r>
-          </w:p>
-        </w:tc>
-        <w:tc>
-          <w:tcPr>
-            <w:tcW w:w="1080" w:type="dxa"/>
-            <w:gridSpan w:val="2"/>
-            <w:tcBorders>
-              <w:top w:val="nil"/>
-              <w:left w:val="nil"/>
-              <w:bottom w:val="single" w:sz="4" w:space="0" w:color="auto"/>
-              <w:right w:val="single" w:sz="4" w:space="0" w:color="auto"/>
-            </w:tcBorders>
-            <w:shd w:val="clear" w:color="auto" w:fill="auto"/>
-            <w:noWrap/>
-            <w:vAlign w:val="bottom"/>
-            <w:hideMark/>
-          </w:tcPr>
-          <w:p>
-            <w:pPr>
-              <w:jc w:val="right"/>
-              <w:rPr>
-                <w:rFonts w:ascii="Tahoma" w:hAnsi="Tahoma" w:cs="Tahoma"/>
-                <w:bCs/>
-                <w:sz w:val="16"/>
-                <w:szCs w:val="16"/>
-              </w:rPr>
-            </w:pPr>
-            <w:r>
-              <w:rPr>
-                <w:rFonts w:ascii="Tahoma" w:hAnsi="Tahoma" w:cs="Tahoma"/>
-                <w:bCs/>
-                <w:sz w:val="16"/>
-                <w:szCs w:val="16"/>
-              </w:rPr>
-              <w:t>$1,000.00</w:t>
-            </w:r>
-          </w:p>
-        </w:tc>
-        <w:tc>
-          <w:tcPr>
-            <w:tcW w:w="630" w:type="dxa"/>
-            <w:gridSpan w:val="2"/>
-            <w:tcBorders>
-              <w:top w:val="nil"/>
-              <w:left w:val="nil"/>
-              <w:bottom w:val="single" w:sz="4" w:space="0" w:color="auto"/>
-              <w:right w:val="single" w:sz="4" w:space="0" w:color="auto"/>
-            </w:tcBorders>
-            <w:shd w:val="clear" w:color="auto" w:fill="auto"/>
-            <w:noWrap/>
-            <w:vAlign w:val="bottom"/>
-            <w:hideMark/>
-          </w:tcPr>
-          <w:p>
-            <w:pPr>
-              <w:jc w:val="center"/>
-              <w:rPr>
-                <w:rFonts w:ascii="Tahoma" w:hAnsi="Tahoma" w:cs="Tahoma"/>
-                <w:bCs/>
-                <w:sz w:val="16"/>
-                <w:szCs w:val="16"/>
-              </w:rPr>
-            </w:pPr>
-            <w:r>
-              <w:rPr>
-                <w:rFonts w:ascii="Tahoma" w:hAnsi="Tahoma" w:cs="Tahoma"/>
-                <w:bCs/>
-                <w:sz w:val="16"/>
-                <w:szCs w:val="16"/>
-              </w:rPr>
               <w:t>3</w:t>
             </w:r>
           </w:p>
         </w:tc>
         <w:tc>
           <w:tcPr>
-            <w:tcW w:w="630" w:type="dxa"/>
-            <w:tcBorders>
-              <w:top w:val="nil"/>
-              <w:left w:val="nil"/>
-              <w:bottom w:val="single" w:sz="4" w:space="0" w:color="auto"/>
-              <w:right w:val="single" w:sz="4" w:space="0" w:color="auto"/>
-            </w:tcBorders>
-            <w:shd w:val="clear" w:color="auto" w:fill="auto"/>
+            <w:tcW w:w="810" w:type="dxa"/>
+            <w:tcBorders>
+              <w:top w:val="nil"/>
+              <w:left w:val="nil"/>
+              <w:bottom w:val="single" w:sz="4" w:space="0" w:color="auto"/>
+              <w:right w:val="single" w:sz="4" w:space="0" w:color="auto"/>
+            </w:tcBorders>
+            <w:shd w:val="clear" w:color="000000" w:fill="FFFFCC"/>
             <w:noWrap/>
             <w:vAlign w:val="bottom"/>
             <w:hideMark/>
@@ -6561,15 +6627,9 @@
         </w:tc>
       </w:tr>
       <w:tr>
-        <w:tblPrEx>
-          <w:tblCellMar>
-            <w:left w:w="108" w:type="dxa"/>
-            <w:right w:w="108" w:type="dxa"/>
-          </w:tblCellMar>
-          <w:tblLook w:val="04A0" w:firstRow="1" w:lastRow="0" w:firstColumn="1" w:lastColumn="0" w:noHBand="0" w:noVBand="1"/>
-        </w:tblPrEx>
         <w:trPr>
           <w:trHeight w:val="210"/>
+          <w:jc w:val="center"/>
         </w:trPr>
         <w:tc>
           <w:tcPr>
@@ -6580,7 +6640,7 @@
               <w:bottom w:val="single" w:sz="4" w:space="0" w:color="auto"/>
               <w:right w:val="single" w:sz="4" w:space="0" w:color="auto"/>
             </w:tcBorders>
-            <w:shd w:val="clear" w:color="000000" w:fill="FFFFCC"/>
+            <w:shd w:val="clear" w:color="auto" w:fill="auto"/>
             <w:noWrap/>
             <w:vAlign w:val="bottom"/>
             <w:hideMark/>
@@ -6608,15 +6668,14 @@
         </w:tc>
         <w:tc>
           <w:tcPr>
-            <w:tcW w:w="883" w:type="dxa"/>
-            <w:gridSpan w:val="2"/>
-            <w:tcBorders>
-              <w:top w:val="nil"/>
-              <w:left w:val="nil"/>
-              <w:bottom w:val="single" w:sz="4" w:space="0" w:color="auto"/>
-              <w:right w:val="single" w:sz="4" w:space="0" w:color="auto"/>
-            </w:tcBorders>
-            <w:shd w:val="clear" w:color="000000" w:fill="FFFFCC"/>
+            <w:tcW w:w="1658" w:type="dxa"/>
+            <w:tcBorders>
+              <w:top w:val="nil"/>
+              <w:left w:val="nil"/>
+              <w:bottom w:val="single" w:sz="4" w:space="0" w:color="auto"/>
+              <w:right w:val="single" w:sz="4" w:space="0" w:color="auto"/>
+            </w:tcBorders>
+            <w:shd w:val="clear" w:color="auto" w:fill="auto"/>
             <w:noWrap/>
             <w:vAlign w:val="bottom"/>
             <w:hideMark/>
@@ -6644,15 +6703,14 @@
         </w:tc>
         <w:tc>
           <w:tcPr>
-            <w:tcW w:w="1104" w:type="dxa"/>
-            <w:gridSpan w:val="2"/>
-            <w:tcBorders>
-              <w:top w:val="nil"/>
-              <w:left w:val="nil"/>
-              <w:bottom w:val="single" w:sz="4" w:space="0" w:color="auto"/>
-              <w:right w:val="single" w:sz="4" w:space="0" w:color="auto"/>
-            </w:tcBorders>
-            <w:shd w:val="clear" w:color="000000" w:fill="FFFFCC"/>
+            <w:tcW w:w="1170" w:type="dxa"/>
+            <w:tcBorders>
+              <w:top w:val="nil"/>
+              <w:left w:val="nil"/>
+              <w:bottom w:val="single" w:sz="4" w:space="0" w:color="auto"/>
+              <w:right w:val="single" w:sz="4" w:space="0" w:color="auto"/>
+            </w:tcBorders>
+            <w:shd w:val="clear" w:color="auto" w:fill="auto"/>
             <w:noWrap/>
             <w:vAlign w:val="bottom"/>
             <w:hideMark/>
@@ -6680,14 +6738,14 @@
         </w:tc>
         <w:tc>
           <w:tcPr>
-            <w:tcW w:w="881" w:type="dxa"/>
-            <w:tcBorders>
-              <w:top w:val="nil"/>
-              <w:left w:val="nil"/>
-              <w:bottom w:val="single" w:sz="4" w:space="0" w:color="auto"/>
-              <w:right w:val="single" w:sz="4" w:space="0" w:color="auto"/>
-            </w:tcBorders>
-            <w:shd w:val="clear" w:color="000000" w:fill="FFFFCC"/>
+            <w:tcW w:w="900" w:type="dxa"/>
+            <w:tcBorders>
+              <w:top w:val="nil"/>
+              <w:left w:val="nil"/>
+              <w:bottom w:val="single" w:sz="4" w:space="0" w:color="auto"/>
+              <w:right w:val="single" w:sz="4" w:space="0" w:color="auto"/>
+            </w:tcBorders>
+            <w:shd w:val="clear" w:color="auto" w:fill="auto"/>
             <w:noWrap/>
             <w:vAlign w:val="bottom"/>
             <w:hideMark/>
@@ -6709,20 +6767,29 @@
                 <w:sz w:val="16"/>
                 <w:szCs w:val="16"/>
               </w:rPr>
-              <w:t>2_Dog</w:t>
-            </w:r>
-          </w:p>
-        </w:tc>
-        <w:tc>
-          <w:tcPr>
-            <w:tcW w:w="568" w:type="dxa"/>
-            <w:tcBorders>
-              <w:top w:val="nil"/>
-              <w:left w:val="nil"/>
-              <w:bottom w:val="single" w:sz="4" w:space="0" w:color="auto"/>
-              <w:right w:val="single" w:sz="4" w:space="0" w:color="auto"/>
-            </w:tcBorders>
-            <w:shd w:val="clear" w:color="000000" w:fill="FFFFCC"/>
+              <w:t>2</w:t>
+            </w:r>
+            <w:r>
+              <w:rPr>
+                <w:rFonts w:ascii="Tahoma" w:hAnsi="Tahoma" w:cs="Tahoma"/>
+                <w:bCs/>
+                <w:sz w:val="16"/>
+                <w:szCs w:val="16"/>
+              </w:rPr>
+              <w:t>_Dog</w:t>
+            </w:r>
+          </w:p>
+        </w:tc>
+        <w:tc>
+          <w:tcPr>
+            <w:tcW w:w="630" w:type="dxa"/>
+            <w:tcBorders>
+              <w:top w:val="nil"/>
+              <w:left w:val="nil"/>
+              <w:bottom w:val="single" w:sz="4" w:space="0" w:color="auto"/>
+              <w:right w:val="single" w:sz="4" w:space="0" w:color="auto"/>
+            </w:tcBorders>
+            <w:shd w:val="clear" w:color="auto" w:fill="auto"/>
             <w:noWrap/>
             <w:vAlign w:val="bottom"/>
             <w:hideMark/>
@@ -6744,21 +6811,20 @@
                 <w:sz w:val="16"/>
                 <w:szCs w:val="16"/>
               </w:rPr>
-              <w:t>60</w:t>
-            </w:r>
-          </w:p>
-        </w:tc>
-        <w:tc>
-          <w:tcPr>
-            <w:tcW w:w="1003" w:type="dxa"/>
-            <w:gridSpan w:val="2"/>
-            <w:tcBorders>
-              <w:top w:val="nil"/>
-              <w:left w:val="nil"/>
-              <w:bottom w:val="single" w:sz="4" w:space="0" w:color="auto"/>
-              <w:right w:val="single" w:sz="4" w:space="0" w:color="auto"/>
-            </w:tcBorders>
-            <w:shd w:val="clear" w:color="000000" w:fill="FFFFCC"/>
+              <w:t>75</w:t>
+            </w:r>
+          </w:p>
+        </w:tc>
+        <w:tc>
+          <w:tcPr>
+            <w:tcW w:w="720" w:type="dxa"/>
+            <w:tcBorders>
+              <w:top w:val="nil"/>
+              <w:left w:val="nil"/>
+              <w:bottom w:val="single" w:sz="4" w:space="0" w:color="auto"/>
+              <w:right w:val="single" w:sz="4" w:space="0" w:color="auto"/>
+            </w:tcBorders>
+            <w:shd w:val="clear" w:color="auto" w:fill="auto"/>
             <w:noWrap/>
             <w:vAlign w:val="bottom"/>
             <w:hideMark/>
@@ -6786,15 +6852,14 @@
         </w:tc>
         <w:tc>
           <w:tcPr>
-            <w:tcW w:w="1110" w:type="dxa"/>
-            <w:gridSpan w:val="2"/>
-            <w:tcBorders>
-              <w:top w:val="nil"/>
-              <w:left w:val="nil"/>
-              <w:bottom w:val="single" w:sz="4" w:space="0" w:color="auto"/>
-              <w:right w:val="single" w:sz="4" w:space="0" w:color="auto"/>
-            </w:tcBorders>
-            <w:shd w:val="clear" w:color="000000" w:fill="FFFFCC"/>
+            <w:tcW w:w="810" w:type="dxa"/>
+            <w:tcBorders>
+              <w:top w:val="nil"/>
+              <w:left w:val="nil"/>
+              <w:bottom w:val="single" w:sz="4" w:space="0" w:color="auto"/>
+              <w:right w:val="single" w:sz="4" w:space="0" w:color="auto"/>
+            </w:tcBorders>
+            <w:shd w:val="clear" w:color="auto" w:fill="auto"/>
             <w:noWrap/>
             <w:vAlign w:val="bottom"/>
             <w:hideMark/>
@@ -6822,15 +6887,14 @@
         </w:tc>
         <w:tc>
           <w:tcPr>
-            <w:tcW w:w="1069" w:type="dxa"/>
-            <w:gridSpan w:val="2"/>
-            <w:tcBorders>
-              <w:top w:val="nil"/>
-              <w:left w:val="nil"/>
-              <w:bottom w:val="single" w:sz="4" w:space="0" w:color="auto"/>
-              <w:right w:val="single" w:sz="4" w:space="0" w:color="auto"/>
-            </w:tcBorders>
-            <w:shd w:val="clear" w:color="000000" w:fill="FFFFCC"/>
+            <w:tcW w:w="630" w:type="dxa"/>
+            <w:tcBorders>
+              <w:top w:val="nil"/>
+              <w:left w:val="nil"/>
+              <w:bottom w:val="single" w:sz="4" w:space="0" w:color="auto"/>
+              <w:right w:val="single" w:sz="4" w:space="0" w:color="auto"/>
+            </w:tcBorders>
+            <w:shd w:val="clear" w:color="auto" w:fill="auto"/>
             <w:noWrap/>
             <w:vAlign w:val="bottom"/>
             <w:hideMark/>
@@ -6859,14 +6923,13 @@
         <w:tc>
           <w:tcPr>
             <w:tcW w:w="1080" w:type="dxa"/>
-            <w:gridSpan w:val="2"/>
-            <w:tcBorders>
-              <w:top w:val="nil"/>
-              <w:left w:val="nil"/>
-              <w:bottom w:val="single" w:sz="4" w:space="0" w:color="auto"/>
-              <w:right w:val="single" w:sz="4" w:space="0" w:color="auto"/>
-            </w:tcBorders>
-            <w:shd w:val="clear" w:color="000000" w:fill="FFFFCC"/>
+            <w:tcBorders>
+              <w:top w:val="nil"/>
+              <w:left w:val="nil"/>
+              <w:bottom w:val="single" w:sz="4" w:space="0" w:color="auto"/>
+              <w:right w:val="single" w:sz="4" w:space="0" w:color="auto"/>
+            </w:tcBorders>
+            <w:shd w:val="clear" w:color="auto" w:fill="auto"/>
             <w:noWrap/>
             <w:vAlign w:val="bottom"/>
             <w:hideMark/>
@@ -6894,15 +6957,14 @@
         </w:tc>
         <w:tc>
           <w:tcPr>
-            <w:tcW w:w="630" w:type="dxa"/>
-            <w:gridSpan w:val="2"/>
-            <w:tcBorders>
-              <w:top w:val="nil"/>
-              <w:left w:val="nil"/>
-              <w:bottom w:val="single" w:sz="4" w:space="0" w:color="auto"/>
-              <w:right w:val="single" w:sz="4" w:space="0" w:color="auto"/>
-            </w:tcBorders>
-            <w:shd w:val="clear" w:color="000000" w:fill="FFFFCC"/>
+            <w:tcW w:w="815" w:type="dxa"/>
+            <w:tcBorders>
+              <w:top w:val="nil"/>
+              <w:left w:val="nil"/>
+              <w:bottom w:val="single" w:sz="4" w:space="0" w:color="auto"/>
+              <w:right w:val="single" w:sz="4" w:space="0" w:color="auto"/>
+            </w:tcBorders>
+            <w:shd w:val="clear" w:color="auto" w:fill="auto"/>
             <w:noWrap/>
             <w:vAlign w:val="bottom"/>
             <w:hideMark/>
@@ -6930,14 +6992,14 @@
         </w:tc>
         <w:tc>
           <w:tcPr>
-            <w:tcW w:w="630" w:type="dxa"/>
-            <w:tcBorders>
-              <w:top w:val="nil"/>
-              <w:left w:val="nil"/>
-              <w:bottom w:val="single" w:sz="4" w:space="0" w:color="auto"/>
-              <w:right w:val="single" w:sz="4" w:space="0" w:color="auto"/>
-            </w:tcBorders>
-            <w:shd w:val="clear" w:color="000000" w:fill="FFFFCC"/>
+            <w:tcW w:w="810" w:type="dxa"/>
+            <w:tcBorders>
+              <w:top w:val="nil"/>
+              <w:left w:val="nil"/>
+              <w:bottom w:val="single" w:sz="4" w:space="0" w:color="auto"/>
+              <w:right w:val="single" w:sz="4" w:space="0" w:color="auto"/>
+            </w:tcBorders>
+            <w:shd w:val="clear" w:color="auto" w:fill="auto"/>
             <w:noWrap/>
             <w:vAlign w:val="bottom"/>
             <w:hideMark/>
@@ -6965,15 +7027,9 @@
         </w:tc>
       </w:tr>
       <w:tr>
-        <w:tblPrEx>
-          <w:tblCellMar>
-            <w:left w:w="108" w:type="dxa"/>
-            <w:right w:w="108" w:type="dxa"/>
-          </w:tblCellMar>
-          <w:tblLook w:val="04A0" w:firstRow="1" w:lastRow="0" w:firstColumn="1" w:lastColumn="0" w:noHBand="0" w:noVBand="1"/>
-        </w:tblPrEx>
         <w:trPr>
           <w:trHeight w:val="210"/>
+          <w:jc w:val="center"/>
         </w:trPr>
         <w:tc>
           <w:tcPr>
@@ -6984,10 +7040,9 @@
               <w:bottom w:val="single" w:sz="4" w:space="0" w:color="auto"/>
               <w:right w:val="single" w:sz="4" w:space="0" w:color="auto"/>
             </w:tcBorders>
-            <w:shd w:val="clear" w:color="auto" w:fill="auto"/>
-            <w:noWrap/>
-            <w:vAlign w:val="bottom"/>
-            <w:hideMark/>
+            <w:shd w:val="clear" w:color="000000" w:fill="FFFFCC"/>
+            <w:noWrap/>
+            <w:vAlign w:val="bottom"/>
           </w:tcPr>
           <w:p>
             <w:pPr>
@@ -7012,18 +7067,16 @@
         </w:tc>
         <w:tc>
           <w:tcPr>
-            <w:tcW w:w="883" w:type="dxa"/>
-            <w:gridSpan w:val="2"/>
-            <w:tcBorders>
-              <w:top w:val="nil"/>
-              <w:left w:val="nil"/>
-              <w:bottom w:val="single" w:sz="4" w:space="0" w:color="auto"/>
-              <w:right w:val="single" w:sz="4" w:space="0" w:color="auto"/>
-            </w:tcBorders>
-            <w:shd w:val="clear" w:color="auto" w:fill="auto"/>
-            <w:noWrap/>
-            <w:vAlign w:val="bottom"/>
-            <w:hideMark/>
+            <w:tcW w:w="1658" w:type="dxa"/>
+            <w:tcBorders>
+              <w:top w:val="nil"/>
+              <w:left w:val="nil"/>
+              <w:bottom w:val="single" w:sz="4" w:space="0" w:color="auto"/>
+              <w:right w:val="single" w:sz="4" w:space="0" w:color="auto"/>
+            </w:tcBorders>
+            <w:shd w:val="clear" w:color="000000" w:fill="FFFFCC"/>
+            <w:noWrap/>
+            <w:vAlign w:val="bottom"/>
           </w:tcPr>
           <w:p>
             <w:pPr>
@@ -7048,18 +7101,16 @@
         </w:tc>
         <w:tc>
           <w:tcPr>
-            <w:tcW w:w="1104" w:type="dxa"/>
-            <w:gridSpan w:val="2"/>
-            <w:tcBorders>
-              <w:top w:val="nil"/>
-              <w:left w:val="nil"/>
-              <w:bottom w:val="single" w:sz="4" w:space="0" w:color="auto"/>
-              <w:right w:val="single" w:sz="4" w:space="0" w:color="auto"/>
-            </w:tcBorders>
-            <w:shd w:val="clear" w:color="auto" w:fill="auto"/>
-            <w:noWrap/>
-            <w:vAlign w:val="bottom"/>
-            <w:hideMark/>
+            <w:tcW w:w="1170" w:type="dxa"/>
+            <w:tcBorders>
+              <w:top w:val="nil"/>
+              <w:left w:val="nil"/>
+              <w:bottom w:val="single" w:sz="4" w:space="0" w:color="auto"/>
+              <w:right w:val="single" w:sz="4" w:space="0" w:color="auto"/>
+            </w:tcBorders>
+            <w:shd w:val="clear" w:color="000000" w:fill="FFFFCC"/>
+            <w:noWrap/>
+            <w:vAlign w:val="bottom"/>
           </w:tcPr>
           <w:p>
             <w:pPr>
@@ -7084,17 +7135,16 @@
         </w:tc>
         <w:tc>
           <w:tcPr>
-            <w:tcW w:w="881" w:type="dxa"/>
-            <w:tcBorders>
-              <w:top w:val="nil"/>
-              <w:left w:val="nil"/>
-              <w:bottom w:val="single" w:sz="4" w:space="0" w:color="auto"/>
-              <w:right w:val="single" w:sz="4" w:space="0" w:color="auto"/>
-            </w:tcBorders>
-            <w:shd w:val="clear" w:color="auto" w:fill="auto"/>
-            <w:noWrap/>
-            <w:vAlign w:val="bottom"/>
-            <w:hideMark/>
+            <w:tcW w:w="900" w:type="dxa"/>
+            <w:tcBorders>
+              <w:top w:val="nil"/>
+              <w:left w:val="nil"/>
+              <w:bottom w:val="single" w:sz="4" w:space="0" w:color="auto"/>
+              <w:right w:val="single" w:sz="4" w:space="0" w:color="auto"/>
+            </w:tcBorders>
+            <w:shd w:val="clear" w:color="000000" w:fill="FFFFCC"/>
+            <w:noWrap/>
+            <w:vAlign w:val="bottom"/>
           </w:tcPr>
           <w:p>
             <w:pPr>
@@ -7119,62 +7169,50 @@
         </w:tc>
         <w:tc>
           <w:tcPr>
-            <w:tcW w:w="568" w:type="dxa"/>
-            <w:tcBorders>
-              <w:top w:val="nil"/>
-              <w:left w:val="nil"/>
-              <w:bottom w:val="single" w:sz="4" w:space="0" w:color="auto"/>
-              <w:right w:val="single" w:sz="4" w:space="0" w:color="auto"/>
-            </w:tcBorders>
-            <w:shd w:val="clear" w:color="auto" w:fill="auto"/>
-            <w:noWrap/>
-            <w:vAlign w:val="bottom"/>
-            <w:hideMark/>
-          </w:tcPr>
-          <w:p>
-            <w:pPr>
-              <w:jc w:val="center"/>
-              <w:rPr>
-                <w:rFonts w:ascii="Tahoma" w:hAnsi="Tahoma" w:cs="Tahoma"/>
-                <w:bCs/>
-                <w:sz w:val="16"/>
-                <w:szCs w:val="16"/>
-              </w:rPr>
-            </w:pPr>
-            <w:r>
-              <w:rPr>
-                <w:rFonts w:ascii="Tahoma" w:hAnsi="Tahoma" w:cs="Tahoma"/>
-                <w:bCs/>
-                <w:sz w:val="16"/>
-                <w:szCs w:val="16"/>
-              </w:rPr>
-              <w:t>5</w:t>
-            </w:r>
-            <w:r>
-              <w:rPr>
-                <w:rFonts w:ascii="Tahoma" w:hAnsi="Tahoma" w:cs="Tahoma"/>
-                <w:bCs/>
-                <w:sz w:val="16"/>
-                <w:szCs w:val="16"/>
-              </w:rPr>
-              <w:t>0</w:t>
-            </w:r>
-          </w:p>
-        </w:tc>
-        <w:tc>
-          <w:tcPr>
-            <w:tcW w:w="1003" w:type="dxa"/>
-            <w:gridSpan w:val="2"/>
-            <w:tcBorders>
-              <w:top w:val="nil"/>
-              <w:left w:val="nil"/>
-              <w:bottom w:val="single" w:sz="4" w:space="0" w:color="auto"/>
-              <w:right w:val="single" w:sz="4" w:space="0" w:color="auto"/>
-            </w:tcBorders>
-            <w:shd w:val="clear" w:color="auto" w:fill="auto"/>
-            <w:noWrap/>
-            <w:vAlign w:val="bottom"/>
-            <w:hideMark/>
+            <w:tcW w:w="630" w:type="dxa"/>
+            <w:tcBorders>
+              <w:top w:val="nil"/>
+              <w:left w:val="nil"/>
+              <w:bottom w:val="single" w:sz="4" w:space="0" w:color="auto"/>
+              <w:right w:val="single" w:sz="4" w:space="0" w:color="auto"/>
+            </w:tcBorders>
+            <w:shd w:val="clear" w:color="000000" w:fill="FFFFCC"/>
+            <w:noWrap/>
+            <w:vAlign w:val="bottom"/>
+          </w:tcPr>
+          <w:p>
+            <w:pPr>
+              <w:jc w:val="center"/>
+              <w:rPr>
+                <w:rFonts w:ascii="Tahoma" w:hAnsi="Tahoma" w:cs="Tahoma"/>
+                <w:bCs/>
+                <w:sz w:val="16"/>
+                <w:szCs w:val="16"/>
+              </w:rPr>
+            </w:pPr>
+            <w:r>
+              <w:rPr>
+                <w:rFonts w:ascii="Tahoma" w:hAnsi="Tahoma" w:cs="Tahoma"/>
+                <w:bCs/>
+                <w:sz w:val="16"/>
+                <w:szCs w:val="16"/>
+              </w:rPr>
+              <w:t>75</w:t>
+            </w:r>
+          </w:p>
+        </w:tc>
+        <w:tc>
+          <w:tcPr>
+            <w:tcW w:w="720" w:type="dxa"/>
+            <w:tcBorders>
+              <w:top w:val="nil"/>
+              <w:left w:val="nil"/>
+              <w:bottom w:val="single" w:sz="4" w:space="0" w:color="auto"/>
+              <w:right w:val="single" w:sz="4" w:space="0" w:color="auto"/>
+            </w:tcBorders>
+            <w:shd w:val="clear" w:color="000000" w:fill="FFFFCC"/>
+            <w:noWrap/>
+            <w:vAlign w:val="bottom"/>
           </w:tcPr>
           <w:p>
             <w:pPr>
@@ -7199,18 +7237,16 @@
         </w:tc>
         <w:tc>
           <w:tcPr>
-            <w:tcW w:w="1110" w:type="dxa"/>
-            <w:gridSpan w:val="2"/>
-            <w:tcBorders>
-              <w:top w:val="nil"/>
-              <w:left w:val="nil"/>
-              <w:bottom w:val="single" w:sz="4" w:space="0" w:color="auto"/>
-              <w:right w:val="single" w:sz="4" w:space="0" w:color="auto"/>
-            </w:tcBorders>
-            <w:shd w:val="clear" w:color="auto" w:fill="auto"/>
-            <w:noWrap/>
-            <w:vAlign w:val="bottom"/>
-            <w:hideMark/>
+            <w:tcW w:w="810" w:type="dxa"/>
+            <w:tcBorders>
+              <w:top w:val="nil"/>
+              <w:left w:val="nil"/>
+              <w:bottom w:val="single" w:sz="4" w:space="0" w:color="auto"/>
+              <w:right w:val="single" w:sz="4" w:space="0" w:color="auto"/>
+            </w:tcBorders>
+            <w:shd w:val="clear" w:color="000000" w:fill="FFFFCC"/>
+            <w:noWrap/>
+            <w:vAlign w:val="bottom"/>
           </w:tcPr>
           <w:p>
             <w:pPr>
@@ -7235,18 +7271,16 @@
         </w:tc>
         <w:tc>
           <w:tcPr>
-            <w:tcW w:w="1069" w:type="dxa"/>
-            <w:gridSpan w:val="2"/>
-            <w:tcBorders>
-              <w:top w:val="nil"/>
-              <w:left w:val="nil"/>
-              <w:bottom w:val="single" w:sz="4" w:space="0" w:color="auto"/>
-              <w:right w:val="single" w:sz="4" w:space="0" w:color="auto"/>
-            </w:tcBorders>
-            <w:shd w:val="clear" w:color="auto" w:fill="auto"/>
-            <w:noWrap/>
-            <w:vAlign w:val="bottom"/>
-            <w:hideMark/>
+            <w:tcW w:w="630" w:type="dxa"/>
+            <w:tcBorders>
+              <w:top w:val="nil"/>
+              <w:left w:val="nil"/>
+              <w:bottom w:val="single" w:sz="4" w:space="0" w:color="auto"/>
+              <w:right w:val="single" w:sz="4" w:space="0" w:color="auto"/>
+            </w:tcBorders>
+            <w:shd w:val="clear" w:color="000000" w:fill="FFFFCC"/>
+            <w:noWrap/>
+            <w:vAlign w:val="bottom"/>
           </w:tcPr>
           <w:p>
             <w:pPr>
@@ -7272,17 +7306,15 @@
         <w:tc>
           <w:tcPr>
             <w:tcW w:w="1080" w:type="dxa"/>
-            <w:gridSpan w:val="2"/>
-            <w:tcBorders>
-              <w:top w:val="nil"/>
-              <w:left w:val="nil"/>
-              <w:bottom w:val="single" w:sz="4" w:space="0" w:color="auto"/>
-              <w:right w:val="single" w:sz="4" w:space="0" w:color="auto"/>
-            </w:tcBorders>
-            <w:shd w:val="clear" w:color="auto" w:fill="auto"/>
-            <w:noWrap/>
-            <w:vAlign w:val="bottom"/>
-            <w:hideMark/>
+            <w:tcBorders>
+              <w:top w:val="nil"/>
+              <w:left w:val="nil"/>
+              <w:bottom w:val="single" w:sz="4" w:space="0" w:color="auto"/>
+              <w:right w:val="single" w:sz="4" w:space="0" w:color="auto"/>
+            </w:tcBorders>
+            <w:shd w:val="clear" w:color="000000" w:fill="FFFFCC"/>
+            <w:noWrap/>
+            <w:vAlign w:val="bottom"/>
           </w:tcPr>
           <w:p>
             <w:pPr>
@@ -7307,18 +7339,16 @@
         </w:tc>
         <w:tc>
           <w:tcPr>
-            <w:tcW w:w="630" w:type="dxa"/>
-            <w:gridSpan w:val="2"/>
-            <w:tcBorders>
-              <w:top w:val="nil"/>
-              <w:left w:val="nil"/>
-              <w:bottom w:val="single" w:sz="4" w:space="0" w:color="auto"/>
-              <w:right w:val="single" w:sz="4" w:space="0" w:color="auto"/>
-            </w:tcBorders>
-            <w:shd w:val="clear" w:color="auto" w:fill="auto"/>
-            <w:noWrap/>
-            <w:vAlign w:val="bottom"/>
-            <w:hideMark/>
+            <w:tcW w:w="815" w:type="dxa"/>
+            <w:tcBorders>
+              <w:top w:val="nil"/>
+              <w:left w:val="nil"/>
+              <w:bottom w:val="single" w:sz="4" w:space="0" w:color="auto"/>
+              <w:right w:val="single" w:sz="4" w:space="0" w:color="auto"/>
+            </w:tcBorders>
+            <w:shd w:val="clear" w:color="000000" w:fill="FFFFCC"/>
+            <w:noWrap/>
+            <w:vAlign w:val="bottom"/>
           </w:tcPr>
           <w:p>
             <w:pPr>
@@ -7343,17 +7373,16 @@
         </w:tc>
         <w:tc>
           <w:tcPr>
-            <w:tcW w:w="630" w:type="dxa"/>
-            <w:tcBorders>
-              <w:top w:val="nil"/>
-              <w:left w:val="nil"/>
-              <w:bottom w:val="single" w:sz="4" w:space="0" w:color="auto"/>
-              <w:right w:val="single" w:sz="4" w:space="0" w:color="auto"/>
-            </w:tcBorders>
-            <w:shd w:val="clear" w:color="auto" w:fill="auto"/>
-            <w:noWrap/>
-            <w:vAlign w:val="bottom"/>
-            <w:hideMark/>
+            <w:tcW w:w="810" w:type="dxa"/>
+            <w:tcBorders>
+              <w:top w:val="nil"/>
+              <w:left w:val="nil"/>
+              <w:bottom w:val="single" w:sz="4" w:space="0" w:color="auto"/>
+              <w:right w:val="single" w:sz="4" w:space="0" w:color="auto"/>
+            </w:tcBorders>
+            <w:shd w:val="clear" w:color="000000" w:fill="FFFFCC"/>
+            <w:noWrap/>
+            <w:vAlign w:val="bottom"/>
           </w:tcPr>
           <w:p>
             <w:pPr>
@@ -7378,15 +7407,9 @@
         </w:tc>
       </w:tr>
       <w:tr>
-        <w:tblPrEx>
-          <w:tblCellMar>
-            <w:left w:w="108" w:type="dxa"/>
-            <w:right w:w="108" w:type="dxa"/>
-          </w:tblCellMar>
-          <w:tblLook w:val="04A0" w:firstRow="1" w:lastRow="0" w:firstColumn="1" w:lastColumn="0" w:noHBand="0" w:noVBand="1"/>
-        </w:tblPrEx>
         <w:trPr>
           <w:trHeight w:val="255"/>
+          <w:jc w:val="center"/>
         </w:trPr>
         <w:tc>
           <w:tcPr>
@@ -7425,8 +7448,7 @@
         </w:tc>
         <w:tc>
           <w:tcPr>
-            <w:tcW w:w="883" w:type="dxa"/>
-            <w:gridSpan w:val="2"/>
+            <w:tcW w:w="1658" w:type="dxa"/>
             <w:tcBorders>
               <w:top w:val="nil"/>
               <w:left w:val="nil"/>
@@ -7461,8 +7483,7 @@
         </w:tc>
         <w:tc>
           <w:tcPr>
-            <w:tcW w:w="1104" w:type="dxa"/>
-            <w:gridSpan w:val="2"/>
+            <w:tcW w:w="1170" w:type="dxa"/>
             <w:tcBorders>
               <w:top w:val="nil"/>
               <w:left w:val="nil"/>
@@ -7497,7 +7518,7 @@
         </w:tc>
         <w:tc>
           <w:tcPr>
-            <w:tcW w:w="881" w:type="dxa"/>
+            <w:tcW w:w="900" w:type="dxa"/>
             <w:tcBorders>
               <w:top w:val="nil"/>
               <w:left w:val="nil"/>
@@ -7532,7 +7553,7 @@
         </w:tc>
         <w:tc>
           <w:tcPr>
-            <w:tcW w:w="568" w:type="dxa"/>
+            <w:tcW w:w="630" w:type="dxa"/>
             <w:tcBorders>
               <w:top w:val="nil"/>
               <w:left w:val="nil"/>
@@ -7567,8 +7588,7 @@
         </w:tc>
         <w:tc>
           <w:tcPr>
-            <w:tcW w:w="1003" w:type="dxa"/>
-            <w:gridSpan w:val="2"/>
+            <w:tcW w:w="720" w:type="dxa"/>
             <w:tcBorders>
               <w:top w:val="nil"/>
               <w:left w:val="nil"/>
@@ -7597,14 +7617,31 @@
                 <w:sz w:val="16"/>
                 <w:szCs w:val="16"/>
               </w:rPr>
-              <w:t>Benchmark</w:t>
-            </w:r>
-          </w:p>
-        </w:tc>
-        <w:tc>
-          <w:tcPr>
-            <w:tcW w:w="1110" w:type="dxa"/>
-            <w:gridSpan w:val="2"/>
+              <w:t>Bench</w:t>
+            </w:r>
+            <w:r>
+              <w:rPr>
+                <w:rFonts w:ascii="Tahoma" w:hAnsi="Tahoma" w:cs="Tahoma"/>
+                <w:bCs/>
+                <w:sz w:val="16"/>
+                <w:szCs w:val="16"/>
+              </w:rPr>
+              <w:t>-</w:t>
+            </w:r>
+            <w:r>
+              <w:rPr>
+                <w:rFonts w:ascii="Tahoma" w:hAnsi="Tahoma" w:cs="Tahoma"/>
+                <w:bCs/>
+                <w:sz w:val="16"/>
+                <w:szCs w:val="16"/>
+              </w:rPr>
+              <w:t>mark</w:t>
+            </w:r>
+          </w:p>
+        </w:tc>
+        <w:tc>
+          <w:tcPr>
+            <w:tcW w:w="810" w:type="dxa"/>
             <w:tcBorders>
               <w:top w:val="nil"/>
               <w:left w:val="nil"/>
@@ -7634,15 +7671,23 @@
                 <w:sz w:val="16"/>
                 <w:szCs w:val="16"/>
               </w:rPr>
-              <w:t>Mileage_Cap</w:t>
+              <w:t>Mileage</w:t>
+            </w:r>
+            <w:r>
+              <w:rPr>
+                <w:rFonts w:ascii="Tahoma" w:hAnsi="Tahoma" w:cs="Tahoma"/>
+                <w:bCs/>
+                <w:sz w:val="16"/>
+                <w:szCs w:val="16"/>
+              </w:rPr>
+              <w:t>Cap</w:t>
             </w:r>
             <w:proofErr w:type="spellEnd"/>
           </w:p>
         </w:tc>
         <w:tc>
           <w:tcPr>
-            <w:tcW w:w="1069" w:type="dxa"/>
-            <w:gridSpan w:val="2"/>
+            <w:tcW w:w="630" w:type="dxa"/>
             <w:tcBorders>
               <w:top w:val="nil"/>
               <w:left w:val="nil"/>
@@ -7664,23 +7709,29 @@
                 <w:szCs w:val="16"/>
               </w:rPr>
             </w:pPr>
-            <w:proofErr w:type="spellStart"/>
-            <w:r>
-              <w:rPr>
-                <w:rFonts w:ascii="Tahoma" w:hAnsi="Tahoma" w:cs="Tahoma"/>
-                <w:bCs/>
-                <w:sz w:val="16"/>
-                <w:szCs w:val="16"/>
-              </w:rPr>
-              <w:t>Purse_Cap</w:t>
-            </w:r>
-            <w:proofErr w:type="spellEnd"/>
+            <w:r>
+              <w:rPr>
+                <w:rFonts w:ascii="Tahoma" w:hAnsi="Tahoma" w:cs="Tahoma"/>
+                <w:bCs/>
+                <w:sz w:val="16"/>
+                <w:szCs w:val="16"/>
+              </w:rPr>
+              <w:t xml:space="preserve">Purse </w:t>
+            </w:r>
+            <w:r>
+              <w:rPr>
+                <w:rFonts w:ascii="Tahoma" w:hAnsi="Tahoma" w:cs="Tahoma"/>
+                <w:bCs/>
+                <w:sz w:val="16"/>
+                <w:szCs w:val="16"/>
+              </w:rPr>
+              <w:t>Cap</w:t>
+            </w:r>
           </w:p>
         </w:tc>
         <w:tc>
           <w:tcPr>
             <w:tcW w:w="1080" w:type="dxa"/>
-            <w:gridSpan w:val="2"/>
             <w:tcBorders>
               <w:top w:val="nil"/>
               <w:left w:val="nil"/>
@@ -7714,8 +7765,7 @@
         </w:tc>
         <w:tc>
           <w:tcPr>
-            <w:tcW w:w="630" w:type="dxa"/>
-            <w:gridSpan w:val="2"/>
+            <w:tcW w:w="815" w:type="dxa"/>
             <w:tcBorders>
               <w:top w:val="nil"/>
               <w:left w:val="nil"/>
@@ -7743,13 +7793,53 @@
                 <w:sz w:val="16"/>
                 <w:szCs w:val="16"/>
               </w:rPr>
+              <w:t>Mileage</w:t>
+            </w:r>
+            <w:r>
+              <w:rPr>
+                <w:rFonts w:ascii="Tahoma" w:hAnsi="Tahoma" w:cs="Tahoma"/>
+                <w:bCs/>
+                <w:sz w:val="16"/>
+                <w:szCs w:val="16"/>
+              </w:rPr>
+              <w:t xml:space="preserve"> </w:t>
+            </w:r>
+            <w:proofErr w:type="spellStart"/>
+            <w:r>
+              <w:rPr>
+                <w:rFonts w:ascii="Tahoma" w:hAnsi="Tahoma" w:cs="Tahoma"/>
+                <w:bCs/>
+                <w:sz w:val="16"/>
+                <w:szCs w:val="16"/>
+              </w:rPr>
+              <w:t>Req’d</w:t>
+            </w:r>
+            <w:proofErr w:type="spellEnd"/>
+          </w:p>
+          <w:p>
+            <w:pPr>
+              <w:jc w:val="center"/>
+              <w:rPr>
+                <w:rFonts w:ascii="Tahoma" w:hAnsi="Tahoma" w:cs="Tahoma"/>
+                <w:bCs/>
+                <w:sz w:val="16"/>
+                <w:szCs w:val="16"/>
+              </w:rPr>
+            </w:pPr>
+            <w:r>
+              <w:rPr>
+                <w:rFonts w:ascii="Tahoma" w:hAnsi="Tahoma" w:cs="Tahoma"/>
+                <w:bCs/>
+                <w:sz w:val="16"/>
+                <w:szCs w:val="16"/>
+              </w:rPr>
               <w:t>&gt;7/1</w:t>
             </w:r>
           </w:p>
         </w:tc>
         <w:tc>
           <w:tcPr>
-            <w:tcW w:w="630" w:type="dxa"/>
+            <w:tcW w:w="810" w:type="dxa"/>
             <w:tcBorders>
               <w:top w:val="nil"/>
               <w:left w:val="nil"/>
@@ -7777,21 +7867,55 @@
                 <w:sz w:val="16"/>
                 <w:szCs w:val="16"/>
               </w:rPr>
+              <w:t>Mileage</w:t>
+            </w:r>
+            <w:r>
+              <w:rPr>
+                <w:rFonts w:ascii="Tahoma" w:hAnsi="Tahoma" w:cs="Tahoma"/>
+                <w:bCs/>
+                <w:sz w:val="16"/>
+                <w:szCs w:val="16"/>
+              </w:rPr>
+              <w:t xml:space="preserve"> </w:t>
+            </w:r>
+            <w:proofErr w:type="spellStart"/>
+            <w:r>
+              <w:rPr>
+                <w:rFonts w:ascii="Tahoma" w:hAnsi="Tahoma" w:cs="Tahoma"/>
+                <w:bCs/>
+                <w:sz w:val="16"/>
+                <w:szCs w:val="16"/>
+              </w:rPr>
+              <w:t>Req’d</w:t>
+            </w:r>
+            <w:proofErr w:type="spellEnd"/>
+          </w:p>
+          <w:p>
+            <w:pPr>
+              <w:jc w:val="center"/>
+              <w:rPr>
+                <w:rFonts w:ascii="Tahoma" w:hAnsi="Tahoma" w:cs="Tahoma"/>
+                <w:bCs/>
+                <w:sz w:val="16"/>
+                <w:szCs w:val="16"/>
+              </w:rPr>
+            </w:pPr>
+            <w:r>
+              <w:rPr>
+                <w:rFonts w:ascii="Tahoma" w:hAnsi="Tahoma" w:cs="Tahoma"/>
+                <w:bCs/>
+                <w:sz w:val="16"/>
+                <w:szCs w:val="16"/>
+              </w:rPr>
               <w:t>&lt;7/1</w:t>
             </w:r>
           </w:p>
         </w:tc>
       </w:tr>
       <w:tr>
-        <w:tblPrEx>
-          <w:tblCellMar>
-            <w:left w:w="108" w:type="dxa"/>
-            <w:right w:w="108" w:type="dxa"/>
-          </w:tblCellMar>
-          <w:tblLook w:val="04A0" w:firstRow="1" w:lastRow="0" w:firstColumn="1" w:lastColumn="0" w:noHBand="0" w:noVBand="1"/>
-        </w:tblPrEx>
         <w:trPr>
           <w:trHeight w:val="240"/>
+          <w:jc w:val="center"/>
         </w:trPr>
         <w:tc>
           <w:tcPr>
@@ -7832,8 +7956,7 @@
         </w:tc>
         <w:tc>
           <w:tcPr>
-            <w:tcW w:w="883" w:type="dxa"/>
-            <w:gridSpan w:val="2"/>
+            <w:tcW w:w="1658" w:type="dxa"/>
             <w:tcBorders>
               <w:top w:val="nil"/>
               <w:left w:val="nil"/>
@@ -7870,8 +7993,7 @@
         </w:tc>
         <w:tc>
           <w:tcPr>
-            <w:tcW w:w="1104" w:type="dxa"/>
-            <w:gridSpan w:val="2"/>
+            <w:tcW w:w="1170" w:type="dxa"/>
             <w:tcBorders>
               <w:top w:val="nil"/>
               <w:left w:val="nil"/>
@@ -7908,7 +8030,7 @@
         </w:tc>
         <w:tc>
           <w:tcPr>
-            <w:tcW w:w="881" w:type="dxa"/>
+            <w:tcW w:w="900" w:type="dxa"/>
             <w:tcBorders>
               <w:top w:val="nil"/>
               <w:left w:val="nil"/>
@@ -7945,7 +8067,7 @@
         </w:tc>
         <w:tc>
           <w:tcPr>
-            <w:tcW w:w="568" w:type="dxa"/>
+            <w:tcW w:w="630" w:type="dxa"/>
             <w:tcBorders>
               <w:top w:val="nil"/>
               <w:left w:val="nil"/>
@@ -7982,8 +8104,7 @@
         </w:tc>
         <w:tc>
           <w:tcPr>
-            <w:tcW w:w="1003" w:type="dxa"/>
-            <w:gridSpan w:val="2"/>
+            <w:tcW w:w="720" w:type="dxa"/>
             <w:tcBorders>
               <w:top w:val="nil"/>
               <w:left w:val="nil"/>
@@ -8020,8 +8141,7 @@
         </w:tc>
         <w:tc>
           <w:tcPr>
-            <w:tcW w:w="1110" w:type="dxa"/>
-            <w:gridSpan w:val="2"/>
+            <w:tcW w:w="810" w:type="dxa"/>
             <w:tcBorders>
               <w:top w:val="nil"/>
               <w:left w:val="nil"/>
@@ -8058,8 +8178,7 @@
         </w:tc>
         <w:tc>
           <w:tcPr>
-            <w:tcW w:w="1069" w:type="dxa"/>
-            <w:gridSpan w:val="2"/>
+            <w:tcW w:w="630" w:type="dxa"/>
             <w:tcBorders>
               <w:top w:val="nil"/>
               <w:left w:val="nil"/>
@@ -8097,7 +8216,6 @@
         <w:tc>
           <w:tcPr>
             <w:tcW w:w="1080" w:type="dxa"/>
-            <w:gridSpan w:val="2"/>
             <w:tcBorders>
               <w:top w:val="nil"/>
               <w:left w:val="nil"/>
@@ -8134,8 +8252,7 @@
         </w:tc>
         <w:tc>
           <w:tcPr>
-            <w:tcW w:w="630" w:type="dxa"/>
-            <w:gridSpan w:val="2"/>
+            <w:tcW w:w="815" w:type="dxa"/>
             <w:tcBorders>
               <w:top w:val="nil"/>
               <w:left w:val="nil"/>
@@ -8172,7 +8289,7 @@
         </w:tc>
         <w:tc>
           <w:tcPr>
-            <w:tcW w:w="630" w:type="dxa"/>
+            <w:tcW w:w="810" w:type="dxa"/>
             <w:tcBorders>
               <w:top w:val="nil"/>
               <w:left w:val="nil"/>
@@ -8209,15 +8326,9 @@
         </w:tc>
       </w:tr>
       <w:tr>
-        <w:tblPrEx>
-          <w:tblCellMar>
-            <w:left w:w="108" w:type="dxa"/>
-            <w:right w:w="108" w:type="dxa"/>
-          </w:tblCellMar>
-          <w:tblLook w:val="04A0" w:firstRow="1" w:lastRow="0" w:firstColumn="1" w:lastColumn="0" w:noHBand="0" w:noVBand="1"/>
-        </w:tblPrEx>
         <w:trPr>
           <w:trHeight w:val="210"/>
+          <w:jc w:val="center"/>
         </w:trPr>
         <w:tc>
           <w:tcPr>
@@ -8256,8 +8367,7 @@
         </w:tc>
         <w:tc>
           <w:tcPr>
-            <w:tcW w:w="883" w:type="dxa"/>
-            <w:gridSpan w:val="2"/>
+            <w:tcW w:w="1658" w:type="dxa"/>
             <w:tcBorders>
               <w:top w:val="nil"/>
               <w:left w:val="nil"/>
@@ -8292,8 +8402,7 @@
         </w:tc>
         <w:tc>
           <w:tcPr>
-            <w:tcW w:w="1104" w:type="dxa"/>
-            <w:gridSpan w:val="2"/>
+            <w:tcW w:w="1170" w:type="dxa"/>
             <w:tcBorders>
               <w:top w:val="nil"/>
               <w:left w:val="nil"/>
@@ -8328,7 +8437,7 @@
         </w:tc>
         <w:tc>
           <w:tcPr>
-            <w:tcW w:w="881" w:type="dxa"/>
+            <w:tcW w:w="900" w:type="dxa"/>
             <w:tcBorders>
               <w:top w:val="nil"/>
               <w:left w:val="nil"/>
@@ -8363,7 +8472,7 @@
         </w:tc>
         <w:tc>
           <w:tcPr>
-            <w:tcW w:w="568" w:type="dxa"/>
+            <w:tcW w:w="630" w:type="dxa"/>
             <w:tcBorders>
               <w:top w:val="nil"/>
               <w:left w:val="nil"/>
@@ -8398,8 +8507,7 @@
         </w:tc>
         <w:tc>
           <w:tcPr>
-            <w:tcW w:w="1003" w:type="dxa"/>
-            <w:gridSpan w:val="2"/>
+            <w:tcW w:w="720" w:type="dxa"/>
             <w:tcBorders>
               <w:top w:val="nil"/>
               <w:left w:val="nil"/>
@@ -8434,8 +8542,7 @@
         </w:tc>
         <w:tc>
           <w:tcPr>
-            <w:tcW w:w="1110" w:type="dxa"/>
-            <w:gridSpan w:val="2"/>
+            <w:tcW w:w="810" w:type="dxa"/>
             <w:tcBorders>
               <w:top w:val="nil"/>
               <w:left w:val="nil"/>
@@ -8470,8 +8577,7 @@
         </w:tc>
         <w:tc>
           <w:tcPr>
-            <w:tcW w:w="1069" w:type="dxa"/>
-            <w:gridSpan w:val="2"/>
+            <w:tcW w:w="630" w:type="dxa"/>
             <w:tcBorders>
               <w:top w:val="nil"/>
               <w:left w:val="nil"/>
@@ -8507,7 +8613,6 @@
         <w:tc>
           <w:tcPr>
             <w:tcW w:w="1080" w:type="dxa"/>
-            <w:gridSpan w:val="2"/>
             <w:tcBorders>
               <w:top w:val="nil"/>
               <w:left w:val="nil"/>
@@ -8542,8 +8647,7 @@
         </w:tc>
         <w:tc>
           <w:tcPr>
-            <w:tcW w:w="630" w:type="dxa"/>
-            <w:gridSpan w:val="2"/>
+            <w:tcW w:w="815" w:type="dxa"/>
             <w:tcBorders>
               <w:top w:val="nil"/>
               <w:left w:val="nil"/>
@@ -8578,7 +8682,7 @@
         </w:tc>
         <w:tc>
           <w:tcPr>
-            <w:tcW w:w="630" w:type="dxa"/>
+            <w:tcW w:w="810" w:type="dxa"/>
             <w:tcBorders>
               <w:top w:val="nil"/>
               <w:left w:val="nil"/>
@@ -8613,15 +8717,9 @@
         </w:tc>
       </w:tr>
       <w:tr>
-        <w:tblPrEx>
-          <w:tblCellMar>
-            <w:left w:w="108" w:type="dxa"/>
-            <w:right w:w="108" w:type="dxa"/>
-          </w:tblCellMar>
-          <w:tblLook w:val="04A0" w:firstRow="1" w:lastRow="0" w:firstColumn="1" w:lastColumn="0" w:noHBand="0" w:noVBand="1"/>
-        </w:tblPrEx>
         <w:trPr>
           <w:trHeight w:val="210"/>
+          <w:jc w:val="center"/>
         </w:trPr>
         <w:tc>
           <w:tcPr>
@@ -8660,8 +8758,7 @@
         </w:tc>
         <w:tc>
           <w:tcPr>
-            <w:tcW w:w="883" w:type="dxa"/>
-            <w:gridSpan w:val="2"/>
+            <w:tcW w:w="1658" w:type="dxa"/>
             <w:tcBorders>
               <w:top w:val="nil"/>
               <w:left w:val="nil"/>
@@ -8696,8 +8793,7 @@
         </w:tc>
         <w:tc>
           <w:tcPr>
-            <w:tcW w:w="1104" w:type="dxa"/>
-            <w:gridSpan w:val="2"/>
+            <w:tcW w:w="1170" w:type="dxa"/>
             <w:tcBorders>
               <w:top w:val="nil"/>
               <w:left w:val="nil"/>
@@ -8732,7 +8828,7 @@
         </w:tc>
         <w:tc>
           <w:tcPr>
-            <w:tcW w:w="881" w:type="dxa"/>
+            <w:tcW w:w="900" w:type="dxa"/>
             <w:tcBorders>
               <w:top w:val="nil"/>
               <w:left w:val="nil"/>
@@ -8767,7 +8863,7 @@
         </w:tc>
         <w:tc>
           <w:tcPr>
-            <w:tcW w:w="568" w:type="dxa"/>
+            <w:tcW w:w="630" w:type="dxa"/>
             <w:tcBorders>
               <w:top w:val="nil"/>
               <w:left w:val="nil"/>
@@ -8802,8 +8898,7 @@
         </w:tc>
         <w:tc>
           <w:tcPr>
-            <w:tcW w:w="1003" w:type="dxa"/>
-            <w:gridSpan w:val="2"/>
+            <w:tcW w:w="720" w:type="dxa"/>
             <w:tcBorders>
               <w:top w:val="nil"/>
               <w:left w:val="nil"/>
@@ -8838,15 +8933,14 @@
         </w:tc>
         <w:tc>
           <w:tcPr>
-            <w:tcW w:w="1110" w:type="dxa"/>
-            <w:gridSpan w:val="2"/>
-            <w:tcBorders>
-              <w:top w:val="nil"/>
-              <w:left w:val="nil"/>
-              <w:bottom w:val="single" w:sz="4" w:space="0" w:color="auto"/>
-              <w:right w:val="single" w:sz="4" w:space="0" w:color="auto"/>
-            </w:tcBorders>
-            <w:shd w:val="clear" w:color="000000" w:fill="FFFFCC"/>
+            <w:tcW w:w="810" w:type="dxa"/>
+            <w:tcBorders>
+              <w:top w:val="nil"/>
+              <w:left w:val="nil"/>
+              <w:bottom w:val="single" w:sz="4" w:space="0" w:color="auto"/>
+              <w:right w:val="single" w:sz="4" w:space="0" w:color="auto"/>
+            </w:tcBorders>
+            <w:shd w:val="clear" w:color="auto" w:fill="auto"/>
             <w:noWrap/>
             <w:vAlign w:val="bottom"/>
             <w:hideMark/>
@@ -8874,8 +8968,7 @@
         </w:tc>
         <w:tc>
           <w:tcPr>
-            <w:tcW w:w="1069" w:type="dxa"/>
-            <w:gridSpan w:val="2"/>
+            <w:tcW w:w="630" w:type="dxa"/>
             <w:tcBorders>
               <w:top w:val="nil"/>
               <w:left w:val="nil"/>
@@ -8911,7 +9004,6 @@
         <w:tc>
           <w:tcPr>
             <w:tcW w:w="1080" w:type="dxa"/>
-            <w:gridSpan w:val="2"/>
             <w:tcBorders>
               <w:top w:val="nil"/>
               <w:left w:val="nil"/>
@@ -8946,8 +9038,7 @@
         </w:tc>
         <w:tc>
           <w:tcPr>
-            <w:tcW w:w="630" w:type="dxa"/>
-            <w:gridSpan w:val="2"/>
+            <w:tcW w:w="815" w:type="dxa"/>
             <w:tcBorders>
               <w:top w:val="nil"/>
               <w:left w:val="nil"/>
@@ -8982,7 +9073,7 @@
         </w:tc>
         <w:tc>
           <w:tcPr>
-            <w:tcW w:w="630" w:type="dxa"/>
+            <w:tcW w:w="810" w:type="dxa"/>
             <w:tcBorders>
               <w:top w:val="nil"/>
               <w:left w:val="nil"/>
@@ -9017,15 +9108,9 @@
         </w:tc>
       </w:tr>
       <w:tr>
-        <w:tblPrEx>
-          <w:tblCellMar>
-            <w:left w:w="108" w:type="dxa"/>
-            <w:right w:w="108" w:type="dxa"/>
-          </w:tblCellMar>
-          <w:tblLook w:val="04A0" w:firstRow="1" w:lastRow="0" w:firstColumn="1" w:lastColumn="0" w:noHBand="0" w:noVBand="1"/>
-        </w:tblPrEx>
         <w:trPr>
           <w:trHeight w:val="210"/>
+          <w:jc w:val="center"/>
         </w:trPr>
         <w:tc>
           <w:tcPr>
@@ -9039,7 +9124,6 @@
             <w:shd w:val="clear" w:color="000000" w:fill="FFFFCC"/>
             <w:noWrap/>
             <w:vAlign w:val="bottom"/>
-            <w:hideMark/>
           </w:tcPr>
           <w:p>
             <w:pPr>
@@ -9064,8 +9148,7 @@
         </w:tc>
         <w:tc>
           <w:tcPr>
-            <w:tcW w:w="883" w:type="dxa"/>
-            <w:gridSpan w:val="2"/>
+            <w:tcW w:w="1658" w:type="dxa"/>
             <w:tcBorders>
               <w:top w:val="nil"/>
               <w:left w:val="nil"/>
@@ -9075,7 +9158,6 @@
             <w:shd w:val="clear" w:color="000000" w:fill="FFFFCC"/>
             <w:noWrap/>
             <w:vAlign w:val="bottom"/>
-            <w:hideMark/>
           </w:tcPr>
           <w:p>
             <w:pPr>
@@ -9100,8 +9182,7 @@
         </w:tc>
         <w:tc>
           <w:tcPr>
-            <w:tcW w:w="1104" w:type="dxa"/>
-            <w:gridSpan w:val="2"/>
+            <w:tcW w:w="1170" w:type="dxa"/>
             <w:tcBorders>
               <w:top w:val="nil"/>
               <w:left w:val="nil"/>
@@ -9111,7 +9192,6 @@
             <w:shd w:val="clear" w:color="000000" w:fill="FFFFCC"/>
             <w:noWrap/>
             <w:vAlign w:val="bottom"/>
-            <w:hideMark/>
           </w:tcPr>
           <w:p>
             <w:pPr>
@@ -9136,17 +9216,16 @@
         </w:tc>
         <w:tc>
           <w:tcPr>
-            <w:tcW w:w="881" w:type="dxa"/>
-            <w:tcBorders>
-              <w:top w:val="nil"/>
-              <w:left w:val="nil"/>
-              <w:bottom w:val="single" w:sz="4" w:space="0" w:color="auto"/>
-              <w:right w:val="single" w:sz="4" w:space="0" w:color="auto"/>
-            </w:tcBorders>
-            <w:shd w:val="clear" w:color="auto" w:fill="auto"/>
-            <w:noWrap/>
-            <w:vAlign w:val="bottom"/>
-            <w:hideMark/>
+            <w:tcW w:w="900" w:type="dxa"/>
+            <w:tcBorders>
+              <w:top w:val="nil"/>
+              <w:left w:val="nil"/>
+              <w:bottom w:val="single" w:sz="4" w:space="0" w:color="auto"/>
+              <w:right w:val="single" w:sz="4" w:space="0" w:color="auto"/>
+            </w:tcBorders>
+            <w:shd w:val="clear" w:color="000000" w:fill="FFFFCC"/>
+            <w:noWrap/>
+            <w:vAlign w:val="bottom"/>
           </w:tcPr>
           <w:p>
             <w:pPr>
@@ -9171,7 +9250,7 @@
         </w:tc>
         <w:tc>
           <w:tcPr>
-            <w:tcW w:w="568" w:type="dxa"/>
+            <w:tcW w:w="630" w:type="dxa"/>
             <w:tcBorders>
               <w:top w:val="nil"/>
               <w:left w:val="nil"/>
@@ -9181,33 +9260,31 @@
             <w:shd w:val="clear" w:color="000000" w:fill="FFFFCC"/>
             <w:noWrap/>
             <w:vAlign w:val="bottom"/>
-            <w:hideMark/>
-          </w:tcPr>
-          <w:p>
-            <w:pPr>
-              <w:jc w:val="center"/>
-              <w:rPr>
-                <w:rFonts w:ascii="Tahoma" w:hAnsi="Tahoma" w:cs="Tahoma"/>
-                <w:bCs/>
-                <w:sz w:val="16"/>
-                <w:szCs w:val="16"/>
-              </w:rPr>
-            </w:pPr>
-            <w:r>
-              <w:rPr>
-                <w:rFonts w:ascii="Tahoma" w:hAnsi="Tahoma" w:cs="Tahoma"/>
-                <w:bCs/>
-                <w:sz w:val="16"/>
-                <w:szCs w:val="16"/>
-              </w:rPr>
-              <w:t>40</w:t>
-            </w:r>
-          </w:p>
-        </w:tc>
-        <w:tc>
-          <w:tcPr>
-            <w:tcW w:w="1003" w:type="dxa"/>
-            <w:gridSpan w:val="2"/>
+          </w:tcPr>
+          <w:p>
+            <w:pPr>
+              <w:jc w:val="center"/>
+              <w:rPr>
+                <w:rFonts w:ascii="Tahoma" w:hAnsi="Tahoma" w:cs="Tahoma"/>
+                <w:bCs/>
+                <w:sz w:val="16"/>
+                <w:szCs w:val="16"/>
+              </w:rPr>
+            </w:pPr>
+            <w:r>
+              <w:rPr>
+                <w:rFonts w:ascii="Tahoma" w:hAnsi="Tahoma" w:cs="Tahoma"/>
+                <w:bCs/>
+                <w:sz w:val="16"/>
+                <w:szCs w:val="16"/>
+              </w:rPr>
+              <w:t>75</w:t>
+            </w:r>
+          </w:p>
+        </w:tc>
+        <w:tc>
+          <w:tcPr>
+            <w:tcW w:w="720" w:type="dxa"/>
             <w:tcBorders>
               <w:top w:val="nil"/>
               <w:left w:val="nil"/>
@@ -9217,7 +9294,6 @@
             <w:shd w:val="clear" w:color="000000" w:fill="FFFFCC"/>
             <w:noWrap/>
             <w:vAlign w:val="bottom"/>
-            <w:hideMark/>
           </w:tcPr>
           <w:p>
             <w:pPr>
@@ -9242,8 +9318,7 @@
         </w:tc>
         <w:tc>
           <w:tcPr>
-            <w:tcW w:w="1110" w:type="dxa"/>
-            <w:gridSpan w:val="2"/>
+            <w:tcW w:w="810" w:type="dxa"/>
             <w:tcBorders>
               <w:top w:val="nil"/>
               <w:left w:val="nil"/>
@@ -9253,7 +9328,6 @@
             <w:shd w:val="clear" w:color="000000" w:fill="FFFFCC"/>
             <w:noWrap/>
             <w:vAlign w:val="bottom"/>
-            <w:hideMark/>
           </w:tcPr>
           <w:p>
             <w:pPr>
@@ -9278,8 +9352,7 @@
         </w:tc>
         <w:tc>
           <w:tcPr>
-            <w:tcW w:w="1069" w:type="dxa"/>
-            <w:gridSpan w:val="2"/>
+            <w:tcW w:w="630" w:type="dxa"/>
             <w:tcBorders>
               <w:top w:val="nil"/>
               <w:left w:val="nil"/>
@@ -9289,7 +9362,6 @@
             <w:shd w:val="clear" w:color="000000" w:fill="FFFFCC"/>
             <w:noWrap/>
             <w:vAlign w:val="bottom"/>
-            <w:hideMark/>
           </w:tcPr>
           <w:p>
             <w:pPr>
@@ -9315,7 +9387,6 @@
         <w:tc>
           <w:tcPr>
             <w:tcW w:w="1080" w:type="dxa"/>
-            <w:gridSpan w:val="2"/>
             <w:tcBorders>
               <w:top w:val="nil"/>
               <w:left w:val="nil"/>
@@ -9325,7 +9396,6 @@
             <w:shd w:val="clear" w:color="000000" w:fill="FFFFCC"/>
             <w:noWrap/>
             <w:vAlign w:val="bottom"/>
-            <w:hideMark/>
           </w:tcPr>
           <w:p>
             <w:pPr>
@@ -9350,8 +9420,7 @@
         </w:tc>
         <w:tc>
           <w:tcPr>
-            <w:tcW w:w="630" w:type="dxa"/>
-            <w:gridSpan w:val="2"/>
+            <w:tcW w:w="815" w:type="dxa"/>
             <w:tcBorders>
               <w:top w:val="nil"/>
               <w:left w:val="nil"/>
@@ -9361,7 +9430,6 @@
             <w:shd w:val="clear" w:color="000000" w:fill="FFFFCC"/>
             <w:noWrap/>
             <w:vAlign w:val="bottom"/>
-            <w:hideMark/>
           </w:tcPr>
           <w:p>
             <w:pPr>
@@ -9386,7 +9454,7 @@
         </w:tc>
         <w:tc>
           <w:tcPr>
-            <w:tcW w:w="630" w:type="dxa"/>
+            <w:tcW w:w="810" w:type="dxa"/>
             <w:tcBorders>
               <w:top w:val="nil"/>
               <w:left w:val="nil"/>
@@ -9396,7 +9464,6 @@
             <w:shd w:val="clear" w:color="000000" w:fill="FFFFCC"/>
             <w:noWrap/>
             <w:vAlign w:val="bottom"/>
-            <w:hideMark/>
           </w:tcPr>
           <w:p>
             <w:pPr>
@@ -9421,15 +9488,9 @@
         </w:tc>
       </w:tr>
       <w:tr>
-        <w:tblPrEx>
-          <w:tblCellMar>
-            <w:left w:w="108" w:type="dxa"/>
-            <w:right w:w="108" w:type="dxa"/>
-          </w:tblCellMar>
-          <w:tblLook w:val="04A0" w:firstRow="1" w:lastRow="0" w:firstColumn="1" w:lastColumn="0" w:noHBand="0" w:noVBand="1"/>
-        </w:tblPrEx>
         <w:trPr>
           <w:trHeight w:val="210"/>
+          <w:jc w:val="center"/>
         </w:trPr>
         <w:tc>
           <w:tcPr>
@@ -9443,7 +9504,6 @@
             <w:shd w:val="clear" w:color="auto" w:fill="auto"/>
             <w:noWrap/>
             <w:vAlign w:val="bottom"/>
-            <w:hideMark/>
           </w:tcPr>
           <w:p>
             <w:pPr>
@@ -9468,8 +9528,7 @@
         </w:tc>
         <w:tc>
           <w:tcPr>
-            <w:tcW w:w="883" w:type="dxa"/>
-            <w:gridSpan w:val="2"/>
+            <w:tcW w:w="1658" w:type="dxa"/>
             <w:tcBorders>
               <w:top w:val="nil"/>
               <w:left w:val="nil"/>
@@ -9479,7 +9538,6 @@
             <w:shd w:val="clear" w:color="auto" w:fill="auto"/>
             <w:noWrap/>
             <w:vAlign w:val="bottom"/>
-            <w:hideMark/>
           </w:tcPr>
           <w:p>
             <w:pPr>
@@ -9504,8 +9562,7 @@
         </w:tc>
         <w:tc>
           <w:tcPr>
-            <w:tcW w:w="1104" w:type="dxa"/>
-            <w:gridSpan w:val="2"/>
+            <w:tcW w:w="1170" w:type="dxa"/>
             <w:tcBorders>
               <w:top w:val="nil"/>
               <w:left w:val="nil"/>
@@ -9515,7 +9572,6 @@
             <w:shd w:val="clear" w:color="auto" w:fill="auto"/>
             <w:noWrap/>
             <w:vAlign w:val="bottom"/>
-            <w:hideMark/>
           </w:tcPr>
           <w:p>
             <w:pPr>
@@ -9540,17 +9596,16 @@
         </w:tc>
         <w:tc>
           <w:tcPr>
-            <w:tcW w:w="881" w:type="dxa"/>
-            <w:tcBorders>
-              <w:top w:val="nil"/>
-              <w:left w:val="nil"/>
-              <w:bottom w:val="single" w:sz="4" w:space="0" w:color="auto"/>
-              <w:right w:val="single" w:sz="4" w:space="0" w:color="auto"/>
-            </w:tcBorders>
-            <w:shd w:val="clear" w:color="000000" w:fill="FFFFCC"/>
-            <w:noWrap/>
-            <w:vAlign w:val="bottom"/>
-            <w:hideMark/>
+            <w:tcW w:w="900" w:type="dxa"/>
+            <w:tcBorders>
+              <w:top w:val="nil"/>
+              <w:left w:val="nil"/>
+              <w:bottom w:val="single" w:sz="4" w:space="0" w:color="auto"/>
+              <w:right w:val="single" w:sz="4" w:space="0" w:color="auto"/>
+            </w:tcBorders>
+            <w:shd w:val="clear" w:color="auto" w:fill="auto"/>
+            <w:noWrap/>
+            <w:vAlign w:val="bottom"/>
           </w:tcPr>
           <w:p>
             <w:pPr>
@@ -9575,7 +9630,7 @@
         </w:tc>
         <w:tc>
           <w:tcPr>
-            <w:tcW w:w="568" w:type="dxa"/>
+            <w:tcW w:w="630" w:type="dxa"/>
             <w:tcBorders>
               <w:top w:val="nil"/>
               <w:left w:val="nil"/>
@@ -9585,7 +9640,6 @@
             <w:shd w:val="clear" w:color="auto" w:fill="auto"/>
             <w:noWrap/>
             <w:vAlign w:val="bottom"/>
-            <w:hideMark/>
           </w:tcPr>
           <w:p>
             <w:pPr>
@@ -9610,8 +9664,7 @@
         </w:tc>
         <w:tc>
           <w:tcPr>
-            <w:tcW w:w="1003" w:type="dxa"/>
-            <w:gridSpan w:val="2"/>
+            <w:tcW w:w="720" w:type="dxa"/>
             <w:tcBorders>
               <w:top w:val="nil"/>
               <w:left w:val="nil"/>
@@ -9621,33 +9674,31 @@
             <w:shd w:val="clear" w:color="auto" w:fill="auto"/>
             <w:noWrap/>
             <w:vAlign w:val="bottom"/>
-            <w:hideMark/>
-          </w:tcPr>
-          <w:p>
-            <w:pPr>
-              <w:jc w:val="center"/>
-              <w:rPr>
-                <w:rFonts w:ascii="Tahoma" w:hAnsi="Tahoma" w:cs="Tahoma"/>
-                <w:bCs/>
-                <w:sz w:val="16"/>
-                <w:szCs w:val="16"/>
-              </w:rPr>
-            </w:pPr>
-            <w:r>
-              <w:rPr>
-                <w:rFonts w:ascii="Tahoma" w:hAnsi="Tahoma" w:cs="Tahoma"/>
-                <w:bCs/>
-                <w:sz w:val="16"/>
-                <w:szCs w:val="16"/>
-              </w:rPr>
-              <w:t>5</w:t>
-            </w:r>
-          </w:p>
-        </w:tc>
-        <w:tc>
-          <w:tcPr>
-            <w:tcW w:w="1110" w:type="dxa"/>
-            <w:gridSpan w:val="2"/>
+          </w:tcPr>
+          <w:p>
+            <w:pPr>
+              <w:jc w:val="center"/>
+              <w:rPr>
+                <w:rFonts w:ascii="Tahoma" w:hAnsi="Tahoma" w:cs="Tahoma"/>
+                <w:bCs/>
+                <w:sz w:val="16"/>
+                <w:szCs w:val="16"/>
+              </w:rPr>
+            </w:pPr>
+            <w:r>
+              <w:rPr>
+                <w:rFonts w:ascii="Tahoma" w:hAnsi="Tahoma" w:cs="Tahoma"/>
+                <w:bCs/>
+                <w:sz w:val="16"/>
+                <w:szCs w:val="16"/>
+              </w:rPr>
+              <w:t>8</w:t>
+            </w:r>
+          </w:p>
+        </w:tc>
+        <w:tc>
+          <w:tcPr>
+            <w:tcW w:w="810" w:type="dxa"/>
             <w:tcBorders>
               <w:top w:val="nil"/>
               <w:left w:val="nil"/>
@@ -9657,7 +9708,6 @@
             <w:shd w:val="clear" w:color="auto" w:fill="auto"/>
             <w:noWrap/>
             <w:vAlign w:val="bottom"/>
-            <w:hideMark/>
           </w:tcPr>
           <w:p>
             <w:pPr>
@@ -9682,8 +9732,7 @@
         </w:tc>
         <w:tc>
           <w:tcPr>
-            <w:tcW w:w="1069" w:type="dxa"/>
-            <w:gridSpan w:val="2"/>
+            <w:tcW w:w="630" w:type="dxa"/>
             <w:tcBorders>
               <w:top w:val="nil"/>
               <w:left w:val="nil"/>
@@ -9693,7 +9742,6 @@
             <w:shd w:val="clear" w:color="auto" w:fill="auto"/>
             <w:noWrap/>
             <w:vAlign w:val="bottom"/>
-            <w:hideMark/>
           </w:tcPr>
           <w:p>
             <w:pPr>
@@ -9719,7 +9767,6 @@
         <w:tc>
           <w:tcPr>
             <w:tcW w:w="1080" w:type="dxa"/>
-            <w:gridSpan w:val="2"/>
             <w:tcBorders>
               <w:top w:val="nil"/>
               <w:left w:val="nil"/>
@@ -9729,7 +9776,6 @@
             <w:shd w:val="clear" w:color="auto" w:fill="auto"/>
             <w:noWrap/>
             <w:vAlign w:val="bottom"/>
-            <w:hideMark/>
           </w:tcPr>
           <w:p>
             <w:pPr>
@@ -9754,8 +9800,7 @@
         </w:tc>
         <w:tc>
           <w:tcPr>
-            <w:tcW w:w="630" w:type="dxa"/>
-            <w:gridSpan w:val="2"/>
+            <w:tcW w:w="815" w:type="dxa"/>
             <w:tcBorders>
               <w:top w:val="nil"/>
               <w:left w:val="nil"/>
@@ -9765,7 +9810,6 @@
             <w:shd w:val="clear" w:color="auto" w:fill="auto"/>
             <w:noWrap/>
             <w:vAlign w:val="bottom"/>
-            <w:hideMark/>
           </w:tcPr>
           <w:p>
             <w:pPr>
@@ -9790,7 +9834,7 @@
         </w:tc>
         <w:tc>
           <w:tcPr>
-            <w:tcW w:w="630" w:type="dxa"/>
+            <w:tcW w:w="810" w:type="dxa"/>
             <w:tcBorders>
               <w:top w:val="nil"/>
               <w:left w:val="nil"/>
@@ -9800,7 +9844,6 @@
             <w:shd w:val="clear" w:color="auto" w:fill="auto"/>
             <w:noWrap/>
             <w:vAlign w:val="bottom"/>
-            <w:hideMark/>
           </w:tcPr>
           <w:p>
             <w:pPr>
@@ -9825,15 +9868,9 @@
         </w:tc>
       </w:tr>
       <w:tr>
-        <w:tblPrEx>
-          <w:tblCellMar>
-            <w:left w:w="108" w:type="dxa"/>
-            <w:right w:w="108" w:type="dxa"/>
-          </w:tblCellMar>
-          <w:tblLook w:val="04A0" w:firstRow="1" w:lastRow="0" w:firstColumn="1" w:lastColumn="0" w:noHBand="0" w:noVBand="1"/>
-        </w:tblPrEx>
         <w:trPr>
           <w:trHeight w:val="210"/>
+          <w:jc w:val="center"/>
         </w:trPr>
         <w:tc>
           <w:tcPr>
@@ -9847,7 +9884,6 @@
             <w:shd w:val="clear" w:color="000000" w:fill="FFFFCC"/>
             <w:noWrap/>
             <w:vAlign w:val="bottom"/>
-            <w:hideMark/>
           </w:tcPr>
           <w:p>
             <w:pPr>
@@ -9872,8 +9908,7 @@
         </w:tc>
         <w:tc>
           <w:tcPr>
-            <w:tcW w:w="883" w:type="dxa"/>
-            <w:gridSpan w:val="2"/>
+            <w:tcW w:w="1658" w:type="dxa"/>
             <w:tcBorders>
               <w:top w:val="nil"/>
               <w:left w:val="nil"/>
@@ -9883,7 +9918,6 @@
             <w:shd w:val="clear" w:color="000000" w:fill="FFFFCC"/>
             <w:noWrap/>
             <w:vAlign w:val="bottom"/>
-            <w:hideMark/>
           </w:tcPr>
           <w:p>
             <w:pPr>
@@ -9908,8 +9942,7 @@
         </w:tc>
         <w:tc>
           <w:tcPr>
-            <w:tcW w:w="1104" w:type="dxa"/>
-            <w:gridSpan w:val="2"/>
+            <w:tcW w:w="1170" w:type="dxa"/>
             <w:tcBorders>
               <w:top w:val="nil"/>
               <w:left w:val="nil"/>
@@ -9919,7 +9952,6 @@
             <w:shd w:val="clear" w:color="000000" w:fill="FFFFCC"/>
             <w:noWrap/>
             <w:vAlign w:val="bottom"/>
-            <w:hideMark/>
           </w:tcPr>
           <w:p>
             <w:pPr>
@@ -9944,17 +9976,16 @@
         </w:tc>
         <w:tc>
           <w:tcPr>
-            <w:tcW w:w="881" w:type="dxa"/>
-            <w:tcBorders>
-              <w:top w:val="nil"/>
-              <w:left w:val="nil"/>
-              <w:bottom w:val="single" w:sz="4" w:space="0" w:color="auto"/>
-              <w:right w:val="single" w:sz="4" w:space="0" w:color="auto"/>
-            </w:tcBorders>
-            <w:shd w:val="clear" w:color="auto" w:fill="auto"/>
-            <w:noWrap/>
-            <w:vAlign w:val="bottom"/>
-            <w:hideMark/>
+            <w:tcW w:w="900" w:type="dxa"/>
+            <w:tcBorders>
+              <w:top w:val="nil"/>
+              <w:left w:val="nil"/>
+              <w:bottom w:val="single" w:sz="4" w:space="0" w:color="auto"/>
+              <w:right w:val="single" w:sz="4" w:space="0" w:color="auto"/>
+            </w:tcBorders>
+            <w:shd w:val="clear" w:color="000000" w:fill="FFFFCC"/>
+            <w:noWrap/>
+            <w:vAlign w:val="bottom"/>
           </w:tcPr>
           <w:p>
             <w:pPr>
@@ -9979,7 +10010,7 @@
         </w:tc>
         <w:tc>
           <w:tcPr>
-            <w:tcW w:w="568" w:type="dxa"/>
+            <w:tcW w:w="630" w:type="dxa"/>
             <w:tcBorders>
               <w:top w:val="nil"/>
               <w:left w:val="nil"/>
@@ -9989,33 +10020,31 @@
             <w:shd w:val="clear" w:color="000000" w:fill="FFFFCC"/>
             <w:noWrap/>
             <w:vAlign w:val="bottom"/>
-            <w:hideMark/>
-          </w:tcPr>
-          <w:p>
-            <w:pPr>
-              <w:jc w:val="center"/>
-              <w:rPr>
-                <w:rFonts w:ascii="Tahoma" w:hAnsi="Tahoma" w:cs="Tahoma"/>
-                <w:bCs/>
-                <w:sz w:val="16"/>
-                <w:szCs w:val="16"/>
-              </w:rPr>
-            </w:pPr>
-            <w:r>
-              <w:rPr>
-                <w:rFonts w:ascii="Tahoma" w:hAnsi="Tahoma" w:cs="Tahoma"/>
-                <w:bCs/>
-                <w:sz w:val="16"/>
-                <w:szCs w:val="16"/>
-              </w:rPr>
-              <w:t>100</w:t>
-            </w:r>
-          </w:p>
-        </w:tc>
-        <w:tc>
-          <w:tcPr>
-            <w:tcW w:w="1003" w:type="dxa"/>
-            <w:gridSpan w:val="2"/>
+          </w:tcPr>
+          <w:p>
+            <w:pPr>
+              <w:jc w:val="center"/>
+              <w:rPr>
+                <w:rFonts w:ascii="Tahoma" w:hAnsi="Tahoma" w:cs="Tahoma"/>
+                <w:bCs/>
+                <w:sz w:val="16"/>
+                <w:szCs w:val="16"/>
+              </w:rPr>
+            </w:pPr>
+            <w:r>
+              <w:rPr>
+                <w:rFonts w:ascii="Tahoma" w:hAnsi="Tahoma" w:cs="Tahoma"/>
+                <w:bCs/>
+                <w:sz w:val="16"/>
+                <w:szCs w:val="16"/>
+              </w:rPr>
+              <w:t>75</w:t>
+            </w:r>
+          </w:p>
+        </w:tc>
+        <w:tc>
+          <w:tcPr>
+            <w:tcW w:w="720" w:type="dxa"/>
             <w:tcBorders>
               <w:top w:val="nil"/>
               <w:left w:val="nil"/>
@@ -10025,7 +10054,40 @@
             <w:shd w:val="clear" w:color="000000" w:fill="FFFFCC"/>
             <w:noWrap/>
             <w:vAlign w:val="bottom"/>
-            <w:hideMark/>
+          </w:tcPr>
+          <w:p>
+            <w:pPr>
+              <w:jc w:val="center"/>
+              <w:rPr>
+                <w:rFonts w:ascii="Tahoma" w:hAnsi="Tahoma" w:cs="Tahoma"/>
+                <w:bCs/>
+                <w:sz w:val="16"/>
+                <w:szCs w:val="16"/>
+              </w:rPr>
+            </w:pPr>
+            <w:r>
+              <w:rPr>
+                <w:rFonts w:ascii="Tahoma" w:hAnsi="Tahoma" w:cs="Tahoma"/>
+                <w:bCs/>
+                <w:sz w:val="16"/>
+                <w:szCs w:val="16"/>
+              </w:rPr>
+              <w:t>8</w:t>
+            </w:r>
+          </w:p>
+        </w:tc>
+        <w:tc>
+          <w:tcPr>
+            <w:tcW w:w="810" w:type="dxa"/>
+            <w:tcBorders>
+              <w:top w:val="nil"/>
+              <w:left w:val="nil"/>
+              <w:bottom w:val="single" w:sz="4" w:space="0" w:color="auto"/>
+              <w:right w:val="single" w:sz="4" w:space="0" w:color="auto"/>
+            </w:tcBorders>
+            <w:shd w:val="clear" w:color="000000" w:fill="FFFFCC"/>
+            <w:noWrap/>
+            <w:vAlign w:val="bottom"/>
           </w:tcPr>
           <w:p>
             <w:pPr>
@@ -10050,8 +10112,7 @@
         </w:tc>
         <w:tc>
           <w:tcPr>
-            <w:tcW w:w="1110" w:type="dxa"/>
-            <w:gridSpan w:val="2"/>
+            <w:tcW w:w="630" w:type="dxa"/>
             <w:tcBorders>
               <w:top w:val="nil"/>
               <w:left w:val="nil"/>
@@ -10061,33 +10122,31 @@
             <w:shd w:val="clear" w:color="000000" w:fill="FFFFCC"/>
             <w:noWrap/>
             <w:vAlign w:val="bottom"/>
-            <w:hideMark/>
-          </w:tcPr>
-          <w:p>
-            <w:pPr>
-              <w:jc w:val="center"/>
-              <w:rPr>
-                <w:rFonts w:ascii="Tahoma" w:hAnsi="Tahoma" w:cs="Tahoma"/>
-                <w:bCs/>
-                <w:sz w:val="16"/>
-                <w:szCs w:val="16"/>
-              </w:rPr>
-            </w:pPr>
-            <w:r>
-              <w:rPr>
-                <w:rFonts w:ascii="Tahoma" w:hAnsi="Tahoma" w:cs="Tahoma"/>
-                <w:bCs/>
-                <w:sz w:val="16"/>
-                <w:szCs w:val="16"/>
-              </w:rPr>
-              <w:t>7.5</w:t>
-            </w:r>
-          </w:p>
-        </w:tc>
-        <w:tc>
-          <w:tcPr>
-            <w:tcW w:w="1069" w:type="dxa"/>
-            <w:gridSpan w:val="2"/>
+          </w:tcPr>
+          <w:p>
+            <w:pPr>
+              <w:jc w:val="center"/>
+              <w:rPr>
+                <w:rFonts w:ascii="Tahoma" w:hAnsi="Tahoma" w:cs="Tahoma"/>
+                <w:bCs/>
+                <w:sz w:val="16"/>
+                <w:szCs w:val="16"/>
+              </w:rPr>
+            </w:pPr>
+            <w:r>
+              <w:rPr>
+                <w:rFonts w:ascii="Tahoma" w:hAnsi="Tahoma" w:cs="Tahoma"/>
+                <w:bCs/>
+                <w:sz w:val="16"/>
+                <w:szCs w:val="16"/>
+              </w:rPr>
+              <w:t>20</w:t>
+            </w:r>
+          </w:p>
+        </w:tc>
+        <w:tc>
+          <w:tcPr>
+            <w:tcW w:w="1080" w:type="dxa"/>
             <w:tcBorders>
               <w:top w:val="nil"/>
               <w:left w:val="nil"/>
@@ -10097,33 +10156,31 @@
             <w:shd w:val="clear" w:color="000000" w:fill="FFFFCC"/>
             <w:noWrap/>
             <w:vAlign w:val="bottom"/>
-            <w:hideMark/>
-          </w:tcPr>
-          <w:p>
-            <w:pPr>
-              <w:jc w:val="center"/>
-              <w:rPr>
-                <w:rFonts w:ascii="Tahoma" w:hAnsi="Tahoma" w:cs="Tahoma"/>
-                <w:bCs/>
-                <w:sz w:val="16"/>
-                <w:szCs w:val="16"/>
-              </w:rPr>
-            </w:pPr>
-            <w:r>
-              <w:rPr>
-                <w:rFonts w:ascii="Tahoma" w:hAnsi="Tahoma" w:cs="Tahoma"/>
-                <w:bCs/>
-                <w:sz w:val="16"/>
-                <w:szCs w:val="16"/>
-              </w:rPr>
-              <w:t>20</w:t>
-            </w:r>
-          </w:p>
-        </w:tc>
-        <w:tc>
-          <w:tcPr>
-            <w:tcW w:w="1080" w:type="dxa"/>
-            <w:gridSpan w:val="2"/>
+          </w:tcPr>
+          <w:p>
+            <w:pPr>
+              <w:jc w:val="right"/>
+              <w:rPr>
+                <w:rFonts w:ascii="Tahoma" w:hAnsi="Tahoma" w:cs="Tahoma"/>
+                <w:bCs/>
+                <w:sz w:val="16"/>
+                <w:szCs w:val="16"/>
+              </w:rPr>
+            </w:pPr>
+            <w:r>
+              <w:rPr>
+                <w:rFonts w:ascii="Tahoma" w:hAnsi="Tahoma" w:cs="Tahoma"/>
+                <w:bCs/>
+                <w:sz w:val="16"/>
+                <w:szCs w:val="16"/>
+              </w:rPr>
+              <w:t>$2,000.00</w:t>
+            </w:r>
+          </w:p>
+        </w:tc>
+        <w:tc>
+          <w:tcPr>
+            <w:tcW w:w="815" w:type="dxa"/>
             <w:tcBorders>
               <w:top w:val="nil"/>
               <w:left w:val="nil"/>
@@ -10133,33 +10190,31 @@
             <w:shd w:val="clear" w:color="000000" w:fill="FFFFCC"/>
             <w:noWrap/>
             <w:vAlign w:val="bottom"/>
-            <w:hideMark/>
-          </w:tcPr>
-          <w:p>
-            <w:pPr>
-              <w:jc w:val="right"/>
-              <w:rPr>
-                <w:rFonts w:ascii="Tahoma" w:hAnsi="Tahoma" w:cs="Tahoma"/>
-                <w:bCs/>
-                <w:sz w:val="16"/>
-                <w:szCs w:val="16"/>
-              </w:rPr>
-            </w:pPr>
-            <w:r>
-              <w:rPr>
-                <w:rFonts w:ascii="Tahoma" w:hAnsi="Tahoma" w:cs="Tahoma"/>
-                <w:bCs/>
-                <w:sz w:val="16"/>
-                <w:szCs w:val="16"/>
-              </w:rPr>
-              <w:t>$2,000.00</w:t>
-            </w:r>
-          </w:p>
-        </w:tc>
-        <w:tc>
-          <w:tcPr>
-            <w:tcW w:w="630" w:type="dxa"/>
-            <w:gridSpan w:val="2"/>
+          </w:tcPr>
+          <w:p>
+            <w:pPr>
+              <w:jc w:val="center"/>
+              <w:rPr>
+                <w:rFonts w:ascii="Tahoma" w:hAnsi="Tahoma" w:cs="Tahoma"/>
+                <w:bCs/>
+                <w:sz w:val="16"/>
+                <w:szCs w:val="16"/>
+              </w:rPr>
+            </w:pPr>
+            <w:r>
+              <w:rPr>
+                <w:rFonts w:ascii="Tahoma" w:hAnsi="Tahoma" w:cs="Tahoma"/>
+                <w:bCs/>
+                <w:sz w:val="16"/>
+                <w:szCs w:val="16"/>
+              </w:rPr>
+              <w:t>1.5</w:t>
+            </w:r>
+          </w:p>
+        </w:tc>
+        <w:tc>
+          <w:tcPr>
+            <w:tcW w:w="810" w:type="dxa"/>
             <w:tcBorders>
               <w:top w:val="nil"/>
               <w:left w:val="nil"/>
@@ -10169,42 +10224,6 @@
             <w:shd w:val="clear" w:color="000000" w:fill="FFFFCC"/>
             <w:noWrap/>
             <w:vAlign w:val="bottom"/>
-            <w:hideMark/>
-          </w:tcPr>
-          <w:p>
-            <w:pPr>
-              <w:jc w:val="center"/>
-              <w:rPr>
-                <w:rFonts w:ascii="Tahoma" w:hAnsi="Tahoma" w:cs="Tahoma"/>
-                <w:bCs/>
-                <w:sz w:val="16"/>
-                <w:szCs w:val="16"/>
-              </w:rPr>
-            </w:pPr>
-            <w:r>
-              <w:rPr>
-                <w:rFonts w:ascii="Tahoma" w:hAnsi="Tahoma" w:cs="Tahoma"/>
-                <w:bCs/>
-                <w:sz w:val="16"/>
-                <w:szCs w:val="16"/>
-              </w:rPr>
-              <w:t>1.5</w:t>
-            </w:r>
-          </w:p>
-        </w:tc>
-        <w:tc>
-          <w:tcPr>
-            <w:tcW w:w="630" w:type="dxa"/>
-            <w:tcBorders>
-              <w:top w:val="nil"/>
-              <w:left w:val="nil"/>
-              <w:bottom w:val="single" w:sz="4" w:space="0" w:color="auto"/>
-              <w:right w:val="single" w:sz="4" w:space="0" w:color="auto"/>
-            </w:tcBorders>
-            <w:shd w:val="clear" w:color="000000" w:fill="FFFFCC"/>
-            <w:noWrap/>
-            <w:vAlign w:val="bottom"/>
-            <w:hideMark/>
           </w:tcPr>
           <w:p>
             <w:pPr>
@@ -10229,15 +10248,9 @@
         </w:tc>
       </w:tr>
       <w:tr>
-        <w:tblPrEx>
-          <w:tblCellMar>
-            <w:left w:w="108" w:type="dxa"/>
-            <w:right w:w="108" w:type="dxa"/>
-          </w:tblCellMar>
-          <w:tblLook w:val="04A0" w:firstRow="1" w:lastRow="0" w:firstColumn="1" w:lastColumn="0" w:noHBand="0" w:noVBand="1"/>
-        </w:tblPrEx>
         <w:trPr>
           <w:trHeight w:val="210"/>
+          <w:jc w:val="center"/>
         </w:trPr>
         <w:tc>
           <w:tcPr>
@@ -10251,7 +10264,6 @@
             <w:shd w:val="clear" w:color="auto" w:fill="auto"/>
             <w:noWrap/>
             <w:vAlign w:val="bottom"/>
-            <w:hideMark/>
           </w:tcPr>
           <w:p>
             <w:pPr>
@@ -10276,8 +10288,7 @@
         </w:tc>
         <w:tc>
           <w:tcPr>
-            <w:tcW w:w="883" w:type="dxa"/>
-            <w:gridSpan w:val="2"/>
+            <w:tcW w:w="1658" w:type="dxa"/>
             <w:tcBorders>
               <w:top w:val="nil"/>
               <w:left w:val="nil"/>
@@ -10287,33 +10298,33 @@
             <w:shd w:val="clear" w:color="auto" w:fill="auto"/>
             <w:noWrap/>
             <w:vAlign w:val="bottom"/>
-            <w:hideMark/>
-          </w:tcPr>
-          <w:p>
-            <w:pPr>
-              <w:jc w:val="center"/>
-              <w:rPr>
-                <w:rFonts w:ascii="Tahoma" w:hAnsi="Tahoma" w:cs="Tahoma"/>
-                <w:bCs/>
-                <w:sz w:val="16"/>
-                <w:szCs w:val="16"/>
-              </w:rPr>
-            </w:pPr>
-            <w:r>
-              <w:rPr>
-                <w:rFonts w:ascii="Tahoma" w:hAnsi="Tahoma" w:cs="Tahoma"/>
-                <w:bCs/>
-                <w:sz w:val="16"/>
-                <w:szCs w:val="16"/>
-              </w:rPr>
-              <w:t>(Dryland)</w:t>
-            </w:r>
-          </w:p>
-        </w:tc>
-        <w:tc>
-          <w:tcPr>
-            <w:tcW w:w="1104" w:type="dxa"/>
-            <w:gridSpan w:val="2"/>
+          </w:tcPr>
+          <w:p>
+            <w:pPr>
+              <w:jc w:val="center"/>
+              <w:rPr>
+                <w:rFonts w:ascii="Tahoma" w:hAnsi="Tahoma" w:cs="Tahoma"/>
+                <w:bCs/>
+                <w:sz w:val="16"/>
+                <w:szCs w:val="16"/>
+              </w:rPr>
+            </w:pPr>
+            <w:proofErr w:type="spellStart"/>
+            <w:r>
+              <w:rPr>
+                <w:rFonts w:ascii="Tahoma" w:hAnsi="Tahoma" w:cs="Tahoma"/>
+                <w:bCs/>
+                <w:sz w:val="16"/>
+                <w:szCs w:val="16"/>
+              </w:rPr>
+              <w:t>Bikejoring</w:t>
+            </w:r>
+            <w:proofErr w:type="spellEnd"/>
+          </w:p>
+        </w:tc>
+        <w:tc>
+          <w:tcPr>
+            <w:tcW w:w="1170" w:type="dxa"/>
             <w:tcBorders>
               <w:top w:val="nil"/>
               <w:left w:val="nil"/>
@@ -10323,7 +10334,6 @@
             <w:shd w:val="clear" w:color="auto" w:fill="auto"/>
             <w:noWrap/>
             <w:vAlign w:val="bottom"/>
-            <w:hideMark/>
           </w:tcPr>
           <w:p>
             <w:pPr>
@@ -10348,17 +10358,16 @@
         </w:tc>
         <w:tc>
           <w:tcPr>
-            <w:tcW w:w="881" w:type="dxa"/>
-            <w:tcBorders>
-              <w:top w:val="nil"/>
-              <w:left w:val="nil"/>
-              <w:bottom w:val="single" w:sz="4" w:space="0" w:color="auto"/>
-              <w:right w:val="single" w:sz="4" w:space="0" w:color="auto"/>
-            </w:tcBorders>
-            <w:shd w:val="clear" w:color="000000" w:fill="FFFFCC"/>
-            <w:noWrap/>
-            <w:vAlign w:val="bottom"/>
-            <w:hideMark/>
+            <w:tcW w:w="900" w:type="dxa"/>
+            <w:tcBorders>
+              <w:top w:val="nil"/>
+              <w:left w:val="nil"/>
+              <w:bottom w:val="single" w:sz="4" w:space="0" w:color="auto"/>
+              <w:right w:val="single" w:sz="4" w:space="0" w:color="auto"/>
+            </w:tcBorders>
+            <w:shd w:val="clear" w:color="auto" w:fill="auto"/>
+            <w:noWrap/>
+            <w:vAlign w:val="bottom"/>
           </w:tcPr>
           <w:p>
             <w:pPr>
@@ -10383,7 +10392,7 @@
         </w:tc>
         <w:tc>
           <w:tcPr>
-            <w:tcW w:w="568" w:type="dxa"/>
+            <w:tcW w:w="630" w:type="dxa"/>
             <w:tcBorders>
               <w:top w:val="nil"/>
               <w:left w:val="nil"/>
@@ -10393,7 +10402,6 @@
             <w:shd w:val="clear" w:color="auto" w:fill="auto"/>
             <w:noWrap/>
             <w:vAlign w:val="bottom"/>
-            <w:hideMark/>
           </w:tcPr>
           <w:p>
             <w:pPr>
@@ -10418,8 +10426,7 @@
         </w:tc>
         <w:tc>
           <w:tcPr>
-            <w:tcW w:w="1003" w:type="dxa"/>
-            <w:gridSpan w:val="2"/>
+            <w:tcW w:w="720" w:type="dxa"/>
             <w:tcBorders>
               <w:top w:val="nil"/>
               <w:left w:val="nil"/>
@@ -10429,7 +10436,6 @@
             <w:shd w:val="clear" w:color="auto" w:fill="auto"/>
             <w:noWrap/>
             <w:vAlign w:val="bottom"/>
-            <w:hideMark/>
           </w:tcPr>
           <w:p>
             <w:pPr>
@@ -10454,8 +10460,7 @@
         </w:tc>
         <w:tc>
           <w:tcPr>
-            <w:tcW w:w="1110" w:type="dxa"/>
-            <w:gridSpan w:val="2"/>
+            <w:tcW w:w="810" w:type="dxa"/>
             <w:tcBorders>
               <w:top w:val="nil"/>
               <w:left w:val="nil"/>
@@ -10465,7 +10470,6 @@
             <w:shd w:val="clear" w:color="auto" w:fill="auto"/>
             <w:noWrap/>
             <w:vAlign w:val="bottom"/>
-            <w:hideMark/>
           </w:tcPr>
           <w:p>
             <w:pPr>
@@ -10490,8 +10494,7 @@
         </w:tc>
         <w:tc>
           <w:tcPr>
-            <w:tcW w:w="1069" w:type="dxa"/>
-            <w:gridSpan w:val="2"/>
+            <w:tcW w:w="630" w:type="dxa"/>
             <w:tcBorders>
               <w:top w:val="nil"/>
               <w:left w:val="nil"/>
@@ -10501,7 +10504,6 @@
             <w:shd w:val="clear" w:color="auto" w:fill="auto"/>
             <w:noWrap/>
             <w:vAlign w:val="bottom"/>
-            <w:hideMark/>
           </w:tcPr>
           <w:p>
             <w:pPr>
@@ -10527,7 +10529,6 @@
         <w:tc>
           <w:tcPr>
             <w:tcW w:w="1080" w:type="dxa"/>
-            <w:gridSpan w:val="2"/>
             <w:tcBorders>
               <w:top w:val="nil"/>
               <w:left w:val="nil"/>
@@ -10537,7 +10538,6 @@
             <w:shd w:val="clear" w:color="auto" w:fill="auto"/>
             <w:noWrap/>
             <w:vAlign w:val="bottom"/>
-            <w:hideMark/>
           </w:tcPr>
           <w:p>
             <w:pPr>
@@ -10562,8 +10562,7 @@
         </w:tc>
         <w:tc>
           <w:tcPr>
-            <w:tcW w:w="630" w:type="dxa"/>
-            <w:gridSpan w:val="2"/>
+            <w:tcW w:w="815" w:type="dxa"/>
             <w:tcBorders>
               <w:top w:val="nil"/>
               <w:left w:val="nil"/>
@@ -10573,7 +10572,6 @@
             <w:shd w:val="clear" w:color="auto" w:fill="auto"/>
             <w:noWrap/>
             <w:vAlign w:val="bottom"/>
-            <w:hideMark/>
           </w:tcPr>
           <w:p>
             <w:pPr>
@@ -10598,7 +10596,7 @@
         </w:tc>
         <w:tc>
           <w:tcPr>
-            <w:tcW w:w="630" w:type="dxa"/>
+            <w:tcW w:w="810" w:type="dxa"/>
             <w:tcBorders>
               <w:top w:val="nil"/>
               <w:left w:val="nil"/>
@@ -10608,7 +10606,6 @@
             <w:shd w:val="clear" w:color="auto" w:fill="auto"/>
             <w:noWrap/>
             <w:vAlign w:val="bottom"/>
-            <w:hideMark/>
           </w:tcPr>
           <w:p>
             <w:pPr>
@@ -10633,15 +10630,9 @@
         </w:tc>
       </w:tr>
       <w:tr>
-        <w:tblPrEx>
-          <w:tblCellMar>
-            <w:left w:w="108" w:type="dxa"/>
-            <w:right w:w="108" w:type="dxa"/>
-          </w:tblCellMar>
-          <w:tblLook w:val="04A0" w:firstRow="1" w:lastRow="0" w:firstColumn="1" w:lastColumn="0" w:noHBand="0" w:noVBand="1"/>
-        </w:tblPrEx>
         <w:trPr>
           <w:trHeight w:val="210"/>
+          <w:jc w:val="center"/>
         </w:trPr>
         <w:tc>
           <w:tcPr>
@@ -10655,7 +10646,6 @@
             <w:shd w:val="clear" w:color="000000" w:fill="FFFFCC"/>
             <w:noWrap/>
             <w:vAlign w:val="bottom"/>
-            <w:hideMark/>
           </w:tcPr>
           <w:p>
             <w:pPr>
@@ -10680,44 +10670,7 @@
         </w:tc>
         <w:tc>
           <w:tcPr>
-            <w:tcW w:w="883" w:type="dxa"/>
-            <w:gridSpan w:val="2"/>
-            <w:tcBorders>
-              <w:top w:val="nil"/>
-              <w:left w:val="nil"/>
-              <w:bottom w:val="single" w:sz="4" w:space="0" w:color="auto"/>
-              <w:right w:val="single" w:sz="4" w:space="0" w:color="auto"/>
-            </w:tcBorders>
-            <w:shd w:val="clear" w:color="auto" w:fill="auto"/>
-            <w:noWrap/>
-            <w:vAlign w:val="bottom"/>
-            <w:hideMark/>
-          </w:tcPr>
-          <w:p>
-            <w:pPr>
-              <w:jc w:val="center"/>
-              <w:rPr>
-                <w:rFonts w:ascii="Tahoma" w:hAnsi="Tahoma" w:cs="Tahoma"/>
-                <w:bCs/>
-                <w:sz w:val="16"/>
-                <w:szCs w:val="16"/>
-              </w:rPr>
-            </w:pPr>
-            <w:r>
-              <w:rPr>
-                <w:rFonts w:ascii="Tahoma" w:hAnsi="Tahoma" w:cs="Tahoma"/>
-                <w:bCs/>
-                <w:sz w:val="16"/>
-                <w:szCs w:val="16"/>
-              </w:rPr>
-              <w:t>(Dryland)</w:t>
-            </w:r>
-          </w:p>
-        </w:tc>
-        <w:tc>
-          <w:tcPr>
-            <w:tcW w:w="1104" w:type="dxa"/>
-            <w:gridSpan w:val="2"/>
+            <w:tcW w:w="1658" w:type="dxa"/>
             <w:tcBorders>
               <w:top w:val="nil"/>
               <w:left w:val="nil"/>
@@ -10727,7 +10680,42 @@
             <w:shd w:val="clear" w:color="000000" w:fill="FFFFCC"/>
             <w:noWrap/>
             <w:vAlign w:val="bottom"/>
-            <w:hideMark/>
+          </w:tcPr>
+          <w:p>
+            <w:pPr>
+              <w:jc w:val="center"/>
+              <w:rPr>
+                <w:rFonts w:ascii="Tahoma" w:hAnsi="Tahoma" w:cs="Tahoma"/>
+                <w:bCs/>
+                <w:sz w:val="16"/>
+                <w:szCs w:val="16"/>
+              </w:rPr>
+            </w:pPr>
+            <w:proofErr w:type="spellStart"/>
+            <w:r>
+              <w:rPr>
+                <w:rFonts w:ascii="Tahoma" w:hAnsi="Tahoma" w:cs="Tahoma"/>
+                <w:bCs/>
+                <w:sz w:val="16"/>
+                <w:szCs w:val="16"/>
+              </w:rPr>
+              <w:t>Bikejoring</w:t>
+            </w:r>
+            <w:proofErr w:type="spellEnd"/>
+          </w:p>
+        </w:tc>
+        <w:tc>
+          <w:tcPr>
+            <w:tcW w:w="1170" w:type="dxa"/>
+            <w:tcBorders>
+              <w:top w:val="nil"/>
+              <w:left w:val="nil"/>
+              <w:bottom w:val="single" w:sz="4" w:space="0" w:color="auto"/>
+              <w:right w:val="single" w:sz="4" w:space="0" w:color="auto"/>
+            </w:tcBorders>
+            <w:shd w:val="clear" w:color="000000" w:fill="FFFFCC"/>
+            <w:noWrap/>
+            <w:vAlign w:val="bottom"/>
           </w:tcPr>
           <w:p>
             <w:pPr>
@@ -10752,17 +10740,16 @@
         </w:tc>
         <w:tc>
           <w:tcPr>
-            <w:tcW w:w="881" w:type="dxa"/>
-            <w:tcBorders>
-              <w:top w:val="nil"/>
-              <w:left w:val="nil"/>
-              <w:bottom w:val="single" w:sz="4" w:space="0" w:color="auto"/>
-              <w:right w:val="single" w:sz="4" w:space="0" w:color="auto"/>
-            </w:tcBorders>
-            <w:shd w:val="clear" w:color="auto" w:fill="auto"/>
-            <w:noWrap/>
-            <w:vAlign w:val="bottom"/>
-            <w:hideMark/>
+            <w:tcW w:w="900" w:type="dxa"/>
+            <w:tcBorders>
+              <w:top w:val="nil"/>
+              <w:left w:val="nil"/>
+              <w:bottom w:val="single" w:sz="4" w:space="0" w:color="auto"/>
+              <w:right w:val="single" w:sz="4" w:space="0" w:color="auto"/>
+            </w:tcBorders>
+            <w:shd w:val="clear" w:color="000000" w:fill="FFFFCC"/>
+            <w:noWrap/>
+            <w:vAlign w:val="bottom"/>
           </w:tcPr>
           <w:p>
             <w:pPr>
@@ -10787,7 +10774,7 @@
         </w:tc>
         <w:tc>
           <w:tcPr>
-            <w:tcW w:w="568" w:type="dxa"/>
+            <w:tcW w:w="630" w:type="dxa"/>
             <w:tcBorders>
               <w:top w:val="nil"/>
               <w:left w:val="nil"/>
@@ -10797,7 +10784,6 @@
             <w:shd w:val="clear" w:color="000000" w:fill="FFFFCC"/>
             <w:noWrap/>
             <w:vAlign w:val="bottom"/>
-            <w:hideMark/>
           </w:tcPr>
           <w:p>
             <w:pPr>
@@ -10822,8 +10808,7 @@
         </w:tc>
         <w:tc>
           <w:tcPr>
-            <w:tcW w:w="1003" w:type="dxa"/>
-            <w:gridSpan w:val="2"/>
+            <w:tcW w:w="720" w:type="dxa"/>
             <w:tcBorders>
               <w:top w:val="nil"/>
               <w:left w:val="nil"/>
@@ -10833,7 +10818,74 @@
             <w:shd w:val="clear" w:color="000000" w:fill="FFFFCC"/>
             <w:noWrap/>
             <w:vAlign w:val="bottom"/>
-            <w:hideMark/>
+          </w:tcPr>
+          <w:p>
+            <w:pPr>
+              <w:jc w:val="center"/>
+              <w:rPr>
+                <w:rFonts w:ascii="Tahoma" w:hAnsi="Tahoma" w:cs="Tahoma"/>
+                <w:bCs/>
+                <w:sz w:val="16"/>
+                <w:szCs w:val="16"/>
+              </w:rPr>
+            </w:pPr>
+            <w:r>
+              <w:rPr>
+                <w:rFonts w:ascii="Tahoma" w:hAnsi="Tahoma" w:cs="Tahoma"/>
+                <w:bCs/>
+                <w:sz w:val="16"/>
+                <w:szCs w:val="16"/>
+              </w:rPr>
+              <w:t>15</w:t>
+            </w:r>
+          </w:p>
+        </w:tc>
+        <w:tc>
+          <w:tcPr>
+            <w:tcW w:w="810" w:type="dxa"/>
+            <w:tcBorders>
+              <w:top w:val="nil"/>
+              <w:left w:val="nil"/>
+              <w:bottom w:val="single" w:sz="4" w:space="0" w:color="auto"/>
+              <w:right w:val="single" w:sz="4" w:space="0" w:color="auto"/>
+            </w:tcBorders>
+            <w:shd w:val="clear" w:color="000000" w:fill="FFFFCC"/>
+            <w:noWrap/>
+            <w:vAlign w:val="bottom"/>
+          </w:tcPr>
+          <w:p>
+            <w:pPr>
+              <w:jc w:val="center"/>
+              <w:rPr>
+                <w:rFonts w:ascii="Tahoma" w:hAnsi="Tahoma" w:cs="Tahoma"/>
+                <w:bCs/>
+                <w:sz w:val="16"/>
+                <w:szCs w:val="16"/>
+              </w:rPr>
+            </w:pPr>
+            <w:r>
+              <w:rPr>
+                <w:rFonts w:ascii="Tahoma" w:hAnsi="Tahoma" w:cs="Tahoma"/>
+                <w:bCs/>
+                <w:sz w:val="16"/>
+                <w:szCs w:val="16"/>
+              </w:rPr>
+              <w:t>5</w:t>
+            </w:r>
+          </w:p>
+        </w:tc>
+        <w:tc>
+          <w:tcPr>
+            <w:tcW w:w="630" w:type="dxa"/>
+            <w:tcBorders>
+              <w:top w:val="nil"/>
+              <w:left w:val="nil"/>
+              <w:bottom w:val="single" w:sz="4" w:space="0" w:color="auto"/>
+              <w:right w:val="single" w:sz="4" w:space="0" w:color="auto"/>
+            </w:tcBorders>
+            <w:shd w:val="clear" w:color="000000" w:fill="FFFFCC"/>
+            <w:noWrap/>
+            <w:vAlign w:val="bottom"/>
           </w:tcPr>
           <w:p>
             <w:pPr>
@@ -10858,8 +10910,7 @@
         </w:tc>
         <w:tc>
           <w:tcPr>
-            <w:tcW w:w="1110" w:type="dxa"/>
-            <w:gridSpan w:val="2"/>
+            <w:tcW w:w="1080" w:type="dxa"/>
             <w:tcBorders>
               <w:top w:val="nil"/>
               <w:left w:val="nil"/>
@@ -10869,33 +10920,31 @@
             <w:shd w:val="clear" w:color="000000" w:fill="FFFFCC"/>
             <w:noWrap/>
             <w:vAlign w:val="bottom"/>
-            <w:hideMark/>
-          </w:tcPr>
-          <w:p>
-            <w:pPr>
-              <w:jc w:val="center"/>
-              <w:rPr>
-                <w:rFonts w:ascii="Tahoma" w:hAnsi="Tahoma" w:cs="Tahoma"/>
-                <w:bCs/>
-                <w:sz w:val="16"/>
-                <w:szCs w:val="16"/>
-              </w:rPr>
-            </w:pPr>
-            <w:r>
-              <w:rPr>
-                <w:rFonts w:ascii="Tahoma" w:hAnsi="Tahoma" w:cs="Tahoma"/>
-                <w:bCs/>
-                <w:sz w:val="16"/>
-                <w:szCs w:val="16"/>
-              </w:rPr>
-              <w:t>5</w:t>
-            </w:r>
-          </w:p>
-        </w:tc>
-        <w:tc>
-          <w:tcPr>
-            <w:tcW w:w="1069" w:type="dxa"/>
-            <w:gridSpan w:val="2"/>
+          </w:tcPr>
+          <w:p>
+            <w:pPr>
+              <w:jc w:val="right"/>
+              <w:rPr>
+                <w:rFonts w:ascii="Tahoma" w:hAnsi="Tahoma" w:cs="Tahoma"/>
+                <w:bCs/>
+                <w:sz w:val="16"/>
+                <w:szCs w:val="16"/>
+              </w:rPr>
+            </w:pPr>
+            <w:r>
+              <w:rPr>
+                <w:rFonts w:ascii="Tahoma" w:hAnsi="Tahoma" w:cs="Tahoma"/>
+                <w:bCs/>
+                <w:sz w:val="16"/>
+                <w:szCs w:val="16"/>
+              </w:rPr>
+              <w:t>$1,000.00</w:t>
+            </w:r>
+          </w:p>
+        </w:tc>
+        <w:tc>
+          <w:tcPr>
+            <w:tcW w:w="815" w:type="dxa"/>
             <w:tcBorders>
               <w:top w:val="nil"/>
               <w:left w:val="nil"/>
@@ -10905,33 +10954,31 @@
             <w:shd w:val="clear" w:color="000000" w:fill="FFFFCC"/>
             <w:noWrap/>
             <w:vAlign w:val="bottom"/>
-            <w:hideMark/>
-          </w:tcPr>
-          <w:p>
-            <w:pPr>
-              <w:jc w:val="center"/>
-              <w:rPr>
-                <w:rFonts w:ascii="Tahoma" w:hAnsi="Tahoma" w:cs="Tahoma"/>
-                <w:bCs/>
-                <w:sz w:val="16"/>
-                <w:szCs w:val="16"/>
-              </w:rPr>
-            </w:pPr>
-            <w:r>
-              <w:rPr>
-                <w:rFonts w:ascii="Tahoma" w:hAnsi="Tahoma" w:cs="Tahoma"/>
-                <w:bCs/>
-                <w:sz w:val="16"/>
-                <w:szCs w:val="16"/>
-              </w:rPr>
-              <w:t>10</w:t>
-            </w:r>
-          </w:p>
-        </w:tc>
-        <w:tc>
-          <w:tcPr>
-            <w:tcW w:w="1080" w:type="dxa"/>
-            <w:gridSpan w:val="2"/>
+          </w:tcPr>
+          <w:p>
+            <w:pPr>
+              <w:jc w:val="center"/>
+              <w:rPr>
+                <w:rFonts w:ascii="Tahoma" w:hAnsi="Tahoma" w:cs="Tahoma"/>
+                <w:bCs/>
+                <w:sz w:val="16"/>
+                <w:szCs w:val="16"/>
+              </w:rPr>
+            </w:pPr>
+            <w:r>
+              <w:rPr>
+                <w:rFonts w:ascii="Tahoma" w:hAnsi="Tahoma" w:cs="Tahoma"/>
+                <w:bCs/>
+                <w:sz w:val="16"/>
+                <w:szCs w:val="16"/>
+              </w:rPr>
+              <w:t>1.5</w:t>
+            </w:r>
+          </w:p>
+        </w:tc>
+        <w:tc>
+          <w:tcPr>
+            <w:tcW w:w="810" w:type="dxa"/>
             <w:tcBorders>
               <w:top w:val="nil"/>
               <w:left w:val="nil"/>
@@ -10941,111 +10988,33 @@
             <w:shd w:val="clear" w:color="000000" w:fill="FFFFCC"/>
             <w:noWrap/>
             <w:vAlign w:val="bottom"/>
-            <w:hideMark/>
-          </w:tcPr>
-          <w:p>
-            <w:pPr>
-              <w:jc w:val="right"/>
-              <w:rPr>
-                <w:rFonts w:ascii="Tahoma" w:hAnsi="Tahoma" w:cs="Tahoma"/>
-                <w:bCs/>
-                <w:sz w:val="16"/>
-                <w:szCs w:val="16"/>
-              </w:rPr>
-            </w:pPr>
-            <w:r>
-              <w:rPr>
-                <w:rFonts w:ascii="Tahoma" w:hAnsi="Tahoma" w:cs="Tahoma"/>
-                <w:bCs/>
-                <w:sz w:val="16"/>
-                <w:szCs w:val="16"/>
-              </w:rPr>
-              <w:t>$1,000.00</w:t>
-            </w:r>
-          </w:p>
-        </w:tc>
-        <w:tc>
-          <w:tcPr>
-            <w:tcW w:w="630" w:type="dxa"/>
-            <w:gridSpan w:val="2"/>
-            <w:tcBorders>
-              <w:top w:val="nil"/>
-              <w:left w:val="nil"/>
-              <w:bottom w:val="single" w:sz="4" w:space="0" w:color="auto"/>
-              <w:right w:val="single" w:sz="4" w:space="0" w:color="auto"/>
-            </w:tcBorders>
-            <w:shd w:val="clear" w:color="000000" w:fill="FFFFCC"/>
-            <w:noWrap/>
-            <w:vAlign w:val="bottom"/>
-            <w:hideMark/>
-          </w:tcPr>
-          <w:p>
-            <w:pPr>
-              <w:jc w:val="center"/>
-              <w:rPr>
-                <w:rFonts w:ascii="Tahoma" w:hAnsi="Tahoma" w:cs="Tahoma"/>
-                <w:bCs/>
-                <w:sz w:val="16"/>
-                <w:szCs w:val="16"/>
-              </w:rPr>
-            </w:pPr>
-            <w:r>
-              <w:rPr>
-                <w:rFonts w:ascii="Tahoma" w:hAnsi="Tahoma" w:cs="Tahoma"/>
-                <w:bCs/>
-                <w:sz w:val="16"/>
-                <w:szCs w:val="16"/>
-              </w:rPr>
-              <w:t>1</w:t>
-            </w:r>
-          </w:p>
-        </w:tc>
-        <w:tc>
-          <w:tcPr>
-            <w:tcW w:w="630" w:type="dxa"/>
-            <w:tcBorders>
-              <w:top w:val="nil"/>
-              <w:left w:val="nil"/>
-              <w:bottom w:val="single" w:sz="4" w:space="0" w:color="auto"/>
-              <w:right w:val="single" w:sz="4" w:space="0" w:color="auto"/>
-            </w:tcBorders>
-            <w:shd w:val="clear" w:color="000000" w:fill="FFFFCC"/>
-            <w:noWrap/>
-            <w:vAlign w:val="bottom"/>
-            <w:hideMark/>
-          </w:tcPr>
-          <w:p>
-            <w:pPr>
-              <w:jc w:val="center"/>
-              <w:rPr>
-                <w:rFonts w:ascii="Tahoma" w:hAnsi="Tahoma" w:cs="Tahoma"/>
-                <w:bCs/>
-                <w:sz w:val="16"/>
-                <w:szCs w:val="16"/>
-              </w:rPr>
-            </w:pPr>
-            <w:r>
-              <w:rPr>
-                <w:rFonts w:ascii="Tahoma" w:hAnsi="Tahoma" w:cs="Tahoma"/>
-                <w:bCs/>
-                <w:sz w:val="16"/>
-                <w:szCs w:val="16"/>
-              </w:rPr>
-              <w:t>1</w:t>
+          </w:tcPr>
+          <w:p>
+            <w:pPr>
+              <w:jc w:val="center"/>
+              <w:rPr>
+                <w:rFonts w:ascii="Tahoma" w:hAnsi="Tahoma" w:cs="Tahoma"/>
+                <w:bCs/>
+                <w:sz w:val="16"/>
+                <w:szCs w:val="16"/>
+              </w:rPr>
+            </w:pPr>
+            <w:r>
+              <w:rPr>
+                <w:rFonts w:ascii="Tahoma" w:hAnsi="Tahoma" w:cs="Tahoma"/>
+                <w:bCs/>
+                <w:sz w:val="16"/>
+                <w:szCs w:val="16"/>
+              </w:rPr>
+              <w:t>1.5</w:t>
             </w:r>
           </w:p>
         </w:tc>
       </w:tr>
       <w:tr>
-        <w:tblPrEx>
-          <w:tblCellMar>
-            <w:left w:w="108" w:type="dxa"/>
-            <w:right w:w="108" w:type="dxa"/>
-          </w:tblCellMar>
-          <w:tblLook w:val="04A0" w:firstRow="1" w:lastRow="0" w:firstColumn="1" w:lastColumn="0" w:noHBand="0" w:noVBand="1"/>
-        </w:tblPrEx>
         <w:trPr>
           <w:trHeight w:val="210"/>
+          <w:jc w:val="center"/>
         </w:trPr>
         <w:tc>
           <w:tcPr>
@@ -11059,35 +11028,31 @@
             <w:shd w:val="clear" w:color="auto" w:fill="auto"/>
             <w:noWrap/>
             <w:vAlign w:val="bottom"/>
-            <w:hideMark/>
-          </w:tcPr>
-          <w:p>
-            <w:pPr>
-              <w:jc w:val="center"/>
-              <w:rPr>
-                <w:rFonts w:ascii="Tahoma" w:hAnsi="Tahoma" w:cs="Tahoma"/>
-                <w:b/>
-                <w:bCs/>
-                <w:sz w:val="16"/>
-                <w:szCs w:val="16"/>
-              </w:rPr>
-            </w:pPr>
-            <w:r>
-              <w:rPr>
-                <w:rFonts w:ascii="Tahoma" w:hAnsi="Tahoma" w:cs="Tahoma"/>
-                <w:b/>
-                <w:bCs/>
-                <w:sz w:val="16"/>
-                <w:szCs w:val="16"/>
-              </w:rPr>
-              <w:t> </w:t>
-            </w:r>
-          </w:p>
-        </w:tc>
-        <w:tc>
-          <w:tcPr>
-            <w:tcW w:w="883" w:type="dxa"/>
-            <w:gridSpan w:val="2"/>
+          </w:tcPr>
+          <w:p>
+            <w:pPr>
+              <w:jc w:val="center"/>
+              <w:rPr>
+                <w:rFonts w:ascii="Tahoma" w:hAnsi="Tahoma" w:cs="Tahoma"/>
+                <w:bCs/>
+                <w:sz w:val="16"/>
+                <w:szCs w:val="16"/>
+              </w:rPr>
+            </w:pPr>
+            <w:r>
+              <w:rPr>
+                <w:rFonts w:ascii="Tahoma" w:hAnsi="Tahoma" w:cs="Tahoma"/>
+                <w:bCs/>
+                <w:sz w:val="16"/>
+                <w:szCs w:val="16"/>
+              </w:rPr>
+              <w:t>Adult</w:t>
+            </w:r>
+          </w:p>
+        </w:tc>
+        <w:tc>
+          <w:tcPr>
+            <w:tcW w:w="1658" w:type="dxa"/>
             <w:tcBorders>
               <w:top w:val="nil"/>
               <w:left w:val="nil"/>
@@ -11097,35 +11062,31 @@
             <w:shd w:val="clear" w:color="auto" w:fill="auto"/>
             <w:noWrap/>
             <w:vAlign w:val="bottom"/>
-            <w:hideMark/>
-          </w:tcPr>
-          <w:p>
-            <w:pPr>
-              <w:jc w:val="center"/>
-              <w:rPr>
-                <w:rFonts w:ascii="Tahoma" w:hAnsi="Tahoma" w:cs="Tahoma"/>
-                <w:b/>
-                <w:bCs/>
-                <w:sz w:val="16"/>
-                <w:szCs w:val="16"/>
-              </w:rPr>
-            </w:pPr>
-            <w:r>
-              <w:rPr>
-                <w:rFonts w:ascii="Tahoma" w:hAnsi="Tahoma" w:cs="Tahoma"/>
-                <w:b/>
-                <w:bCs/>
-                <w:sz w:val="16"/>
-                <w:szCs w:val="16"/>
-              </w:rPr>
-              <w:t> </w:t>
-            </w:r>
-          </w:p>
-        </w:tc>
-        <w:tc>
-          <w:tcPr>
-            <w:tcW w:w="1104" w:type="dxa"/>
-            <w:gridSpan w:val="2"/>
+          </w:tcPr>
+          <w:p>
+            <w:pPr>
+              <w:jc w:val="center"/>
+              <w:rPr>
+                <w:rFonts w:ascii="Tahoma" w:hAnsi="Tahoma" w:cs="Tahoma"/>
+                <w:bCs/>
+                <w:sz w:val="16"/>
+                <w:szCs w:val="16"/>
+              </w:rPr>
+            </w:pPr>
+            <w:r>
+              <w:rPr>
+                <w:rFonts w:ascii="Tahoma" w:hAnsi="Tahoma" w:cs="Tahoma"/>
+                <w:bCs/>
+                <w:sz w:val="16"/>
+                <w:szCs w:val="16"/>
+              </w:rPr>
+              <w:t>Scooter</w:t>
+            </w:r>
+          </w:p>
+        </w:tc>
+        <w:tc>
+          <w:tcPr>
+            <w:tcW w:w="1170" w:type="dxa"/>
             <w:tcBorders>
               <w:top w:val="nil"/>
               <w:left w:val="nil"/>
@@ -11135,34 +11096,31 @@
             <w:shd w:val="clear" w:color="auto" w:fill="auto"/>
             <w:noWrap/>
             <w:vAlign w:val="bottom"/>
-            <w:hideMark/>
-          </w:tcPr>
-          <w:p>
-            <w:pPr>
-              <w:jc w:val="center"/>
-              <w:rPr>
-                <w:rFonts w:ascii="Tahoma" w:hAnsi="Tahoma" w:cs="Tahoma"/>
-                <w:b/>
-                <w:bCs/>
-                <w:sz w:val="16"/>
-                <w:szCs w:val="16"/>
-              </w:rPr>
-            </w:pPr>
-            <w:r>
-              <w:rPr>
-                <w:rFonts w:ascii="Tahoma" w:hAnsi="Tahoma" w:cs="Tahoma"/>
-                <w:b/>
-                <w:bCs/>
-                <w:sz w:val="16"/>
-                <w:szCs w:val="16"/>
-              </w:rPr>
-              <w:t> </w:t>
-            </w:r>
-          </w:p>
-        </w:tc>
-        <w:tc>
-          <w:tcPr>
-            <w:tcW w:w="881" w:type="dxa"/>
+          </w:tcPr>
+          <w:p>
+            <w:pPr>
+              <w:jc w:val="center"/>
+              <w:rPr>
+                <w:rFonts w:ascii="Tahoma" w:hAnsi="Tahoma" w:cs="Tahoma"/>
+                <w:bCs/>
+                <w:sz w:val="16"/>
+                <w:szCs w:val="16"/>
+              </w:rPr>
+            </w:pPr>
+            <w:r>
+              <w:rPr>
+                <w:rFonts w:ascii="Tahoma" w:hAnsi="Tahoma" w:cs="Tahoma"/>
+                <w:bCs/>
+                <w:sz w:val="16"/>
+                <w:szCs w:val="16"/>
+              </w:rPr>
+              <w:t>Speed</w:t>
+            </w:r>
+          </w:p>
+        </w:tc>
+        <w:tc>
+          <w:tcPr>
+            <w:tcW w:w="900" w:type="dxa"/>
             <w:tcBorders>
               <w:top w:val="nil"/>
               <w:left w:val="nil"/>
@@ -11172,34 +11130,31 @@
             <w:shd w:val="clear" w:color="auto" w:fill="auto"/>
             <w:noWrap/>
             <w:vAlign w:val="bottom"/>
-            <w:hideMark/>
-          </w:tcPr>
-          <w:p>
-            <w:pPr>
-              <w:jc w:val="center"/>
-              <w:rPr>
-                <w:rFonts w:ascii="Tahoma" w:hAnsi="Tahoma" w:cs="Tahoma"/>
-                <w:b/>
-                <w:bCs/>
-                <w:sz w:val="16"/>
-                <w:szCs w:val="16"/>
-              </w:rPr>
-            </w:pPr>
-            <w:r>
-              <w:rPr>
-                <w:rFonts w:ascii="Tahoma" w:hAnsi="Tahoma" w:cs="Tahoma"/>
-                <w:b/>
-                <w:bCs/>
-                <w:sz w:val="16"/>
-                <w:szCs w:val="16"/>
-              </w:rPr>
-              <w:t> </w:t>
-            </w:r>
-          </w:p>
-        </w:tc>
-        <w:tc>
-          <w:tcPr>
-            <w:tcW w:w="568" w:type="dxa"/>
+          </w:tcPr>
+          <w:p>
+            <w:pPr>
+              <w:jc w:val="center"/>
+              <w:rPr>
+                <w:rFonts w:ascii="Tahoma" w:hAnsi="Tahoma" w:cs="Tahoma"/>
+                <w:bCs/>
+                <w:sz w:val="16"/>
+                <w:szCs w:val="16"/>
+              </w:rPr>
+            </w:pPr>
+            <w:r>
+              <w:rPr>
+                <w:rFonts w:ascii="Tahoma" w:hAnsi="Tahoma" w:cs="Tahoma"/>
+                <w:bCs/>
+                <w:sz w:val="16"/>
+                <w:szCs w:val="16"/>
+              </w:rPr>
+              <w:t>2_Dog</w:t>
+            </w:r>
+          </w:p>
+        </w:tc>
+        <w:tc>
+          <w:tcPr>
+            <w:tcW w:w="630" w:type="dxa"/>
             <w:tcBorders>
               <w:top w:val="nil"/>
               <w:left w:val="nil"/>
@@ -11209,35 +11164,31 @@
             <w:shd w:val="clear" w:color="auto" w:fill="auto"/>
             <w:noWrap/>
             <w:vAlign w:val="bottom"/>
-            <w:hideMark/>
-          </w:tcPr>
-          <w:p>
-            <w:pPr>
-              <w:jc w:val="center"/>
-              <w:rPr>
-                <w:rFonts w:ascii="Tahoma" w:hAnsi="Tahoma" w:cs="Tahoma"/>
-                <w:b/>
-                <w:bCs/>
-                <w:sz w:val="16"/>
-                <w:szCs w:val="16"/>
-              </w:rPr>
-            </w:pPr>
-            <w:r>
-              <w:rPr>
-                <w:rFonts w:ascii="Tahoma" w:hAnsi="Tahoma" w:cs="Tahoma"/>
-                <w:b/>
-                <w:bCs/>
-                <w:sz w:val="16"/>
-                <w:szCs w:val="16"/>
-              </w:rPr>
-              <w:t> </w:t>
-            </w:r>
-          </w:p>
-        </w:tc>
-        <w:tc>
-          <w:tcPr>
-            <w:tcW w:w="1003" w:type="dxa"/>
-            <w:gridSpan w:val="2"/>
+          </w:tcPr>
+          <w:p>
+            <w:pPr>
+              <w:jc w:val="center"/>
+              <w:rPr>
+                <w:rFonts w:ascii="Tahoma" w:hAnsi="Tahoma" w:cs="Tahoma"/>
+                <w:bCs/>
+                <w:sz w:val="16"/>
+                <w:szCs w:val="16"/>
+              </w:rPr>
+            </w:pPr>
+            <w:r>
+              <w:rPr>
+                <w:rFonts w:ascii="Tahoma" w:hAnsi="Tahoma" w:cs="Tahoma"/>
+                <w:bCs/>
+                <w:sz w:val="16"/>
+                <w:szCs w:val="16"/>
+              </w:rPr>
+              <w:t>75</w:t>
+            </w:r>
+          </w:p>
+        </w:tc>
+        <w:tc>
+          <w:tcPr>
+            <w:tcW w:w="720" w:type="dxa"/>
             <w:tcBorders>
               <w:top w:val="nil"/>
               <w:left w:val="nil"/>
@@ -11247,35 +11198,31 @@
             <w:shd w:val="clear" w:color="auto" w:fill="auto"/>
             <w:noWrap/>
             <w:vAlign w:val="bottom"/>
-            <w:hideMark/>
-          </w:tcPr>
-          <w:p>
-            <w:pPr>
-              <w:jc w:val="center"/>
-              <w:rPr>
-                <w:rFonts w:ascii="Tahoma" w:hAnsi="Tahoma" w:cs="Tahoma"/>
-                <w:b/>
-                <w:bCs/>
-                <w:sz w:val="16"/>
-                <w:szCs w:val="16"/>
-              </w:rPr>
-            </w:pPr>
-            <w:r>
-              <w:rPr>
-                <w:rFonts w:ascii="Tahoma" w:hAnsi="Tahoma" w:cs="Tahoma"/>
-                <w:b/>
-                <w:bCs/>
-                <w:sz w:val="16"/>
-                <w:szCs w:val="16"/>
-              </w:rPr>
-              <w:t> </w:t>
-            </w:r>
-          </w:p>
-        </w:tc>
-        <w:tc>
-          <w:tcPr>
-            <w:tcW w:w="1110" w:type="dxa"/>
-            <w:gridSpan w:val="2"/>
+          </w:tcPr>
+          <w:p>
+            <w:pPr>
+              <w:jc w:val="center"/>
+              <w:rPr>
+                <w:rFonts w:ascii="Tahoma" w:hAnsi="Tahoma" w:cs="Tahoma"/>
+                <w:bCs/>
+                <w:sz w:val="16"/>
+                <w:szCs w:val="16"/>
+              </w:rPr>
+            </w:pPr>
+            <w:r>
+              <w:rPr>
+                <w:rFonts w:ascii="Tahoma" w:hAnsi="Tahoma" w:cs="Tahoma"/>
+                <w:bCs/>
+                <w:sz w:val="16"/>
+                <w:szCs w:val="16"/>
+              </w:rPr>
+              <w:t>10</w:t>
+            </w:r>
+          </w:p>
+        </w:tc>
+        <w:tc>
+          <w:tcPr>
+            <w:tcW w:w="810" w:type="dxa"/>
             <w:tcBorders>
               <w:top w:val="nil"/>
               <w:left w:val="nil"/>
@@ -11285,35 +11232,31 @@
             <w:shd w:val="clear" w:color="auto" w:fill="auto"/>
             <w:noWrap/>
             <w:vAlign w:val="bottom"/>
-            <w:hideMark/>
-          </w:tcPr>
-          <w:p>
-            <w:pPr>
-              <w:jc w:val="center"/>
-              <w:rPr>
-                <w:rFonts w:ascii="Tahoma" w:hAnsi="Tahoma" w:cs="Tahoma"/>
-                <w:b/>
-                <w:bCs/>
-                <w:sz w:val="16"/>
-                <w:szCs w:val="16"/>
-              </w:rPr>
-            </w:pPr>
-            <w:r>
-              <w:rPr>
-                <w:rFonts w:ascii="Tahoma" w:hAnsi="Tahoma" w:cs="Tahoma"/>
-                <w:b/>
-                <w:bCs/>
-                <w:sz w:val="16"/>
-                <w:szCs w:val="16"/>
-              </w:rPr>
-              <w:t> </w:t>
-            </w:r>
-          </w:p>
-        </w:tc>
-        <w:tc>
-          <w:tcPr>
-            <w:tcW w:w="1069" w:type="dxa"/>
-            <w:gridSpan w:val="2"/>
+          </w:tcPr>
+          <w:p>
+            <w:pPr>
+              <w:jc w:val="center"/>
+              <w:rPr>
+                <w:rFonts w:ascii="Tahoma" w:hAnsi="Tahoma" w:cs="Tahoma"/>
+                <w:bCs/>
+                <w:sz w:val="16"/>
+                <w:szCs w:val="16"/>
+              </w:rPr>
+            </w:pPr>
+            <w:r>
+              <w:rPr>
+                <w:rFonts w:ascii="Tahoma" w:hAnsi="Tahoma" w:cs="Tahoma"/>
+                <w:bCs/>
+                <w:sz w:val="16"/>
+                <w:szCs w:val="16"/>
+              </w:rPr>
+              <w:t>7.5</w:t>
+            </w:r>
+          </w:p>
+        </w:tc>
+        <w:tc>
+          <w:tcPr>
+            <w:tcW w:w="630" w:type="dxa"/>
             <w:tcBorders>
               <w:top w:val="nil"/>
               <w:left w:val="nil"/>
@@ -11323,34 +11266,31 @@
             <w:shd w:val="clear" w:color="auto" w:fill="auto"/>
             <w:noWrap/>
             <w:vAlign w:val="bottom"/>
-            <w:hideMark/>
-          </w:tcPr>
-          <w:p>
-            <w:pPr>
-              <w:jc w:val="center"/>
-              <w:rPr>
-                <w:rFonts w:ascii="Tahoma" w:hAnsi="Tahoma" w:cs="Tahoma"/>
-                <w:b/>
-                <w:bCs/>
-                <w:sz w:val="16"/>
-                <w:szCs w:val="16"/>
-              </w:rPr>
-            </w:pPr>
-            <w:r>
-              <w:rPr>
-                <w:rFonts w:ascii="Tahoma" w:hAnsi="Tahoma" w:cs="Tahoma"/>
-                <w:b/>
-                <w:bCs/>
-                <w:sz w:val="16"/>
-                <w:szCs w:val="16"/>
-              </w:rPr>
-              <w:t> </w:t>
-            </w:r>
-          </w:p>
-        </w:tc>
-        <w:tc>
-          <w:tcPr>
-            <w:tcW w:w="906" w:type="dxa"/>
+          </w:tcPr>
+          <w:p>
+            <w:pPr>
+              <w:jc w:val="center"/>
+              <w:rPr>
+                <w:rFonts w:ascii="Tahoma" w:hAnsi="Tahoma" w:cs="Tahoma"/>
+                <w:bCs/>
+                <w:sz w:val="16"/>
+                <w:szCs w:val="16"/>
+              </w:rPr>
+            </w:pPr>
+            <w:r>
+              <w:rPr>
+                <w:rFonts w:ascii="Tahoma" w:hAnsi="Tahoma" w:cs="Tahoma"/>
+                <w:bCs/>
+                <w:sz w:val="16"/>
+                <w:szCs w:val="16"/>
+              </w:rPr>
+              <w:t>10</w:t>
+            </w:r>
+          </w:p>
+        </w:tc>
+        <w:tc>
+          <w:tcPr>
+            <w:tcW w:w="1080" w:type="dxa"/>
             <w:tcBorders>
               <w:top w:val="nil"/>
               <w:left w:val="nil"/>
@@ -11360,35 +11300,31 @@
             <w:shd w:val="clear" w:color="auto" w:fill="auto"/>
             <w:noWrap/>
             <w:vAlign w:val="bottom"/>
-            <w:hideMark/>
           </w:tcPr>
           <w:p>
             <w:pPr>
               <w:jc w:val="right"/>
               <w:rPr>
                 <w:rFonts w:ascii="Tahoma" w:hAnsi="Tahoma" w:cs="Tahoma"/>
-                <w:b/>
-                <w:bCs/>
-                <w:sz w:val="16"/>
-                <w:szCs w:val="16"/>
-              </w:rPr>
-            </w:pPr>
-            <w:r>
-              <w:rPr>
-                <w:rFonts w:ascii="Tahoma" w:hAnsi="Tahoma" w:cs="Tahoma"/>
-                <w:b/>
-                <w:bCs/>
-                <w:sz w:val="16"/>
-                <w:szCs w:val="16"/>
-              </w:rPr>
-              <w:t> </w:t>
-            </w:r>
-          </w:p>
-        </w:tc>
-        <w:tc>
-          <w:tcPr>
-            <w:tcW w:w="804" w:type="dxa"/>
-            <w:gridSpan w:val="3"/>
+                <w:bCs/>
+                <w:sz w:val="16"/>
+                <w:szCs w:val="16"/>
+              </w:rPr>
+            </w:pPr>
+            <w:r>
+              <w:rPr>
+                <w:rFonts w:ascii="Tahoma" w:hAnsi="Tahoma" w:cs="Tahoma"/>
+                <w:bCs/>
+                <w:sz w:val="16"/>
+                <w:szCs w:val="16"/>
+              </w:rPr>
+              <w:t>$1,000.00</w:t>
+            </w:r>
+          </w:p>
+        </w:tc>
+        <w:tc>
+          <w:tcPr>
+            <w:tcW w:w="815" w:type="dxa"/>
             <w:tcBorders>
               <w:top w:val="nil"/>
               <w:left w:val="nil"/>
@@ -11398,28 +11334,201 @@
             <w:shd w:val="clear" w:color="auto" w:fill="auto"/>
             <w:noWrap/>
             <w:vAlign w:val="bottom"/>
-            <w:hideMark/>
-          </w:tcPr>
-          <w:p>
-            <w:pPr>
-              <w:jc w:val="center"/>
-              <w:rPr>
-                <w:rFonts w:ascii="Tahoma" w:hAnsi="Tahoma" w:cs="Tahoma"/>
-                <w:b/>
-                <w:bCs/>
-                <w:sz w:val="16"/>
-                <w:szCs w:val="16"/>
-              </w:rPr>
-            </w:pPr>
-            <w:r>
-              <w:rPr>
-                <w:rFonts w:ascii="Tahoma" w:hAnsi="Tahoma" w:cs="Tahoma"/>
-                <w:b/>
-                <w:bCs/>
-                <w:sz w:val="16"/>
-                <w:szCs w:val="16"/>
-              </w:rPr>
-              <w:t> </w:t>
+          </w:tcPr>
+          <w:p>
+            <w:pPr>
+              <w:jc w:val="center"/>
+              <w:rPr>
+                <w:rFonts w:ascii="Tahoma" w:hAnsi="Tahoma" w:cs="Tahoma"/>
+                <w:bCs/>
+                <w:sz w:val="16"/>
+                <w:szCs w:val="16"/>
+              </w:rPr>
+            </w:pPr>
+            <w:r>
+              <w:rPr>
+                <w:rFonts w:ascii="Tahoma" w:hAnsi="Tahoma" w:cs="Tahoma"/>
+                <w:bCs/>
+                <w:sz w:val="16"/>
+                <w:szCs w:val="16"/>
+              </w:rPr>
+              <w:t>1.5</w:t>
+            </w:r>
+          </w:p>
+        </w:tc>
+        <w:tc>
+          <w:tcPr>
+            <w:tcW w:w="810" w:type="dxa"/>
+            <w:tcBorders>
+              <w:top w:val="nil"/>
+              <w:left w:val="nil"/>
+              <w:bottom w:val="single" w:sz="4" w:space="0" w:color="auto"/>
+              <w:right w:val="single" w:sz="4" w:space="0" w:color="auto"/>
+            </w:tcBorders>
+            <w:shd w:val="clear" w:color="auto" w:fill="auto"/>
+            <w:noWrap/>
+            <w:vAlign w:val="bottom"/>
+          </w:tcPr>
+          <w:p>
+            <w:pPr>
+              <w:jc w:val="center"/>
+              <w:rPr>
+                <w:rFonts w:ascii="Tahoma" w:hAnsi="Tahoma" w:cs="Tahoma"/>
+                <w:bCs/>
+                <w:sz w:val="16"/>
+                <w:szCs w:val="16"/>
+              </w:rPr>
+            </w:pPr>
+            <w:r>
+              <w:rPr>
+                <w:rFonts w:ascii="Tahoma" w:hAnsi="Tahoma" w:cs="Tahoma"/>
+                <w:bCs/>
+                <w:sz w:val="16"/>
+                <w:szCs w:val="16"/>
+              </w:rPr>
+              <w:t>1.5</w:t>
+            </w:r>
+          </w:p>
+        </w:tc>
+      </w:tr>
+      <w:tr>
+        <w:trPr>
+          <w:trHeight w:val="210"/>
+          <w:jc w:val="center"/>
+        </w:trPr>
+        <w:tc>
+          <w:tcPr>
+            <w:tcW w:w="762" w:type="dxa"/>
+            <w:tcBorders>
+              <w:top w:val="nil"/>
+              <w:left w:val="single" w:sz="4" w:space="0" w:color="auto"/>
+              <w:bottom w:val="single" w:sz="4" w:space="0" w:color="auto"/>
+              <w:right w:val="single" w:sz="4" w:space="0" w:color="auto"/>
+            </w:tcBorders>
+            <w:shd w:val="clear" w:color="000000" w:fill="FFFFCC"/>
+            <w:noWrap/>
+            <w:vAlign w:val="bottom"/>
+          </w:tcPr>
+          <w:p>
+            <w:pPr>
+              <w:jc w:val="center"/>
+              <w:rPr>
+                <w:rFonts w:ascii="Tahoma" w:hAnsi="Tahoma" w:cs="Tahoma"/>
+                <w:bCs/>
+                <w:sz w:val="16"/>
+                <w:szCs w:val="16"/>
+              </w:rPr>
+            </w:pPr>
+            <w:r>
+              <w:rPr>
+                <w:rFonts w:ascii="Tahoma" w:hAnsi="Tahoma" w:cs="Tahoma"/>
+                <w:bCs/>
+                <w:sz w:val="16"/>
+                <w:szCs w:val="16"/>
+              </w:rPr>
+              <w:t>Adult</w:t>
+            </w:r>
+          </w:p>
+        </w:tc>
+        <w:tc>
+          <w:tcPr>
+            <w:tcW w:w="1658" w:type="dxa"/>
+            <w:tcBorders>
+              <w:top w:val="nil"/>
+              <w:left w:val="nil"/>
+              <w:bottom w:val="single" w:sz="4" w:space="0" w:color="auto"/>
+              <w:right w:val="single" w:sz="4" w:space="0" w:color="auto"/>
+            </w:tcBorders>
+            <w:shd w:val="clear" w:color="000000" w:fill="FFFFCC"/>
+            <w:noWrap/>
+            <w:vAlign w:val="bottom"/>
+          </w:tcPr>
+          <w:p>
+            <w:pPr>
+              <w:jc w:val="center"/>
+              <w:rPr>
+                <w:rFonts w:ascii="Tahoma" w:hAnsi="Tahoma" w:cs="Tahoma"/>
+                <w:bCs/>
+                <w:sz w:val="16"/>
+                <w:szCs w:val="16"/>
+              </w:rPr>
+            </w:pPr>
+            <w:r>
+              <w:rPr>
+                <w:rFonts w:ascii="Tahoma" w:hAnsi="Tahoma" w:cs="Tahoma"/>
+                <w:bCs/>
+                <w:sz w:val="16"/>
+                <w:szCs w:val="16"/>
+              </w:rPr>
+              <w:t>Scooter</w:t>
+            </w:r>
+          </w:p>
+        </w:tc>
+        <w:tc>
+          <w:tcPr>
+            <w:tcW w:w="1170" w:type="dxa"/>
+            <w:tcBorders>
+              <w:top w:val="nil"/>
+              <w:left w:val="nil"/>
+              <w:bottom w:val="single" w:sz="4" w:space="0" w:color="auto"/>
+              <w:right w:val="single" w:sz="4" w:space="0" w:color="auto"/>
+            </w:tcBorders>
+            <w:shd w:val="clear" w:color="000000" w:fill="FFFFCC"/>
+            <w:noWrap/>
+            <w:vAlign w:val="bottom"/>
+          </w:tcPr>
+          <w:p>
+            <w:pPr>
+              <w:jc w:val="center"/>
+              <w:rPr>
+                <w:rFonts w:ascii="Tahoma" w:hAnsi="Tahoma" w:cs="Tahoma"/>
+                <w:bCs/>
+                <w:sz w:val="16"/>
+                <w:szCs w:val="16"/>
+              </w:rPr>
+            </w:pPr>
+            <w:r>
+              <w:rPr>
+                <w:rFonts w:ascii="Tahoma" w:hAnsi="Tahoma" w:cs="Tahoma"/>
+                <w:bCs/>
+                <w:sz w:val="16"/>
+                <w:szCs w:val="16"/>
+              </w:rPr>
+              <w:t>Speed</w:t>
+            </w:r>
+          </w:p>
+        </w:tc>
+        <w:tc>
+          <w:tcPr>
+            <w:tcW w:w="900" w:type="dxa"/>
+            <w:tcBorders>
+              <w:top w:val="nil"/>
+              <w:left w:val="nil"/>
+              <w:bottom w:val="single" w:sz="4" w:space="0" w:color="auto"/>
+              <w:right w:val="single" w:sz="4" w:space="0" w:color="auto"/>
+            </w:tcBorders>
+            <w:shd w:val="clear" w:color="000000" w:fill="FFFFCC"/>
+            <w:noWrap/>
+            <w:vAlign w:val="bottom"/>
+          </w:tcPr>
+          <w:p>
+            <w:pPr>
+              <w:jc w:val="center"/>
+              <w:rPr>
+                <w:rFonts w:ascii="Tahoma" w:hAnsi="Tahoma" w:cs="Tahoma"/>
+                <w:bCs/>
+                <w:sz w:val="16"/>
+                <w:szCs w:val="16"/>
+              </w:rPr>
+            </w:pPr>
+            <w:r>
+              <w:rPr>
+                <w:rFonts w:ascii="Tahoma" w:hAnsi="Tahoma" w:cs="Tahoma"/>
+                <w:bCs/>
+                <w:sz w:val="16"/>
+                <w:szCs w:val="16"/>
+              </w:rPr>
+              <w:t>1_Dog</w:t>
             </w:r>
           </w:p>
         </w:tc>
@@ -11432,31 +11541,1778 @@
               <w:bottom w:val="single" w:sz="4" w:space="0" w:color="auto"/>
               <w:right w:val="single" w:sz="4" w:space="0" w:color="auto"/>
             </w:tcBorders>
+            <w:shd w:val="clear" w:color="000000" w:fill="FFFFCC"/>
+            <w:noWrap/>
+            <w:vAlign w:val="bottom"/>
+          </w:tcPr>
+          <w:p>
+            <w:pPr>
+              <w:jc w:val="center"/>
+              <w:rPr>
+                <w:rFonts w:ascii="Tahoma" w:hAnsi="Tahoma" w:cs="Tahoma"/>
+                <w:bCs/>
+                <w:sz w:val="16"/>
+                <w:szCs w:val="16"/>
+              </w:rPr>
+            </w:pPr>
+            <w:r>
+              <w:rPr>
+                <w:rFonts w:ascii="Tahoma" w:hAnsi="Tahoma" w:cs="Tahoma"/>
+                <w:bCs/>
+                <w:sz w:val="16"/>
+                <w:szCs w:val="16"/>
+              </w:rPr>
+              <w:t>75</w:t>
+            </w:r>
+          </w:p>
+        </w:tc>
+        <w:tc>
+          <w:tcPr>
+            <w:tcW w:w="720" w:type="dxa"/>
+            <w:tcBorders>
+              <w:top w:val="nil"/>
+              <w:left w:val="nil"/>
+              <w:bottom w:val="single" w:sz="4" w:space="0" w:color="auto"/>
+              <w:right w:val="single" w:sz="4" w:space="0" w:color="auto"/>
+            </w:tcBorders>
+            <w:shd w:val="clear" w:color="000000" w:fill="FFFFCC"/>
+            <w:noWrap/>
+            <w:vAlign w:val="bottom"/>
+          </w:tcPr>
+          <w:p>
+            <w:pPr>
+              <w:jc w:val="center"/>
+              <w:rPr>
+                <w:rFonts w:ascii="Tahoma" w:hAnsi="Tahoma" w:cs="Tahoma"/>
+                <w:bCs/>
+                <w:sz w:val="16"/>
+                <w:szCs w:val="16"/>
+              </w:rPr>
+            </w:pPr>
+            <w:r>
+              <w:rPr>
+                <w:rFonts w:ascii="Tahoma" w:hAnsi="Tahoma" w:cs="Tahoma"/>
+                <w:bCs/>
+                <w:sz w:val="16"/>
+                <w:szCs w:val="16"/>
+              </w:rPr>
+              <w:t>8</w:t>
+            </w:r>
+          </w:p>
+        </w:tc>
+        <w:tc>
+          <w:tcPr>
+            <w:tcW w:w="810" w:type="dxa"/>
+            <w:tcBorders>
+              <w:top w:val="nil"/>
+              <w:left w:val="nil"/>
+              <w:bottom w:val="single" w:sz="4" w:space="0" w:color="auto"/>
+              <w:right w:val="single" w:sz="4" w:space="0" w:color="auto"/>
+            </w:tcBorders>
+            <w:shd w:val="clear" w:color="000000" w:fill="FFFFCC"/>
+            <w:noWrap/>
+            <w:vAlign w:val="bottom"/>
+          </w:tcPr>
+          <w:p>
+            <w:pPr>
+              <w:jc w:val="center"/>
+              <w:rPr>
+                <w:rFonts w:ascii="Tahoma" w:hAnsi="Tahoma" w:cs="Tahoma"/>
+                <w:bCs/>
+                <w:sz w:val="16"/>
+                <w:szCs w:val="16"/>
+              </w:rPr>
+            </w:pPr>
+            <w:r>
+              <w:rPr>
+                <w:rFonts w:ascii="Tahoma" w:hAnsi="Tahoma" w:cs="Tahoma"/>
+                <w:bCs/>
+                <w:sz w:val="16"/>
+                <w:szCs w:val="16"/>
+              </w:rPr>
+              <w:t>5</w:t>
+            </w:r>
+          </w:p>
+        </w:tc>
+        <w:tc>
+          <w:tcPr>
+            <w:tcW w:w="630" w:type="dxa"/>
+            <w:tcBorders>
+              <w:top w:val="nil"/>
+              <w:left w:val="nil"/>
+              <w:bottom w:val="single" w:sz="4" w:space="0" w:color="auto"/>
+              <w:right w:val="single" w:sz="4" w:space="0" w:color="auto"/>
+            </w:tcBorders>
+            <w:shd w:val="clear" w:color="000000" w:fill="FFFFCC"/>
+            <w:noWrap/>
+            <w:vAlign w:val="bottom"/>
+          </w:tcPr>
+          <w:p>
+            <w:pPr>
+              <w:jc w:val="center"/>
+              <w:rPr>
+                <w:rFonts w:ascii="Tahoma" w:hAnsi="Tahoma" w:cs="Tahoma"/>
+                <w:bCs/>
+                <w:sz w:val="16"/>
+                <w:szCs w:val="16"/>
+              </w:rPr>
+            </w:pPr>
+            <w:r>
+              <w:rPr>
+                <w:rFonts w:ascii="Tahoma" w:hAnsi="Tahoma" w:cs="Tahoma"/>
+                <w:bCs/>
+                <w:sz w:val="16"/>
+                <w:szCs w:val="16"/>
+              </w:rPr>
+              <w:t>10</w:t>
+            </w:r>
+          </w:p>
+        </w:tc>
+        <w:tc>
+          <w:tcPr>
+            <w:tcW w:w="1080" w:type="dxa"/>
+            <w:tcBorders>
+              <w:top w:val="nil"/>
+              <w:left w:val="nil"/>
+              <w:bottom w:val="single" w:sz="4" w:space="0" w:color="auto"/>
+              <w:right w:val="single" w:sz="4" w:space="0" w:color="auto"/>
+            </w:tcBorders>
+            <w:shd w:val="clear" w:color="000000" w:fill="FFFFCC"/>
+            <w:noWrap/>
+            <w:vAlign w:val="bottom"/>
+          </w:tcPr>
+          <w:p>
+            <w:pPr>
+              <w:jc w:val="right"/>
+              <w:rPr>
+                <w:rFonts w:ascii="Tahoma" w:hAnsi="Tahoma" w:cs="Tahoma"/>
+                <w:bCs/>
+                <w:sz w:val="16"/>
+                <w:szCs w:val="16"/>
+              </w:rPr>
+            </w:pPr>
+            <w:r>
+              <w:rPr>
+                <w:rFonts w:ascii="Tahoma" w:hAnsi="Tahoma" w:cs="Tahoma"/>
+                <w:bCs/>
+                <w:sz w:val="16"/>
+                <w:szCs w:val="16"/>
+              </w:rPr>
+              <w:t>$1,000.00</w:t>
+            </w:r>
+          </w:p>
+        </w:tc>
+        <w:tc>
+          <w:tcPr>
+            <w:tcW w:w="815" w:type="dxa"/>
+            <w:tcBorders>
+              <w:top w:val="nil"/>
+              <w:left w:val="nil"/>
+              <w:bottom w:val="single" w:sz="4" w:space="0" w:color="auto"/>
+              <w:right w:val="single" w:sz="4" w:space="0" w:color="auto"/>
+            </w:tcBorders>
+            <w:shd w:val="clear" w:color="000000" w:fill="FFFFCC"/>
+            <w:noWrap/>
+            <w:vAlign w:val="bottom"/>
+          </w:tcPr>
+          <w:p>
+            <w:pPr>
+              <w:jc w:val="center"/>
+              <w:rPr>
+                <w:rFonts w:ascii="Tahoma" w:hAnsi="Tahoma" w:cs="Tahoma"/>
+                <w:bCs/>
+                <w:sz w:val="16"/>
+                <w:szCs w:val="16"/>
+              </w:rPr>
+            </w:pPr>
+            <w:r>
+              <w:rPr>
+                <w:rFonts w:ascii="Tahoma" w:hAnsi="Tahoma" w:cs="Tahoma"/>
+                <w:bCs/>
+                <w:sz w:val="16"/>
+                <w:szCs w:val="16"/>
+              </w:rPr>
+              <w:t>1.5</w:t>
+            </w:r>
+          </w:p>
+        </w:tc>
+        <w:tc>
+          <w:tcPr>
+            <w:tcW w:w="810" w:type="dxa"/>
+            <w:tcBorders>
+              <w:top w:val="nil"/>
+              <w:left w:val="nil"/>
+              <w:bottom w:val="single" w:sz="4" w:space="0" w:color="auto"/>
+              <w:right w:val="single" w:sz="4" w:space="0" w:color="auto"/>
+            </w:tcBorders>
+            <w:shd w:val="clear" w:color="000000" w:fill="FFFFCC"/>
+            <w:noWrap/>
+            <w:vAlign w:val="bottom"/>
+          </w:tcPr>
+          <w:p>
+            <w:pPr>
+              <w:jc w:val="center"/>
+              <w:rPr>
+                <w:rFonts w:ascii="Tahoma" w:hAnsi="Tahoma" w:cs="Tahoma"/>
+                <w:bCs/>
+                <w:sz w:val="16"/>
+                <w:szCs w:val="16"/>
+              </w:rPr>
+            </w:pPr>
+            <w:r>
+              <w:rPr>
+                <w:rFonts w:ascii="Tahoma" w:hAnsi="Tahoma" w:cs="Tahoma"/>
+                <w:bCs/>
+                <w:sz w:val="16"/>
+                <w:szCs w:val="16"/>
+              </w:rPr>
+              <w:t>1.5</w:t>
+            </w:r>
+          </w:p>
+        </w:tc>
+      </w:tr>
+      <w:tr>
+        <w:trPr>
+          <w:trHeight w:val="210"/>
+          <w:jc w:val="center"/>
+        </w:trPr>
+        <w:tc>
+          <w:tcPr>
+            <w:tcW w:w="762" w:type="dxa"/>
+            <w:tcBorders>
+              <w:top w:val="nil"/>
+              <w:left w:val="single" w:sz="4" w:space="0" w:color="auto"/>
+              <w:bottom w:val="single" w:sz="4" w:space="0" w:color="auto"/>
+              <w:right w:val="single" w:sz="4" w:space="0" w:color="auto"/>
+            </w:tcBorders>
             <w:shd w:val="clear" w:color="auto" w:fill="auto"/>
             <w:noWrap/>
             <w:vAlign w:val="bottom"/>
-            <w:hideMark/>
-          </w:tcPr>
-          <w:p>
-            <w:pPr>
-              <w:jc w:val="center"/>
-              <w:rPr>
-                <w:rFonts w:ascii="Tahoma" w:hAnsi="Tahoma" w:cs="Tahoma"/>
-                <w:b/>
-                <w:bCs/>
-                <w:sz w:val="16"/>
-                <w:szCs w:val="16"/>
-              </w:rPr>
-            </w:pPr>
-            <w:r>
-              <w:rPr>
-                <w:rFonts w:ascii="Tahoma" w:hAnsi="Tahoma" w:cs="Tahoma"/>
-                <w:b/>
-                <w:bCs/>
-                <w:sz w:val="16"/>
-                <w:szCs w:val="16"/>
-              </w:rPr>
-              <w:t> </w:t>
+          </w:tcPr>
+          <w:p>
+            <w:pPr>
+              <w:jc w:val="center"/>
+              <w:rPr>
+                <w:rFonts w:ascii="Tahoma" w:hAnsi="Tahoma" w:cs="Tahoma"/>
+                <w:bCs/>
+                <w:sz w:val="16"/>
+                <w:szCs w:val="16"/>
+              </w:rPr>
+            </w:pPr>
+            <w:r>
+              <w:rPr>
+                <w:rFonts w:ascii="Tahoma" w:hAnsi="Tahoma" w:cs="Tahoma"/>
+                <w:bCs/>
+                <w:sz w:val="16"/>
+                <w:szCs w:val="16"/>
+              </w:rPr>
+              <w:t>Adult</w:t>
+            </w:r>
+          </w:p>
+        </w:tc>
+        <w:tc>
+          <w:tcPr>
+            <w:tcW w:w="1658" w:type="dxa"/>
+            <w:tcBorders>
+              <w:top w:val="nil"/>
+              <w:left w:val="nil"/>
+              <w:bottom w:val="single" w:sz="4" w:space="0" w:color="auto"/>
+              <w:right w:val="single" w:sz="4" w:space="0" w:color="auto"/>
+            </w:tcBorders>
+            <w:shd w:val="clear" w:color="auto" w:fill="auto"/>
+            <w:noWrap/>
+            <w:vAlign w:val="bottom"/>
+          </w:tcPr>
+          <w:p>
+            <w:pPr>
+              <w:jc w:val="center"/>
+              <w:rPr>
+                <w:rFonts w:ascii="Tahoma" w:hAnsi="Tahoma" w:cs="Tahoma"/>
+                <w:bCs/>
+                <w:sz w:val="16"/>
+                <w:szCs w:val="16"/>
+              </w:rPr>
+            </w:pPr>
+            <w:proofErr w:type="spellStart"/>
+            <w:r>
+              <w:rPr>
+                <w:rFonts w:ascii="Tahoma" w:hAnsi="Tahoma" w:cs="Tahoma"/>
+                <w:bCs/>
+                <w:sz w:val="16"/>
+                <w:szCs w:val="16"/>
+              </w:rPr>
+              <w:t>Canicross_Womens</w:t>
+            </w:r>
+            <w:proofErr w:type="spellEnd"/>
+          </w:p>
+        </w:tc>
+        <w:tc>
+          <w:tcPr>
+            <w:tcW w:w="1170" w:type="dxa"/>
+            <w:tcBorders>
+              <w:top w:val="nil"/>
+              <w:left w:val="nil"/>
+              <w:bottom w:val="single" w:sz="4" w:space="0" w:color="auto"/>
+              <w:right w:val="single" w:sz="4" w:space="0" w:color="auto"/>
+            </w:tcBorders>
+            <w:shd w:val="clear" w:color="auto" w:fill="auto"/>
+            <w:noWrap/>
+            <w:vAlign w:val="bottom"/>
+          </w:tcPr>
+          <w:p>
+            <w:pPr>
+              <w:jc w:val="center"/>
+              <w:rPr>
+                <w:rFonts w:ascii="Tahoma" w:hAnsi="Tahoma" w:cs="Tahoma"/>
+                <w:bCs/>
+                <w:sz w:val="16"/>
+                <w:szCs w:val="16"/>
+              </w:rPr>
+            </w:pPr>
+            <w:r>
+              <w:rPr>
+                <w:rFonts w:ascii="Tahoma" w:hAnsi="Tahoma" w:cs="Tahoma"/>
+                <w:bCs/>
+                <w:sz w:val="16"/>
+                <w:szCs w:val="16"/>
+              </w:rPr>
+              <w:t>Speed</w:t>
+            </w:r>
+          </w:p>
+        </w:tc>
+        <w:tc>
+          <w:tcPr>
+            <w:tcW w:w="900" w:type="dxa"/>
+            <w:tcBorders>
+              <w:top w:val="nil"/>
+              <w:left w:val="nil"/>
+              <w:bottom w:val="single" w:sz="4" w:space="0" w:color="auto"/>
+              <w:right w:val="single" w:sz="4" w:space="0" w:color="auto"/>
+            </w:tcBorders>
+            <w:shd w:val="clear" w:color="auto" w:fill="auto"/>
+            <w:noWrap/>
+            <w:vAlign w:val="bottom"/>
+          </w:tcPr>
+          <w:p>
+            <w:pPr>
+              <w:jc w:val="center"/>
+              <w:rPr>
+                <w:rFonts w:ascii="Tahoma" w:hAnsi="Tahoma" w:cs="Tahoma"/>
+                <w:bCs/>
+                <w:sz w:val="16"/>
+                <w:szCs w:val="16"/>
+              </w:rPr>
+            </w:pPr>
+            <w:r>
+              <w:rPr>
+                <w:rFonts w:ascii="Tahoma" w:hAnsi="Tahoma" w:cs="Tahoma"/>
+                <w:bCs/>
+                <w:sz w:val="16"/>
+                <w:szCs w:val="16"/>
+              </w:rPr>
+              <w:t>1_Dog</w:t>
+            </w:r>
+          </w:p>
+        </w:tc>
+        <w:tc>
+          <w:tcPr>
+            <w:tcW w:w="630" w:type="dxa"/>
+            <w:tcBorders>
+              <w:top w:val="nil"/>
+              <w:left w:val="nil"/>
+              <w:bottom w:val="single" w:sz="4" w:space="0" w:color="auto"/>
+              <w:right w:val="single" w:sz="4" w:space="0" w:color="auto"/>
+            </w:tcBorders>
+            <w:shd w:val="clear" w:color="auto" w:fill="auto"/>
+            <w:noWrap/>
+            <w:vAlign w:val="bottom"/>
+          </w:tcPr>
+          <w:p>
+            <w:pPr>
+              <w:jc w:val="center"/>
+              <w:rPr>
+                <w:rFonts w:ascii="Tahoma" w:hAnsi="Tahoma" w:cs="Tahoma"/>
+                <w:bCs/>
+                <w:sz w:val="16"/>
+                <w:szCs w:val="16"/>
+              </w:rPr>
+            </w:pPr>
+            <w:r>
+              <w:rPr>
+                <w:rFonts w:ascii="Tahoma" w:hAnsi="Tahoma" w:cs="Tahoma"/>
+                <w:bCs/>
+                <w:sz w:val="16"/>
+                <w:szCs w:val="16"/>
+              </w:rPr>
+              <w:t>75</w:t>
+            </w:r>
+          </w:p>
+        </w:tc>
+        <w:tc>
+          <w:tcPr>
+            <w:tcW w:w="720" w:type="dxa"/>
+            <w:tcBorders>
+              <w:top w:val="nil"/>
+              <w:left w:val="nil"/>
+              <w:bottom w:val="single" w:sz="4" w:space="0" w:color="auto"/>
+              <w:right w:val="single" w:sz="4" w:space="0" w:color="auto"/>
+            </w:tcBorders>
+            <w:shd w:val="clear" w:color="auto" w:fill="auto"/>
+            <w:noWrap/>
+            <w:vAlign w:val="bottom"/>
+          </w:tcPr>
+          <w:p>
+            <w:pPr>
+              <w:jc w:val="center"/>
+              <w:rPr>
+                <w:rFonts w:ascii="Tahoma" w:hAnsi="Tahoma" w:cs="Tahoma"/>
+                <w:bCs/>
+                <w:sz w:val="16"/>
+                <w:szCs w:val="16"/>
+              </w:rPr>
+            </w:pPr>
+            <w:r>
+              <w:rPr>
+                <w:rFonts w:ascii="Tahoma" w:hAnsi="Tahoma" w:cs="Tahoma"/>
+                <w:bCs/>
+                <w:sz w:val="16"/>
+                <w:szCs w:val="16"/>
+              </w:rPr>
+              <w:t>10</w:t>
+            </w:r>
+          </w:p>
+        </w:tc>
+        <w:tc>
+          <w:tcPr>
+            <w:tcW w:w="810" w:type="dxa"/>
+            <w:tcBorders>
+              <w:top w:val="nil"/>
+              <w:left w:val="nil"/>
+              <w:bottom w:val="single" w:sz="4" w:space="0" w:color="auto"/>
+              <w:right w:val="single" w:sz="4" w:space="0" w:color="auto"/>
+            </w:tcBorders>
+            <w:shd w:val="clear" w:color="auto" w:fill="auto"/>
+            <w:noWrap/>
+            <w:vAlign w:val="bottom"/>
+          </w:tcPr>
+          <w:p>
+            <w:pPr>
+              <w:jc w:val="center"/>
+              <w:rPr>
+                <w:rFonts w:ascii="Tahoma" w:hAnsi="Tahoma" w:cs="Tahoma"/>
+                <w:bCs/>
+                <w:sz w:val="16"/>
+                <w:szCs w:val="16"/>
+              </w:rPr>
+            </w:pPr>
+            <w:r>
+              <w:rPr>
+                <w:rFonts w:ascii="Tahoma" w:hAnsi="Tahoma" w:cs="Tahoma"/>
+                <w:bCs/>
+                <w:sz w:val="16"/>
+                <w:szCs w:val="16"/>
+              </w:rPr>
+              <w:t>5</w:t>
+            </w:r>
+          </w:p>
+        </w:tc>
+        <w:tc>
+          <w:tcPr>
+            <w:tcW w:w="630" w:type="dxa"/>
+            <w:tcBorders>
+              <w:top w:val="nil"/>
+              <w:left w:val="nil"/>
+              <w:bottom w:val="single" w:sz="4" w:space="0" w:color="auto"/>
+              <w:right w:val="single" w:sz="4" w:space="0" w:color="auto"/>
+            </w:tcBorders>
+            <w:shd w:val="clear" w:color="auto" w:fill="auto"/>
+            <w:noWrap/>
+            <w:vAlign w:val="bottom"/>
+          </w:tcPr>
+          <w:p>
+            <w:pPr>
+              <w:jc w:val="center"/>
+              <w:rPr>
+                <w:rFonts w:ascii="Tahoma" w:hAnsi="Tahoma" w:cs="Tahoma"/>
+                <w:bCs/>
+                <w:sz w:val="16"/>
+                <w:szCs w:val="16"/>
+              </w:rPr>
+            </w:pPr>
+            <w:r>
+              <w:rPr>
+                <w:rFonts w:ascii="Tahoma" w:hAnsi="Tahoma" w:cs="Tahoma"/>
+                <w:bCs/>
+                <w:sz w:val="16"/>
+                <w:szCs w:val="16"/>
+              </w:rPr>
+              <w:t>10</w:t>
+            </w:r>
+          </w:p>
+        </w:tc>
+        <w:tc>
+          <w:tcPr>
+            <w:tcW w:w="1080" w:type="dxa"/>
+            <w:tcBorders>
+              <w:top w:val="nil"/>
+              <w:left w:val="nil"/>
+              <w:bottom w:val="single" w:sz="4" w:space="0" w:color="auto"/>
+              <w:right w:val="single" w:sz="4" w:space="0" w:color="auto"/>
+            </w:tcBorders>
+            <w:shd w:val="clear" w:color="auto" w:fill="auto"/>
+            <w:noWrap/>
+            <w:vAlign w:val="bottom"/>
+          </w:tcPr>
+          <w:p>
+            <w:pPr>
+              <w:jc w:val="right"/>
+              <w:rPr>
+                <w:rFonts w:ascii="Tahoma" w:hAnsi="Tahoma" w:cs="Tahoma"/>
+                <w:bCs/>
+                <w:sz w:val="16"/>
+                <w:szCs w:val="16"/>
+              </w:rPr>
+            </w:pPr>
+            <w:r>
+              <w:rPr>
+                <w:rFonts w:ascii="Tahoma" w:hAnsi="Tahoma" w:cs="Tahoma"/>
+                <w:bCs/>
+                <w:sz w:val="16"/>
+                <w:szCs w:val="16"/>
+              </w:rPr>
+              <w:t>$1,000.00</w:t>
+            </w:r>
+          </w:p>
+        </w:tc>
+        <w:tc>
+          <w:tcPr>
+            <w:tcW w:w="815" w:type="dxa"/>
+            <w:tcBorders>
+              <w:top w:val="nil"/>
+              <w:left w:val="nil"/>
+              <w:bottom w:val="single" w:sz="4" w:space="0" w:color="auto"/>
+              <w:right w:val="single" w:sz="4" w:space="0" w:color="auto"/>
+            </w:tcBorders>
+            <w:shd w:val="clear" w:color="auto" w:fill="auto"/>
+            <w:noWrap/>
+            <w:vAlign w:val="bottom"/>
+          </w:tcPr>
+          <w:p>
+            <w:pPr>
+              <w:jc w:val="center"/>
+              <w:rPr>
+                <w:rFonts w:ascii="Tahoma" w:hAnsi="Tahoma" w:cs="Tahoma"/>
+                <w:bCs/>
+                <w:sz w:val="16"/>
+                <w:szCs w:val="16"/>
+              </w:rPr>
+            </w:pPr>
+            <w:r>
+              <w:rPr>
+                <w:rFonts w:ascii="Tahoma" w:hAnsi="Tahoma" w:cs="Tahoma"/>
+                <w:bCs/>
+                <w:sz w:val="16"/>
+                <w:szCs w:val="16"/>
+              </w:rPr>
+              <w:t>1.5</w:t>
+            </w:r>
+          </w:p>
+        </w:tc>
+        <w:tc>
+          <w:tcPr>
+            <w:tcW w:w="810" w:type="dxa"/>
+            <w:tcBorders>
+              <w:top w:val="nil"/>
+              <w:left w:val="nil"/>
+              <w:bottom w:val="single" w:sz="4" w:space="0" w:color="auto"/>
+              <w:right w:val="single" w:sz="4" w:space="0" w:color="auto"/>
+            </w:tcBorders>
+            <w:shd w:val="clear" w:color="auto" w:fill="auto"/>
+            <w:noWrap/>
+            <w:vAlign w:val="bottom"/>
+          </w:tcPr>
+          <w:p>
+            <w:pPr>
+              <w:jc w:val="center"/>
+              <w:rPr>
+                <w:rFonts w:ascii="Tahoma" w:hAnsi="Tahoma" w:cs="Tahoma"/>
+                <w:bCs/>
+                <w:sz w:val="16"/>
+                <w:szCs w:val="16"/>
+              </w:rPr>
+            </w:pPr>
+            <w:r>
+              <w:rPr>
+                <w:rFonts w:ascii="Tahoma" w:hAnsi="Tahoma" w:cs="Tahoma"/>
+                <w:bCs/>
+                <w:sz w:val="16"/>
+                <w:szCs w:val="16"/>
+              </w:rPr>
+              <w:t>1.5</w:t>
+            </w:r>
+          </w:p>
+        </w:tc>
+      </w:tr>
+      <w:tr>
+        <w:trPr>
+          <w:trHeight w:val="210"/>
+          <w:jc w:val="center"/>
+        </w:trPr>
+        <w:tc>
+          <w:tcPr>
+            <w:tcW w:w="762" w:type="dxa"/>
+            <w:tcBorders>
+              <w:top w:val="nil"/>
+              <w:left w:val="single" w:sz="4" w:space="0" w:color="auto"/>
+              <w:bottom w:val="single" w:sz="4" w:space="0" w:color="auto"/>
+              <w:right w:val="single" w:sz="4" w:space="0" w:color="auto"/>
+            </w:tcBorders>
+            <w:shd w:val="clear" w:color="000000" w:fill="FFFFCC"/>
+            <w:noWrap/>
+            <w:vAlign w:val="bottom"/>
+          </w:tcPr>
+          <w:p>
+            <w:pPr>
+              <w:jc w:val="center"/>
+              <w:rPr>
+                <w:rFonts w:ascii="Tahoma" w:hAnsi="Tahoma" w:cs="Tahoma"/>
+                <w:bCs/>
+                <w:sz w:val="16"/>
+                <w:szCs w:val="16"/>
+              </w:rPr>
+            </w:pPr>
+            <w:r>
+              <w:rPr>
+                <w:rFonts w:ascii="Tahoma" w:hAnsi="Tahoma" w:cs="Tahoma"/>
+                <w:bCs/>
+                <w:sz w:val="16"/>
+                <w:szCs w:val="16"/>
+              </w:rPr>
+              <w:t>Adult</w:t>
+            </w:r>
+          </w:p>
+        </w:tc>
+        <w:tc>
+          <w:tcPr>
+            <w:tcW w:w="1658" w:type="dxa"/>
+            <w:tcBorders>
+              <w:top w:val="nil"/>
+              <w:left w:val="nil"/>
+              <w:bottom w:val="single" w:sz="4" w:space="0" w:color="auto"/>
+              <w:right w:val="single" w:sz="4" w:space="0" w:color="auto"/>
+            </w:tcBorders>
+            <w:shd w:val="clear" w:color="000000" w:fill="FFFFCC"/>
+            <w:noWrap/>
+            <w:vAlign w:val="bottom"/>
+          </w:tcPr>
+          <w:p>
+            <w:pPr>
+              <w:jc w:val="center"/>
+              <w:rPr>
+                <w:rFonts w:ascii="Tahoma" w:hAnsi="Tahoma" w:cs="Tahoma"/>
+                <w:bCs/>
+                <w:sz w:val="16"/>
+                <w:szCs w:val="16"/>
+              </w:rPr>
+            </w:pPr>
+            <w:proofErr w:type="spellStart"/>
+            <w:r>
+              <w:rPr>
+                <w:rFonts w:ascii="Tahoma" w:hAnsi="Tahoma" w:cs="Tahoma"/>
+                <w:bCs/>
+                <w:sz w:val="16"/>
+                <w:szCs w:val="16"/>
+              </w:rPr>
+              <w:t>Canicross_Mens</w:t>
+            </w:r>
+            <w:proofErr w:type="spellEnd"/>
+          </w:p>
+        </w:tc>
+        <w:tc>
+          <w:tcPr>
+            <w:tcW w:w="1170" w:type="dxa"/>
+            <w:tcBorders>
+              <w:top w:val="nil"/>
+              <w:left w:val="nil"/>
+              <w:bottom w:val="single" w:sz="4" w:space="0" w:color="auto"/>
+              <w:right w:val="single" w:sz="4" w:space="0" w:color="auto"/>
+            </w:tcBorders>
+            <w:shd w:val="clear" w:color="000000" w:fill="FFFFCC"/>
+            <w:noWrap/>
+            <w:vAlign w:val="bottom"/>
+          </w:tcPr>
+          <w:p>
+            <w:pPr>
+              <w:jc w:val="center"/>
+              <w:rPr>
+                <w:rFonts w:ascii="Tahoma" w:hAnsi="Tahoma" w:cs="Tahoma"/>
+                <w:bCs/>
+                <w:sz w:val="16"/>
+                <w:szCs w:val="16"/>
+              </w:rPr>
+            </w:pPr>
+            <w:r>
+              <w:rPr>
+                <w:rFonts w:ascii="Tahoma" w:hAnsi="Tahoma" w:cs="Tahoma"/>
+                <w:bCs/>
+                <w:sz w:val="16"/>
+                <w:szCs w:val="16"/>
+              </w:rPr>
+              <w:t>Speed</w:t>
+            </w:r>
+          </w:p>
+        </w:tc>
+        <w:tc>
+          <w:tcPr>
+            <w:tcW w:w="900" w:type="dxa"/>
+            <w:tcBorders>
+              <w:top w:val="nil"/>
+              <w:left w:val="nil"/>
+              <w:bottom w:val="single" w:sz="4" w:space="0" w:color="auto"/>
+              <w:right w:val="single" w:sz="4" w:space="0" w:color="auto"/>
+            </w:tcBorders>
+            <w:shd w:val="clear" w:color="000000" w:fill="FFFFCC"/>
+            <w:noWrap/>
+            <w:vAlign w:val="bottom"/>
+          </w:tcPr>
+          <w:p>
+            <w:pPr>
+              <w:jc w:val="center"/>
+              <w:rPr>
+                <w:rFonts w:ascii="Tahoma" w:hAnsi="Tahoma" w:cs="Tahoma"/>
+                <w:bCs/>
+                <w:sz w:val="16"/>
+                <w:szCs w:val="16"/>
+              </w:rPr>
+            </w:pPr>
+            <w:r>
+              <w:rPr>
+                <w:rFonts w:ascii="Tahoma" w:hAnsi="Tahoma" w:cs="Tahoma"/>
+                <w:bCs/>
+                <w:sz w:val="16"/>
+                <w:szCs w:val="16"/>
+              </w:rPr>
+              <w:t>1_Dog</w:t>
+            </w:r>
+          </w:p>
+        </w:tc>
+        <w:tc>
+          <w:tcPr>
+            <w:tcW w:w="630" w:type="dxa"/>
+            <w:tcBorders>
+              <w:top w:val="nil"/>
+              <w:left w:val="nil"/>
+              <w:bottom w:val="single" w:sz="4" w:space="0" w:color="auto"/>
+              <w:right w:val="single" w:sz="4" w:space="0" w:color="auto"/>
+            </w:tcBorders>
+            <w:shd w:val="clear" w:color="000000" w:fill="FFFFCC"/>
+            <w:noWrap/>
+            <w:vAlign w:val="bottom"/>
+          </w:tcPr>
+          <w:p>
+            <w:pPr>
+              <w:jc w:val="center"/>
+              <w:rPr>
+                <w:rFonts w:ascii="Tahoma" w:hAnsi="Tahoma" w:cs="Tahoma"/>
+                <w:bCs/>
+                <w:sz w:val="16"/>
+                <w:szCs w:val="16"/>
+              </w:rPr>
+            </w:pPr>
+            <w:r>
+              <w:rPr>
+                <w:rFonts w:ascii="Tahoma" w:hAnsi="Tahoma" w:cs="Tahoma"/>
+                <w:bCs/>
+                <w:sz w:val="16"/>
+                <w:szCs w:val="16"/>
+              </w:rPr>
+              <w:t>75</w:t>
+            </w:r>
+          </w:p>
+        </w:tc>
+        <w:tc>
+          <w:tcPr>
+            <w:tcW w:w="720" w:type="dxa"/>
+            <w:tcBorders>
+              <w:top w:val="nil"/>
+              <w:left w:val="nil"/>
+              <w:bottom w:val="single" w:sz="4" w:space="0" w:color="auto"/>
+              <w:right w:val="single" w:sz="4" w:space="0" w:color="auto"/>
+            </w:tcBorders>
+            <w:shd w:val="clear" w:color="000000" w:fill="FFFFCC"/>
+            <w:noWrap/>
+            <w:vAlign w:val="bottom"/>
+          </w:tcPr>
+          <w:p>
+            <w:pPr>
+              <w:jc w:val="center"/>
+              <w:rPr>
+                <w:rFonts w:ascii="Tahoma" w:hAnsi="Tahoma" w:cs="Tahoma"/>
+                <w:bCs/>
+                <w:sz w:val="16"/>
+                <w:szCs w:val="16"/>
+              </w:rPr>
+            </w:pPr>
+            <w:r>
+              <w:rPr>
+                <w:rFonts w:ascii="Tahoma" w:hAnsi="Tahoma" w:cs="Tahoma"/>
+                <w:bCs/>
+                <w:sz w:val="16"/>
+                <w:szCs w:val="16"/>
+              </w:rPr>
+              <w:t>8</w:t>
+            </w:r>
+          </w:p>
+        </w:tc>
+        <w:tc>
+          <w:tcPr>
+            <w:tcW w:w="810" w:type="dxa"/>
+            <w:tcBorders>
+              <w:top w:val="nil"/>
+              <w:left w:val="nil"/>
+              <w:bottom w:val="single" w:sz="4" w:space="0" w:color="auto"/>
+              <w:right w:val="single" w:sz="4" w:space="0" w:color="auto"/>
+            </w:tcBorders>
+            <w:shd w:val="clear" w:color="000000" w:fill="FFFFCC"/>
+            <w:noWrap/>
+            <w:vAlign w:val="bottom"/>
+          </w:tcPr>
+          <w:p>
+            <w:pPr>
+              <w:jc w:val="center"/>
+              <w:rPr>
+                <w:rFonts w:ascii="Tahoma" w:hAnsi="Tahoma" w:cs="Tahoma"/>
+                <w:bCs/>
+                <w:sz w:val="16"/>
+                <w:szCs w:val="16"/>
+              </w:rPr>
+            </w:pPr>
+            <w:r>
+              <w:rPr>
+                <w:rFonts w:ascii="Tahoma" w:hAnsi="Tahoma" w:cs="Tahoma"/>
+                <w:bCs/>
+                <w:sz w:val="16"/>
+                <w:szCs w:val="16"/>
+              </w:rPr>
+              <w:t>5</w:t>
+            </w:r>
+          </w:p>
+        </w:tc>
+        <w:tc>
+          <w:tcPr>
+            <w:tcW w:w="630" w:type="dxa"/>
+            <w:tcBorders>
+              <w:top w:val="nil"/>
+              <w:left w:val="nil"/>
+              <w:bottom w:val="single" w:sz="4" w:space="0" w:color="auto"/>
+              <w:right w:val="single" w:sz="4" w:space="0" w:color="auto"/>
+            </w:tcBorders>
+            <w:shd w:val="clear" w:color="000000" w:fill="FFFFCC"/>
+            <w:noWrap/>
+            <w:vAlign w:val="bottom"/>
+          </w:tcPr>
+          <w:p>
+            <w:pPr>
+              <w:jc w:val="center"/>
+              <w:rPr>
+                <w:rFonts w:ascii="Tahoma" w:hAnsi="Tahoma" w:cs="Tahoma"/>
+                <w:bCs/>
+                <w:sz w:val="16"/>
+                <w:szCs w:val="16"/>
+              </w:rPr>
+            </w:pPr>
+            <w:r>
+              <w:rPr>
+                <w:rFonts w:ascii="Tahoma" w:hAnsi="Tahoma" w:cs="Tahoma"/>
+                <w:bCs/>
+                <w:sz w:val="16"/>
+                <w:szCs w:val="16"/>
+              </w:rPr>
+              <w:t>10</w:t>
+            </w:r>
+          </w:p>
+        </w:tc>
+        <w:tc>
+          <w:tcPr>
+            <w:tcW w:w="1080" w:type="dxa"/>
+            <w:tcBorders>
+              <w:top w:val="nil"/>
+              <w:left w:val="nil"/>
+              <w:bottom w:val="single" w:sz="4" w:space="0" w:color="auto"/>
+              <w:right w:val="single" w:sz="4" w:space="0" w:color="auto"/>
+            </w:tcBorders>
+            <w:shd w:val="clear" w:color="000000" w:fill="FFFFCC"/>
+            <w:noWrap/>
+            <w:vAlign w:val="bottom"/>
+          </w:tcPr>
+          <w:p>
+            <w:pPr>
+              <w:jc w:val="right"/>
+              <w:rPr>
+                <w:rFonts w:ascii="Tahoma" w:hAnsi="Tahoma" w:cs="Tahoma"/>
+                <w:bCs/>
+                <w:sz w:val="16"/>
+                <w:szCs w:val="16"/>
+              </w:rPr>
+            </w:pPr>
+            <w:r>
+              <w:rPr>
+                <w:rFonts w:ascii="Tahoma" w:hAnsi="Tahoma" w:cs="Tahoma"/>
+                <w:bCs/>
+                <w:sz w:val="16"/>
+                <w:szCs w:val="16"/>
+              </w:rPr>
+              <w:t>$1,000.00</w:t>
+            </w:r>
+          </w:p>
+        </w:tc>
+        <w:tc>
+          <w:tcPr>
+            <w:tcW w:w="815" w:type="dxa"/>
+            <w:tcBorders>
+              <w:top w:val="nil"/>
+              <w:left w:val="nil"/>
+              <w:bottom w:val="single" w:sz="4" w:space="0" w:color="auto"/>
+              <w:right w:val="single" w:sz="4" w:space="0" w:color="auto"/>
+            </w:tcBorders>
+            <w:shd w:val="clear" w:color="000000" w:fill="FFFFCC"/>
+            <w:noWrap/>
+            <w:vAlign w:val="bottom"/>
+          </w:tcPr>
+          <w:p>
+            <w:pPr>
+              <w:jc w:val="center"/>
+              <w:rPr>
+                <w:rFonts w:ascii="Tahoma" w:hAnsi="Tahoma" w:cs="Tahoma"/>
+                <w:bCs/>
+                <w:sz w:val="16"/>
+                <w:szCs w:val="16"/>
+              </w:rPr>
+            </w:pPr>
+            <w:r>
+              <w:rPr>
+                <w:rFonts w:ascii="Tahoma" w:hAnsi="Tahoma" w:cs="Tahoma"/>
+                <w:bCs/>
+                <w:sz w:val="16"/>
+                <w:szCs w:val="16"/>
+              </w:rPr>
+              <w:t>1.5</w:t>
+            </w:r>
+          </w:p>
+        </w:tc>
+        <w:tc>
+          <w:tcPr>
+            <w:tcW w:w="810" w:type="dxa"/>
+            <w:tcBorders>
+              <w:top w:val="nil"/>
+              <w:left w:val="nil"/>
+              <w:bottom w:val="single" w:sz="4" w:space="0" w:color="auto"/>
+              <w:right w:val="single" w:sz="4" w:space="0" w:color="auto"/>
+            </w:tcBorders>
+            <w:shd w:val="clear" w:color="000000" w:fill="FFFFCC"/>
+            <w:noWrap/>
+            <w:vAlign w:val="bottom"/>
+          </w:tcPr>
+          <w:p>
+            <w:pPr>
+              <w:jc w:val="center"/>
+              <w:rPr>
+                <w:rFonts w:ascii="Tahoma" w:hAnsi="Tahoma" w:cs="Tahoma"/>
+                <w:bCs/>
+                <w:sz w:val="16"/>
+                <w:szCs w:val="16"/>
+              </w:rPr>
+            </w:pPr>
+            <w:r>
+              <w:rPr>
+                <w:rFonts w:ascii="Tahoma" w:hAnsi="Tahoma" w:cs="Tahoma"/>
+                <w:bCs/>
+                <w:sz w:val="16"/>
+                <w:szCs w:val="16"/>
+              </w:rPr>
+              <w:t>1.5</w:t>
+            </w:r>
+          </w:p>
+        </w:tc>
+      </w:tr>
+      <w:tr>
+        <w:trPr>
+          <w:trHeight w:val="210"/>
+          <w:jc w:val="center"/>
+        </w:trPr>
+        <w:tc>
+          <w:tcPr>
+            <w:tcW w:w="762" w:type="dxa"/>
+            <w:tcBorders>
+              <w:top w:val="nil"/>
+              <w:left w:val="single" w:sz="4" w:space="0" w:color="auto"/>
+              <w:bottom w:val="single" w:sz="4" w:space="0" w:color="auto"/>
+              <w:right w:val="single" w:sz="4" w:space="0" w:color="auto"/>
+            </w:tcBorders>
+            <w:shd w:val="clear" w:color="auto" w:fill="auto"/>
+            <w:noWrap/>
+            <w:vAlign w:val="bottom"/>
+          </w:tcPr>
+          <w:p>
+            <w:pPr>
+              <w:jc w:val="center"/>
+              <w:rPr>
+                <w:rFonts w:ascii="Tahoma" w:hAnsi="Tahoma" w:cs="Tahoma"/>
+                <w:bCs/>
+                <w:sz w:val="16"/>
+                <w:szCs w:val="16"/>
+              </w:rPr>
+            </w:pPr>
+            <w:r>
+              <w:rPr>
+                <w:rFonts w:ascii="Tahoma" w:hAnsi="Tahoma" w:cs="Tahoma"/>
+                <w:bCs/>
+                <w:sz w:val="16"/>
+                <w:szCs w:val="16"/>
+              </w:rPr>
+              <w:t>Adult</w:t>
+            </w:r>
+          </w:p>
+        </w:tc>
+        <w:tc>
+          <w:tcPr>
+            <w:tcW w:w="1658" w:type="dxa"/>
+            <w:tcBorders>
+              <w:top w:val="nil"/>
+              <w:left w:val="nil"/>
+              <w:bottom w:val="single" w:sz="4" w:space="0" w:color="auto"/>
+              <w:right w:val="single" w:sz="4" w:space="0" w:color="auto"/>
+            </w:tcBorders>
+            <w:shd w:val="clear" w:color="auto" w:fill="auto"/>
+            <w:noWrap/>
+            <w:vAlign w:val="bottom"/>
+          </w:tcPr>
+          <w:p>
+            <w:pPr>
+              <w:jc w:val="center"/>
+              <w:rPr>
+                <w:rFonts w:ascii="Tahoma" w:hAnsi="Tahoma" w:cs="Tahoma"/>
+                <w:bCs/>
+                <w:sz w:val="16"/>
+                <w:szCs w:val="16"/>
+              </w:rPr>
+            </w:pPr>
+            <w:r>
+              <w:rPr>
+                <w:rFonts w:ascii="Tahoma" w:hAnsi="Tahoma" w:cs="Tahoma"/>
+                <w:bCs/>
+                <w:sz w:val="16"/>
+                <w:szCs w:val="16"/>
+              </w:rPr>
+              <w:t xml:space="preserve">Fat </w:t>
+            </w:r>
+            <w:proofErr w:type="spellStart"/>
+            <w:r>
+              <w:rPr>
+                <w:rFonts w:ascii="Tahoma" w:hAnsi="Tahoma" w:cs="Tahoma"/>
+                <w:bCs/>
+                <w:sz w:val="16"/>
+                <w:szCs w:val="16"/>
+              </w:rPr>
+              <w:t>Bikejoring</w:t>
+            </w:r>
+            <w:proofErr w:type="spellEnd"/>
+          </w:p>
+        </w:tc>
+        <w:tc>
+          <w:tcPr>
+            <w:tcW w:w="1170" w:type="dxa"/>
+            <w:tcBorders>
+              <w:top w:val="nil"/>
+              <w:left w:val="nil"/>
+              <w:bottom w:val="single" w:sz="4" w:space="0" w:color="auto"/>
+              <w:right w:val="single" w:sz="4" w:space="0" w:color="auto"/>
+            </w:tcBorders>
+            <w:shd w:val="clear" w:color="auto" w:fill="auto"/>
+            <w:noWrap/>
+            <w:vAlign w:val="bottom"/>
+          </w:tcPr>
+          <w:p>
+            <w:pPr>
+              <w:jc w:val="center"/>
+              <w:rPr>
+                <w:rFonts w:ascii="Tahoma" w:hAnsi="Tahoma" w:cs="Tahoma"/>
+                <w:bCs/>
+                <w:sz w:val="16"/>
+                <w:szCs w:val="16"/>
+              </w:rPr>
+            </w:pPr>
+            <w:r>
+              <w:rPr>
+                <w:rFonts w:ascii="Tahoma" w:hAnsi="Tahoma" w:cs="Tahoma"/>
+                <w:bCs/>
+                <w:sz w:val="16"/>
+                <w:szCs w:val="16"/>
+              </w:rPr>
+              <w:t>Speed</w:t>
+            </w:r>
+          </w:p>
+        </w:tc>
+        <w:tc>
+          <w:tcPr>
+            <w:tcW w:w="900" w:type="dxa"/>
+            <w:tcBorders>
+              <w:top w:val="nil"/>
+              <w:left w:val="nil"/>
+              <w:bottom w:val="single" w:sz="4" w:space="0" w:color="auto"/>
+              <w:right w:val="single" w:sz="4" w:space="0" w:color="auto"/>
+            </w:tcBorders>
+            <w:shd w:val="clear" w:color="auto" w:fill="auto"/>
+            <w:noWrap/>
+            <w:vAlign w:val="bottom"/>
+          </w:tcPr>
+          <w:p>
+            <w:pPr>
+              <w:jc w:val="center"/>
+              <w:rPr>
+                <w:rFonts w:ascii="Tahoma" w:hAnsi="Tahoma" w:cs="Tahoma"/>
+                <w:bCs/>
+                <w:sz w:val="16"/>
+                <w:szCs w:val="16"/>
+              </w:rPr>
+            </w:pPr>
+            <w:r>
+              <w:rPr>
+                <w:rFonts w:ascii="Tahoma" w:hAnsi="Tahoma" w:cs="Tahoma"/>
+                <w:bCs/>
+                <w:sz w:val="16"/>
+                <w:szCs w:val="16"/>
+              </w:rPr>
+              <w:t>2_Dog</w:t>
+            </w:r>
+          </w:p>
+        </w:tc>
+        <w:tc>
+          <w:tcPr>
+            <w:tcW w:w="630" w:type="dxa"/>
+            <w:tcBorders>
+              <w:top w:val="nil"/>
+              <w:left w:val="nil"/>
+              <w:bottom w:val="single" w:sz="4" w:space="0" w:color="auto"/>
+              <w:right w:val="single" w:sz="4" w:space="0" w:color="auto"/>
+            </w:tcBorders>
+            <w:shd w:val="clear" w:color="auto" w:fill="auto"/>
+            <w:noWrap/>
+            <w:vAlign w:val="bottom"/>
+          </w:tcPr>
+          <w:p>
+            <w:pPr>
+              <w:jc w:val="center"/>
+              <w:rPr>
+                <w:rFonts w:ascii="Tahoma" w:hAnsi="Tahoma" w:cs="Tahoma"/>
+                <w:bCs/>
+                <w:sz w:val="16"/>
+                <w:szCs w:val="16"/>
+              </w:rPr>
+            </w:pPr>
+            <w:r>
+              <w:rPr>
+                <w:rFonts w:ascii="Tahoma" w:hAnsi="Tahoma" w:cs="Tahoma"/>
+                <w:bCs/>
+                <w:sz w:val="16"/>
+                <w:szCs w:val="16"/>
+              </w:rPr>
+              <w:t>75</w:t>
+            </w:r>
+          </w:p>
+        </w:tc>
+        <w:tc>
+          <w:tcPr>
+            <w:tcW w:w="720" w:type="dxa"/>
+            <w:tcBorders>
+              <w:top w:val="nil"/>
+              <w:left w:val="nil"/>
+              <w:bottom w:val="single" w:sz="4" w:space="0" w:color="auto"/>
+              <w:right w:val="single" w:sz="4" w:space="0" w:color="auto"/>
+            </w:tcBorders>
+            <w:shd w:val="clear" w:color="auto" w:fill="auto"/>
+            <w:noWrap/>
+            <w:vAlign w:val="bottom"/>
+          </w:tcPr>
+          <w:p>
+            <w:pPr>
+              <w:jc w:val="center"/>
+              <w:rPr>
+                <w:rFonts w:ascii="Tahoma" w:hAnsi="Tahoma" w:cs="Tahoma"/>
+                <w:bCs/>
+                <w:sz w:val="16"/>
+                <w:szCs w:val="16"/>
+              </w:rPr>
+            </w:pPr>
+            <w:r>
+              <w:rPr>
+                <w:rFonts w:ascii="Tahoma" w:hAnsi="Tahoma" w:cs="Tahoma"/>
+                <w:bCs/>
+                <w:sz w:val="16"/>
+                <w:szCs w:val="16"/>
+              </w:rPr>
+              <w:t>5</w:t>
+            </w:r>
+          </w:p>
+        </w:tc>
+        <w:tc>
+          <w:tcPr>
+            <w:tcW w:w="810" w:type="dxa"/>
+            <w:tcBorders>
+              <w:top w:val="nil"/>
+              <w:left w:val="nil"/>
+              <w:bottom w:val="single" w:sz="4" w:space="0" w:color="auto"/>
+              <w:right w:val="single" w:sz="4" w:space="0" w:color="auto"/>
+            </w:tcBorders>
+            <w:shd w:val="clear" w:color="auto" w:fill="auto"/>
+            <w:noWrap/>
+            <w:vAlign w:val="bottom"/>
+          </w:tcPr>
+          <w:p>
+            <w:pPr>
+              <w:jc w:val="center"/>
+              <w:rPr>
+                <w:rFonts w:ascii="Tahoma" w:hAnsi="Tahoma" w:cs="Tahoma"/>
+                <w:bCs/>
+                <w:sz w:val="16"/>
+                <w:szCs w:val="16"/>
+              </w:rPr>
+            </w:pPr>
+            <w:r>
+              <w:rPr>
+                <w:rFonts w:ascii="Tahoma" w:hAnsi="Tahoma" w:cs="Tahoma"/>
+                <w:bCs/>
+                <w:sz w:val="16"/>
+                <w:szCs w:val="16"/>
+              </w:rPr>
+              <w:t>7.5</w:t>
+            </w:r>
+          </w:p>
+        </w:tc>
+        <w:tc>
+          <w:tcPr>
+            <w:tcW w:w="630" w:type="dxa"/>
+            <w:tcBorders>
+              <w:top w:val="nil"/>
+              <w:left w:val="nil"/>
+              <w:bottom w:val="single" w:sz="4" w:space="0" w:color="auto"/>
+              <w:right w:val="single" w:sz="4" w:space="0" w:color="auto"/>
+            </w:tcBorders>
+            <w:shd w:val="clear" w:color="auto" w:fill="auto"/>
+            <w:noWrap/>
+            <w:vAlign w:val="bottom"/>
+          </w:tcPr>
+          <w:p>
+            <w:pPr>
+              <w:jc w:val="center"/>
+              <w:rPr>
+                <w:rFonts w:ascii="Tahoma" w:hAnsi="Tahoma" w:cs="Tahoma"/>
+                <w:bCs/>
+                <w:sz w:val="16"/>
+                <w:szCs w:val="16"/>
+              </w:rPr>
+            </w:pPr>
+            <w:r>
+              <w:rPr>
+                <w:rFonts w:ascii="Tahoma" w:hAnsi="Tahoma" w:cs="Tahoma"/>
+                <w:bCs/>
+                <w:sz w:val="16"/>
+                <w:szCs w:val="16"/>
+              </w:rPr>
+              <w:t>10</w:t>
+            </w:r>
+          </w:p>
+        </w:tc>
+        <w:tc>
+          <w:tcPr>
+            <w:tcW w:w="1080" w:type="dxa"/>
+            <w:tcBorders>
+              <w:top w:val="nil"/>
+              <w:left w:val="nil"/>
+              <w:bottom w:val="single" w:sz="4" w:space="0" w:color="auto"/>
+              <w:right w:val="single" w:sz="4" w:space="0" w:color="auto"/>
+            </w:tcBorders>
+            <w:shd w:val="clear" w:color="auto" w:fill="auto"/>
+            <w:noWrap/>
+            <w:vAlign w:val="bottom"/>
+          </w:tcPr>
+          <w:p>
+            <w:pPr>
+              <w:jc w:val="right"/>
+              <w:rPr>
+                <w:rFonts w:ascii="Tahoma" w:hAnsi="Tahoma" w:cs="Tahoma"/>
+                <w:bCs/>
+                <w:sz w:val="16"/>
+                <w:szCs w:val="16"/>
+              </w:rPr>
+            </w:pPr>
+            <w:r>
+              <w:rPr>
+                <w:rFonts w:ascii="Tahoma" w:hAnsi="Tahoma" w:cs="Tahoma"/>
+                <w:bCs/>
+                <w:sz w:val="16"/>
+                <w:szCs w:val="16"/>
+              </w:rPr>
+              <w:t>$1,000.00</w:t>
+            </w:r>
+          </w:p>
+        </w:tc>
+        <w:tc>
+          <w:tcPr>
+            <w:tcW w:w="815" w:type="dxa"/>
+            <w:tcBorders>
+              <w:top w:val="nil"/>
+              <w:left w:val="nil"/>
+              <w:bottom w:val="single" w:sz="4" w:space="0" w:color="auto"/>
+              <w:right w:val="single" w:sz="4" w:space="0" w:color="auto"/>
+            </w:tcBorders>
+            <w:shd w:val="clear" w:color="auto" w:fill="auto"/>
+            <w:noWrap/>
+            <w:vAlign w:val="bottom"/>
+          </w:tcPr>
+          <w:p>
+            <w:pPr>
+              <w:jc w:val="center"/>
+              <w:rPr>
+                <w:rFonts w:ascii="Tahoma" w:hAnsi="Tahoma" w:cs="Tahoma"/>
+                <w:bCs/>
+                <w:sz w:val="16"/>
+                <w:szCs w:val="16"/>
+              </w:rPr>
+            </w:pPr>
+            <w:r>
+              <w:rPr>
+                <w:rFonts w:ascii="Tahoma" w:hAnsi="Tahoma" w:cs="Tahoma"/>
+                <w:bCs/>
+                <w:sz w:val="16"/>
+                <w:szCs w:val="16"/>
+              </w:rPr>
+              <w:t>1.5</w:t>
+            </w:r>
+          </w:p>
+        </w:tc>
+        <w:tc>
+          <w:tcPr>
+            <w:tcW w:w="810" w:type="dxa"/>
+            <w:tcBorders>
+              <w:top w:val="nil"/>
+              <w:left w:val="nil"/>
+              <w:bottom w:val="single" w:sz="4" w:space="0" w:color="auto"/>
+              <w:right w:val="single" w:sz="4" w:space="0" w:color="auto"/>
+            </w:tcBorders>
+            <w:shd w:val="clear" w:color="auto" w:fill="auto"/>
+            <w:noWrap/>
+            <w:vAlign w:val="bottom"/>
+          </w:tcPr>
+          <w:p>
+            <w:pPr>
+              <w:jc w:val="center"/>
+              <w:rPr>
+                <w:rFonts w:ascii="Tahoma" w:hAnsi="Tahoma" w:cs="Tahoma"/>
+                <w:bCs/>
+                <w:sz w:val="16"/>
+                <w:szCs w:val="16"/>
+              </w:rPr>
+            </w:pPr>
+            <w:r>
+              <w:rPr>
+                <w:rFonts w:ascii="Tahoma" w:hAnsi="Tahoma" w:cs="Tahoma"/>
+                <w:bCs/>
+                <w:sz w:val="16"/>
+                <w:szCs w:val="16"/>
+              </w:rPr>
+              <w:t>1.5</w:t>
+            </w:r>
+          </w:p>
+        </w:tc>
+      </w:tr>
+      <w:tr>
+        <w:trPr>
+          <w:trHeight w:val="210"/>
+          <w:jc w:val="center"/>
+        </w:trPr>
+        <w:tc>
+          <w:tcPr>
+            <w:tcW w:w="762" w:type="dxa"/>
+            <w:tcBorders>
+              <w:top w:val="nil"/>
+              <w:left w:val="single" w:sz="4" w:space="0" w:color="auto"/>
+              <w:bottom w:val="single" w:sz="4" w:space="0" w:color="auto"/>
+              <w:right w:val="single" w:sz="4" w:space="0" w:color="auto"/>
+            </w:tcBorders>
+            <w:shd w:val="clear" w:color="000000" w:fill="FFFFCC"/>
+            <w:noWrap/>
+            <w:vAlign w:val="bottom"/>
+          </w:tcPr>
+          <w:p>
+            <w:pPr>
+              <w:jc w:val="center"/>
+              <w:rPr>
+                <w:rFonts w:ascii="Tahoma" w:hAnsi="Tahoma" w:cs="Tahoma"/>
+                <w:bCs/>
+                <w:sz w:val="16"/>
+                <w:szCs w:val="16"/>
+              </w:rPr>
+            </w:pPr>
+            <w:r>
+              <w:rPr>
+                <w:rFonts w:ascii="Tahoma" w:hAnsi="Tahoma" w:cs="Tahoma"/>
+                <w:bCs/>
+                <w:sz w:val="16"/>
+                <w:szCs w:val="16"/>
+              </w:rPr>
+              <w:t>Adult</w:t>
+            </w:r>
+          </w:p>
+        </w:tc>
+        <w:tc>
+          <w:tcPr>
+            <w:tcW w:w="1658" w:type="dxa"/>
+            <w:tcBorders>
+              <w:top w:val="nil"/>
+              <w:left w:val="nil"/>
+              <w:bottom w:val="single" w:sz="4" w:space="0" w:color="auto"/>
+              <w:right w:val="single" w:sz="4" w:space="0" w:color="auto"/>
+            </w:tcBorders>
+            <w:shd w:val="clear" w:color="000000" w:fill="FFFFCC"/>
+            <w:noWrap/>
+            <w:vAlign w:val="bottom"/>
+          </w:tcPr>
+          <w:p>
+            <w:pPr>
+              <w:jc w:val="center"/>
+              <w:rPr>
+                <w:rFonts w:ascii="Tahoma" w:hAnsi="Tahoma" w:cs="Tahoma"/>
+                <w:bCs/>
+                <w:sz w:val="16"/>
+                <w:szCs w:val="16"/>
+              </w:rPr>
+            </w:pPr>
+            <w:r>
+              <w:rPr>
+                <w:rFonts w:ascii="Tahoma" w:hAnsi="Tahoma" w:cs="Tahoma"/>
+                <w:bCs/>
+                <w:sz w:val="16"/>
+                <w:szCs w:val="16"/>
+              </w:rPr>
+              <w:t xml:space="preserve">Fat </w:t>
+            </w:r>
+            <w:proofErr w:type="spellStart"/>
+            <w:r>
+              <w:rPr>
+                <w:rFonts w:ascii="Tahoma" w:hAnsi="Tahoma" w:cs="Tahoma"/>
+                <w:bCs/>
+                <w:sz w:val="16"/>
+                <w:szCs w:val="16"/>
+              </w:rPr>
+              <w:t>Bikejoring</w:t>
+            </w:r>
+            <w:proofErr w:type="spellEnd"/>
+          </w:p>
+        </w:tc>
+        <w:tc>
+          <w:tcPr>
+            <w:tcW w:w="1170" w:type="dxa"/>
+            <w:tcBorders>
+              <w:top w:val="nil"/>
+              <w:left w:val="nil"/>
+              <w:bottom w:val="single" w:sz="4" w:space="0" w:color="auto"/>
+              <w:right w:val="single" w:sz="4" w:space="0" w:color="auto"/>
+            </w:tcBorders>
+            <w:shd w:val="clear" w:color="000000" w:fill="FFFFCC"/>
+            <w:noWrap/>
+            <w:vAlign w:val="bottom"/>
+          </w:tcPr>
+          <w:p>
+            <w:pPr>
+              <w:jc w:val="center"/>
+              <w:rPr>
+                <w:rFonts w:ascii="Tahoma" w:hAnsi="Tahoma" w:cs="Tahoma"/>
+                <w:bCs/>
+                <w:sz w:val="16"/>
+                <w:szCs w:val="16"/>
+              </w:rPr>
+            </w:pPr>
+            <w:r>
+              <w:rPr>
+                <w:rFonts w:ascii="Tahoma" w:hAnsi="Tahoma" w:cs="Tahoma"/>
+                <w:bCs/>
+                <w:sz w:val="16"/>
+                <w:szCs w:val="16"/>
+              </w:rPr>
+              <w:t>Speed</w:t>
+            </w:r>
+          </w:p>
+        </w:tc>
+        <w:tc>
+          <w:tcPr>
+            <w:tcW w:w="900" w:type="dxa"/>
+            <w:tcBorders>
+              <w:top w:val="nil"/>
+              <w:left w:val="nil"/>
+              <w:bottom w:val="single" w:sz="4" w:space="0" w:color="auto"/>
+              <w:right w:val="single" w:sz="4" w:space="0" w:color="auto"/>
+            </w:tcBorders>
+            <w:shd w:val="clear" w:color="000000" w:fill="FFFFCC"/>
+            <w:noWrap/>
+            <w:vAlign w:val="bottom"/>
+          </w:tcPr>
+          <w:p>
+            <w:pPr>
+              <w:jc w:val="center"/>
+              <w:rPr>
+                <w:rFonts w:ascii="Tahoma" w:hAnsi="Tahoma" w:cs="Tahoma"/>
+                <w:bCs/>
+                <w:sz w:val="16"/>
+                <w:szCs w:val="16"/>
+              </w:rPr>
+            </w:pPr>
+            <w:r>
+              <w:rPr>
+                <w:rFonts w:ascii="Tahoma" w:hAnsi="Tahoma" w:cs="Tahoma"/>
+                <w:bCs/>
+                <w:sz w:val="16"/>
+                <w:szCs w:val="16"/>
+              </w:rPr>
+              <w:t>1_Dog</w:t>
+            </w:r>
+          </w:p>
+        </w:tc>
+        <w:tc>
+          <w:tcPr>
+            <w:tcW w:w="630" w:type="dxa"/>
+            <w:tcBorders>
+              <w:top w:val="nil"/>
+              <w:left w:val="nil"/>
+              <w:bottom w:val="single" w:sz="4" w:space="0" w:color="auto"/>
+              <w:right w:val="single" w:sz="4" w:space="0" w:color="auto"/>
+            </w:tcBorders>
+            <w:shd w:val="clear" w:color="000000" w:fill="FFFFCC"/>
+            <w:noWrap/>
+            <w:vAlign w:val="bottom"/>
+          </w:tcPr>
+          <w:p>
+            <w:pPr>
+              <w:jc w:val="center"/>
+              <w:rPr>
+                <w:rFonts w:ascii="Tahoma" w:hAnsi="Tahoma" w:cs="Tahoma"/>
+                <w:bCs/>
+                <w:sz w:val="16"/>
+                <w:szCs w:val="16"/>
+              </w:rPr>
+            </w:pPr>
+            <w:r>
+              <w:rPr>
+                <w:rFonts w:ascii="Tahoma" w:hAnsi="Tahoma" w:cs="Tahoma"/>
+                <w:bCs/>
+                <w:sz w:val="16"/>
+                <w:szCs w:val="16"/>
+              </w:rPr>
+              <w:t>75</w:t>
+            </w:r>
+          </w:p>
+        </w:tc>
+        <w:tc>
+          <w:tcPr>
+            <w:tcW w:w="720" w:type="dxa"/>
+            <w:tcBorders>
+              <w:top w:val="nil"/>
+              <w:left w:val="nil"/>
+              <w:bottom w:val="single" w:sz="4" w:space="0" w:color="auto"/>
+              <w:right w:val="single" w:sz="4" w:space="0" w:color="auto"/>
+            </w:tcBorders>
+            <w:shd w:val="clear" w:color="000000" w:fill="FFFFCC"/>
+            <w:noWrap/>
+            <w:vAlign w:val="bottom"/>
+          </w:tcPr>
+          <w:p>
+            <w:pPr>
+              <w:jc w:val="center"/>
+              <w:rPr>
+                <w:rFonts w:ascii="Tahoma" w:hAnsi="Tahoma" w:cs="Tahoma"/>
+                <w:bCs/>
+                <w:sz w:val="16"/>
+                <w:szCs w:val="16"/>
+              </w:rPr>
+            </w:pPr>
+            <w:r>
+              <w:rPr>
+                <w:rFonts w:ascii="Tahoma" w:hAnsi="Tahoma" w:cs="Tahoma"/>
+                <w:bCs/>
+                <w:sz w:val="16"/>
+                <w:szCs w:val="16"/>
+              </w:rPr>
+              <w:t>5</w:t>
+            </w:r>
+          </w:p>
+        </w:tc>
+        <w:tc>
+          <w:tcPr>
+            <w:tcW w:w="810" w:type="dxa"/>
+            <w:tcBorders>
+              <w:top w:val="nil"/>
+              <w:left w:val="nil"/>
+              <w:bottom w:val="single" w:sz="4" w:space="0" w:color="auto"/>
+              <w:right w:val="single" w:sz="4" w:space="0" w:color="auto"/>
+            </w:tcBorders>
+            <w:shd w:val="clear" w:color="000000" w:fill="FFFFCC"/>
+            <w:noWrap/>
+            <w:vAlign w:val="bottom"/>
+          </w:tcPr>
+          <w:p>
+            <w:pPr>
+              <w:jc w:val="center"/>
+              <w:rPr>
+                <w:rFonts w:ascii="Tahoma" w:hAnsi="Tahoma" w:cs="Tahoma"/>
+                <w:bCs/>
+                <w:sz w:val="16"/>
+                <w:szCs w:val="16"/>
+              </w:rPr>
+            </w:pPr>
+            <w:r>
+              <w:rPr>
+                <w:rFonts w:ascii="Tahoma" w:hAnsi="Tahoma" w:cs="Tahoma"/>
+                <w:bCs/>
+                <w:sz w:val="16"/>
+                <w:szCs w:val="16"/>
+              </w:rPr>
+              <w:t>5</w:t>
+            </w:r>
+          </w:p>
+        </w:tc>
+        <w:tc>
+          <w:tcPr>
+            <w:tcW w:w="630" w:type="dxa"/>
+            <w:tcBorders>
+              <w:top w:val="nil"/>
+              <w:left w:val="nil"/>
+              <w:bottom w:val="single" w:sz="4" w:space="0" w:color="auto"/>
+              <w:right w:val="single" w:sz="4" w:space="0" w:color="auto"/>
+            </w:tcBorders>
+            <w:shd w:val="clear" w:color="000000" w:fill="FFFFCC"/>
+            <w:noWrap/>
+            <w:vAlign w:val="bottom"/>
+          </w:tcPr>
+          <w:p>
+            <w:pPr>
+              <w:jc w:val="center"/>
+              <w:rPr>
+                <w:rFonts w:ascii="Tahoma" w:hAnsi="Tahoma" w:cs="Tahoma"/>
+                <w:bCs/>
+                <w:sz w:val="16"/>
+                <w:szCs w:val="16"/>
+              </w:rPr>
+            </w:pPr>
+            <w:r>
+              <w:rPr>
+                <w:rFonts w:ascii="Tahoma" w:hAnsi="Tahoma" w:cs="Tahoma"/>
+                <w:bCs/>
+                <w:sz w:val="16"/>
+                <w:szCs w:val="16"/>
+              </w:rPr>
+              <w:t>10</w:t>
+            </w:r>
+          </w:p>
+        </w:tc>
+        <w:tc>
+          <w:tcPr>
+            <w:tcW w:w="1080" w:type="dxa"/>
+            <w:tcBorders>
+              <w:top w:val="nil"/>
+              <w:left w:val="nil"/>
+              <w:bottom w:val="single" w:sz="4" w:space="0" w:color="auto"/>
+              <w:right w:val="single" w:sz="4" w:space="0" w:color="auto"/>
+            </w:tcBorders>
+            <w:shd w:val="clear" w:color="000000" w:fill="FFFFCC"/>
+            <w:noWrap/>
+            <w:vAlign w:val="bottom"/>
+          </w:tcPr>
+          <w:p>
+            <w:pPr>
+              <w:jc w:val="right"/>
+              <w:rPr>
+                <w:rFonts w:ascii="Tahoma" w:hAnsi="Tahoma" w:cs="Tahoma"/>
+                <w:bCs/>
+                <w:sz w:val="16"/>
+                <w:szCs w:val="16"/>
+              </w:rPr>
+            </w:pPr>
+            <w:r>
+              <w:rPr>
+                <w:rFonts w:ascii="Tahoma" w:hAnsi="Tahoma" w:cs="Tahoma"/>
+                <w:bCs/>
+                <w:sz w:val="16"/>
+                <w:szCs w:val="16"/>
+              </w:rPr>
+              <w:t>$1,000.00</w:t>
+            </w:r>
+          </w:p>
+        </w:tc>
+        <w:tc>
+          <w:tcPr>
+            <w:tcW w:w="815" w:type="dxa"/>
+            <w:tcBorders>
+              <w:top w:val="nil"/>
+              <w:left w:val="nil"/>
+              <w:bottom w:val="single" w:sz="4" w:space="0" w:color="auto"/>
+              <w:right w:val="single" w:sz="4" w:space="0" w:color="auto"/>
+            </w:tcBorders>
+            <w:shd w:val="clear" w:color="000000" w:fill="FFFFCC"/>
+            <w:noWrap/>
+            <w:vAlign w:val="bottom"/>
+          </w:tcPr>
+          <w:p>
+            <w:pPr>
+              <w:jc w:val="center"/>
+              <w:rPr>
+                <w:rFonts w:ascii="Tahoma" w:hAnsi="Tahoma" w:cs="Tahoma"/>
+                <w:bCs/>
+                <w:sz w:val="16"/>
+                <w:szCs w:val="16"/>
+              </w:rPr>
+            </w:pPr>
+            <w:r>
+              <w:rPr>
+                <w:rFonts w:ascii="Tahoma" w:hAnsi="Tahoma" w:cs="Tahoma"/>
+                <w:bCs/>
+                <w:sz w:val="16"/>
+                <w:szCs w:val="16"/>
+              </w:rPr>
+              <w:t>1.5</w:t>
+            </w:r>
+          </w:p>
+        </w:tc>
+        <w:tc>
+          <w:tcPr>
+            <w:tcW w:w="810" w:type="dxa"/>
+            <w:tcBorders>
+              <w:top w:val="nil"/>
+              <w:left w:val="nil"/>
+              <w:bottom w:val="single" w:sz="4" w:space="0" w:color="auto"/>
+              <w:right w:val="single" w:sz="4" w:space="0" w:color="auto"/>
+            </w:tcBorders>
+            <w:shd w:val="clear" w:color="000000" w:fill="FFFFCC"/>
+            <w:noWrap/>
+            <w:vAlign w:val="bottom"/>
+          </w:tcPr>
+          <w:p>
+            <w:pPr>
+              <w:jc w:val="center"/>
+              <w:rPr>
+                <w:rFonts w:ascii="Tahoma" w:hAnsi="Tahoma" w:cs="Tahoma"/>
+                <w:bCs/>
+                <w:sz w:val="16"/>
+                <w:szCs w:val="16"/>
+              </w:rPr>
+            </w:pPr>
+            <w:r>
+              <w:rPr>
+                <w:rFonts w:ascii="Tahoma" w:hAnsi="Tahoma" w:cs="Tahoma"/>
+                <w:bCs/>
+                <w:sz w:val="16"/>
+                <w:szCs w:val="16"/>
+              </w:rPr>
+              <w:t>1.5</w:t>
             </w:r>
           </w:p>
         </w:tc>
@@ -11478,7 +13334,7 @@
 </file>
 
 <file path=word/endnotes.xml><?xml version="1.0" encoding="utf-8"?>
-<w:endnotes xmlns:wpc="http://schemas.microsoft.com/office/word/2010/wordprocessingCanvas" xmlns:cx="http://schemas.microsoft.com/office/drawing/2014/chartex" xmlns:cx1="http://schemas.microsoft.com/office/drawing/2015/9/8/chartex" xmlns:cx2="http://schemas.microsoft.com/office/drawing/2015/10/21/chartex" xmlns:cx3="http://schemas.microsoft.com/office/drawing/2016/5/9/chartex" xmlns:cx4="http://schemas.microsoft.com/office/drawing/2016/5/10/chartex" xmlns:cx5="http://schemas.microsoft.com/office/drawing/2016/5/11/chartex" xmlns:cx6="http://schemas.microsoft.com/office/drawing/2016/5/12/chartex" xmlns:cx7="http://schemas.microsoft.com/office/drawing/2016/5/13/chartex" xmlns:cx8="http://schemas.microsoft.com/office/drawing/2016/5/14/chartex" xmlns:mc="http://schemas.openxmlformats.org/markup-compatibility/2006" xmlns:aink="http://schemas.microsoft.com/office/drawing/2016/ink" xmlns:am3d="http://schemas.microsoft.com/office/drawing/2017/model3d" xmlns:o="urn:schemas-microsoft-com:office:office" xmlns:oel="http://schemas.microsoft.com/office/2019/extlst" xmlns:r="http://schemas.openxmlformats.org/officeDocument/2006/relationships" xmlns:m="http://schemas.openxmlformats.org/officeDocument/2006/math" xmlns:v="urn:schemas-microsoft-com:vml" xmlns:wp14="http://schemas.microsoft.com/office/word/2010/wordprocessingDrawing" xmlns:wp="http://schemas.openxmlformats.org/drawingml/2006/wordprocessingDrawing" xmlns:w10="urn:schemas-microsoft-com:office:word" xmlns:w="http://schemas.openxmlformats.org/wordprocessingml/2006/main" xmlns:w14="http://schemas.microsoft.com/office/word/2010/wordml" xmlns:w15="http://schemas.microsoft.com/office/word/2012/wordml" xmlns:w16cex="http://schemas.microsoft.com/office/word/2018/wordml/cex" xmlns:w16cid="http://schemas.microsoft.com/office/word/2016/wordml/cid" xmlns:w16="http://schemas.microsoft.com/office/word/2018/wordml" xmlns:w16sdtdh="http://schemas.microsoft.com/office/word/2020/wordml/sdtdatahash" xmlns:w16se="http://schemas.microsoft.com/office/word/2015/wordml/symex" xmlns:wpg="http://schemas.microsoft.com/office/word/2010/wordprocessingGroup" xmlns:wpi="http://schemas.microsoft.com/office/word/2010/wordprocessingInk" xmlns:wne="http://schemas.microsoft.com/office/word/2006/wordml" xmlns:wps="http://schemas.microsoft.com/office/word/2010/wordprocessingShape" mc:Ignorable="w14 w15 w16se w16cid w16 w16cex w16sdtdh wp14">
+<w:endnotes xmlns:wpc="http://schemas.microsoft.com/office/word/2010/wordprocessingCanvas" xmlns:mc="http://schemas.openxmlformats.org/markup-compatibility/2006" xmlns:o="urn:schemas-microsoft-com:office:office" xmlns:r="http://schemas.openxmlformats.org/officeDocument/2006/relationships" xmlns:m="http://schemas.openxmlformats.org/officeDocument/2006/math" xmlns:v="urn:schemas-microsoft-com:vml" xmlns:wp14="http://schemas.microsoft.com/office/word/2010/wordprocessingDrawing" xmlns:wp="http://schemas.openxmlformats.org/drawingml/2006/wordprocessingDrawing" xmlns:w10="urn:schemas-microsoft-com:office:word" xmlns:w="http://schemas.openxmlformats.org/wordprocessingml/2006/main" xmlns:w14="http://schemas.microsoft.com/office/word/2010/wordml" xmlns:w15="http://schemas.microsoft.com/office/word/2012/wordml" xmlns:wpg="http://schemas.microsoft.com/office/word/2010/wordprocessingGroup" xmlns:wpi="http://schemas.microsoft.com/office/word/2010/wordprocessingInk" xmlns:wne="http://schemas.microsoft.com/office/word/2006/wordml" xmlns:wps="http://schemas.microsoft.com/office/word/2010/wordprocessingShape" mc:Ignorable="w14 w15 wp14">
   <w:endnote w:type="separator" w:id="-1">
     <w:p>
       <w:r>
@@ -11497,7 +13353,7 @@
 </file>
 
 <file path=word/footer1.xml><?xml version="1.0" encoding="utf-8"?>
-<w:ftr xmlns:wpc="http://schemas.microsoft.com/office/word/2010/wordprocessingCanvas" xmlns:cx="http://schemas.microsoft.com/office/drawing/2014/chartex" xmlns:cx1="http://schemas.microsoft.com/office/drawing/2015/9/8/chartex" xmlns:cx2="http://schemas.microsoft.com/office/drawing/2015/10/21/chartex" xmlns:cx3="http://schemas.microsoft.com/office/drawing/2016/5/9/chartex" xmlns:cx4="http://schemas.microsoft.com/office/drawing/2016/5/10/chartex" xmlns:cx5="http://schemas.microsoft.com/office/drawing/2016/5/11/chartex" xmlns:cx6="http://schemas.microsoft.com/office/drawing/2016/5/12/chartex" xmlns:cx7="http://schemas.microsoft.com/office/drawing/2016/5/13/chartex" xmlns:cx8="http://schemas.microsoft.com/office/drawing/2016/5/14/chartex" xmlns:mc="http://schemas.openxmlformats.org/markup-compatibility/2006" xmlns:aink="http://schemas.microsoft.com/office/drawing/2016/ink" xmlns:am3d="http://schemas.microsoft.com/office/drawing/2017/model3d" xmlns:o="urn:schemas-microsoft-com:office:office" xmlns:oel="http://schemas.microsoft.com/office/2019/extlst" xmlns:r="http://schemas.openxmlformats.org/officeDocument/2006/relationships" xmlns:m="http://schemas.openxmlformats.org/officeDocument/2006/math" xmlns:v="urn:schemas-microsoft-com:vml" xmlns:wp14="http://schemas.microsoft.com/office/word/2010/wordprocessingDrawing" xmlns:wp="http://schemas.openxmlformats.org/drawingml/2006/wordprocessingDrawing" xmlns:w10="urn:schemas-microsoft-com:office:word" xmlns:w="http://schemas.openxmlformats.org/wordprocessingml/2006/main" xmlns:w14="http://schemas.microsoft.com/office/word/2010/wordml" xmlns:w15="http://schemas.microsoft.com/office/word/2012/wordml" xmlns:w16cex="http://schemas.microsoft.com/office/word/2018/wordml/cex" xmlns:w16cid="http://schemas.microsoft.com/office/word/2016/wordml/cid" xmlns:w16="http://schemas.microsoft.com/office/word/2018/wordml" xmlns:w16sdtdh="http://schemas.microsoft.com/office/word/2020/wordml/sdtdatahash" xmlns:w16se="http://schemas.microsoft.com/office/word/2015/wordml/symex" xmlns:wpg="http://schemas.microsoft.com/office/word/2010/wordprocessingGroup" xmlns:wpi="http://schemas.microsoft.com/office/word/2010/wordprocessingInk" xmlns:wne="http://schemas.microsoft.com/office/word/2006/wordml" xmlns:wps="http://schemas.microsoft.com/office/word/2010/wordprocessingShape" mc:Ignorable="w14 w15 w16se w16cid w16 w16cex w16sdtdh wp14">
+<w:ftr xmlns:wpc="http://schemas.microsoft.com/office/word/2010/wordprocessingCanvas" xmlns:mc="http://schemas.openxmlformats.org/markup-compatibility/2006" xmlns:o="urn:schemas-microsoft-com:office:office" xmlns:r="http://schemas.openxmlformats.org/officeDocument/2006/relationships" xmlns:m="http://schemas.openxmlformats.org/officeDocument/2006/math" xmlns:v="urn:schemas-microsoft-com:vml" xmlns:wp14="http://schemas.microsoft.com/office/word/2010/wordprocessingDrawing" xmlns:wp="http://schemas.openxmlformats.org/drawingml/2006/wordprocessingDrawing" xmlns:w10="urn:schemas-microsoft-com:office:word" xmlns:w="http://schemas.openxmlformats.org/wordprocessingml/2006/main" xmlns:w14="http://schemas.microsoft.com/office/word/2010/wordml" xmlns:w15="http://schemas.microsoft.com/office/word/2012/wordml" xmlns:wpg="http://schemas.microsoft.com/office/word/2010/wordprocessingGroup" xmlns:wpi="http://schemas.microsoft.com/office/word/2010/wordprocessingInk" xmlns:wne="http://schemas.microsoft.com/office/word/2006/wordml" xmlns:wps="http://schemas.microsoft.com/office/word/2010/wordprocessingShape" mc:Ignorable="w14 w15 wp14">
   <w:p>
     <w:pPr>
       <w:pStyle w:val="Footer"/>
@@ -11557,7 +13413,7 @@
 </file>
 
 <file path=word/footer2.xml><?xml version="1.0" encoding="utf-8"?>
-<w:ftr xmlns:wpc="http://schemas.microsoft.com/office/word/2010/wordprocessingCanvas" xmlns:cx="http://schemas.microsoft.com/office/drawing/2014/chartex" xmlns:cx1="http://schemas.microsoft.com/office/drawing/2015/9/8/chartex" xmlns:cx2="http://schemas.microsoft.com/office/drawing/2015/10/21/chartex" xmlns:cx3="http://schemas.microsoft.com/office/drawing/2016/5/9/chartex" xmlns:cx4="http://schemas.microsoft.com/office/drawing/2016/5/10/chartex" xmlns:cx5="http://schemas.microsoft.com/office/drawing/2016/5/11/chartex" xmlns:cx6="http://schemas.microsoft.com/office/drawing/2016/5/12/chartex" xmlns:cx7="http://schemas.microsoft.com/office/drawing/2016/5/13/chartex" xmlns:cx8="http://schemas.microsoft.com/office/drawing/2016/5/14/chartex" xmlns:mc="http://schemas.openxmlformats.org/markup-compatibility/2006" xmlns:aink="http://schemas.microsoft.com/office/drawing/2016/ink" xmlns:am3d="http://schemas.microsoft.com/office/drawing/2017/model3d" xmlns:o="urn:schemas-microsoft-com:office:office" xmlns:oel="http://schemas.microsoft.com/office/2019/extlst" xmlns:r="http://schemas.openxmlformats.org/officeDocument/2006/relationships" xmlns:m="http://schemas.openxmlformats.org/officeDocument/2006/math" xmlns:v="urn:schemas-microsoft-com:vml" xmlns:wp14="http://schemas.microsoft.com/office/word/2010/wordprocessingDrawing" xmlns:wp="http://schemas.openxmlformats.org/drawingml/2006/wordprocessingDrawing" xmlns:w10="urn:schemas-microsoft-com:office:word" xmlns:w="http://schemas.openxmlformats.org/wordprocessingml/2006/main" xmlns:w14="http://schemas.microsoft.com/office/word/2010/wordml" xmlns:w15="http://schemas.microsoft.com/office/word/2012/wordml" xmlns:w16cex="http://schemas.microsoft.com/office/word/2018/wordml/cex" xmlns:w16cid="http://schemas.microsoft.com/office/word/2016/wordml/cid" xmlns:w16="http://schemas.microsoft.com/office/word/2018/wordml" xmlns:w16sdtdh="http://schemas.microsoft.com/office/word/2020/wordml/sdtdatahash" xmlns:w16se="http://schemas.microsoft.com/office/word/2015/wordml/symex" xmlns:wpg="http://schemas.microsoft.com/office/word/2010/wordprocessingGroup" xmlns:wpi="http://schemas.microsoft.com/office/word/2010/wordprocessingInk" xmlns:wne="http://schemas.microsoft.com/office/word/2006/wordml" xmlns:wps="http://schemas.microsoft.com/office/word/2010/wordprocessingShape" mc:Ignorable="w14 w15 w16se w16cid w16 w16cex w16sdtdh wp14">
+<w:ftr xmlns:wpc="http://schemas.microsoft.com/office/word/2010/wordprocessingCanvas" xmlns:mc="http://schemas.openxmlformats.org/markup-compatibility/2006" xmlns:o="urn:schemas-microsoft-com:office:office" xmlns:r="http://schemas.openxmlformats.org/officeDocument/2006/relationships" xmlns:m="http://schemas.openxmlformats.org/officeDocument/2006/math" xmlns:v="urn:schemas-microsoft-com:vml" xmlns:wp14="http://schemas.microsoft.com/office/word/2010/wordprocessingDrawing" xmlns:wp="http://schemas.openxmlformats.org/drawingml/2006/wordprocessingDrawing" xmlns:w10="urn:schemas-microsoft-com:office:word" xmlns:w="http://schemas.openxmlformats.org/wordprocessingml/2006/main" xmlns:w14="http://schemas.microsoft.com/office/word/2010/wordml" xmlns:w15="http://schemas.microsoft.com/office/word/2012/wordml" xmlns:wpg="http://schemas.microsoft.com/office/word/2010/wordprocessingGroup" xmlns:wpi="http://schemas.microsoft.com/office/word/2010/wordprocessingInk" xmlns:wne="http://schemas.microsoft.com/office/word/2006/wordml" xmlns:wps="http://schemas.microsoft.com/office/word/2010/wordprocessingShape" mc:Ignorable="w14 w15 wp14">
   <w:sdt>
     <w:sdtPr>
       <w:id w:val="-12694927"/>
@@ -11615,7 +13471,7 @@
                 <w:bCs/>
                 <w:noProof/>
               </w:rPr>
-              <w:t>2</w:t>
+              <w:t>3</w:t>
             </w:r>
             <w:r>
               <w:rPr>
@@ -11660,7 +13516,7 @@
                 <w:bCs/>
                 <w:noProof/>
               </w:rPr>
-              <w:t>2</w:t>
+              <w:t>3</w:t>
             </w:r>
             <w:r>
               <w:rPr>
@@ -11686,7 +13542,7 @@
 </file>
 
 <file path=word/footer3.xml><?xml version="1.0" encoding="utf-8"?>
-<w:ftr xmlns:wpc="http://schemas.microsoft.com/office/word/2010/wordprocessingCanvas" xmlns:cx="http://schemas.microsoft.com/office/drawing/2014/chartex" xmlns:cx1="http://schemas.microsoft.com/office/drawing/2015/9/8/chartex" xmlns:cx2="http://schemas.microsoft.com/office/drawing/2015/10/21/chartex" xmlns:cx3="http://schemas.microsoft.com/office/drawing/2016/5/9/chartex" xmlns:cx4="http://schemas.microsoft.com/office/drawing/2016/5/10/chartex" xmlns:cx5="http://schemas.microsoft.com/office/drawing/2016/5/11/chartex" xmlns:cx6="http://schemas.microsoft.com/office/drawing/2016/5/12/chartex" xmlns:cx7="http://schemas.microsoft.com/office/drawing/2016/5/13/chartex" xmlns:cx8="http://schemas.microsoft.com/office/drawing/2016/5/14/chartex" xmlns:mc="http://schemas.openxmlformats.org/markup-compatibility/2006" xmlns:aink="http://schemas.microsoft.com/office/drawing/2016/ink" xmlns:am3d="http://schemas.microsoft.com/office/drawing/2017/model3d" xmlns:o="urn:schemas-microsoft-com:office:office" xmlns:oel="http://schemas.microsoft.com/office/2019/extlst" xmlns:r="http://schemas.openxmlformats.org/officeDocument/2006/relationships" xmlns:m="http://schemas.openxmlformats.org/officeDocument/2006/math" xmlns:v="urn:schemas-microsoft-com:vml" xmlns:wp14="http://schemas.microsoft.com/office/word/2010/wordprocessingDrawing" xmlns:wp="http://schemas.openxmlformats.org/drawingml/2006/wordprocessingDrawing" xmlns:w10="urn:schemas-microsoft-com:office:word" xmlns:w="http://schemas.openxmlformats.org/wordprocessingml/2006/main" xmlns:w14="http://schemas.microsoft.com/office/word/2010/wordml" xmlns:w15="http://schemas.microsoft.com/office/word/2012/wordml" xmlns:w16cex="http://schemas.microsoft.com/office/word/2018/wordml/cex" xmlns:w16cid="http://schemas.microsoft.com/office/word/2016/wordml/cid" xmlns:w16="http://schemas.microsoft.com/office/word/2018/wordml" xmlns:w16sdtdh="http://schemas.microsoft.com/office/word/2020/wordml/sdtdatahash" xmlns:w16se="http://schemas.microsoft.com/office/word/2015/wordml/symex" xmlns:wpg="http://schemas.microsoft.com/office/word/2010/wordprocessingGroup" xmlns:wpi="http://schemas.microsoft.com/office/word/2010/wordprocessingInk" xmlns:wne="http://schemas.microsoft.com/office/word/2006/wordml" xmlns:wps="http://schemas.microsoft.com/office/word/2010/wordprocessingShape" mc:Ignorable="w14 w15 w16se w16cid w16 w16cex w16sdtdh wp14">
+<w:ftr xmlns:wpc="http://schemas.microsoft.com/office/word/2010/wordprocessingCanvas" xmlns:mc="http://schemas.openxmlformats.org/markup-compatibility/2006" xmlns:o="urn:schemas-microsoft-com:office:office" xmlns:r="http://schemas.openxmlformats.org/officeDocument/2006/relationships" xmlns:m="http://schemas.openxmlformats.org/officeDocument/2006/math" xmlns:v="urn:schemas-microsoft-com:vml" xmlns:wp14="http://schemas.microsoft.com/office/word/2010/wordprocessingDrawing" xmlns:wp="http://schemas.openxmlformats.org/drawingml/2006/wordprocessingDrawing" xmlns:w10="urn:schemas-microsoft-com:office:word" xmlns:w="http://schemas.openxmlformats.org/wordprocessingml/2006/main" xmlns:w14="http://schemas.microsoft.com/office/word/2010/wordml" xmlns:w15="http://schemas.microsoft.com/office/word/2012/wordml" xmlns:wpg="http://schemas.microsoft.com/office/word/2010/wordprocessingGroup" xmlns:wpi="http://schemas.microsoft.com/office/word/2010/wordprocessingInk" xmlns:wne="http://schemas.microsoft.com/office/word/2006/wordml" xmlns:wps="http://schemas.microsoft.com/office/word/2010/wordprocessingShape" mc:Ignorable="w14 w15 wp14">
   <w:p>
     <w:pPr>
       <w:pStyle w:val="Footer"/>
@@ -11696,7 +13552,7 @@
 </file>
 
 <file path=word/footnotes.xml><?xml version="1.0" encoding="utf-8"?>
-<w:footnotes xmlns:wpc="http://schemas.microsoft.com/office/word/2010/wordprocessingCanvas" xmlns:cx="http://schemas.microsoft.com/office/drawing/2014/chartex" xmlns:cx1="http://schemas.microsoft.com/office/drawing/2015/9/8/chartex" xmlns:cx2="http://schemas.microsoft.com/office/drawing/2015/10/21/chartex" xmlns:cx3="http://schemas.microsoft.com/office/drawing/2016/5/9/chartex" xmlns:cx4="http://schemas.microsoft.com/office/drawing/2016/5/10/chartex" xmlns:cx5="http://schemas.microsoft.com/office/drawing/2016/5/11/chartex" xmlns:cx6="http://schemas.microsoft.com/office/drawing/2016/5/12/chartex" xmlns:cx7="http://schemas.microsoft.com/office/drawing/2016/5/13/chartex" xmlns:cx8="http://schemas.microsoft.com/office/drawing/2016/5/14/chartex" xmlns:mc="http://schemas.openxmlformats.org/markup-compatibility/2006" xmlns:aink="http://schemas.microsoft.com/office/drawing/2016/ink" xmlns:am3d="http://schemas.microsoft.com/office/drawing/2017/model3d" xmlns:o="urn:schemas-microsoft-com:office:office" xmlns:oel="http://schemas.microsoft.com/office/2019/extlst" xmlns:r="http://schemas.openxmlformats.org/officeDocument/2006/relationships" xmlns:m="http://schemas.openxmlformats.org/officeDocument/2006/math" xmlns:v="urn:schemas-microsoft-com:vml" xmlns:wp14="http://schemas.microsoft.com/office/word/2010/wordprocessingDrawing" xmlns:wp="http://schemas.openxmlformats.org/drawingml/2006/wordprocessingDrawing" xmlns:w10="urn:schemas-microsoft-com:office:word" xmlns:w="http://schemas.openxmlformats.org/wordprocessingml/2006/main" xmlns:w14="http://schemas.microsoft.com/office/word/2010/wordml" xmlns:w15="http://schemas.microsoft.com/office/word/2012/wordml" xmlns:w16cex="http://schemas.microsoft.com/office/word/2018/wordml/cex" xmlns:w16cid="http://schemas.microsoft.com/office/word/2016/wordml/cid" xmlns:w16="http://schemas.microsoft.com/office/word/2018/wordml" xmlns:w16sdtdh="http://schemas.microsoft.com/office/word/2020/wordml/sdtdatahash" xmlns:w16se="http://schemas.microsoft.com/office/word/2015/wordml/symex" xmlns:wpg="http://schemas.microsoft.com/office/word/2010/wordprocessingGroup" xmlns:wpi="http://schemas.microsoft.com/office/word/2010/wordprocessingInk" xmlns:wne="http://schemas.microsoft.com/office/word/2006/wordml" xmlns:wps="http://schemas.microsoft.com/office/word/2010/wordprocessingShape" mc:Ignorable="w14 w15 w16se w16cid w16 w16cex w16sdtdh wp14">
+<w:footnotes xmlns:wpc="http://schemas.microsoft.com/office/word/2010/wordprocessingCanvas" xmlns:mc="http://schemas.openxmlformats.org/markup-compatibility/2006" xmlns:o="urn:schemas-microsoft-com:office:office" xmlns:r="http://schemas.openxmlformats.org/officeDocument/2006/relationships" xmlns:m="http://schemas.openxmlformats.org/officeDocument/2006/math" xmlns:v="urn:schemas-microsoft-com:vml" xmlns:wp14="http://schemas.microsoft.com/office/word/2010/wordprocessingDrawing" xmlns:wp="http://schemas.openxmlformats.org/drawingml/2006/wordprocessingDrawing" xmlns:w10="urn:schemas-microsoft-com:office:word" xmlns:w="http://schemas.openxmlformats.org/wordprocessingml/2006/main" xmlns:w14="http://schemas.microsoft.com/office/word/2010/wordml" xmlns:w15="http://schemas.microsoft.com/office/word/2012/wordml" xmlns:wpg="http://schemas.microsoft.com/office/word/2010/wordprocessingGroup" xmlns:wpi="http://schemas.microsoft.com/office/word/2010/wordprocessingInk" xmlns:wne="http://schemas.microsoft.com/office/word/2006/wordml" xmlns:wps="http://schemas.microsoft.com/office/word/2010/wordprocessingShape" mc:Ignorable="w14 w15 wp14">
   <w:footnote w:type="separator" w:id="-1">
     <w:p>
       <w:r>
@@ -11715,7 +13571,7 @@
 </file>
 
 <file path=word/header1.xml><?xml version="1.0" encoding="utf-8"?>
-<w:hdr xmlns:wpc="http://schemas.microsoft.com/office/word/2010/wordprocessingCanvas" xmlns:cx="http://schemas.microsoft.com/office/drawing/2014/chartex" xmlns:cx1="http://schemas.microsoft.com/office/drawing/2015/9/8/chartex" xmlns:cx2="http://schemas.microsoft.com/office/drawing/2015/10/21/chartex" xmlns:cx3="http://schemas.microsoft.com/office/drawing/2016/5/9/chartex" xmlns:cx4="http://schemas.microsoft.com/office/drawing/2016/5/10/chartex" xmlns:cx5="http://schemas.microsoft.com/office/drawing/2016/5/11/chartex" xmlns:cx6="http://schemas.microsoft.com/office/drawing/2016/5/12/chartex" xmlns:cx7="http://schemas.microsoft.com/office/drawing/2016/5/13/chartex" xmlns:cx8="http://schemas.microsoft.com/office/drawing/2016/5/14/chartex" xmlns:mc="http://schemas.openxmlformats.org/markup-compatibility/2006" xmlns:aink="http://schemas.microsoft.com/office/drawing/2016/ink" xmlns:am3d="http://schemas.microsoft.com/office/drawing/2017/model3d" xmlns:o="urn:schemas-microsoft-com:office:office" xmlns:oel="http://schemas.microsoft.com/office/2019/extlst" xmlns:r="http://schemas.openxmlformats.org/officeDocument/2006/relationships" xmlns:m="http://schemas.openxmlformats.org/officeDocument/2006/math" xmlns:v="urn:schemas-microsoft-com:vml" xmlns:wp14="http://schemas.microsoft.com/office/word/2010/wordprocessingDrawing" xmlns:wp="http://schemas.openxmlformats.org/drawingml/2006/wordprocessingDrawing" xmlns:w10="urn:schemas-microsoft-com:office:word" xmlns:w="http://schemas.openxmlformats.org/wordprocessingml/2006/main" xmlns:w14="http://schemas.microsoft.com/office/word/2010/wordml" xmlns:w15="http://schemas.microsoft.com/office/word/2012/wordml" xmlns:w16cex="http://schemas.microsoft.com/office/word/2018/wordml/cex" xmlns:w16cid="http://schemas.microsoft.com/office/word/2016/wordml/cid" xmlns:w16="http://schemas.microsoft.com/office/word/2018/wordml" xmlns:w16sdtdh="http://schemas.microsoft.com/office/word/2020/wordml/sdtdatahash" xmlns:w16se="http://schemas.microsoft.com/office/word/2015/wordml/symex" xmlns:wpg="http://schemas.microsoft.com/office/word/2010/wordprocessingGroup" xmlns:wpi="http://schemas.microsoft.com/office/word/2010/wordprocessingInk" xmlns:wne="http://schemas.microsoft.com/office/word/2006/wordml" xmlns:wps="http://schemas.microsoft.com/office/word/2010/wordprocessingShape" mc:Ignorable="w14 w15 w16se w16cid w16 w16cex w16sdtdh wp14">
+<w:hdr xmlns:wpc="http://schemas.microsoft.com/office/word/2010/wordprocessingCanvas" xmlns:mc="http://schemas.openxmlformats.org/markup-compatibility/2006" xmlns:o="urn:schemas-microsoft-com:office:office" xmlns:r="http://schemas.openxmlformats.org/officeDocument/2006/relationships" xmlns:m="http://schemas.openxmlformats.org/officeDocument/2006/math" xmlns:v="urn:schemas-microsoft-com:vml" xmlns:wp14="http://schemas.microsoft.com/office/word/2010/wordprocessingDrawing" xmlns:wp="http://schemas.openxmlformats.org/drawingml/2006/wordprocessingDrawing" xmlns:w10="urn:schemas-microsoft-com:office:word" xmlns:w="http://schemas.openxmlformats.org/wordprocessingml/2006/main" xmlns:w14="http://schemas.microsoft.com/office/word/2010/wordml" xmlns:w15="http://schemas.microsoft.com/office/word/2012/wordml" xmlns:wpg="http://schemas.microsoft.com/office/word/2010/wordprocessingGroup" xmlns:wpi="http://schemas.microsoft.com/office/word/2010/wordprocessingInk" xmlns:wne="http://schemas.microsoft.com/office/word/2006/wordml" xmlns:wps="http://schemas.microsoft.com/office/word/2010/wordprocessingShape" mc:Ignorable="w14 w15 wp14">
   <w:p>
     <w:pPr>
       <w:pStyle w:val="Header"/>
@@ -11725,7 +13581,7 @@
 </file>
 
 <file path=word/header2.xml><?xml version="1.0" encoding="utf-8"?>
-<w:hdr xmlns:wpc="http://schemas.microsoft.com/office/word/2010/wordprocessingCanvas" xmlns:cx="http://schemas.microsoft.com/office/drawing/2014/chartex" xmlns:cx1="http://schemas.microsoft.com/office/drawing/2015/9/8/chartex" xmlns:cx2="http://schemas.microsoft.com/office/drawing/2015/10/21/chartex" xmlns:cx3="http://schemas.microsoft.com/office/drawing/2016/5/9/chartex" xmlns:cx4="http://schemas.microsoft.com/office/drawing/2016/5/10/chartex" xmlns:cx5="http://schemas.microsoft.com/office/drawing/2016/5/11/chartex" xmlns:cx6="http://schemas.microsoft.com/office/drawing/2016/5/12/chartex" xmlns:cx7="http://schemas.microsoft.com/office/drawing/2016/5/13/chartex" xmlns:cx8="http://schemas.microsoft.com/office/drawing/2016/5/14/chartex" xmlns:mc="http://schemas.openxmlformats.org/markup-compatibility/2006" xmlns:aink="http://schemas.microsoft.com/office/drawing/2016/ink" xmlns:am3d="http://schemas.microsoft.com/office/drawing/2017/model3d" xmlns:o="urn:schemas-microsoft-com:office:office" xmlns:oel="http://schemas.microsoft.com/office/2019/extlst" xmlns:r="http://schemas.openxmlformats.org/officeDocument/2006/relationships" xmlns:m="http://schemas.openxmlformats.org/officeDocument/2006/math" xmlns:v="urn:schemas-microsoft-com:vml" xmlns:wp14="http://schemas.microsoft.com/office/word/2010/wordprocessingDrawing" xmlns:wp="http://schemas.openxmlformats.org/drawingml/2006/wordprocessingDrawing" xmlns:w10="urn:schemas-microsoft-com:office:word" xmlns:w="http://schemas.openxmlformats.org/wordprocessingml/2006/main" xmlns:w14="http://schemas.microsoft.com/office/word/2010/wordml" xmlns:w15="http://schemas.microsoft.com/office/word/2012/wordml" xmlns:w16cex="http://schemas.microsoft.com/office/word/2018/wordml/cex" xmlns:w16cid="http://schemas.microsoft.com/office/word/2016/wordml/cid" xmlns:w16="http://schemas.microsoft.com/office/word/2018/wordml" xmlns:w16sdtdh="http://schemas.microsoft.com/office/word/2020/wordml/sdtdatahash" xmlns:w16se="http://schemas.microsoft.com/office/word/2015/wordml/symex" xmlns:wpg="http://schemas.microsoft.com/office/word/2010/wordprocessingGroup" xmlns:wpi="http://schemas.microsoft.com/office/word/2010/wordprocessingInk" xmlns:wne="http://schemas.microsoft.com/office/word/2006/wordml" xmlns:wps="http://schemas.microsoft.com/office/word/2010/wordprocessingShape" mc:Ignorable="w14 w15 w16se w16cid w16 w16cex w16sdtdh wp14">
+<w:hdr xmlns:wpc="http://schemas.microsoft.com/office/word/2010/wordprocessingCanvas" xmlns:mc="http://schemas.openxmlformats.org/markup-compatibility/2006" xmlns:o="urn:schemas-microsoft-com:office:office" xmlns:r="http://schemas.openxmlformats.org/officeDocument/2006/relationships" xmlns:m="http://schemas.openxmlformats.org/officeDocument/2006/math" xmlns:v="urn:schemas-microsoft-com:vml" xmlns:wp14="http://schemas.microsoft.com/office/word/2010/wordprocessingDrawing" xmlns:wp="http://schemas.openxmlformats.org/drawingml/2006/wordprocessingDrawing" xmlns:w10="urn:schemas-microsoft-com:office:word" xmlns:w="http://schemas.openxmlformats.org/wordprocessingml/2006/main" xmlns:w14="http://schemas.microsoft.com/office/word/2010/wordml" xmlns:w15="http://schemas.microsoft.com/office/word/2012/wordml" xmlns:wpg="http://schemas.microsoft.com/office/word/2010/wordprocessingGroup" xmlns:wpi="http://schemas.microsoft.com/office/word/2010/wordprocessingInk" xmlns:wne="http://schemas.microsoft.com/office/word/2006/wordml" xmlns:wps="http://schemas.microsoft.com/office/word/2010/wordprocessingShape" mc:Ignorable="w14 w15 wp14">
   <w:p>
     <w:pPr>
       <w:pStyle w:val="Header"/>
@@ -11735,7 +13591,7 @@
 </file>
 
 <file path=word/header3.xml><?xml version="1.0" encoding="utf-8"?>
-<w:hdr xmlns:wpc="http://schemas.microsoft.com/office/word/2010/wordprocessingCanvas" xmlns:cx="http://schemas.microsoft.com/office/drawing/2014/chartex" xmlns:cx1="http://schemas.microsoft.com/office/drawing/2015/9/8/chartex" xmlns:cx2="http://schemas.microsoft.com/office/drawing/2015/10/21/chartex" xmlns:cx3="http://schemas.microsoft.com/office/drawing/2016/5/9/chartex" xmlns:cx4="http://schemas.microsoft.com/office/drawing/2016/5/10/chartex" xmlns:cx5="http://schemas.microsoft.com/office/drawing/2016/5/11/chartex" xmlns:cx6="http://schemas.microsoft.com/office/drawing/2016/5/12/chartex" xmlns:cx7="http://schemas.microsoft.com/office/drawing/2016/5/13/chartex" xmlns:cx8="http://schemas.microsoft.com/office/drawing/2016/5/14/chartex" xmlns:mc="http://schemas.openxmlformats.org/markup-compatibility/2006" xmlns:aink="http://schemas.microsoft.com/office/drawing/2016/ink" xmlns:am3d="http://schemas.microsoft.com/office/drawing/2017/model3d" xmlns:o="urn:schemas-microsoft-com:office:office" xmlns:oel="http://schemas.microsoft.com/office/2019/extlst" xmlns:r="http://schemas.openxmlformats.org/officeDocument/2006/relationships" xmlns:m="http://schemas.openxmlformats.org/officeDocument/2006/math" xmlns:v="urn:schemas-microsoft-com:vml" xmlns:wp14="http://schemas.microsoft.com/office/word/2010/wordprocessingDrawing" xmlns:wp="http://schemas.openxmlformats.org/drawingml/2006/wordprocessingDrawing" xmlns:w10="urn:schemas-microsoft-com:office:word" xmlns:w="http://schemas.openxmlformats.org/wordprocessingml/2006/main" xmlns:w14="http://schemas.microsoft.com/office/word/2010/wordml" xmlns:w15="http://schemas.microsoft.com/office/word/2012/wordml" xmlns:w16cex="http://schemas.microsoft.com/office/word/2018/wordml/cex" xmlns:w16cid="http://schemas.microsoft.com/office/word/2016/wordml/cid" xmlns:w16="http://schemas.microsoft.com/office/word/2018/wordml" xmlns:w16sdtdh="http://schemas.microsoft.com/office/word/2020/wordml/sdtdatahash" xmlns:w16se="http://schemas.microsoft.com/office/word/2015/wordml/symex" xmlns:wpg="http://schemas.microsoft.com/office/word/2010/wordprocessingGroup" xmlns:wpi="http://schemas.microsoft.com/office/word/2010/wordprocessingInk" xmlns:wne="http://schemas.microsoft.com/office/word/2006/wordml" xmlns:wps="http://schemas.microsoft.com/office/word/2010/wordprocessingShape" mc:Ignorable="w14 w15 w16se w16cid w16 w16cex w16sdtdh wp14">
+<w:hdr xmlns:wpc="http://schemas.microsoft.com/office/word/2010/wordprocessingCanvas" xmlns:mc="http://schemas.openxmlformats.org/markup-compatibility/2006" xmlns:o="urn:schemas-microsoft-com:office:office" xmlns:r="http://schemas.openxmlformats.org/officeDocument/2006/relationships" xmlns:m="http://schemas.openxmlformats.org/officeDocument/2006/math" xmlns:v="urn:schemas-microsoft-com:vml" xmlns:wp14="http://schemas.microsoft.com/office/word/2010/wordprocessingDrawing" xmlns:wp="http://schemas.openxmlformats.org/drawingml/2006/wordprocessingDrawing" xmlns:w10="urn:schemas-microsoft-com:office:word" xmlns:w="http://schemas.openxmlformats.org/wordprocessingml/2006/main" xmlns:w14="http://schemas.microsoft.com/office/word/2010/wordml" xmlns:w15="http://schemas.microsoft.com/office/word/2012/wordml" xmlns:wpg="http://schemas.microsoft.com/office/word/2010/wordprocessingGroup" xmlns:wpi="http://schemas.microsoft.com/office/word/2010/wordprocessingInk" xmlns:wne="http://schemas.microsoft.com/office/word/2006/wordml" xmlns:wps="http://schemas.microsoft.com/office/word/2010/wordprocessingShape" mc:Ignorable="w14 w15 wp14">
   <w:p>
     <w:pPr>
       <w:pStyle w:val="Header"/>
@@ -11745,7 +13601,7 @@
 </file>
 
 <file path=word/numbering.xml><?xml version="1.0" encoding="utf-8"?>
-<w:numbering xmlns:wpc="http://schemas.microsoft.com/office/word/2010/wordprocessingCanvas" xmlns:cx="http://schemas.microsoft.com/office/drawing/2014/chartex" xmlns:cx1="http://schemas.microsoft.com/office/drawing/2015/9/8/chartex" xmlns:cx2="http://schemas.microsoft.com/office/drawing/2015/10/21/chartex" xmlns:cx3="http://schemas.microsoft.com/office/drawing/2016/5/9/chartex" xmlns:cx4="http://schemas.microsoft.com/office/drawing/2016/5/10/chartex" xmlns:cx5="http://schemas.microsoft.com/office/drawing/2016/5/11/chartex" xmlns:cx6="http://schemas.microsoft.com/office/drawing/2016/5/12/chartex" xmlns:cx7="http://schemas.microsoft.com/office/drawing/2016/5/13/chartex" xmlns:cx8="http://schemas.microsoft.com/office/drawing/2016/5/14/chartex" xmlns:mc="http://schemas.openxmlformats.org/markup-compatibility/2006" xmlns:aink="http://schemas.microsoft.com/office/drawing/2016/ink" xmlns:am3d="http://schemas.microsoft.com/office/drawing/2017/model3d" xmlns:o="urn:schemas-microsoft-com:office:office" xmlns:oel="http://schemas.microsoft.com/office/2019/extlst" xmlns:r="http://schemas.openxmlformats.org/officeDocument/2006/relationships" xmlns:m="http://schemas.openxmlformats.org/officeDocument/2006/math" xmlns:v="urn:schemas-microsoft-com:vml" xmlns:wp14="http://schemas.microsoft.com/office/word/2010/wordprocessingDrawing" xmlns:wp="http://schemas.openxmlformats.org/drawingml/2006/wordprocessingDrawing" xmlns:w10="urn:schemas-microsoft-com:office:word" xmlns:w="http://schemas.openxmlformats.org/wordprocessingml/2006/main" xmlns:w14="http://schemas.microsoft.com/office/word/2010/wordml" xmlns:w15="http://schemas.microsoft.com/office/word/2012/wordml" xmlns:w16cex="http://schemas.microsoft.com/office/word/2018/wordml/cex" xmlns:w16cid="http://schemas.microsoft.com/office/word/2016/wordml/cid" xmlns:w16="http://schemas.microsoft.com/office/word/2018/wordml" xmlns:w16sdtdh="http://schemas.microsoft.com/office/word/2020/wordml/sdtdatahash" xmlns:w16se="http://schemas.microsoft.com/office/word/2015/wordml/symex" xmlns:wpg="http://schemas.microsoft.com/office/word/2010/wordprocessingGroup" xmlns:wpi="http://schemas.microsoft.com/office/word/2010/wordprocessingInk" xmlns:wne="http://schemas.microsoft.com/office/word/2006/wordml" xmlns:wps="http://schemas.microsoft.com/office/word/2010/wordprocessingShape" mc:Ignorable="w14 w15 w16se w16cid w16 w16cex w16sdtdh wp14">
+<w:numbering xmlns:wpc="http://schemas.microsoft.com/office/word/2010/wordprocessingCanvas" xmlns:mc="http://schemas.openxmlformats.org/markup-compatibility/2006" xmlns:o="urn:schemas-microsoft-com:office:office" xmlns:r="http://schemas.openxmlformats.org/officeDocument/2006/relationships" xmlns:m="http://schemas.openxmlformats.org/officeDocument/2006/math" xmlns:v="urn:schemas-microsoft-com:vml" xmlns:wp14="http://schemas.microsoft.com/office/word/2010/wordprocessingDrawing" xmlns:wp="http://schemas.openxmlformats.org/drawingml/2006/wordprocessingDrawing" xmlns:w10="urn:schemas-microsoft-com:office:word" xmlns:w="http://schemas.openxmlformats.org/wordprocessingml/2006/main" xmlns:w14="http://schemas.microsoft.com/office/word/2010/wordml" xmlns:w15="http://schemas.microsoft.com/office/word/2012/wordml" xmlns:wpg="http://schemas.microsoft.com/office/word/2010/wordprocessingGroup" xmlns:wpi="http://schemas.microsoft.com/office/word/2010/wordprocessingInk" xmlns:wne="http://schemas.microsoft.com/office/word/2006/wordml" xmlns:wps="http://schemas.microsoft.com/office/word/2010/wordprocessingShape" mc:Ignorable="w14 w15 wp14">
   <w:abstractNum w:abstractNumId="0" w15:restartNumberingAfterBreak="0">
     <w:nsid w:val="04A55F1E"/>
     <w:multiLevelType w:val="singleLevel"/>
@@ -12075,13 +13931,13 @@
       </w:rPr>
     </w:lvl>
   </w:abstractNum>
-  <w:num w:numId="1" w16cid:durableId="1798373830">
+  <w:num w:numId="1">
     <w:abstractNumId w:val="6"/>
   </w:num>
-  <w:num w:numId="2" w16cid:durableId="2122528060">
+  <w:num w:numId="2">
     <w:abstractNumId w:val="0"/>
   </w:num>
-  <w:num w:numId="3" w16cid:durableId="612635864">
+  <w:num w:numId="3">
     <w:abstractNumId w:val="0"/>
     <w:lvlOverride w:ilvl="0">
       <w:lvl w:ilvl="0">
@@ -12096,7 +13952,7 @@
       </w:lvl>
     </w:lvlOverride>
   </w:num>
-  <w:num w:numId="4" w16cid:durableId="283510181">
+  <w:num w:numId="4">
     <w:abstractNumId w:val="0"/>
     <w:lvlOverride w:ilvl="0">
       <w:lvl w:ilvl="0">
@@ -12111,7 +13967,7 @@
       </w:lvl>
     </w:lvlOverride>
   </w:num>
-  <w:num w:numId="5" w16cid:durableId="276524274">
+  <w:num w:numId="5">
     <w:abstractNumId w:val="0"/>
     <w:lvlOverride w:ilvl="0">
       <w:lvl w:ilvl="0">
@@ -12126,7 +13982,7 @@
       </w:lvl>
     </w:lvlOverride>
   </w:num>
-  <w:num w:numId="6" w16cid:durableId="580413932">
+  <w:num w:numId="6">
     <w:abstractNumId w:val="0"/>
     <w:lvlOverride w:ilvl="0">
       <w:lvl w:ilvl="0">
@@ -12141,7 +13997,7 @@
       </w:lvl>
     </w:lvlOverride>
   </w:num>
-  <w:num w:numId="7" w16cid:durableId="554397065">
+  <w:num w:numId="7">
     <w:abstractNumId w:val="0"/>
     <w:lvlOverride w:ilvl="0">
       <w:lvl w:ilvl="0">
@@ -12156,7 +14012,7 @@
       </w:lvl>
     </w:lvlOverride>
   </w:num>
-  <w:num w:numId="8" w16cid:durableId="1281688715">
+  <w:num w:numId="8">
     <w:abstractNumId w:val="0"/>
     <w:lvlOverride w:ilvl="0">
       <w:lvl w:ilvl="0">
@@ -12171,7 +14027,7 @@
       </w:lvl>
     </w:lvlOverride>
   </w:num>
-  <w:num w:numId="9" w16cid:durableId="812218500">
+  <w:num w:numId="9">
     <w:abstractNumId w:val="0"/>
     <w:lvlOverride w:ilvl="0">
       <w:lvl w:ilvl="0">
@@ -12186,7 +14042,7 @@
       </w:lvl>
     </w:lvlOverride>
   </w:num>
-  <w:num w:numId="10" w16cid:durableId="707604814">
+  <w:num w:numId="10">
     <w:abstractNumId w:val="0"/>
     <w:lvlOverride w:ilvl="0">
       <w:lvl w:ilvl="0">
@@ -12201,7 +14057,7 @@
       </w:lvl>
     </w:lvlOverride>
   </w:num>
-  <w:num w:numId="11" w16cid:durableId="973101190">
+  <w:num w:numId="11">
     <w:abstractNumId w:val="0"/>
     <w:lvlOverride w:ilvl="0">
       <w:lvl w:ilvl="0">
@@ -12216,7 +14072,7 @@
       </w:lvl>
     </w:lvlOverride>
   </w:num>
-  <w:num w:numId="12" w16cid:durableId="160708258">
+  <w:num w:numId="12">
     <w:abstractNumId w:val="0"/>
     <w:lvlOverride w:ilvl="0">
       <w:lvl w:ilvl="0">
@@ -12231,7 +14087,7 @@
       </w:lvl>
     </w:lvlOverride>
   </w:num>
-  <w:num w:numId="13" w16cid:durableId="2134011680">
+  <w:num w:numId="13">
     <w:abstractNumId w:val="0"/>
     <w:lvlOverride w:ilvl="0">
       <w:lvl w:ilvl="0">
@@ -12246,7 +14102,7 @@
       </w:lvl>
     </w:lvlOverride>
   </w:num>
-  <w:num w:numId="14" w16cid:durableId="755521078">
+  <w:num w:numId="14">
     <w:abstractNumId w:val="0"/>
     <w:lvlOverride w:ilvl="0">
       <w:lvl w:ilvl="0">
@@ -12261,7 +14117,7 @@
       </w:lvl>
     </w:lvlOverride>
   </w:num>
-  <w:num w:numId="15" w16cid:durableId="551699307">
+  <w:num w:numId="15">
     <w:abstractNumId w:val="0"/>
     <w:lvlOverride w:ilvl="0">
       <w:lvl w:ilvl="0">
@@ -12276,7 +14132,7 @@
       </w:lvl>
     </w:lvlOverride>
   </w:num>
-  <w:num w:numId="16" w16cid:durableId="1763339088">
+  <w:num w:numId="16">
     <w:abstractNumId w:val="0"/>
     <w:lvlOverride w:ilvl="0">
       <w:lvl w:ilvl="0">
@@ -12291,26 +14147,26 @@
       </w:lvl>
     </w:lvlOverride>
   </w:num>
-  <w:num w:numId="17" w16cid:durableId="1432971294">
+  <w:num w:numId="17">
     <w:abstractNumId w:val="1"/>
   </w:num>
-  <w:num w:numId="18" w16cid:durableId="247924807">
+  <w:num w:numId="18">
     <w:abstractNumId w:val="3"/>
   </w:num>
-  <w:num w:numId="19" w16cid:durableId="854878514">
+  <w:num w:numId="19">
     <w:abstractNumId w:val="2"/>
   </w:num>
-  <w:num w:numId="20" w16cid:durableId="1548562881">
+  <w:num w:numId="20">
     <w:abstractNumId w:val="5"/>
   </w:num>
-  <w:num w:numId="21" w16cid:durableId="1683898010">
+  <w:num w:numId="21">
     <w:abstractNumId w:val="4"/>
   </w:num>
 </w:numbering>
 </file>
 
 <file path=word/styles.xml><?xml version="1.0" encoding="utf-8"?>
-<w:styles xmlns:mc="http://schemas.openxmlformats.org/markup-compatibility/2006" xmlns:r="http://schemas.openxmlformats.org/officeDocument/2006/relationships" xmlns:w="http://schemas.openxmlformats.org/wordprocessingml/2006/main" xmlns:w14="http://schemas.microsoft.com/office/word/2010/wordml" xmlns:w15="http://schemas.microsoft.com/office/word/2012/wordml" xmlns:w16cex="http://schemas.microsoft.com/office/word/2018/wordml/cex" xmlns:w16cid="http://schemas.microsoft.com/office/word/2016/wordml/cid" xmlns:w16="http://schemas.microsoft.com/office/word/2018/wordml" xmlns:w16sdtdh="http://schemas.microsoft.com/office/word/2020/wordml/sdtdatahash" xmlns:w16se="http://schemas.microsoft.com/office/word/2015/wordml/symex" mc:Ignorable="w14 w15 w16se w16cid w16 w16cex w16sdtdh">
+<w:styles xmlns:mc="http://schemas.openxmlformats.org/markup-compatibility/2006" xmlns:r="http://schemas.openxmlformats.org/officeDocument/2006/relationships" xmlns:w="http://schemas.openxmlformats.org/wordprocessingml/2006/main" xmlns:w14="http://schemas.microsoft.com/office/word/2010/wordml" xmlns:w15="http://schemas.microsoft.com/office/word/2012/wordml" mc:Ignorable="w14 w15">
   <w:docDefaults>
     <w:rPrDefault>
       <w:rPr>
@@ -12320,7 +14176,7 @@
     </w:rPrDefault>
     <w:pPrDefault/>
   </w:docDefaults>
-  <w:latentStyles w:defLockedState="0" w:defUIPriority="99" w:defSemiHidden="0" w:defUnhideWhenUsed="0" w:defQFormat="0" w:count="376">
+  <w:latentStyles w:defLockedState="0" w:defUIPriority="99" w:defSemiHidden="0" w:defUnhideWhenUsed="0" w:defQFormat="0" w:count="371">
     <w:lsdException w:name="Normal" w:uiPriority="0" w:qFormat="1"/>
     <w:lsdException w:name="heading 1" w:uiPriority="9" w:qFormat="1"/>
     <w:lsdException w:name="heading 2" w:uiPriority="9" w:qFormat="1"/>
@@ -12692,11 +14548,6 @@
     <w:lsdException w:name="List Table 5 Dark Accent 6" w:uiPriority="50"/>
     <w:lsdException w:name="List Table 6 Colorful Accent 6" w:uiPriority="51"/>
     <w:lsdException w:name="List Table 7 Colorful Accent 6" w:uiPriority="52"/>
-    <w:lsdException w:name="Mention" w:semiHidden="1" w:unhideWhenUsed="1"/>
-    <w:lsdException w:name="Smart Hyperlink" w:semiHidden="1" w:unhideWhenUsed="1"/>
-    <w:lsdException w:name="Hashtag" w:semiHidden="1" w:unhideWhenUsed="1"/>
-    <w:lsdException w:name="Unresolved Mention" w:semiHidden="1" w:unhideWhenUsed="1"/>
-    <w:lsdException w:name="Smart Link" w:semiHidden="1" w:unhideWhenUsed="1"/>
   </w:latentStyles>
   <w:style w:type="paragraph" w:default="1" w:styleId="Normal">
     <w:name w:val="Normal"/>
@@ -13183,7 +15034,7 @@
 </file>
 
 <file path=customXml/itemProps1.xml><?xml version="1.0" encoding="utf-8"?>
-<ds:datastoreItem xmlns:ds="http://schemas.openxmlformats.org/officeDocument/2006/customXml" ds:itemID="{8B534C58-9764-4F4D-9E7C-D866DFDAB10A}">
+<ds:datastoreItem xmlns:ds="http://schemas.openxmlformats.org/officeDocument/2006/customXml" ds:itemID="{20FE69FD-B444-4C59-A6AE-89F49C130CB1}">
   <ds:schemaRefs>
     <ds:schemaRef ds:uri="http://schemas.openxmlformats.org/officeDocument/2006/bibliography"/>
   </ds:schemaRefs>
